--- a/docs/Báo Cáo Hệ Thống Nhúng.docx
+++ b/docs/Báo Cáo Hệ Thống Nhúng.docx
@@ -1,6 +1,6 @@
 
 <file path=word/document.xml><?xml version="1.0" encoding="utf-8"?>
-<w:document xmlns:wpc="http://schemas.microsoft.com/office/word/2010/wordprocessingCanvas" xmlns:cx="http://schemas.microsoft.com/office/drawing/2014/chartex" xmlns:cx1="http://schemas.microsoft.com/office/drawing/2015/9/8/chartex" xmlns:cx2="http://schemas.microsoft.com/office/drawing/2015/10/21/chartex" xmlns:cx3="http://schemas.microsoft.com/office/drawing/2016/5/9/chartex" xmlns:cx4="http://schemas.microsoft.com/office/drawing/2016/5/10/chartex" xmlns:cx5="http://schemas.microsoft.com/office/drawing/2016/5/11/chartex" xmlns:cx6="http://schemas.microsoft.com/office/drawing/2016/5/12/chartex" xmlns:cx7="http://schemas.microsoft.com/office/drawing/2016/5/13/chartex" xmlns:cx8="http://schemas.microsoft.com/office/drawing/2016/5/14/chartex" xmlns:mc="http://schemas.openxmlformats.org/markup-compatibility/2006" xmlns:aink="http://schemas.microsoft.com/office/drawing/2016/ink" xmlns:am3d="http://schemas.microsoft.com/office/drawing/2017/model3d" xmlns:o="urn:schemas-microsoft-com:office:office" xmlns:oel="http://schemas.microsoft.com/office/2019/extlst" xmlns:r="http://schemas.openxmlformats.org/officeDocument/2006/relationships" xmlns:m="http://schemas.openxmlformats.org/officeDocument/2006/math" xmlns:v="urn:schemas-microsoft-com:vml" xmlns:wp14="http://schemas.microsoft.com/office/word/2010/wordprocessingDrawing" xmlns:wp="http://schemas.openxmlformats.org/drawingml/2006/wordprocessingDrawing" xmlns:w10="urn:schemas-microsoft-com:office:word" xmlns:w="http://schemas.openxmlformats.org/wordprocessingml/2006/main" xmlns:w14="http://schemas.microsoft.com/office/word/2010/wordml" xmlns:w15="http://schemas.microsoft.com/office/word/2012/wordml" xmlns:w16cex="http://schemas.microsoft.com/office/word/2018/wordml/cex" xmlns:w16cid="http://schemas.microsoft.com/office/word/2016/wordml/cid" xmlns:w16="http://schemas.microsoft.com/office/word/2018/wordml" xmlns:w16du="http://schemas.microsoft.com/office/word/2023/wordml/word16du" xmlns:w16sdtdh="http://schemas.microsoft.com/office/word/2020/wordml/sdtdatahash" xmlns:w16sdtfl="http://schemas.microsoft.com/office/word/2024/wordml/sdtformatlock" xmlns:w16se="http://schemas.microsoft.com/office/word/2015/wordml/symex" xmlns:wpg="http://schemas.microsoft.com/office/word/2010/wordprocessingGroup" xmlns:wpi="http://schemas.microsoft.com/office/word/2010/wordprocessingInk" xmlns:wne="http://schemas.microsoft.com/office/word/2006/wordml" xmlns:wps="http://schemas.microsoft.com/office/word/2010/wordprocessingShape" mc:Ignorable="w14 w15 w16se w16cid w16 w16cex w16sdtdh w16sdtfl w16du wp14">
+<w:document xmlns:wpc="http://schemas.microsoft.com/office/word/2010/wordprocessingCanvas" xmlns:mc="http://schemas.openxmlformats.org/markup-compatibility/2006" xmlns:o="urn:schemas-microsoft-com:office:office" xmlns:r="http://schemas.openxmlformats.org/officeDocument/2006/relationships" xmlns:m="http://schemas.openxmlformats.org/officeDocument/2006/math" xmlns:v="urn:schemas-microsoft-com:vml" xmlns:wp14="http://schemas.microsoft.com/office/word/2010/wordprocessingDrawing" xmlns:wp="http://schemas.openxmlformats.org/drawingml/2006/wordprocessingDrawing" xmlns:w10="urn:schemas-microsoft-com:office:word" xmlns:w="http://schemas.openxmlformats.org/wordprocessingml/2006/main" xmlns:w14="http://schemas.microsoft.com/office/word/2010/wordml" xmlns:wpg="http://schemas.microsoft.com/office/word/2010/wordprocessingGroup" xmlns:wpi="http://schemas.microsoft.com/office/word/2010/wordprocessingInk" xmlns:wne="http://schemas.microsoft.com/office/word/2006/wordml" xmlns:wps="http://schemas.microsoft.com/office/word/2010/wordprocessingShape" mc:Ignorable="w14 wp14">
   <w:body>
     <w:p>
       <w:pPr>
@@ -11,14 +11,13 @@
       <w:r>
         <w:rPr>
           <w:noProof/>
-          <w:lang w:eastAsia="vi-VN"/>
         </w:rPr>
         <mc:AlternateContent>
           <mc:Choice Requires="wpg">
             <w:drawing>
-              <wp:inline distT="0" distB="0" distL="0" distR="0" wp14:anchorId="0B7187E2" wp14:editId="65B289A1">
-                <wp:extent cx="5974739" cy="8283582"/>
-                <wp:effectExtent l="19050" t="19050" r="26035" b="22225"/>
+              <wp:inline distT="0" distB="0" distL="0" distR="0" wp14:anchorId="0B7187E2" wp14:editId="59DBD49E">
+                <wp:extent cx="5974739" cy="9270124"/>
+                <wp:effectExtent l="19050" t="19050" r="26035" b="26670"/>
                 <wp:docPr id="6" name="Group 6"/>
                 <wp:cNvGraphicFramePr/>
                 <a:graphic xmlns:a="http://schemas.openxmlformats.org/drawingml/2006/main">
@@ -28,7 +27,7 @@
                       <wpg:grpSpPr>
                         <a:xfrm>
                           <a:off x="0" y="0"/>
-                          <a:ext cx="5974739" cy="8283582"/>
+                          <a:ext cx="5974739" cy="9270124"/>
                           <a:chOff x="0" y="-49979"/>
                           <a:chExt cx="6058027" cy="9296402"/>
                         </a:xfrm>
@@ -256,7 +255,7 @@
                           <pic:cNvPicPr/>
                         </pic:nvPicPr>
                         <pic:blipFill>
-                          <a:blip r:embed="rId8"/>
+                          <a:blip r:embed="rId9"/>
                           <a:stretch>
                             <a:fillRect/>
                           </a:stretch>
@@ -641,7 +640,7 @@
                           <pic:cNvPicPr/>
                         </pic:nvPicPr>
                         <pic:blipFill>
-                          <a:blip r:embed="rId9" cstate="print">
+                          <a:blip r:embed="rId10" cstate="print">
                             <a:extLst>
                               <a:ext uri="{28A0092B-C50C-407E-A947-70E740481C1C}">
                                 <a14:useLocalDpi xmlns:a14="http://schemas.microsoft.com/office/drawing/2010/main" val="0"/>
@@ -725,8 +724,8 @@
                         <wps:cNvSpPr/>
                         <wps:spPr>
                           <a:xfrm>
-                            <a:off x="1046646" y="4956434"/>
-                            <a:ext cx="4034567" cy="3314372"/>
+                            <a:off x="1046642" y="4956221"/>
+                            <a:ext cx="4034567" cy="3906641"/>
                           </a:xfrm>
                           <a:prstGeom prst="rect">
                             <a:avLst/>
@@ -887,6 +886,30 @@
                                   <w:sz w:val="24"/>
                                   <w:szCs w:val="24"/>
                                 </w:rPr>
+                              </w:pPr>
+                            </w:p>
+                            <w:p>
+                              <w:pPr>
+                                <w:spacing w:after="0"/>
+                                <w:ind w:left="1440" w:firstLine="720"/>
+                              </w:pPr>
+                            </w:p>
+                            <w:p>
+                              <w:pPr>
+                                <w:spacing w:after="0"/>
+                                <w:ind w:left="1440" w:firstLine="720"/>
+                              </w:pPr>
+                            </w:p>
+                            <w:p>
+                              <w:pPr>
+                                <w:spacing w:after="0"/>
+                                <w:ind w:left="1440" w:firstLine="720"/>
+                              </w:pPr>
+                            </w:p>
+                            <w:p>
+                              <w:pPr>
+                                <w:spacing w:after="0"/>
+                                <w:ind w:left="1440" w:firstLine="720"/>
                               </w:pPr>
                             </w:p>
                             <w:p>
@@ -2020,8 +2043,8 @@
           </mc:Choice>
           <mc:Fallback>
             <w:pict>
-              <v:group w14:anchorId="0B7187E2" id="Group 6" o:spid="_x0000_s1026" style="width:470.45pt;height:652.25pt;mso-position-horizontal-relative:char;mso-position-vertical-relative:line" coordorigin=",-499" coordsize="60580,92964" o:gfxdata="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">
-                <v:rect id="Rectangle 7" o:spid="_x0000_s1027" style="position:absolute;left:1056;top:3768;width:3959;height:1905;visibility:visible;mso-wrap-style:square;v-text-anchor:top" o:gfxdata="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" filled="f" stroked="f">
+              <v:group id="Group 6" o:spid="_x0000_s1026" style="width:470.45pt;height:729.95pt;mso-position-horizontal-relative:char;mso-position-vertical-relative:line" coordorigin=",-499" coordsize="60580,92964" o:gfxdata="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">
+                <v:rect id="Rectangle 7" o:spid="_x0000_s1027" style="position:absolute;left:1056;top:3768;width:3959;height:1905;visibility:visible;mso-wrap-style:square;v-text-anchor:top" o:gfxdata="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" filled="f" stroked="f">
                   <v:textbox inset="0,0,0,0">
                     <w:txbxContent>
                       <w:p>
@@ -2035,7 +2058,7 @@
                     </w:txbxContent>
                   </v:textbox>
                 </v:rect>
-                <v:rect id="Rectangle 8" o:spid="_x0000_s1028" style="position:absolute;left:4028;top:3498;width:563;height:2260;visibility:visible;mso-wrap-style:square;v-text-anchor:top" o:gfxdata="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" filled="f" stroked="f">
+                <v:rect id="Rectangle 8" o:spid="_x0000_s1028" style="position:absolute;left:4028;top:3498;width:563;height:2260;visibility:visible;mso-wrap-style:square;v-text-anchor:top" o:gfxdata="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" filled="f" stroked="f">
                   <v:textbox inset="0,0,0,0">
                     <w:txbxContent>
                       <w:p>
@@ -2049,7 +2072,7 @@
                     </w:txbxContent>
                   </v:textbox>
                 </v:rect>
-                <v:rect id="Rectangle 9" o:spid="_x0000_s1029" style="position:absolute;left:4454;top:3768;width:30179;height:1905;visibility:visible;mso-wrap-style:square;v-text-anchor:top" o:gfxdata="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" filled="f" stroked="f">
+                <v:rect id="Rectangle 9" o:spid="_x0000_s1029" style="position:absolute;left:4454;top:3768;width:30179;height:1905;visibility:visible;mso-wrap-style:square;v-text-anchor:top" o:gfxdata="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" filled="f" stroked="f">
                   <v:textbox inset="0,0,0,0">
                     <w:txbxContent>
                       <w:p>
@@ -2063,7 +2086,7 @@
                     </w:txbxContent>
                   </v:textbox>
                 </v:rect>
-                <v:rect id="Rectangle 10" o:spid="_x0000_s1030" style="position:absolute;left:27151;top:3686;width:506;height:2059;visibility:visible;mso-wrap-style:square;v-text-anchor:top" o:gfxdata="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" filled="f" stroked="f">
+                <v:rect id="Rectangle 10" o:spid="_x0000_s1030" style="position:absolute;left:27151;top:3686;width:506;height:2059;visibility:visible;mso-wrap-style:square;v-text-anchor:top" o:gfxdata="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" filled="f" stroked="f">
                   <v:textbox inset="0,0,0,0">
                     <w:txbxContent>
                       <w:p>
@@ -2077,7 +2100,7 @@
                     </w:txbxContent>
                   </v:textbox>
                 </v:rect>
-                <v:rect id="Rectangle 11" o:spid="_x0000_s1031" style="position:absolute;left:29119;top:3686;width:507;height:2059;visibility:visible;mso-wrap-style:square;v-text-anchor:top" o:gfxdata="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" filled="f" stroked="f">
+                <v:rect id="Rectangle 11" o:spid="_x0000_s1031" style="position:absolute;left:29119;top:3686;width:507;height:2059;visibility:visible;mso-wrap-style:square;v-text-anchor:top" o:gfxdata="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" filled="f" stroked="f">
                   <v:textbox inset="0,0,0,0">
                     <w:txbxContent>
                       <w:p>
@@ -2091,7 +2114,7 @@
                     </w:txbxContent>
                   </v:textbox>
                 </v:rect>
-                <v:rect id="Rectangle 12" o:spid="_x0000_s1032" style="position:absolute;left:1056;top:5880;width:507;height:2060;visibility:visible;mso-wrap-style:square;v-text-anchor:top" o:gfxdata="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" filled="f" stroked="f">
+                <v:rect id="Rectangle 12" o:spid="_x0000_s1032" style="position:absolute;left:1056;top:5880;width:507;height:2060;visibility:visible;mso-wrap-style:square;v-text-anchor:top" o:gfxdata="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" filled="f" stroked="f">
                   <v:textbox inset="0,0,0,0">
                     <w:txbxContent>
                       <w:p>
@@ -2105,7 +2128,7 @@
                     </w:txbxContent>
                   </v:textbox>
                 </v:rect>
-                <v:rect id="Rectangle 13" o:spid="_x0000_s1033" style="position:absolute;left:29119;top:5880;width:507;height:2060;visibility:visible;mso-wrap-style:square;v-text-anchor:top" o:gfxdata="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" filled="f" stroked="f">
+                <v:rect id="Rectangle 13" o:spid="_x0000_s1033" style="position:absolute;left:29119;top:5880;width:507;height:2060;visibility:visible;mso-wrap-style:square;v-text-anchor:top" o:gfxdata="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" filled="f" stroked="f">
                   <v:textbox inset="0,0,0,0">
                     <w:txbxContent>
                       <w:p>
@@ -2138,14 +2161,14 @@
                   <v:path o:extrusionok="f" gradientshapeok="t" o:connecttype="rect"/>
                   <o:lock v:ext="edit" aspectratio="t"/>
                 </v:shapetype>
-                <v:shape id="Picture 14" o:spid="_x0000_s1034" type="#_x0000_t75" style="position:absolute;left:382;top:-499;width:60198;height:92582;visibility:visible;mso-wrap-style:square" o:gfxdata="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">
-                  <v:imagedata r:id="rId10" o:title=""/>
+                <v:shape id="Picture 14" o:spid="_x0000_s1034" type="#_x0000_t75" style="position:absolute;left:382;top:-499;width:60198;height:92582;visibility:visible;mso-wrap-style:square" o:gfxdata="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">
+                  <v:imagedata r:id="rId11" o:title=""/>
                 </v:shape>
-                <v:shape id="Shape 19" o:spid="_x0000_s1035" style="position:absolute;top:-499;width:60580;height:92963;visibility:visible;mso-wrap-style:square;v-text-anchor:top" coordsize="6058027,9296400" o:gfxdata="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" path="m,9296400r6058027,l6058027,,,,,9296400xe" filled="f" strokeweight="3pt">
+                <v:shape id="Shape 19" o:spid="_x0000_s1035" style="position:absolute;top:-499;width:60580;height:92963;visibility:visible;mso-wrap-style:square;v-text-anchor:top" coordsize="6058027,9296400" o:gfxdata="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" path="m,9296400r6058027,l6058027,,,,,9296400xe" filled="f" strokeweight="3pt">
                   <v:stroke miterlimit="83231f" joinstyle="miter" endcap="round"/>
                   <v:path arrowok="t" textboxrect="0,0,6058027,9296400"/>
                 </v:shape>
-                <v:rect id="Rectangle 16" o:spid="_x0000_s1036" style="position:absolute;left:1056;top:9036;width:1100;height:4451;visibility:visible;mso-wrap-style:square;v-text-anchor:top" o:gfxdata="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" filled="f" stroked="f">
+                <v:rect id="Rectangle 16" o:spid="_x0000_s1036" style="position:absolute;left:1056;top:9036;width:1100;height:4451;visibility:visible;mso-wrap-style:square;v-text-anchor:top" o:gfxdata="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" filled="f" stroked="f">
                   <v:textbox inset="0,0,0,0">
                     <w:txbxContent>
                       <w:p>
@@ -2161,7 +2184,7 @@
                     </w:txbxContent>
                   </v:textbox>
                 </v:rect>
-                <v:rect id="Rectangle 17" o:spid="_x0000_s1037" style="position:absolute;left:7864;top:3498;width:41992;height:8275;visibility:visible;mso-wrap-style:square;v-text-anchor:top" o:gfxdata="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" filled="f" stroked="f">
+                <v:rect id="Rectangle 17" o:spid="_x0000_s1037" style="position:absolute;left:7864;top:3498;width:41992;height:8275;visibility:visible;mso-wrap-style:square;v-text-anchor:top" o:gfxdata="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" filled="f" stroked="f">
                   <v:textbox inset="0,0,0,0">
                     <w:txbxContent>
                       <w:p>
@@ -2215,7 +2238,7 @@
                     </w:txbxContent>
                   </v:textbox>
                 </v:rect>
-                <v:rect id="Rectangle 18" o:spid="_x0000_s1038" style="position:absolute;left:41037;top:12618;width:547;height:2424;visibility:visible;mso-wrap-style:square;v-text-anchor:top" o:gfxdata="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" filled="f" stroked="f">
+                <v:rect id="Rectangle 18" o:spid="_x0000_s1038" style="position:absolute;left:41037;top:12618;width:547;height:2424;visibility:visible;mso-wrap-style:square;v-text-anchor:top" o:gfxdata="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" filled="f" stroked="f">
                   <v:textbox inset="0,0,0,0">
                     <w:txbxContent>
                       <w:p>
@@ -2226,7 +2249,7 @@
                     </w:txbxContent>
                   </v:textbox>
                 </v:rect>
-                <v:rect id="Rectangle 19" o:spid="_x0000_s1039" style="position:absolute;left:41463;top:12695;width:507;height:2059;visibility:visible;mso-wrap-style:square;v-text-anchor:top" o:gfxdata="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" filled="f" stroked="f">
+                <v:rect id="Rectangle 19" o:spid="_x0000_s1039" style="position:absolute;left:41463;top:12695;width:507;height:2059;visibility:visible;mso-wrap-style:square;v-text-anchor:top" o:gfxdata="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" filled="f" stroked="f">
                   <v:textbox inset="0,0,0,0">
                     <w:txbxContent>
                       <w:p>
@@ -2240,7 +2263,7 @@
                     </w:txbxContent>
                   </v:textbox>
                 </v:rect>
-                <v:rect id="Rectangle 20" o:spid="_x0000_s1040" style="position:absolute;left:40107;top:14585;width:507;height:2059;visibility:visible;mso-wrap-style:square;v-text-anchor:top" o:gfxdata="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" filled="f" stroked="f">
+                <v:rect id="Rectangle 20" o:spid="_x0000_s1040" style="position:absolute;left:40107;top:14585;width:507;height:2059;visibility:visible;mso-wrap-style:square;v-text-anchor:top" o:gfxdata="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" filled="f" stroked="f">
                   <v:textbox inset="0,0,0,0">
                     <w:txbxContent>
                       <w:p>
@@ -2254,7 +2277,7 @@
                     </w:txbxContent>
                   </v:textbox>
                 </v:rect>
-                <v:rect id="Rectangle 21" o:spid="_x0000_s1041" style="position:absolute;left:29348;top:16811;width:506;height:2244;visibility:visible;mso-wrap-style:square;v-text-anchor:top" o:gfxdata="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" filled="f" stroked="f">
+                <v:rect id="Rectangle 21" o:spid="_x0000_s1041" style="position:absolute;left:29348;top:16811;width:506;height:2244;visibility:visible;mso-wrap-style:square;v-text-anchor:top" o:gfxdata="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" filled="f" stroked="f">
                   <v:textbox inset="0,0,0,0">
                     <w:txbxContent>
                       <w:p>
@@ -2265,7 +2288,7 @@
                     </w:txbxContent>
                   </v:textbox>
                 </v:rect>
-                <v:rect id="Rectangle 22" o:spid="_x0000_s1042" style="position:absolute;left:29729;top:16978;width:506;height:2059;visibility:visible;mso-wrap-style:square;v-text-anchor:top" o:gfxdata="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" filled="f" stroked="f">
+                <v:rect id="Rectangle 22" o:spid="_x0000_s1042" style="position:absolute;left:29729;top:16978;width:506;height:2059;visibility:visible;mso-wrap-style:square;v-text-anchor:top" o:gfxdata="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" filled="f" stroked="f">
                   <v:textbox inset="0,0,0,0">
                     <w:txbxContent>
                       <w:p>
@@ -2279,7 +2302,7 @@
                     </w:txbxContent>
                   </v:textbox>
                 </v:rect>
-                <v:rect id="Rectangle 23" o:spid="_x0000_s1043" style="position:absolute;left:29348;top:19174;width:506;height:2243;visibility:visible;mso-wrap-style:square;v-text-anchor:top" o:gfxdata="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" filled="f" stroked="f">
+                <v:rect id="Rectangle 23" o:spid="_x0000_s1043" style="position:absolute;left:29348;top:19174;width:506;height:2243;visibility:visible;mso-wrap-style:square;v-text-anchor:top" o:gfxdata="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" filled="f" stroked="f">
                   <v:textbox inset="0,0,0,0">
                     <w:txbxContent>
                       <w:p>
@@ -2290,7 +2313,7 @@
                     </w:txbxContent>
                   </v:textbox>
                 </v:rect>
-                <v:rect id="Rectangle 24" o:spid="_x0000_s1044" style="position:absolute;left:29729;top:19340;width:506;height:2059;visibility:visible;mso-wrap-style:square;v-text-anchor:top" o:gfxdata="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" filled="f" stroked="f">
+                <v:rect id="Rectangle 24" o:spid="_x0000_s1044" style="position:absolute;left:29729;top:19340;width:506;height:2059;visibility:visible;mso-wrap-style:square;v-text-anchor:top" o:gfxdata="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" filled="f" stroked="f">
                   <v:textbox inset="0,0,0,0">
                     <w:txbxContent>
                       <w:p>
@@ -2304,10 +2327,10 @@
                     </w:txbxContent>
                   </v:textbox>
                 </v:rect>
-                <v:shape id="Picture 25" o:spid="_x0000_s1045" type="#_x0000_t75" style="position:absolute;left:20877;top:11121;width:19737;height:18537;visibility:visible;mso-wrap-style:square" o:gfxdata="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">
-                  <v:imagedata r:id="rId11" o:title=""/>
+                <v:shape id="Picture 25" o:spid="_x0000_s1045" type="#_x0000_t75" style="position:absolute;left:20877;top:11121;width:19737;height:18537;visibility:visible;mso-wrap-style:square" o:gfxdata="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">
+                  <v:imagedata r:id="rId12" o:title=""/>
                 </v:shape>
-                <v:rect id="Rectangle 26" o:spid="_x0000_s1046" style="position:absolute;left:35992;top:32741;width:507;height:2244;visibility:visible;mso-wrap-style:square;v-text-anchor:top" o:gfxdata="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" filled="f" stroked="f">
+                <v:rect id="Rectangle 26" o:spid="_x0000_s1046" style="position:absolute;left:35992;top:32741;width:507;height:2244;visibility:visible;mso-wrap-style:square;v-text-anchor:top" o:gfxdata="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" filled="f" stroked="f">
                   <v:textbox inset="0,0,0,0">
                     <w:txbxContent>
                       <w:p>
@@ -2318,7 +2341,7 @@
                     </w:txbxContent>
                   </v:textbox>
                 </v:rect>
-                <v:rect id="Rectangle 27" o:spid="_x0000_s1047" style="position:absolute;left:36373;top:32907;width:507;height:2059;visibility:visible;mso-wrap-style:square;v-text-anchor:top" o:gfxdata="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" filled="f" stroked="f">
+                <v:rect id="Rectangle 27" o:spid="_x0000_s1047" style="position:absolute;left:36373;top:32907;width:507;height:2059;visibility:visible;mso-wrap-style:square;v-text-anchor:top" o:gfxdata="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" filled="f" stroked="f">
                   <v:textbox inset="0,0,0,0">
                     <w:txbxContent>
                       <w:p>
@@ -2332,7 +2355,7 @@
                     </w:txbxContent>
                   </v:textbox>
                 </v:rect>
-                <v:rect id="Rectangle 28" o:spid="_x0000_s1048" style="position:absolute;left:10466;top:49564;width:40346;height:33144;visibility:visible;mso-wrap-style:square;v-text-anchor:top" o:gfxdata="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" filled="f" stroked="f">
+                <v:rect id="Rectangle 28" o:spid="_x0000_s1048" style="position:absolute;left:10466;top:49562;width:40346;height:39066;visibility:visible;mso-wrap-style:square;v-text-anchor:top" o:gfxdata="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" filled="f" stroked="f">
                   <v:textbox inset="0,0,0,0">
                     <w:txbxContent>
                       <w:p>
@@ -2492,6 +2515,30 @@
                           <w:spacing w:after="0"/>
                           <w:ind w:left="1440" w:firstLine="720"/>
                         </w:pPr>
+                      </w:p>
+                      <w:p>
+                        <w:pPr>
+                          <w:spacing w:after="0"/>
+                          <w:ind w:left="1440" w:firstLine="720"/>
+                        </w:pPr>
+                      </w:p>
+                      <w:p>
+                        <w:pPr>
+                          <w:spacing w:after="0"/>
+                          <w:ind w:left="1440" w:firstLine="720"/>
+                        </w:pPr>
+                      </w:p>
+                      <w:p>
+                        <w:pPr>
+                          <w:spacing w:after="0"/>
+                          <w:ind w:left="1440" w:firstLine="720"/>
+                        </w:pPr>
+                      </w:p>
+                      <w:p>
+                        <w:pPr>
+                          <w:spacing w:after="0"/>
+                          <w:ind w:left="1440" w:firstLine="720"/>
+                        </w:pPr>
                         <w:r>
                           <w:t xml:space="preserve">  </w:t>
                         </w:r>
@@ -2509,7 +2556,7 @@
                     </w:txbxContent>
                   </v:textbox>
                 </v:rect>
-                <v:rect id="Rectangle 29" o:spid="_x0000_s1049" style="position:absolute;left:5015;top:31074;width:50639;height:16458;visibility:visible;mso-wrap-style:square;v-text-anchor:top" o:gfxdata="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" filled="f" stroked="f">
+                <v:rect id="Rectangle 29" o:spid="_x0000_s1049" style="position:absolute;left:5015;top:31074;width:50639;height:16458;visibility:visible;mso-wrap-style:square;v-text-anchor:top" o:gfxdata="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" filled="f" stroked="f">
                   <v:textbox inset="0,0,0,0">
                     <w:txbxContent>
                       <w:p>
@@ -2598,7 +2645,7 @@
                     </w:txbxContent>
                   </v:textbox>
                 </v:rect>
-                <v:rect id="Rectangle 30" o:spid="_x0000_s1050" style="position:absolute;left:11571;top:39387;width:1127;height:4520;visibility:visible;mso-wrap-style:square;v-text-anchor:top" o:gfxdata="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" filled="f" stroked="f">
+                <v:rect id="Rectangle 30" o:spid="_x0000_s1050" style="position:absolute;left:11571;top:39387;width:1127;height:4520;visibility:visible;mso-wrap-style:square;v-text-anchor:top" o:gfxdata="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" filled="f" stroked="f">
                   <v:textbox inset="0,0,0,0">
                     <w:txbxContent>
                       <w:p>
@@ -2613,7 +2660,7 @@
                     </w:txbxContent>
                   </v:textbox>
                 </v:rect>
-                <v:rect id="Rectangle 31" o:spid="_x0000_s1051" style="position:absolute;left:20552;top:39387;width:1126;height:4520;visibility:visible;mso-wrap-style:square;v-text-anchor:top" o:gfxdata="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" filled="f" stroked="f">
+                <v:rect id="Rectangle 31" o:spid="_x0000_s1051" style="position:absolute;left:20552;top:39387;width:1126;height:4520;visibility:visible;mso-wrap-style:square;v-text-anchor:top" o:gfxdata="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" filled="f" stroked="f">
                   <v:textbox inset="0,0,0,0">
                     <w:txbxContent>
                       <w:p>
@@ -2628,7 +2675,7 @@
                     </w:txbxContent>
                   </v:textbox>
                 </v:rect>
-                <v:rect id="Rectangle 32" o:spid="_x0000_s1052" style="position:absolute;left:36632;top:39387;width:1127;height:4520;visibility:visible;mso-wrap-style:square;v-text-anchor:top" o:gfxdata="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" filled="f" stroked="f">
+                <v:rect id="Rectangle 32" o:spid="_x0000_s1052" style="position:absolute;left:36632;top:39387;width:1127;height:4520;visibility:visible;mso-wrap-style:square;v-text-anchor:top" o:gfxdata="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" filled="f" stroked="f">
                   <v:textbox inset="0,0,0,0">
                     <w:txbxContent>
                       <w:p>
@@ -2643,7 +2690,7 @@
                     </w:txbxContent>
                   </v:textbox>
                 </v:rect>
-                <v:rect id="Rectangle 33" o:spid="_x0000_s1053" style="position:absolute;left:44252;top:39387;width:1127;height:4520;visibility:visible;mso-wrap-style:square;v-text-anchor:top" o:gfxdata="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" filled="f" stroked="f">
+                <v:rect id="Rectangle 33" o:spid="_x0000_s1053" style="position:absolute;left:44252;top:39387;width:1127;height:4520;visibility:visible;mso-wrap-style:square;v-text-anchor:top" o:gfxdata="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" filled="f" stroked="f">
                   <v:textbox inset="0,0,0,0">
                     <w:txbxContent>
                       <w:p>
@@ -2658,7 +2705,7 @@
                     </w:txbxContent>
                   </v:textbox>
                 </v:rect>
-                <v:rect id="Rectangle 34" o:spid="_x0000_s1054" style="position:absolute;left:53583;top:39387;width:1126;height:4520;visibility:visible;mso-wrap-style:square;v-text-anchor:top" o:gfxdata="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" filled="f" stroked="f">
+                <v:rect id="Rectangle 34" o:spid="_x0000_s1054" style="position:absolute;left:53583;top:39387;width:1126;height:4520;visibility:visible;mso-wrap-style:square;v-text-anchor:top" o:gfxdata="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" filled="f" stroked="f">
                   <v:textbox inset="0,0,0,0">
                     <w:txbxContent>
                       <w:p>
@@ -2673,7 +2720,7 @@
                     </w:txbxContent>
                   </v:textbox>
                 </v:rect>
-                <v:rect id="Rectangle 35" o:spid="_x0000_s1055" style="position:absolute;left:29348;top:43318;width:1013;height:2243;visibility:visible;mso-wrap-style:square;v-text-anchor:top" o:gfxdata="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" filled="f" stroked="f">
+                <v:rect id="Rectangle 35" o:spid="_x0000_s1055" style="position:absolute;left:29348;top:43318;width:1013;height:2243;visibility:visible;mso-wrap-style:square;v-text-anchor:top" o:gfxdata="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" filled="f" stroked="f">
                   <v:textbox inset="0,0,0,0">
                     <w:txbxContent>
                       <w:p>
@@ -2684,7 +2731,7 @@
                     </w:txbxContent>
                   </v:textbox>
                 </v:rect>
-                <v:rect id="Rectangle 36" o:spid="_x0000_s1056" style="position:absolute;left:30110;top:43484;width:506;height:2059;visibility:visible;mso-wrap-style:square;v-text-anchor:top" o:gfxdata="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" filled="f" stroked="f">
+                <v:rect id="Rectangle 36" o:spid="_x0000_s1056" style="position:absolute;left:30110;top:43484;width:506;height:2059;visibility:visible;mso-wrap-style:square;v-text-anchor:top" o:gfxdata="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" filled="f" stroked="f">
                   <v:textbox inset="0,0,0,0">
                     <w:txbxContent>
                       <w:p>
@@ -2698,7 +2745,7 @@
                     </w:txbxContent>
                   </v:textbox>
                 </v:rect>
-                <v:rect id="Rectangle 37" o:spid="_x0000_s1057" style="position:absolute;left:29348;top:45695;width:506;height:2244;visibility:visible;mso-wrap-style:square;v-text-anchor:top" o:gfxdata="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" filled="f" stroked="f">
+                <v:rect id="Rectangle 37" o:spid="_x0000_s1057" style="position:absolute;left:29348;top:45695;width:506;height:2244;visibility:visible;mso-wrap-style:square;v-text-anchor:top" o:gfxdata="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" filled="f" stroked="f">
                   <v:textbox inset="0,0,0,0">
                     <w:txbxContent>
                       <w:p>
@@ -2709,7 +2756,7 @@
                     </w:txbxContent>
                   </v:textbox>
                 </v:rect>
-                <v:rect id="Rectangle 38" o:spid="_x0000_s1058" style="position:absolute;left:29729;top:45861;width:506;height:2059;visibility:visible;mso-wrap-style:square;v-text-anchor:top" o:gfxdata="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" filled="f" stroked="f">
+                <v:rect id="Rectangle 38" o:spid="_x0000_s1058" style="position:absolute;left:29729;top:45861;width:506;height:2059;visibility:visible;mso-wrap-style:square;v-text-anchor:top" o:gfxdata="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" filled="f" stroked="f">
                   <v:textbox inset="0,0,0,0">
                     <w:txbxContent>
                       <w:p>
@@ -2723,7 +2770,7 @@
                     </w:txbxContent>
                   </v:textbox>
                 </v:rect>
-                <v:rect id="Rectangle 39" o:spid="_x0000_s1059" style="position:absolute;left:29348;top:48201;width:760;height:3366;visibility:visible;mso-wrap-style:square;v-text-anchor:top" o:gfxdata="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" filled="f" stroked="f">
+                <v:rect id="Rectangle 39" o:spid="_x0000_s1059" style="position:absolute;left:29348;top:48201;width:760;height:3366;visibility:visible;mso-wrap-style:square;v-text-anchor:top" o:gfxdata="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" filled="f" stroked="f">
                   <v:textbox inset="0,0,0,0">
                     <w:txbxContent>
                       <w:p>
@@ -2737,7 +2784,7 @@
                     </w:txbxContent>
                   </v:textbox>
                 </v:rect>
-                <v:rect id="Rectangle 40" o:spid="_x0000_s1060" style="position:absolute;left:29927;top:48450;width:760;height:3089;visibility:visible;mso-wrap-style:square;v-text-anchor:top" o:gfxdata="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" filled="f" stroked="f">
+                <v:rect id="Rectangle 40" o:spid="_x0000_s1060" style="position:absolute;left:29927;top:48450;width:760;height:3089;visibility:visible;mso-wrap-style:square;v-text-anchor:top" o:gfxdata="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" filled="f" stroked="f">
                   <v:textbox inset="0,0,0,0">
                     <w:txbxContent>
                       <w:p>
@@ -2752,7 +2799,7 @@
                     </w:txbxContent>
                   </v:textbox>
                 </v:rect>
-                <v:rect id="Rectangle 41" o:spid="_x0000_s1061" style="position:absolute;left:12749;top:52457;width:486;height:2155;visibility:visible;mso-wrap-style:square;v-text-anchor:top" o:gfxdata="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" filled="f" stroked="f">
+                <v:rect id="Rectangle 41" o:spid="_x0000_s1061" style="position:absolute;left:12749;top:52457;width:486;height:2155;visibility:visible;mso-wrap-style:square;v-text-anchor:top" o:gfxdata="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" filled="f" stroked="f">
                   <v:textbox inset="0,0,0,0">
                     <w:txbxContent>
                       <w:p>
@@ -2766,7 +2813,7 @@
                     </w:txbxContent>
                   </v:textbox>
                 </v:rect>
-                <v:rect id="Rectangle 42" o:spid="_x0000_s1062" style="position:absolute;left:37059;top:51526;width:760;height:3366;visibility:visible;mso-wrap-style:square;v-text-anchor:top" o:gfxdata="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" filled="f" stroked="f">
+                <v:rect id="Rectangle 42" o:spid="_x0000_s1062" style="position:absolute;left:37059;top:51526;width:760;height:3366;visibility:visible;mso-wrap-style:square;v-text-anchor:top" o:gfxdata="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" filled="f" stroked="f">
                   <v:textbox inset="0,0,0,0">
                     <w:txbxContent>
                       <w:p>
@@ -2780,7 +2827,7 @@
                     </w:txbxContent>
                   </v:textbox>
                 </v:rect>
-                <v:rect id="Rectangle 43" o:spid="_x0000_s1063" style="position:absolute;left:30994;top:56784;width:760;height:3366;visibility:visible;mso-wrap-style:square;v-text-anchor:top" o:gfxdata="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" filled="f" stroked="f">
+                <v:rect id="Rectangle 43" o:spid="_x0000_s1063" style="position:absolute;left:30994;top:56784;width:760;height:3366;visibility:visible;mso-wrap-style:square;v-text-anchor:top" o:gfxdata="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" filled="f" stroked="f">
                   <v:textbox inset="0,0,0,0">
                     <w:txbxContent>
                       <w:p>
@@ -2794,7 +2841,7 @@
                     </w:txbxContent>
                   </v:textbox>
                 </v:rect>
-                <v:rect id="Rectangle 44" o:spid="_x0000_s1064" style="position:absolute;left:28507;top:59823;width:507;height:2060;visibility:visible;mso-wrap-style:square;v-text-anchor:top" o:gfxdata="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" filled="f" stroked="f">
+                <v:rect id="Rectangle 44" o:spid="_x0000_s1064" style="position:absolute;left:28507;top:59823;width:507;height:2060;visibility:visible;mso-wrap-style:square;v-text-anchor:top" o:gfxdata="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" filled="f" stroked="f">
                   <v:textbox inset="0,0,0,0">
                     <w:txbxContent>
                       <w:p>
@@ -2808,7 +2855,7 @@
                     </w:txbxContent>
                   </v:textbox>
                 </v:rect>
-                <v:rect id="Rectangle 45" o:spid="_x0000_s1065" style="position:absolute;left:1056;top:61410;width:507;height:2244;visibility:visible;mso-wrap-style:square;v-text-anchor:top" o:gfxdata="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" filled="f" stroked="f">
+                <v:rect id="Rectangle 45" o:spid="_x0000_s1065" style="position:absolute;left:1056;top:61410;width:507;height:2244;visibility:visible;mso-wrap-style:square;v-text-anchor:top" o:gfxdata="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" filled="f" stroked="f">
                   <v:textbox inset="0,0,0,0">
                     <w:txbxContent>
                       <w:p>
@@ -2819,7 +2866,7 @@
                     </w:txbxContent>
                   </v:textbox>
                 </v:rect>
-                <v:rect id="Rectangle 46" o:spid="_x0000_s1066" style="position:absolute;left:1056;top:63528;width:507;height:2244;visibility:visible;mso-wrap-style:square;v-text-anchor:top" o:gfxdata="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" filled="f" stroked="f">
+                <v:rect id="Rectangle 46" o:spid="_x0000_s1066" style="position:absolute;left:1056;top:63528;width:507;height:2244;visibility:visible;mso-wrap-style:square;v-text-anchor:top" o:gfxdata="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" filled="f" stroked="f">
                   <v:textbox inset="0,0,0,0">
                     <w:txbxContent>
                       <w:p>
@@ -2830,7 +2877,7 @@
                     </w:txbxContent>
                   </v:textbox>
                 </v:rect>
-                <v:rect id="Rectangle 47" o:spid="_x0000_s1067" style="position:absolute;left:41723;top:65647;width:506;height:2243;visibility:visible;mso-wrap-style:square;v-text-anchor:top" o:gfxdata="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" filled="f" stroked="f">
+                <v:rect id="Rectangle 47" o:spid="_x0000_s1067" style="position:absolute;left:41723;top:65647;width:506;height:2243;visibility:visible;mso-wrap-style:square;v-text-anchor:top" o:gfxdata="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" filled="f" stroked="f">
                   <v:textbox inset="0,0,0,0">
                     <w:txbxContent>
                       <w:p>
@@ -2841,7 +2888,7 @@
                     </w:txbxContent>
                   </v:textbox>
                 </v:rect>
-                <v:rect id="Rectangle 48" o:spid="_x0000_s1068" style="position:absolute;left:41982;top:68038;width:506;height:2059;visibility:visible;mso-wrap-style:square;v-text-anchor:top" o:gfxdata="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" filled="f" stroked="f">
+                <v:rect id="Rectangle 48" o:spid="_x0000_s1068" style="position:absolute;left:41982;top:68038;width:506;height:2059;visibility:visible;mso-wrap-style:square;v-text-anchor:top" o:gfxdata="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" filled="f" stroked="f">
                   <v:textbox inset="0,0,0,0">
                     <w:txbxContent>
                       <w:p>
@@ -2855,7 +2902,7 @@
                     </w:txbxContent>
                   </v:textbox>
                 </v:rect>
-                <v:rect id="Rectangle 49" o:spid="_x0000_s1069" style="position:absolute;left:37653;top:70171;width:548;height:2423;visibility:visible;mso-wrap-style:square;v-text-anchor:top" o:gfxdata="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" filled="f" stroked="f">
+                <v:rect id="Rectangle 49" o:spid="_x0000_s1069" style="position:absolute;left:37653;top:70171;width:548;height:2423;visibility:visible;mso-wrap-style:square;v-text-anchor:top" o:gfxdata="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" filled="f" stroked="f">
                   <v:textbox inset="0,0,0,0">
                     <w:txbxContent>
                       <w:p>
@@ -2866,7 +2913,7 @@
                     </w:txbxContent>
                   </v:textbox>
                 </v:rect>
-                <v:rect id="Rectangle 50" o:spid="_x0000_s1070" style="position:absolute;left:28522;top:72853;width:563;height:2260;visibility:visible;mso-wrap-style:square;v-text-anchor:top" o:gfxdata="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" filled="f" stroked="f">
+                <v:rect id="Rectangle 50" o:spid="_x0000_s1070" style="position:absolute;left:28522;top:72853;width:563;height:2260;visibility:visible;mso-wrap-style:square;v-text-anchor:top" o:gfxdata="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" filled="f" stroked="f">
                   <v:textbox inset="0,0,0,0">
                     <w:txbxContent>
                       <w:p>
@@ -2880,7 +2927,7 @@
                     </w:txbxContent>
                   </v:textbox>
                 </v:rect>
-                <v:rect id="Rectangle 51" o:spid="_x0000_s1071" style="position:absolute;left:32838;top:72853;width:563;height:2260;visibility:visible;mso-wrap-style:square;v-text-anchor:top" o:gfxdata="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" filled="f" stroked="f">
+                <v:rect id="Rectangle 51" o:spid="_x0000_s1071" style="position:absolute;left:32838;top:72853;width:563;height:2260;visibility:visible;mso-wrap-style:square;v-text-anchor:top" o:gfxdata="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" filled="f" stroked="f">
                   <v:textbox inset="0,0,0,0">
                     <w:txbxContent>
                       <w:p>
@@ -2894,7 +2941,7 @@
                     </w:txbxContent>
                   </v:textbox>
                 </v:rect>
-                <v:rect id="Rectangle 52" o:spid="_x0000_s1072" style="position:absolute;left:1056;top:75572;width:507;height:2244;visibility:visible;mso-wrap-style:square;v-text-anchor:top" o:gfxdata="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" filled="f" stroked="f">
+                <v:rect id="Rectangle 52" o:spid="_x0000_s1072" style="position:absolute;left:1056;top:75572;width:507;height:2244;visibility:visible;mso-wrap-style:square;v-text-anchor:top" o:gfxdata="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" filled="f" stroked="f">
                   <v:textbox inset="0,0,0,0">
                     <w:txbxContent>
                       <w:p>
@@ -2905,7 +2952,7 @@
                     </w:txbxContent>
                   </v:textbox>
                 </v:rect>
-                <v:rect id="Rectangle 53" o:spid="_x0000_s1073" style="position:absolute;left:1437;top:75738;width:507;height:2059;visibility:visible;mso-wrap-style:square;v-text-anchor:top" o:gfxdata="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" filled="f" stroked="f">
+                <v:rect id="Rectangle 53" o:spid="_x0000_s1073" style="position:absolute;left:1437;top:75738;width:507;height:2059;visibility:visible;mso-wrap-style:square;v-text-anchor:top" o:gfxdata="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" filled="f" stroked="f">
                   <v:textbox inset="0,0,0,0">
                     <w:txbxContent>
                       <w:p>
@@ -2919,7 +2966,7 @@
                     </w:txbxContent>
                   </v:textbox>
                 </v:rect>
-                <v:rect id="Rectangle 54" o:spid="_x0000_s1074" style="position:absolute;left:28080;top:78193;width:507;height:2244;visibility:visible;mso-wrap-style:square;v-text-anchor:top" o:gfxdata="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" filled="f" stroked="f">
+                <v:rect id="Rectangle 54" o:spid="_x0000_s1074" style="position:absolute;left:28080;top:78193;width:507;height:2244;visibility:visible;mso-wrap-style:square;v-text-anchor:top" o:gfxdata="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" filled="f" stroked="f">
                   <v:textbox inset="0,0,0,0">
                     <w:txbxContent>
                       <w:p>
@@ -2930,7 +2977,7 @@
                     </w:txbxContent>
                   </v:textbox>
                 </v:rect>
-                <v:rect id="Rectangle 55" o:spid="_x0000_s1075" style="position:absolute;left:33767;top:78193;width:507;height:2244;visibility:visible;mso-wrap-style:square;v-text-anchor:top" o:gfxdata="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" filled="f" stroked="f">
+                <v:rect id="Rectangle 55" o:spid="_x0000_s1075" style="position:absolute;left:33767;top:78193;width:507;height:2244;visibility:visible;mso-wrap-style:square;v-text-anchor:top" o:gfxdata="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" filled="f" stroked="f">
                   <v:textbox inset="0,0,0,0">
                     <w:txbxContent>
                       <w:p>
@@ -2941,7 +2988,7 @@
                     </w:txbxContent>
                   </v:textbox>
                 </v:rect>
-                <v:rect id="Rectangle 56" o:spid="_x0000_s1076" style="position:absolute;left:40199;top:78359;width:506;height:2059;visibility:visible;mso-wrap-style:square;v-text-anchor:top" o:gfxdata="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" filled="f" stroked="f">
+                <v:rect id="Rectangle 56" o:spid="_x0000_s1076" style="position:absolute;left:40199;top:78359;width:506;height:2059;visibility:visible;mso-wrap-style:square;v-text-anchor:top" o:gfxdata="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" filled="f" stroked="f">
                   <v:textbox inset="0,0,0,0">
                     <w:txbxContent>
                       <w:p>
@@ -2955,7 +3002,7 @@
                     </w:txbxContent>
                   </v:textbox>
                 </v:rect>
-                <v:rect id="Rectangle 57" o:spid="_x0000_s1077" style="position:absolute;left:29119;top:80464;width:507;height:2244;visibility:visible;mso-wrap-style:square;v-text-anchor:top" o:gfxdata="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" filled="f" stroked="f">
+                <v:rect id="Rectangle 57" o:spid="_x0000_s1077" style="position:absolute;left:29119;top:80464;width:507;height:2244;visibility:visible;mso-wrap-style:square;v-text-anchor:top" o:gfxdata="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" filled="f" stroked="f">
                   <v:textbox inset="0,0,0,0">
                     <w:txbxContent>
                       <w:p>
@@ -2966,7 +3013,7 @@
                     </w:txbxContent>
                   </v:textbox>
                 </v:rect>
-                <v:rect id="Rectangle 58" o:spid="_x0000_s1078" style="position:absolute;left:29500;top:80464;width:507;height:2244;visibility:visible;mso-wrap-style:square;v-text-anchor:top" o:gfxdata="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" filled="f" stroked="f">
+                <v:rect id="Rectangle 58" o:spid="_x0000_s1078" style="position:absolute;left:29500;top:80464;width:507;height:2244;visibility:visible;mso-wrap-style:square;v-text-anchor:top" o:gfxdata="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" filled="f" stroked="f">
                   <v:textbox inset="0,0,0,0">
                     <w:txbxContent>
                       <w:p>
@@ -2977,7 +3024,7 @@
                     </w:txbxContent>
                   </v:textbox>
                 </v:rect>
-                <v:rect id="Rectangle 59" o:spid="_x0000_s1079" style="position:absolute;left:29119;top:82216;width:507;height:2244;visibility:visible;mso-wrap-style:square;v-text-anchor:top" o:gfxdata="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" filled="f" stroked="f">
+                <v:rect id="Rectangle 59" o:spid="_x0000_s1079" style="position:absolute;left:29119;top:82216;width:507;height:2244;visibility:visible;mso-wrap-style:square;v-text-anchor:top" o:gfxdata="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" filled="f" stroked="f">
                   <v:textbox inset="0,0,0,0">
                     <w:txbxContent>
                       <w:p>
@@ -2988,7 +3035,7 @@
                     </w:txbxContent>
                   </v:textbox>
                 </v:rect>
-                <v:rect id="Rectangle 60" o:spid="_x0000_s1080" style="position:absolute;left:29119;top:84039;width:674;height:2984;visibility:visible;mso-wrap-style:square;v-text-anchor:top" o:gfxdata="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" filled="f" stroked="f">
+                <v:rect id="Rectangle 60" o:spid="_x0000_s1080" style="position:absolute;left:29119;top:84039;width:674;height:2984;visibility:visible;mso-wrap-style:square;v-text-anchor:top" o:gfxdata="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" filled="f" stroked="f">
                   <v:textbox inset="0,0,0,0">
                     <w:txbxContent>
                       <w:p>
@@ -3003,7 +3050,7 @@
                     </w:txbxContent>
                   </v:textbox>
                 </v:rect>
-                <v:rect id="Rectangle 61" o:spid="_x0000_s1081" style="position:absolute;left:33935;top:86370;width:674;height:2985;visibility:visible;mso-wrap-style:square;v-text-anchor:top" o:gfxdata="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" filled="f" stroked="f">
+                <v:rect id="Rectangle 61" o:spid="_x0000_s1081" style="position:absolute;left:33935;top:86370;width:674;height:2985;visibility:visible;mso-wrap-style:square;v-text-anchor:top" o:gfxdata="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" filled="f" stroked="f">
                   <v:textbox inset="0,0,0,0">
                     <w:txbxContent>
                       <w:p>
@@ -3018,7 +3065,7 @@
                     </w:txbxContent>
                   </v:textbox>
                 </v:rect>
-                <v:rect id="Rectangle 62" o:spid="_x0000_s1082" style="position:absolute;left:57180;top:88632;width:506;height:2244;visibility:visible;mso-wrap-style:square;v-text-anchor:top" o:gfxdata="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" filled="f" stroked="f">
+                <v:rect id="Rectangle 62" o:spid="_x0000_s1082" style="position:absolute;left:57180;top:88632;width:506;height:2244;visibility:visible;mso-wrap-style:square;v-text-anchor:top" o:gfxdata="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" filled="f" stroked="f">
                   <v:textbox inset="0,0,0,0">
                     <w:txbxContent>
                       <w:p>
@@ -3035,17 +3082,15 @@
           </mc:Fallback>
         </mc:AlternateContent>
       </w:r>
-      <w:r>
-        <w:br w:type="page"/>
-      </w:r>
     </w:p>
     <w:p>
       <w:pPr>
         <w:pStyle w:val="Chng"/>
+        <w:spacing w:before="0" w:after="0" w:line="360" w:lineRule="auto"/>
         <w:sectPr>
-          <w:footerReference w:type="default" r:id="rId12"/>
-          <w:pgSz w:w="12240" w:h="15840" w:code="1"/>
-          <w:pgMar w:top="1134" w:right="1134" w:bottom="1134" w:left="1417" w:header="709" w:footer="709" w:gutter="0"/>
+          <w:footerReference w:type="default" r:id="rId13"/>
+          <w:pgSz w:w="11907" w:h="16840" w:code="9"/>
+          <w:pgMar w:top="1134" w:right="1134" w:bottom="1134" w:left="1418" w:header="709" w:footer="709" w:gutter="0"/>
           <w:cols w:space="720"/>
           <w:docGrid w:linePitch="360"/>
         </w:sectPr>
@@ -3054,6 +3099,7 @@
     <w:p>
       <w:pPr>
         <w:pStyle w:val="Chng"/>
+        <w:spacing w:before="0" w:after="0" w:line="360" w:lineRule="auto"/>
       </w:pPr>
       <w:bookmarkStart w:id="0" w:name="_Toc243562681"/>
       <w:r>
@@ -3068,6 +3114,7 @@
         <w:tabs>
           <w:tab w:val="right" w:leader="dot" w:pos="9679"/>
         </w:tabs>
+        <w:spacing w:after="0" w:line="360" w:lineRule="auto"/>
         <w:rPr>
           <w:rFonts w:asciiTheme="minorHAnsi" w:eastAsiaTheme="minorEastAsia" w:hAnsiTheme="minorHAnsi"/>
           <w:noProof/>
@@ -3148,6 +3195,7 @@
         <w:tabs>
           <w:tab w:val="right" w:leader="dot" w:pos="9679"/>
         </w:tabs>
+        <w:spacing w:after="0" w:line="360" w:lineRule="auto"/>
         <w:rPr>
           <w:rFonts w:asciiTheme="minorHAnsi" w:eastAsiaTheme="minorEastAsia" w:hAnsiTheme="minorHAnsi"/>
           <w:noProof/>
@@ -3219,6 +3267,7 @@
         <w:tabs>
           <w:tab w:val="right" w:leader="dot" w:pos="9679"/>
         </w:tabs>
+        <w:spacing w:after="0" w:line="360" w:lineRule="auto"/>
         <w:rPr>
           <w:rFonts w:asciiTheme="minorHAnsi" w:eastAsiaTheme="minorEastAsia" w:hAnsiTheme="minorHAnsi"/>
           <w:noProof/>
@@ -3290,6 +3339,7 @@
         <w:tabs>
           <w:tab w:val="right" w:leader="dot" w:pos="9679"/>
         </w:tabs>
+        <w:spacing w:after="0" w:line="360" w:lineRule="auto"/>
         <w:rPr>
           <w:rFonts w:asciiTheme="minorHAnsi" w:eastAsiaTheme="minorEastAsia" w:hAnsiTheme="minorHAnsi"/>
           <w:noProof/>
@@ -3361,6 +3411,7 @@
         <w:tabs>
           <w:tab w:val="right" w:leader="dot" w:pos="9679"/>
         </w:tabs>
+        <w:spacing w:after="0" w:line="360" w:lineRule="auto"/>
         <w:rPr>
           <w:rFonts w:asciiTheme="minorHAnsi" w:eastAsiaTheme="minorEastAsia" w:hAnsiTheme="minorHAnsi"/>
           <w:noProof/>
@@ -3432,6 +3483,7 @@
         <w:tabs>
           <w:tab w:val="right" w:leader="dot" w:pos="9679"/>
         </w:tabs>
+        <w:spacing w:after="0" w:line="360" w:lineRule="auto"/>
         <w:rPr>
           <w:rFonts w:asciiTheme="minorHAnsi" w:eastAsiaTheme="minorEastAsia" w:hAnsiTheme="minorHAnsi"/>
           <w:noProof/>
@@ -3503,6 +3555,7 @@
         <w:tabs>
           <w:tab w:val="right" w:leader="dot" w:pos="9679"/>
         </w:tabs>
+        <w:spacing w:after="0" w:line="360" w:lineRule="auto"/>
         <w:rPr>
           <w:rFonts w:asciiTheme="minorHAnsi" w:eastAsiaTheme="minorEastAsia" w:hAnsiTheme="minorHAnsi"/>
           <w:noProof/>
@@ -3574,6 +3627,7 @@
         <w:tabs>
           <w:tab w:val="right" w:leader="dot" w:pos="9679"/>
         </w:tabs>
+        <w:spacing w:after="0" w:line="360" w:lineRule="auto"/>
         <w:rPr>
           <w:rFonts w:asciiTheme="minorHAnsi" w:eastAsiaTheme="minorEastAsia" w:hAnsiTheme="minorHAnsi"/>
           <w:noProof/>
@@ -3645,6 +3699,7 @@
         <w:tabs>
           <w:tab w:val="right" w:leader="dot" w:pos="9679"/>
         </w:tabs>
+        <w:spacing w:after="0" w:line="360" w:lineRule="auto"/>
         <w:rPr>
           <w:rFonts w:asciiTheme="minorHAnsi" w:eastAsiaTheme="minorEastAsia" w:hAnsiTheme="minorHAnsi"/>
           <w:noProof/>
@@ -3716,6 +3771,7 @@
         <w:tabs>
           <w:tab w:val="right" w:leader="dot" w:pos="9679"/>
         </w:tabs>
+        <w:spacing w:after="0" w:line="360" w:lineRule="auto"/>
         <w:rPr>
           <w:rFonts w:asciiTheme="minorHAnsi" w:eastAsiaTheme="minorEastAsia" w:hAnsiTheme="minorHAnsi"/>
           <w:noProof/>
@@ -3787,6 +3843,7 @@
         <w:tabs>
           <w:tab w:val="right" w:leader="dot" w:pos="9679"/>
         </w:tabs>
+        <w:spacing w:after="0" w:line="360" w:lineRule="auto"/>
         <w:rPr>
           <w:rFonts w:asciiTheme="minorHAnsi" w:eastAsiaTheme="minorEastAsia" w:hAnsiTheme="minorHAnsi"/>
           <w:noProof/>
@@ -3858,6 +3915,7 @@
         <w:tabs>
           <w:tab w:val="right" w:leader="dot" w:pos="9679"/>
         </w:tabs>
+        <w:spacing w:after="0" w:line="360" w:lineRule="auto"/>
         <w:rPr>
           <w:rFonts w:asciiTheme="minorHAnsi" w:eastAsiaTheme="minorEastAsia" w:hAnsiTheme="minorHAnsi"/>
           <w:noProof/>
@@ -3929,6 +3987,7 @@
         <w:tabs>
           <w:tab w:val="right" w:leader="dot" w:pos="9679"/>
         </w:tabs>
+        <w:spacing w:after="0" w:line="360" w:lineRule="auto"/>
         <w:rPr>
           <w:rFonts w:asciiTheme="minorHAnsi" w:eastAsiaTheme="minorEastAsia" w:hAnsiTheme="minorHAnsi"/>
           <w:noProof/>
@@ -4000,6 +4059,7 @@
         <w:tabs>
           <w:tab w:val="right" w:leader="dot" w:pos="9679"/>
         </w:tabs>
+        <w:spacing w:after="0" w:line="360" w:lineRule="auto"/>
         <w:rPr>
           <w:rFonts w:asciiTheme="minorHAnsi" w:eastAsiaTheme="minorEastAsia" w:hAnsiTheme="minorHAnsi"/>
           <w:noProof/>
@@ -4071,6 +4131,7 @@
         <w:tabs>
           <w:tab w:val="right" w:leader="dot" w:pos="9679"/>
         </w:tabs>
+        <w:spacing w:after="0" w:line="360" w:lineRule="auto"/>
         <w:rPr>
           <w:rFonts w:asciiTheme="minorHAnsi" w:eastAsiaTheme="minorEastAsia" w:hAnsiTheme="minorHAnsi"/>
           <w:noProof/>
@@ -4142,6 +4203,7 @@
         <w:tabs>
           <w:tab w:val="right" w:leader="dot" w:pos="9679"/>
         </w:tabs>
+        <w:spacing w:after="0" w:line="360" w:lineRule="auto"/>
         <w:rPr>
           <w:rFonts w:asciiTheme="minorHAnsi" w:eastAsiaTheme="minorEastAsia" w:hAnsiTheme="minorHAnsi"/>
           <w:noProof/>
@@ -4213,6 +4275,7 @@
         <w:tabs>
           <w:tab w:val="right" w:leader="dot" w:pos="9679"/>
         </w:tabs>
+        <w:spacing w:after="0" w:line="360" w:lineRule="auto"/>
         <w:rPr>
           <w:rFonts w:asciiTheme="minorHAnsi" w:eastAsiaTheme="minorEastAsia" w:hAnsiTheme="minorHAnsi"/>
           <w:noProof/>
@@ -4267,7 +4330,7 @@
             <w:noProof/>
             <w:webHidden/>
           </w:rPr>
-          <w:t>11</w:t>
+          <w:t>10</w:t>
         </w:r>
         <w:r>
           <w:rPr>
@@ -4284,6 +4347,7 @@
         <w:tabs>
           <w:tab w:val="right" w:leader="dot" w:pos="9679"/>
         </w:tabs>
+        <w:spacing w:after="0" w:line="360" w:lineRule="auto"/>
         <w:rPr>
           <w:rFonts w:asciiTheme="minorHAnsi" w:eastAsiaTheme="minorEastAsia" w:hAnsiTheme="minorHAnsi"/>
           <w:noProof/>
@@ -4355,6 +4419,7 @@
         <w:tabs>
           <w:tab w:val="right" w:leader="dot" w:pos="9679"/>
         </w:tabs>
+        <w:spacing w:after="0" w:line="360" w:lineRule="auto"/>
         <w:rPr>
           <w:rFonts w:asciiTheme="minorHAnsi" w:eastAsiaTheme="minorEastAsia" w:hAnsiTheme="minorHAnsi"/>
           <w:noProof/>
@@ -4426,6 +4491,7 @@
         <w:tabs>
           <w:tab w:val="right" w:leader="dot" w:pos="9679"/>
         </w:tabs>
+        <w:spacing w:after="0" w:line="360" w:lineRule="auto"/>
         <w:rPr>
           <w:rFonts w:asciiTheme="minorHAnsi" w:eastAsiaTheme="minorEastAsia" w:hAnsiTheme="minorHAnsi"/>
           <w:noProof/>
@@ -4497,6 +4563,7 @@
         <w:tabs>
           <w:tab w:val="right" w:leader="dot" w:pos="9679"/>
         </w:tabs>
+        <w:spacing w:after="0" w:line="360" w:lineRule="auto"/>
         <w:rPr>
           <w:rFonts w:asciiTheme="minorHAnsi" w:eastAsiaTheme="minorEastAsia" w:hAnsiTheme="minorHAnsi"/>
           <w:noProof/>
@@ -4568,6 +4635,7 @@
         <w:tabs>
           <w:tab w:val="right" w:leader="dot" w:pos="9679"/>
         </w:tabs>
+        <w:spacing w:after="0" w:line="360" w:lineRule="auto"/>
         <w:rPr>
           <w:rFonts w:asciiTheme="minorHAnsi" w:eastAsiaTheme="minorEastAsia" w:hAnsiTheme="minorHAnsi"/>
           <w:noProof/>
@@ -4639,6 +4707,7 @@
         <w:tabs>
           <w:tab w:val="right" w:leader="dot" w:pos="9679"/>
         </w:tabs>
+        <w:spacing w:after="0" w:line="360" w:lineRule="auto"/>
         <w:rPr>
           <w:rFonts w:asciiTheme="minorHAnsi" w:eastAsiaTheme="minorEastAsia" w:hAnsiTheme="minorHAnsi"/>
           <w:noProof/>
@@ -4710,6 +4779,7 @@
         <w:tabs>
           <w:tab w:val="right" w:leader="dot" w:pos="9679"/>
         </w:tabs>
+        <w:spacing w:after="0" w:line="360" w:lineRule="auto"/>
         <w:rPr>
           <w:rFonts w:asciiTheme="minorHAnsi" w:eastAsiaTheme="minorEastAsia" w:hAnsiTheme="minorHAnsi"/>
           <w:noProof/>
@@ -4781,6 +4851,7 @@
         <w:tabs>
           <w:tab w:val="right" w:leader="dot" w:pos="9679"/>
         </w:tabs>
+        <w:spacing w:after="0" w:line="360" w:lineRule="auto"/>
         <w:rPr>
           <w:rFonts w:asciiTheme="minorHAnsi" w:eastAsiaTheme="minorEastAsia" w:hAnsiTheme="minorHAnsi"/>
           <w:noProof/>
@@ -4852,6 +4923,7 @@
         <w:tabs>
           <w:tab w:val="right" w:leader="dot" w:pos="9679"/>
         </w:tabs>
+        <w:spacing w:after="0" w:line="360" w:lineRule="auto"/>
         <w:rPr>
           <w:rFonts w:asciiTheme="minorHAnsi" w:eastAsiaTheme="minorEastAsia" w:hAnsiTheme="minorHAnsi"/>
           <w:noProof/>
@@ -4923,6 +4995,7 @@
         <w:tabs>
           <w:tab w:val="right" w:leader="dot" w:pos="9679"/>
         </w:tabs>
+        <w:spacing w:after="0" w:line="360" w:lineRule="auto"/>
         <w:rPr>
           <w:rFonts w:asciiTheme="minorHAnsi" w:eastAsiaTheme="minorEastAsia" w:hAnsiTheme="minorHAnsi"/>
           <w:noProof/>
@@ -4994,6 +5067,7 @@
         <w:tabs>
           <w:tab w:val="right" w:leader="dot" w:pos="9679"/>
         </w:tabs>
+        <w:spacing w:after="0" w:line="360" w:lineRule="auto"/>
         <w:rPr>
           <w:rFonts w:asciiTheme="minorHAnsi" w:eastAsiaTheme="minorEastAsia" w:hAnsiTheme="minorHAnsi"/>
           <w:noProof/>
@@ -5065,6 +5139,7 @@
         <w:tabs>
           <w:tab w:val="right" w:leader="dot" w:pos="9679"/>
         </w:tabs>
+        <w:spacing w:after="0" w:line="360" w:lineRule="auto"/>
         <w:rPr>
           <w:rFonts w:asciiTheme="minorHAnsi" w:eastAsiaTheme="minorEastAsia" w:hAnsiTheme="minorHAnsi"/>
           <w:noProof/>
@@ -5136,6 +5211,7 @@
         <w:tabs>
           <w:tab w:val="right" w:leader="dot" w:pos="9679"/>
         </w:tabs>
+        <w:spacing w:after="0" w:line="360" w:lineRule="auto"/>
         <w:rPr>
           <w:rFonts w:asciiTheme="minorHAnsi" w:eastAsiaTheme="minorEastAsia" w:hAnsiTheme="minorHAnsi"/>
           <w:noProof/>
@@ -5207,6 +5283,7 @@
         <w:tabs>
           <w:tab w:val="right" w:leader="dot" w:pos="9679"/>
         </w:tabs>
+        <w:spacing w:after="0" w:line="360" w:lineRule="auto"/>
         <w:rPr>
           <w:rFonts w:asciiTheme="minorHAnsi" w:eastAsiaTheme="minorEastAsia" w:hAnsiTheme="minorHAnsi"/>
           <w:noProof/>
@@ -5261,7 +5338,7 @@
             <w:noProof/>
             <w:webHidden/>
           </w:rPr>
-          <w:t>19</w:t>
+          <w:t>18</w:t>
         </w:r>
         <w:r>
           <w:rPr>
@@ -5278,6 +5355,7 @@
         <w:tabs>
           <w:tab w:val="right" w:leader="dot" w:pos="9679"/>
         </w:tabs>
+        <w:spacing w:after="0" w:line="360" w:lineRule="auto"/>
         <w:rPr>
           <w:rFonts w:asciiTheme="minorHAnsi" w:eastAsiaTheme="minorEastAsia" w:hAnsiTheme="minorHAnsi"/>
           <w:noProof/>
@@ -5349,6 +5427,7 @@
         <w:tabs>
           <w:tab w:val="right" w:leader="dot" w:pos="9679"/>
         </w:tabs>
+        <w:spacing w:after="0" w:line="360" w:lineRule="auto"/>
         <w:rPr>
           <w:rFonts w:asciiTheme="minorHAnsi" w:eastAsiaTheme="minorEastAsia" w:hAnsiTheme="minorHAnsi"/>
           <w:noProof/>
@@ -5420,6 +5499,7 @@
         <w:tabs>
           <w:tab w:val="right" w:leader="dot" w:pos="9679"/>
         </w:tabs>
+        <w:spacing w:after="0" w:line="360" w:lineRule="auto"/>
         <w:rPr>
           <w:rFonts w:asciiTheme="minorHAnsi" w:eastAsiaTheme="minorEastAsia" w:hAnsiTheme="minorHAnsi"/>
           <w:noProof/>
@@ -5474,7 +5554,7 @@
             <w:noProof/>
             <w:webHidden/>
           </w:rPr>
-          <w:t>21</w:t>
+          <w:t>20</w:t>
         </w:r>
         <w:r>
           <w:rPr>
@@ -5491,6 +5571,7 @@
         <w:tabs>
           <w:tab w:val="right" w:leader="dot" w:pos="9679"/>
         </w:tabs>
+        <w:spacing w:after="0" w:line="360" w:lineRule="auto"/>
         <w:rPr>
           <w:rFonts w:asciiTheme="minorHAnsi" w:eastAsiaTheme="minorEastAsia" w:hAnsiTheme="minorHAnsi"/>
           <w:noProof/>
@@ -5562,6 +5643,7 @@
         <w:tabs>
           <w:tab w:val="right" w:leader="dot" w:pos="9679"/>
         </w:tabs>
+        <w:spacing w:after="0" w:line="360" w:lineRule="auto"/>
         <w:rPr>
           <w:rFonts w:asciiTheme="minorHAnsi" w:eastAsiaTheme="minorEastAsia" w:hAnsiTheme="minorHAnsi"/>
           <w:noProof/>
@@ -5633,6 +5715,7 @@
         <w:tabs>
           <w:tab w:val="right" w:leader="dot" w:pos="9679"/>
         </w:tabs>
+        <w:spacing w:after="0" w:line="360" w:lineRule="auto"/>
         <w:rPr>
           <w:rFonts w:asciiTheme="minorHAnsi" w:eastAsiaTheme="minorEastAsia" w:hAnsiTheme="minorHAnsi"/>
           <w:noProof/>
@@ -5704,6 +5787,7 @@
         <w:tabs>
           <w:tab w:val="right" w:leader="dot" w:pos="9679"/>
         </w:tabs>
+        <w:spacing w:after="0" w:line="360" w:lineRule="auto"/>
         <w:rPr>
           <w:rFonts w:asciiTheme="minorHAnsi" w:eastAsiaTheme="minorEastAsia" w:hAnsiTheme="minorHAnsi"/>
           <w:noProof/>
@@ -5775,6 +5859,7 @@
         <w:tabs>
           <w:tab w:val="right" w:leader="dot" w:pos="9679"/>
         </w:tabs>
+        <w:spacing w:after="0" w:line="360" w:lineRule="auto"/>
         <w:rPr>
           <w:rFonts w:asciiTheme="minorHAnsi" w:eastAsiaTheme="minorEastAsia" w:hAnsiTheme="minorHAnsi"/>
           <w:noProof/>
@@ -5829,7 +5914,7 @@
             <w:noProof/>
             <w:webHidden/>
           </w:rPr>
-          <w:t>24</w:t>
+          <w:t>23</w:t>
         </w:r>
         <w:r>
           <w:rPr>
@@ -5846,6 +5931,7 @@
         <w:tabs>
           <w:tab w:val="right" w:leader="dot" w:pos="9679"/>
         </w:tabs>
+        <w:spacing w:after="0" w:line="360" w:lineRule="auto"/>
         <w:rPr>
           <w:rFonts w:asciiTheme="minorHAnsi" w:eastAsiaTheme="minorEastAsia" w:hAnsiTheme="minorHAnsi"/>
           <w:noProof/>
@@ -5917,6 +6003,7 @@
         <w:tabs>
           <w:tab w:val="right" w:leader="dot" w:pos="9679"/>
         </w:tabs>
+        <w:spacing w:after="0" w:line="360" w:lineRule="auto"/>
         <w:rPr>
           <w:rFonts w:asciiTheme="minorHAnsi" w:eastAsiaTheme="minorEastAsia" w:hAnsiTheme="minorHAnsi"/>
           <w:noProof/>
@@ -5988,6 +6075,7 @@
         <w:tabs>
           <w:tab w:val="right" w:leader="dot" w:pos="9679"/>
         </w:tabs>
+        <w:spacing w:after="0" w:line="360" w:lineRule="auto"/>
         <w:rPr>
           <w:rFonts w:asciiTheme="minorHAnsi" w:eastAsiaTheme="minorEastAsia" w:hAnsiTheme="minorHAnsi"/>
           <w:noProof/>
@@ -6059,6 +6147,7 @@
         <w:tabs>
           <w:tab w:val="right" w:leader="dot" w:pos="9679"/>
         </w:tabs>
+        <w:spacing w:after="0" w:line="360" w:lineRule="auto"/>
         <w:rPr>
           <w:rFonts w:asciiTheme="minorHAnsi" w:eastAsiaTheme="minorEastAsia" w:hAnsiTheme="minorHAnsi"/>
           <w:noProof/>
@@ -6113,7 +6202,7 @@
             <w:noProof/>
             <w:webHidden/>
           </w:rPr>
-          <w:t>27</w:t>
+          <w:t>26</w:t>
         </w:r>
         <w:r>
           <w:rPr>
@@ -6130,6 +6219,7 @@
         <w:tabs>
           <w:tab w:val="right" w:leader="dot" w:pos="9679"/>
         </w:tabs>
+        <w:spacing w:after="0" w:line="360" w:lineRule="auto"/>
         <w:rPr>
           <w:rFonts w:asciiTheme="minorHAnsi" w:eastAsiaTheme="minorEastAsia" w:hAnsiTheme="minorHAnsi"/>
           <w:noProof/>
@@ -6201,6 +6291,7 @@
         <w:tabs>
           <w:tab w:val="right" w:leader="dot" w:pos="9679"/>
         </w:tabs>
+        <w:spacing w:after="0" w:line="360" w:lineRule="auto"/>
         <w:rPr>
           <w:rFonts w:asciiTheme="minorHAnsi" w:eastAsiaTheme="minorEastAsia" w:hAnsiTheme="minorHAnsi"/>
           <w:noProof/>
@@ -6272,6 +6363,7 @@
         <w:tabs>
           <w:tab w:val="right" w:leader="dot" w:pos="9679"/>
         </w:tabs>
+        <w:spacing w:after="0" w:line="360" w:lineRule="auto"/>
         <w:rPr>
           <w:rFonts w:asciiTheme="minorHAnsi" w:eastAsiaTheme="minorEastAsia" w:hAnsiTheme="minorHAnsi"/>
           <w:noProof/>
@@ -6326,7 +6418,7 @@
             <w:noProof/>
             <w:webHidden/>
           </w:rPr>
-          <w:t>28</w:t>
+          <w:t>27</w:t>
         </w:r>
         <w:r>
           <w:rPr>
@@ -6343,6 +6435,7 @@
         <w:tabs>
           <w:tab w:val="right" w:leader="dot" w:pos="9679"/>
         </w:tabs>
+        <w:spacing w:after="0" w:line="360" w:lineRule="auto"/>
         <w:rPr>
           <w:rFonts w:asciiTheme="minorHAnsi" w:eastAsiaTheme="minorEastAsia" w:hAnsiTheme="minorHAnsi"/>
           <w:noProof/>
@@ -6397,7 +6490,7 @@
             <w:noProof/>
             <w:webHidden/>
           </w:rPr>
-          <w:t>28</w:t>
+          <w:t>27</w:t>
         </w:r>
         <w:r>
           <w:rPr>
@@ -6414,6 +6507,7 @@
         <w:tabs>
           <w:tab w:val="right" w:leader="dot" w:pos="9679"/>
         </w:tabs>
+        <w:spacing w:after="0" w:line="360" w:lineRule="auto"/>
         <w:rPr>
           <w:rFonts w:asciiTheme="minorHAnsi" w:eastAsiaTheme="minorEastAsia" w:hAnsiTheme="minorHAnsi"/>
           <w:noProof/>
@@ -6485,6 +6579,7 @@
         <w:tabs>
           <w:tab w:val="right" w:leader="dot" w:pos="9679"/>
         </w:tabs>
+        <w:spacing w:after="0" w:line="360" w:lineRule="auto"/>
         <w:rPr>
           <w:rFonts w:asciiTheme="minorHAnsi" w:eastAsiaTheme="minorEastAsia" w:hAnsiTheme="minorHAnsi"/>
           <w:noProof/>
@@ -6556,6 +6651,7 @@
         <w:tabs>
           <w:tab w:val="right" w:leader="dot" w:pos="9679"/>
         </w:tabs>
+        <w:spacing w:after="0" w:line="360" w:lineRule="auto"/>
         <w:rPr>
           <w:rFonts w:asciiTheme="minorHAnsi" w:eastAsiaTheme="minorEastAsia" w:hAnsiTheme="minorHAnsi"/>
           <w:noProof/>
@@ -6610,7 +6706,7 @@
             <w:noProof/>
             <w:webHidden/>
           </w:rPr>
-          <w:t>29</w:t>
+          <w:t>28</w:t>
         </w:r>
         <w:r>
           <w:rPr>
@@ -6627,6 +6723,7 @@
         <w:tabs>
           <w:tab w:val="right" w:leader="dot" w:pos="9679"/>
         </w:tabs>
+        <w:spacing w:after="0" w:line="360" w:lineRule="auto"/>
         <w:rPr>
           <w:rFonts w:asciiTheme="minorHAnsi" w:eastAsiaTheme="minorEastAsia" w:hAnsiTheme="minorHAnsi"/>
           <w:noProof/>
@@ -6681,7 +6778,7 @@
             <w:noProof/>
             <w:webHidden/>
           </w:rPr>
-          <w:t>30</w:t>
+          <w:t>29</w:t>
         </w:r>
         <w:r>
           <w:rPr>
@@ -6698,6 +6795,7 @@
         <w:tabs>
           <w:tab w:val="right" w:leader="dot" w:pos="9679"/>
         </w:tabs>
+        <w:spacing w:after="0" w:line="360" w:lineRule="auto"/>
         <w:rPr>
           <w:rFonts w:asciiTheme="minorHAnsi" w:eastAsiaTheme="minorEastAsia" w:hAnsiTheme="minorHAnsi"/>
           <w:noProof/>
@@ -6752,7 +6850,7 @@
             <w:noProof/>
             <w:webHidden/>
           </w:rPr>
-          <w:t>31</w:t>
+          <w:t>30</w:t>
         </w:r>
         <w:r>
           <w:rPr>
@@ -6769,6 +6867,7 @@
         <w:tabs>
           <w:tab w:val="right" w:leader="dot" w:pos="9679"/>
         </w:tabs>
+        <w:spacing w:after="0" w:line="360" w:lineRule="auto"/>
         <w:rPr>
           <w:rFonts w:asciiTheme="minorHAnsi" w:eastAsiaTheme="minorEastAsia" w:hAnsiTheme="minorHAnsi"/>
           <w:noProof/>
@@ -6823,7 +6922,7 @@
             <w:noProof/>
             <w:webHidden/>
           </w:rPr>
-          <w:t>31</w:t>
+          <w:t>30</w:t>
         </w:r>
         <w:r>
           <w:rPr>
@@ -6840,6 +6939,7 @@
         <w:tabs>
           <w:tab w:val="right" w:leader="dot" w:pos="9679"/>
         </w:tabs>
+        <w:spacing w:after="0" w:line="360" w:lineRule="auto"/>
         <w:rPr>
           <w:rFonts w:asciiTheme="minorHAnsi" w:eastAsiaTheme="minorEastAsia" w:hAnsiTheme="minorHAnsi"/>
           <w:noProof/>
@@ -6894,7 +6994,7 @@
             <w:noProof/>
             <w:webHidden/>
           </w:rPr>
-          <w:t>31</w:t>
+          <w:t>30</w:t>
         </w:r>
         <w:r>
           <w:rPr>
@@ -6911,6 +7011,7 @@
         <w:tabs>
           <w:tab w:val="right" w:leader="dot" w:pos="9679"/>
         </w:tabs>
+        <w:spacing w:after="0" w:line="360" w:lineRule="auto"/>
         <w:rPr>
           <w:rFonts w:asciiTheme="minorHAnsi" w:eastAsiaTheme="minorEastAsia" w:hAnsiTheme="minorHAnsi"/>
           <w:noProof/>
@@ -6982,6 +7083,7 @@
         <w:tabs>
           <w:tab w:val="right" w:leader="dot" w:pos="9679"/>
         </w:tabs>
+        <w:spacing w:after="0" w:line="360" w:lineRule="auto"/>
         <w:rPr>
           <w:rFonts w:asciiTheme="minorHAnsi" w:eastAsiaTheme="minorEastAsia" w:hAnsiTheme="minorHAnsi"/>
           <w:noProof/>
@@ -7036,7 +7138,7 @@
             <w:noProof/>
             <w:webHidden/>
           </w:rPr>
-          <w:t>33</w:t>
+          <w:t>32</w:t>
         </w:r>
         <w:r>
           <w:rPr>
@@ -7053,6 +7155,7 @@
         <w:tabs>
           <w:tab w:val="right" w:leader="dot" w:pos="9679"/>
         </w:tabs>
+        <w:spacing w:after="0" w:line="360" w:lineRule="auto"/>
         <w:rPr>
           <w:rFonts w:asciiTheme="minorHAnsi" w:eastAsiaTheme="minorEastAsia" w:hAnsiTheme="minorHAnsi"/>
           <w:noProof/>
@@ -7107,7 +7210,7 @@
             <w:noProof/>
             <w:webHidden/>
           </w:rPr>
-          <w:t>33</w:t>
+          <w:t>32</w:t>
         </w:r>
         <w:r>
           <w:rPr>
@@ -7124,6 +7227,7 @@
         <w:tabs>
           <w:tab w:val="right" w:leader="dot" w:pos="9679"/>
         </w:tabs>
+        <w:spacing w:after="0" w:line="360" w:lineRule="auto"/>
         <w:rPr>
           <w:rFonts w:asciiTheme="minorHAnsi" w:eastAsiaTheme="minorEastAsia" w:hAnsiTheme="minorHAnsi"/>
           <w:noProof/>
@@ -7178,7 +7282,7 @@
             <w:noProof/>
             <w:webHidden/>
           </w:rPr>
-          <w:t>35</w:t>
+          <w:t>34</w:t>
         </w:r>
         <w:r>
           <w:rPr>
@@ -7195,6 +7299,7 @@
         <w:tabs>
           <w:tab w:val="right" w:leader="dot" w:pos="9679"/>
         </w:tabs>
+        <w:spacing w:after="0" w:line="360" w:lineRule="auto"/>
         <w:rPr>
           <w:rFonts w:asciiTheme="minorHAnsi" w:eastAsiaTheme="minorEastAsia" w:hAnsiTheme="minorHAnsi"/>
           <w:noProof/>
@@ -7249,7 +7354,7 @@
             <w:noProof/>
             <w:webHidden/>
           </w:rPr>
-          <w:t>35</w:t>
+          <w:t>34</w:t>
         </w:r>
         <w:r>
           <w:rPr>
@@ -7266,6 +7371,7 @@
         <w:tabs>
           <w:tab w:val="right" w:leader="dot" w:pos="9679"/>
         </w:tabs>
+        <w:spacing w:after="0" w:line="360" w:lineRule="auto"/>
         <w:rPr>
           <w:rFonts w:asciiTheme="minorHAnsi" w:eastAsiaTheme="minorEastAsia" w:hAnsiTheme="minorHAnsi"/>
           <w:noProof/>
@@ -7320,7 +7426,7 @@
             <w:noProof/>
             <w:webHidden/>
           </w:rPr>
-          <w:t>35</w:t>
+          <w:t>34</w:t>
         </w:r>
         <w:r>
           <w:rPr>
@@ -7337,6 +7443,7 @@
         <w:tabs>
           <w:tab w:val="right" w:leader="dot" w:pos="9679"/>
         </w:tabs>
+        <w:spacing w:after="0" w:line="360" w:lineRule="auto"/>
         <w:rPr>
           <w:rFonts w:asciiTheme="minorHAnsi" w:eastAsiaTheme="minorEastAsia" w:hAnsiTheme="minorHAnsi"/>
           <w:noProof/>
@@ -7391,7 +7498,7 @@
             <w:noProof/>
             <w:webHidden/>
           </w:rPr>
-          <w:t>35</w:t>
+          <w:t>34</w:t>
         </w:r>
         <w:r>
           <w:rPr>
@@ -7408,6 +7515,7 @@
         <w:tabs>
           <w:tab w:val="right" w:leader="dot" w:pos="9679"/>
         </w:tabs>
+        <w:spacing w:after="0" w:line="360" w:lineRule="auto"/>
         <w:rPr>
           <w:rFonts w:asciiTheme="minorHAnsi" w:eastAsiaTheme="minorEastAsia" w:hAnsiTheme="minorHAnsi"/>
           <w:noProof/>
@@ -7462,7 +7570,7 @@
             <w:noProof/>
             <w:webHidden/>
           </w:rPr>
-          <w:t>37</w:t>
+          <w:t>36</w:t>
         </w:r>
         <w:r>
           <w:rPr>
@@ -7479,6 +7587,7 @@
         <w:tabs>
           <w:tab w:val="right" w:leader="dot" w:pos="9679"/>
         </w:tabs>
+        <w:spacing w:after="0" w:line="360" w:lineRule="auto"/>
         <w:rPr>
           <w:rFonts w:asciiTheme="minorHAnsi" w:eastAsiaTheme="minorEastAsia" w:hAnsiTheme="minorHAnsi"/>
           <w:noProof/>
@@ -7533,7 +7642,7 @@
             <w:noProof/>
             <w:webHidden/>
           </w:rPr>
-          <w:t>37</w:t>
+          <w:t>36</w:t>
         </w:r>
         <w:r>
           <w:rPr>
@@ -7550,6 +7659,7 @@
         <w:tabs>
           <w:tab w:val="right" w:leader="dot" w:pos="9679"/>
         </w:tabs>
+        <w:spacing w:after="0" w:line="360" w:lineRule="auto"/>
         <w:rPr>
           <w:rFonts w:asciiTheme="minorHAnsi" w:eastAsiaTheme="minorEastAsia" w:hAnsiTheme="minorHAnsi"/>
           <w:noProof/>
@@ -7604,7 +7714,7 @@
             <w:noProof/>
             <w:webHidden/>
           </w:rPr>
-          <w:t>37</w:t>
+          <w:t>36</w:t>
         </w:r>
         <w:r>
           <w:rPr>
@@ -7621,6 +7731,7 @@
         <w:tabs>
           <w:tab w:val="right" w:leader="dot" w:pos="9679"/>
         </w:tabs>
+        <w:spacing w:after="0" w:line="360" w:lineRule="auto"/>
         <w:rPr>
           <w:rFonts w:asciiTheme="minorHAnsi" w:eastAsiaTheme="minorEastAsia" w:hAnsiTheme="minorHAnsi"/>
           <w:noProof/>
@@ -7675,7 +7786,7 @@
             <w:noProof/>
             <w:webHidden/>
           </w:rPr>
-          <w:t>37</w:t>
+          <w:t>36</w:t>
         </w:r>
         <w:r>
           <w:rPr>
@@ -7692,6 +7803,7 @@
         <w:tabs>
           <w:tab w:val="right" w:leader="dot" w:pos="9679"/>
         </w:tabs>
+        <w:spacing w:after="0" w:line="360" w:lineRule="auto"/>
         <w:rPr>
           <w:rFonts w:asciiTheme="minorHAnsi" w:eastAsiaTheme="minorEastAsia" w:hAnsiTheme="minorHAnsi"/>
           <w:noProof/>
@@ -7746,7 +7858,7 @@
             <w:noProof/>
             <w:webHidden/>
           </w:rPr>
-          <w:t>38</w:t>
+          <w:t>37</w:t>
         </w:r>
         <w:r>
           <w:rPr>
@@ -7763,6 +7875,7 @@
         <w:tabs>
           <w:tab w:val="right" w:leader="dot" w:pos="9679"/>
         </w:tabs>
+        <w:spacing w:after="0" w:line="360" w:lineRule="auto"/>
         <w:rPr>
           <w:rFonts w:asciiTheme="minorHAnsi" w:eastAsiaTheme="minorEastAsia" w:hAnsiTheme="minorHAnsi"/>
           <w:noProof/>
@@ -7817,7 +7930,7 @@
             <w:noProof/>
             <w:webHidden/>
           </w:rPr>
-          <w:t>38</w:t>
+          <w:t>37</w:t>
         </w:r>
         <w:r>
           <w:rPr>
@@ -7834,6 +7947,7 @@
         <w:tabs>
           <w:tab w:val="right" w:leader="dot" w:pos="9679"/>
         </w:tabs>
+        <w:spacing w:after="0" w:line="360" w:lineRule="auto"/>
         <w:rPr>
           <w:rFonts w:asciiTheme="minorHAnsi" w:eastAsiaTheme="minorEastAsia" w:hAnsiTheme="minorHAnsi"/>
           <w:noProof/>
@@ -7888,7 +8002,7 @@
             <w:noProof/>
             <w:webHidden/>
           </w:rPr>
-          <w:t>39</w:t>
+          <w:t>38</w:t>
         </w:r>
         <w:r>
           <w:rPr>
@@ -7905,6 +8019,7 @@
         <w:tabs>
           <w:tab w:val="right" w:leader="dot" w:pos="9679"/>
         </w:tabs>
+        <w:spacing w:after="0" w:line="360" w:lineRule="auto"/>
         <w:rPr>
           <w:rFonts w:asciiTheme="minorHAnsi" w:eastAsiaTheme="minorEastAsia" w:hAnsiTheme="minorHAnsi"/>
           <w:noProof/>
@@ -7959,7 +8074,7 @@
             <w:noProof/>
             <w:webHidden/>
           </w:rPr>
-          <w:t>40</w:t>
+          <w:t>38</w:t>
         </w:r>
         <w:r>
           <w:rPr>
@@ -7976,6 +8091,7 @@
         <w:tabs>
           <w:tab w:val="right" w:leader="dot" w:pos="9679"/>
         </w:tabs>
+        <w:spacing w:after="0" w:line="360" w:lineRule="auto"/>
         <w:rPr>
           <w:rFonts w:asciiTheme="minorHAnsi" w:eastAsiaTheme="minorEastAsia" w:hAnsiTheme="minorHAnsi"/>
           <w:noProof/>
@@ -8030,7 +8146,7 @@
             <w:noProof/>
             <w:webHidden/>
           </w:rPr>
-          <w:t>40</w:t>
+          <w:t>39</w:t>
         </w:r>
         <w:r>
           <w:rPr>
@@ -8047,6 +8163,7 @@
         <w:tabs>
           <w:tab w:val="right" w:leader="dot" w:pos="9679"/>
         </w:tabs>
+        <w:spacing w:after="0" w:line="360" w:lineRule="auto"/>
         <w:rPr>
           <w:rFonts w:asciiTheme="minorHAnsi" w:eastAsiaTheme="minorEastAsia" w:hAnsiTheme="minorHAnsi"/>
           <w:noProof/>
@@ -8101,7 +8218,7 @@
             <w:noProof/>
             <w:webHidden/>
           </w:rPr>
-          <w:t>40</w:t>
+          <w:t>39</w:t>
         </w:r>
         <w:r>
           <w:rPr>
@@ -8118,6 +8235,7 @@
         <w:tabs>
           <w:tab w:val="right" w:leader="dot" w:pos="9679"/>
         </w:tabs>
+        <w:spacing w:after="0" w:line="360" w:lineRule="auto"/>
         <w:rPr>
           <w:rFonts w:asciiTheme="minorHAnsi" w:eastAsiaTheme="minorEastAsia" w:hAnsiTheme="minorHAnsi"/>
           <w:noProof/>
@@ -8172,7 +8290,7 @@
             <w:noProof/>
             <w:webHidden/>
           </w:rPr>
-          <w:t>41</w:t>
+          <w:t>39</w:t>
         </w:r>
         <w:r>
           <w:rPr>
@@ -8189,6 +8307,7 @@
         <w:tabs>
           <w:tab w:val="right" w:leader="dot" w:pos="9679"/>
         </w:tabs>
+        <w:spacing w:after="0" w:line="360" w:lineRule="auto"/>
         <w:rPr>
           <w:rFonts w:asciiTheme="minorHAnsi" w:eastAsiaTheme="minorEastAsia" w:hAnsiTheme="minorHAnsi"/>
           <w:noProof/>
@@ -8243,7 +8362,7 @@
             <w:noProof/>
             <w:webHidden/>
           </w:rPr>
-          <w:t>45</w:t>
+          <w:t>43</w:t>
         </w:r>
         <w:r>
           <w:rPr>
@@ -8260,6 +8379,7 @@
         <w:tabs>
           <w:tab w:val="right" w:leader="dot" w:pos="9679"/>
         </w:tabs>
+        <w:spacing w:after="0" w:line="360" w:lineRule="auto"/>
         <w:rPr>
           <w:rFonts w:asciiTheme="minorHAnsi" w:eastAsiaTheme="minorEastAsia" w:hAnsiTheme="minorHAnsi"/>
           <w:noProof/>
@@ -8314,7 +8434,7 @@
             <w:noProof/>
             <w:webHidden/>
           </w:rPr>
-          <w:t>48</w:t>
+          <w:t>46</w:t>
         </w:r>
         <w:r>
           <w:rPr>
@@ -8331,6 +8451,7 @@
         <w:tabs>
           <w:tab w:val="right" w:leader="dot" w:pos="9679"/>
         </w:tabs>
+        <w:spacing w:after="0" w:line="360" w:lineRule="auto"/>
         <w:rPr>
           <w:rFonts w:asciiTheme="minorHAnsi" w:eastAsiaTheme="minorEastAsia" w:hAnsiTheme="minorHAnsi"/>
           <w:noProof/>
@@ -8385,7 +8506,7 @@
             <w:noProof/>
             <w:webHidden/>
           </w:rPr>
-          <w:t>49</w:t>
+          <w:t>47</w:t>
         </w:r>
         <w:r>
           <w:rPr>
@@ -8402,6 +8523,7 @@
         <w:tabs>
           <w:tab w:val="right" w:leader="dot" w:pos="9679"/>
         </w:tabs>
+        <w:spacing w:after="0" w:line="360" w:lineRule="auto"/>
         <w:rPr>
           <w:rFonts w:asciiTheme="minorHAnsi" w:eastAsiaTheme="minorEastAsia" w:hAnsiTheme="minorHAnsi"/>
           <w:noProof/>
@@ -8456,7 +8578,7 @@
             <w:noProof/>
             <w:webHidden/>
           </w:rPr>
-          <w:t>49</w:t>
+          <w:t>47</w:t>
         </w:r>
         <w:r>
           <w:rPr>
@@ -8473,6 +8595,7 @@
         <w:tabs>
           <w:tab w:val="right" w:leader="dot" w:pos="9679"/>
         </w:tabs>
+        <w:spacing w:after="0" w:line="360" w:lineRule="auto"/>
         <w:rPr>
           <w:rFonts w:asciiTheme="minorHAnsi" w:eastAsiaTheme="minorEastAsia" w:hAnsiTheme="minorHAnsi"/>
           <w:noProof/>
@@ -8527,7 +8650,7 @@
             <w:noProof/>
             <w:webHidden/>
           </w:rPr>
-          <w:t>53</w:t>
+          <w:t>51</w:t>
         </w:r>
         <w:r>
           <w:rPr>
@@ -8544,6 +8667,7 @@
         <w:tabs>
           <w:tab w:val="right" w:leader="dot" w:pos="9679"/>
         </w:tabs>
+        <w:spacing w:after="0" w:line="360" w:lineRule="auto"/>
         <w:rPr>
           <w:rFonts w:asciiTheme="minorHAnsi" w:eastAsiaTheme="minorEastAsia" w:hAnsiTheme="minorHAnsi"/>
           <w:noProof/>
@@ -8598,7 +8722,7 @@
             <w:noProof/>
             <w:webHidden/>
           </w:rPr>
-          <w:t>54</w:t>
+          <w:t>52</w:t>
         </w:r>
         <w:r>
           <w:rPr>
@@ -8615,6 +8739,7 @@
         <w:tabs>
           <w:tab w:val="right" w:leader="dot" w:pos="9679"/>
         </w:tabs>
+        <w:spacing w:after="0" w:line="360" w:lineRule="auto"/>
         <w:rPr>
           <w:rFonts w:asciiTheme="minorHAnsi" w:eastAsiaTheme="minorEastAsia" w:hAnsiTheme="minorHAnsi"/>
           <w:noProof/>
@@ -8669,7 +8794,7 @@
             <w:noProof/>
             <w:webHidden/>
           </w:rPr>
-          <w:t>56</w:t>
+          <w:t>54</w:t>
         </w:r>
         <w:r>
           <w:rPr>
@@ -8686,6 +8811,7 @@
         <w:tabs>
           <w:tab w:val="right" w:leader="dot" w:pos="9679"/>
         </w:tabs>
+        <w:spacing w:after="0" w:line="360" w:lineRule="auto"/>
         <w:rPr>
           <w:rFonts w:asciiTheme="minorHAnsi" w:eastAsiaTheme="minorEastAsia" w:hAnsiTheme="minorHAnsi"/>
           <w:noProof/>
@@ -8740,7 +8866,7 @@
             <w:noProof/>
             <w:webHidden/>
           </w:rPr>
-          <w:t>56</w:t>
+          <w:t>54</w:t>
         </w:r>
         <w:r>
           <w:rPr>
@@ -8757,6 +8883,7 @@
         <w:tabs>
           <w:tab w:val="right" w:leader="dot" w:pos="9679"/>
         </w:tabs>
+        <w:spacing w:after="0" w:line="360" w:lineRule="auto"/>
         <w:rPr>
           <w:rFonts w:asciiTheme="minorHAnsi" w:eastAsiaTheme="minorEastAsia" w:hAnsiTheme="minorHAnsi"/>
           <w:noProof/>
@@ -8811,7 +8938,7 @@
             <w:noProof/>
             <w:webHidden/>
           </w:rPr>
-          <w:t>56</w:t>
+          <w:t>54</w:t>
         </w:r>
         <w:r>
           <w:rPr>
@@ -8828,6 +8955,7 @@
         <w:tabs>
           <w:tab w:val="right" w:leader="dot" w:pos="9679"/>
         </w:tabs>
+        <w:spacing w:after="0" w:line="360" w:lineRule="auto"/>
         <w:rPr>
           <w:rFonts w:asciiTheme="minorHAnsi" w:eastAsiaTheme="minorEastAsia" w:hAnsiTheme="minorHAnsi"/>
           <w:noProof/>
@@ -8882,7 +9010,7 @@
             <w:noProof/>
             <w:webHidden/>
           </w:rPr>
-          <w:t>57</w:t>
+          <w:t>55</w:t>
         </w:r>
         <w:r>
           <w:rPr>
@@ -8899,6 +9027,7 @@
         <w:tabs>
           <w:tab w:val="right" w:leader="dot" w:pos="9679"/>
         </w:tabs>
+        <w:spacing w:after="0" w:line="360" w:lineRule="auto"/>
         <w:rPr>
           <w:rFonts w:asciiTheme="minorHAnsi" w:eastAsiaTheme="minorEastAsia" w:hAnsiTheme="minorHAnsi"/>
           <w:noProof/>
@@ -8953,7 +9082,7 @@
             <w:noProof/>
             <w:webHidden/>
           </w:rPr>
-          <w:t>58</w:t>
+          <w:t>56</w:t>
         </w:r>
         <w:r>
           <w:rPr>
@@ -8970,6 +9099,7 @@
         <w:tabs>
           <w:tab w:val="right" w:leader="dot" w:pos="9679"/>
         </w:tabs>
+        <w:spacing w:after="0" w:line="360" w:lineRule="auto"/>
         <w:rPr>
           <w:rFonts w:asciiTheme="minorHAnsi" w:eastAsiaTheme="minorEastAsia" w:hAnsiTheme="minorHAnsi"/>
           <w:noProof/>
@@ -9024,7 +9154,7 @@
             <w:noProof/>
             <w:webHidden/>
           </w:rPr>
-          <w:t>58</w:t>
+          <w:t>56</w:t>
         </w:r>
         <w:r>
           <w:rPr>
@@ -9041,6 +9171,7 @@
         <w:tabs>
           <w:tab w:val="right" w:leader="dot" w:pos="9679"/>
         </w:tabs>
+        <w:spacing w:after="0" w:line="360" w:lineRule="auto"/>
         <w:rPr>
           <w:rFonts w:asciiTheme="minorHAnsi" w:eastAsiaTheme="minorEastAsia" w:hAnsiTheme="minorHAnsi"/>
           <w:noProof/>
@@ -9095,7 +9226,7 @@
             <w:noProof/>
             <w:webHidden/>
           </w:rPr>
-          <w:t>58</w:t>
+          <w:t>56</w:t>
         </w:r>
         <w:r>
           <w:rPr>
@@ -9109,19 +9240,37 @@
     <w:p>
       <w:pPr>
         <w:pStyle w:val="Chng"/>
+        <w:spacing w:before="0" w:after="0" w:line="360" w:lineRule="auto"/>
+      </w:pPr>
+      <w:r>
+        <w:fldChar w:fldCharType="end"/>
+      </w:r>
+    </w:p>
+    <w:p>
+      <w:pPr>
+        <w:spacing w:after="160" w:line="259" w:lineRule="auto"/>
+        <w:ind w:firstLine="0"/>
+        <w:jc w:val="left"/>
+        <w:rPr>
+          <w:b/>
+          <w:sz w:val="32"/>
+        </w:rPr>
+      </w:pPr>
+      <w:r>
+        <w:br w:type="page"/>
+      </w:r>
+    </w:p>
+    <w:p>
+      <w:pPr>
+        <w:pStyle w:val="Chng"/>
+        <w:spacing w:before="0" w:after="0" w:line="360" w:lineRule="auto"/>
       </w:pPr>
       <w:r>
         <w:lastRenderedPageBreak/>
-        <w:fldChar w:fldCharType="end"/>
-      </w:r>
-      <w:r>
         <w:fldChar w:fldCharType="begin"/>
       </w:r>
       <w:r>
         <w:instrText>TOC \o "1-3" \h \z \u</w:instrText>
-      </w:r>
-      <w:r>
-        <w:fldChar w:fldCharType="separate"/>
       </w:r>
       <w:r>
         <w:fldChar w:fldCharType="end"/>
@@ -9141,6 +9290,7 @@
         <w:tabs>
           <w:tab w:val="right" w:leader="dot" w:pos="9679"/>
         </w:tabs>
+        <w:spacing w:after="0" w:line="360" w:lineRule="auto"/>
         <w:rPr>
           <w:rFonts w:asciiTheme="minorHAnsi" w:eastAsiaTheme="minorEastAsia" w:hAnsiTheme="minorHAnsi"/>
           <w:noProof/>
@@ -9204,7 +9354,7 @@
             <w:noProof/>
             <w:webHidden/>
           </w:rPr>
-          <w:t>34</w:t>
+          <w:t>33</w:t>
         </w:r>
         <w:r>
           <w:rPr>
@@ -9221,6 +9371,7 @@
         <w:tabs>
           <w:tab w:val="right" w:leader="dot" w:pos="9679"/>
         </w:tabs>
+        <w:spacing w:after="0" w:line="360" w:lineRule="auto"/>
         <w:rPr>
           <w:rFonts w:asciiTheme="minorHAnsi" w:eastAsiaTheme="minorEastAsia" w:hAnsiTheme="minorHAnsi"/>
           <w:noProof/>
@@ -9275,7 +9426,7 @@
             <w:noProof/>
             <w:webHidden/>
           </w:rPr>
-          <w:t>38</w:t>
+          <w:t>37</w:t>
         </w:r>
         <w:r>
           <w:rPr>
@@ -9292,6 +9443,7 @@
         <w:tabs>
           <w:tab w:val="right" w:leader="dot" w:pos="9679"/>
         </w:tabs>
+        <w:spacing w:after="0" w:line="360" w:lineRule="auto"/>
         <w:rPr>
           <w:rFonts w:asciiTheme="minorHAnsi" w:eastAsiaTheme="minorEastAsia" w:hAnsiTheme="minorHAnsi"/>
           <w:noProof/>
@@ -9346,7 +9498,7 @@
             <w:noProof/>
             <w:webHidden/>
           </w:rPr>
-          <w:t>46</w:t>
+          <w:t>44</w:t>
         </w:r>
         <w:r>
           <w:rPr>
@@ -9363,6 +9515,7 @@
         <w:tabs>
           <w:tab w:val="right" w:leader="dot" w:pos="9679"/>
         </w:tabs>
+        <w:spacing w:after="0" w:line="360" w:lineRule="auto"/>
         <w:rPr>
           <w:rFonts w:asciiTheme="minorHAnsi" w:eastAsiaTheme="minorEastAsia" w:hAnsiTheme="minorHAnsi"/>
           <w:noProof/>
@@ -9417,7 +9570,7 @@
             <w:noProof/>
             <w:webHidden/>
           </w:rPr>
-          <w:t>47</w:t>
+          <w:t>45</w:t>
         </w:r>
         <w:r>
           <w:rPr>
@@ -9434,6 +9587,7 @@
         <w:tabs>
           <w:tab w:val="right" w:leader="dot" w:pos="9679"/>
         </w:tabs>
+        <w:spacing w:after="0" w:line="360" w:lineRule="auto"/>
         <w:rPr>
           <w:rFonts w:asciiTheme="minorHAnsi" w:eastAsiaTheme="minorEastAsia" w:hAnsiTheme="minorHAnsi"/>
           <w:noProof/>
@@ -9488,7 +9642,7 @@
             <w:noProof/>
             <w:webHidden/>
           </w:rPr>
-          <w:t>48</w:t>
+          <w:t>46</w:t>
         </w:r>
         <w:r>
           <w:rPr>
@@ -9501,6 +9655,7 @@
     </w:p>
     <w:p>
       <w:pPr>
+        <w:spacing w:after="0" w:line="360" w:lineRule="auto"/>
         <w:ind w:firstLine="0"/>
       </w:pPr>
       <w:r>
@@ -9548,19 +9703,21 @@
       <w:r>
         <w:br w:type="page"/>
       </w:r>
+      <w:bookmarkStart w:id="2" w:name="_GoBack"/>
+      <w:bookmarkEnd w:id="2"/>
     </w:p>
     <w:p>
       <w:pPr>
         <w:pStyle w:val="Chng"/>
       </w:pPr>
-      <w:bookmarkStart w:id="2" w:name="_Toc243562683"/>
+      <w:bookmarkStart w:id="3" w:name="_Toc243562683"/>
       <w:r>
         <w:lastRenderedPageBreak/>
         <w:t>MỤC LỤC BẢNG</w:t>
       </w:r>
-      <w:bookmarkEnd w:id="2"/>
-    </w:p>
-    <w:bookmarkStart w:id="3" w:name="SectionNew0"/>
+      <w:bookmarkEnd w:id="3"/>
+    </w:p>
+    <w:bookmarkStart w:id="4" w:name="SectionNew0"/>
     <w:p>
       <w:pPr>
         <w:pStyle w:val="TOC1"/>
@@ -9914,7 +10071,7 @@
             <w:noProof/>
             <w:webHidden/>
           </w:rPr>
-          <w:t>22</w:t>
+          <w:t>21</w:t>
         </w:r>
         <w:r>
           <w:rPr>
@@ -9985,7 +10142,7 @@
             <w:noProof/>
             <w:webHidden/>
           </w:rPr>
-          <w:t>25</w:t>
+          <w:t>24</w:t>
         </w:r>
         <w:r>
           <w:rPr>
@@ -10127,7 +10284,7 @@
             <w:noProof/>
             <w:webHidden/>
           </w:rPr>
-          <w:t>30</w:t>
+          <w:t>29</w:t>
         </w:r>
         <w:r>
           <w:rPr>
@@ -10198,7 +10355,7 @@
             <w:noProof/>
             <w:webHidden/>
           </w:rPr>
-          <w:t>32</w:t>
+          <w:t>31</w:t>
         </w:r>
         <w:r>
           <w:rPr>
@@ -10269,7 +10426,7 @@
             <w:noProof/>
             <w:webHidden/>
           </w:rPr>
-          <w:t>34</w:t>
+          <w:t>33</w:t>
         </w:r>
         <w:r>
           <w:rPr>
@@ -10340,7 +10497,7 @@
             <w:noProof/>
             <w:webHidden/>
           </w:rPr>
-          <w:t>38</w:t>
+          <w:t>37</w:t>
         </w:r>
         <w:r>
           <w:rPr>
@@ -10411,7 +10568,7 @@
             <w:noProof/>
             <w:webHidden/>
           </w:rPr>
-          <w:t>39</w:t>
+          <w:t>38</w:t>
         </w:r>
         <w:r>
           <w:rPr>
@@ -10482,7 +10639,7 @@
             <w:noProof/>
             <w:webHidden/>
           </w:rPr>
-          <w:t>41</w:t>
+          <w:t>40</w:t>
         </w:r>
         <w:r>
           <w:rPr>
@@ -10553,7 +10710,7 @@
             <w:noProof/>
             <w:webHidden/>
           </w:rPr>
-          <w:t>53</w:t>
+          <w:t>51</w:t>
         </w:r>
         <w:r>
           <w:rPr>
@@ -10624,7 +10781,7 @@
             <w:noProof/>
             <w:webHidden/>
           </w:rPr>
-          <w:t>58</w:t>
+          <w:t>56</w:t>
         </w:r>
         <w:r>
           <w:rPr>
@@ -10656,25 +10813,25 @@
       <w:pPr>
         <w:pStyle w:val="Chng"/>
       </w:pPr>
-      <w:bookmarkStart w:id="4" w:name="_Toc243562684"/>
+      <w:bookmarkStart w:id="5" w:name="_Toc243562684"/>
       <w:r>
         <w:lastRenderedPageBreak/>
         <w:t>MỞ ĐẦU</w:t>
       </w:r>
-      <w:bookmarkEnd w:id="3"/>
       <w:bookmarkEnd w:id="4"/>
+      <w:bookmarkEnd w:id="5"/>
     </w:p>
     <w:p>
       <w:pPr>
         <w:pStyle w:val="mcmc1"/>
       </w:pPr>
-      <w:bookmarkStart w:id="5" w:name="SectionNew1"/>
-      <w:bookmarkStart w:id="6" w:name="_Toc243562685"/>
+      <w:bookmarkStart w:id="6" w:name="SectionNew1"/>
+      <w:bookmarkStart w:id="7" w:name="_Toc243562685"/>
       <w:r>
         <w:t>Lý do chọn đề tài</w:t>
       </w:r>
-      <w:bookmarkEnd w:id="5"/>
       <w:bookmarkEnd w:id="6"/>
+      <w:bookmarkEnd w:id="7"/>
     </w:p>
     <w:p>
       <w:r>
@@ -10700,13 +10857,13 @@
       <w:pPr>
         <w:pStyle w:val="mcmc1"/>
       </w:pPr>
-      <w:bookmarkStart w:id="7" w:name="SectionNew2"/>
-      <w:bookmarkStart w:id="8" w:name="_Toc243562686"/>
+      <w:bookmarkStart w:id="8" w:name="SectionNew2"/>
+      <w:bookmarkStart w:id="9" w:name="_Toc243562686"/>
       <w:r>
         <w:t>Mục tiêu của đề tài</w:t>
       </w:r>
-      <w:bookmarkEnd w:id="7"/>
       <w:bookmarkEnd w:id="8"/>
+      <w:bookmarkEnd w:id="9"/>
     </w:p>
     <w:p>
       <w:r>
@@ -10739,8 +10896,16 @@
         <w:pStyle w:val="Bullet1"/>
       </w:pPr>
       <w:r>
+        <w:t>Mô phỏng ba lỗi bằng các nút PA0, PA1, PA2: vòng lặp vô hạn, chờ cảm biến vô hạn và HardFault; sử dụng nút NRST trên board để đối chiếu reset phần cứng.</w:t>
+      </w:r>
+    </w:p>
+    <w:p>
+      <w:pPr>
+        <w:pStyle w:val="Bullet1"/>
+      </w:pPr>
+      <w:r>
         <w:lastRenderedPageBreak/>
-        <w:t>Mô phỏng ba lỗi bằng các nút PA0, PA1, PA2: vòng lặp vô hạn, chờ cảm biến vô hạn và HardFault; sử dụng nút NRST trên board để đối chiếu reset phần cứng.</w:t>
+        <w:t>Thiết kế chiến lược nạp lại (refresh) watchdog tại vị trí đáp ứng điều kiện giám sát, chỉ nạp khi tất cả tác vụ trong hệ thống đều báo trạng thái bình thường.</w:t>
       </w:r>
     </w:p>
     <w:p>
@@ -10748,7 +10913,7 @@
         <w:pStyle w:val="Bullet1"/>
       </w:pPr>
       <w:r>
-        <w:t>Thiết kế chiến lược nạp lại (refresh) watchdog tại vị trí đáp ứng điều kiện giám sát, chỉ nạp khi tất cả tác vụ trong hệ thống đều báo trạng thái bình thường.</w:t>
+        <w:t>Đọc các cờ reset trong thanh ghi RCC để xác định nguyên nhân reset (IWDG, WWDG, nút Reset, cấp nguồn lại, reset phần mềm) và hiển thị lên LCD.</w:t>
       </w:r>
     </w:p>
     <w:p>
@@ -10756,7 +10921,7 @@
         <w:pStyle w:val="Bullet1"/>
       </w:pPr>
       <w:r>
-        <w:t>Đọc các cờ reset trong thanh ghi RCC để xác định nguyên nhân reset (IWDG, WWDG, nút Reset, cấp nguồn lại, reset phần mềm) và hiển thị lên LCD.</w:t>
+        <w:t>Lưu bộ đếm số lần reset vào backup register, lưu log lỗi vào bộ nhớ Flash, và in giá trị thanh ghi PC/LR khi xảy ra HardFault để hỗ trợ truy vết lỗi.</w:t>
       </w:r>
     </w:p>
     <w:p>
@@ -10764,7 +10929,24 @@
         <w:pStyle w:val="Bullet1"/>
       </w:pPr>
       <w:r>
-        <w:t>Lưu bộ đếm số lần reset vào backup register, lưu log lỗi vào bộ nhớ Flash, và in giá trị thanh ghi PC/LR khi xảy ra HardFault để hỗ trợ truy vết lỗi.</w:t>
+        <w:t>Đo kiểm thực tế, so sánh thời gian reset đo được với thời gian timeout tính toán, đồng thời so sánh hoạt động của IWDG và WWDG.</w:t>
+      </w:r>
+    </w:p>
+    <w:p>
+      <w:pPr>
+        <w:pStyle w:val="mcmc1"/>
+      </w:pPr>
+      <w:bookmarkStart w:id="10" w:name="SectionNew3"/>
+      <w:bookmarkStart w:id="11" w:name="_Toc243562687"/>
+      <w:r>
+        <w:t>Đối tượng và phạm vi nghiên cứu</w:t>
+      </w:r>
+      <w:bookmarkEnd w:id="10"/>
+      <w:bookmarkEnd w:id="11"/>
+    </w:p>
+    <w:p>
+      <w:r>
+        <w:t>Đối tượng nghiên cứu:</w:t>
       </w:r>
     </w:p>
     <w:p>
@@ -10772,24 +10954,114 @@
         <w:pStyle w:val="Bullet1"/>
       </w:pPr>
       <w:r>
-        <w:t>Đo kiểm thực tế, so sánh thời gian reset đo được với thời gian timeout tính toán, đồng thời so sánh hoạt động của IWDG và WWDG.</w:t>
+        <w:t>Bộ định thời giám sát IWDG và WWDG của vi điều khiển STM32.</w:t>
+      </w:r>
+    </w:p>
+    <w:p>
+      <w:pPr>
+        <w:pStyle w:val="Bullet1"/>
+      </w:pPr>
+      <w:r>
+        <w:t>Các cờ reset trong khối RCC, backup register, bộ nhớ Flash và cơ chế xử lý ngoại lệ HardFault của lõi ARM Cortex-M</w:t>
+      </w:r>
+      <w:r>
+        <w:t>3</w:t>
+      </w:r>
+    </w:p>
+    <w:p>
+      <w:pPr>
+        <w:pStyle w:val="Bullet1"/>
+      </w:pPr>
+      <w:r>
+        <w:t xml:space="preserve">Các ngoại vi hỗ trợ: cảm biến nhiệt độ </w:t>
+      </w:r>
+      <w:r>
+        <w:t>DHT11</w:t>
+      </w:r>
+      <w:r>
+        <w:t xml:space="preserve">, màn hình </w:t>
+      </w:r>
+      <w:r>
+        <w:t>LCD LCD1602</w:t>
+      </w:r>
+      <w:r>
+        <w:t xml:space="preserve"> giao tiếp qua I2C</w:t>
+      </w:r>
+      <w:r>
+        <w:t>, giao tiếp UART.</w:t>
+      </w:r>
+    </w:p>
+    <w:p>
+      <w:r>
+        <w:t>Phạm vi nghiên cứu:</w:t>
+      </w:r>
+    </w:p>
+    <w:p>
+      <w:pPr>
+        <w:pStyle w:val="Bullet1"/>
+      </w:pPr>
+      <w:r>
+        <w:t xml:space="preserve">Đề tài thực hiện trên kit </w:t>
+      </w:r>
+      <w:r>
+        <w:t xml:space="preserve">STM32F103C8T6, </w:t>
+      </w:r>
+      <w:r>
+        <w:t>lập trình bằng Keil C</w:t>
+      </w:r>
+      <w:r>
+        <w:t xml:space="preserve"> </w:t>
+      </w:r>
+      <w:r>
+        <w:t xml:space="preserve">với thư viện </w:t>
+      </w:r>
+      <w:r>
+        <w:t>HAL và CMSIS.</w:t>
+      </w:r>
+    </w:p>
+    <w:p>
+      <w:pPr>
+        <w:pStyle w:val="Bullet1"/>
+      </w:pPr>
+      <w:r>
+        <w:t>Các lỗi được mô phỏng bằng phần mềm thông qua nút nhấn</w:t>
+      </w:r>
+      <w:r>
+        <w:t>,</w:t>
+      </w:r>
+      <w:r>
+        <w:t xml:space="preserve"> đề tài không xét các lỗi phần cứng thật như nhiễu điện từ hay sụt áp nguồn.</w:t>
+      </w:r>
+    </w:p>
+    <w:p>
+      <w:pPr>
+        <w:pStyle w:val="Bullet1"/>
+      </w:pPr>
+      <w:r>
+        <w:t>Hệ thống dừng ở mức giám sát, phục hồi, hiển thị và lưu log cục bộ</w:t>
+      </w:r>
+      <w:r>
+        <w:t>,</w:t>
+      </w:r>
+      <w:r>
+        <w:t xml:space="preserve"> chưa mở rộng đến truyền dữ liệu lên server hay hệ điều hành thời gian thực.</w:t>
       </w:r>
     </w:p>
     <w:p>
       <w:pPr>
         <w:pStyle w:val="mcmc1"/>
       </w:pPr>
-      <w:bookmarkStart w:id="9" w:name="SectionNew3"/>
-      <w:bookmarkStart w:id="10" w:name="_Toc243562687"/>
-      <w:r>
-        <w:t>Đối tượng và phạm vi nghiên cứu</w:t>
-      </w:r>
-      <w:bookmarkEnd w:id="9"/>
-      <w:bookmarkEnd w:id="10"/>
-    </w:p>
-    <w:p>
-      <w:r>
-        <w:t>Đối tượng nghiên cứu:</w:t>
+      <w:bookmarkStart w:id="12" w:name="SectionNew4"/>
+      <w:bookmarkStart w:id="13" w:name="_Toc243562688"/>
+      <w:r>
+        <w:t>Phương pháp nghiên cứu</w:t>
+      </w:r>
+      <w:bookmarkEnd w:id="12"/>
+      <w:bookmarkEnd w:id="13"/>
+    </w:p>
+    <w:p>
+      <w:r>
+        <w:t>Đề tài kết hợp các phương pháp sau:</w:t>
       </w:r>
     </w:p>
     <w:p>
@@ -10797,7 +11069,16 @@
         <w:pStyle w:val="Bullet1"/>
       </w:pPr>
       <w:r>
-        <w:t>Bộ định thời giám sát IWDG và WWDG của vi điều khiển STM32.</w:t>
+        <w:t>Nghiên cứu lý thuyết:</w:t>
+      </w:r>
+      <w:r>
+        <w:t xml:space="preserve"> Tìm hiểu tài liệu kỹ thuật của hãng như Reference Manual</w:t>
+      </w:r>
+      <w:r>
+        <w:t>,</w:t>
+      </w:r>
+      <w:r>
+        <w:t xml:space="preserve"> Datasheet, Programming Manual của lõi Cortex-M, cùng các tài liệu liên quan đến thiết kế hệ thống nhúng tin cậy.</w:t>
       </w:r>
     </w:p>
     <w:p>
@@ -10805,10 +11086,10 @@
         <w:pStyle w:val="Bullet1"/>
       </w:pPr>
       <w:r>
-        <w:t>Các cờ reset trong khối RCC, backup register, bộ nhớ Flash và cơ chế xử lý ngoại lệ HardFault của lõi ARM Cortex-M</w:t>
-      </w:r>
-      <w:r>
-        <w:t>3</w:t>
+        <w:t>Tính toán thiết kế:</w:t>
+      </w:r>
+      <w:r>
+        <w:t xml:space="preserve"> Xác định thông số prescaler, giá trị reload và thời gian timeout của IWDG, WWDG dựa trên tần số xung clock tương ứng.</w:t>
       </w:r>
     </w:p>
     <w:p>
@@ -10816,27 +11097,10 @@
         <w:pStyle w:val="Bullet1"/>
       </w:pPr>
       <w:r>
-        <w:t xml:space="preserve">Các ngoại vi hỗ trợ: cảm biến nhiệt độ </w:t>
-      </w:r>
-      <w:r>
-        <w:t>DHT11</w:t>
-      </w:r>
-      <w:r>
-        <w:t xml:space="preserve">, màn hình </w:t>
-      </w:r>
-      <w:r>
-        <w:t>LCD LCD1602</w:t>
-      </w:r>
-      <w:r>
-        <w:t xml:space="preserve"> giao tiếp qua I2C</w:t>
-      </w:r>
-      <w:r>
-        <w:t>, giao tiếp UART.</w:t>
-      </w:r>
-    </w:p>
-    <w:p>
-      <w:r>
-        <w:t>Phạm vi nghiên cứu:</w:t>
+        <w:t>Lập trình và mô phỏng lỗi:</w:t>
+      </w:r>
+      <w:r>
+        <w:t xml:space="preserve"> Viết chương trình điều khiển, xây dựng các kịch bản lỗi bằng nút nhấn để kiểm tra khả năng phản ứng của hệ thống.</w:t>
       </w:r>
     </w:p>
     <w:p>
@@ -10844,159 +11108,52 @@
         <w:pStyle w:val="Bullet1"/>
       </w:pPr>
       <w:r>
-        <w:t xml:space="preserve">Đề tài thực hiện trên kit </w:t>
-      </w:r>
-      <w:r>
-        <w:t xml:space="preserve">STM32F103C8T6, </w:t>
-      </w:r>
-      <w:r>
-        <w:t>lập trình bằng Keil C</w:t>
-      </w:r>
-      <w:r>
-        <w:t xml:space="preserve"> </w:t>
-      </w:r>
-      <w:r>
-        <w:t xml:space="preserve">với thư viện </w:t>
-      </w:r>
-      <w:r>
-        <w:t>HAL và CMSIS.</w:t>
-      </w:r>
-    </w:p>
-    <w:p>
-      <w:pPr>
-        <w:pStyle w:val="Bullet1"/>
-      </w:pPr>
-      <w:r>
-        <w:t>Các lỗi được mô phỏng bằng phần mềm thông qua nút nhấn</w:t>
-      </w:r>
-      <w:r>
-        <w:t>,</w:t>
-      </w:r>
-      <w:r>
-        <w:t xml:space="preserve"> đề tài không xét các lỗi phần cứng thật như nhiễu điện từ hay sụt áp nguồn.</w:t>
-      </w:r>
-    </w:p>
-    <w:p>
-      <w:pPr>
-        <w:pStyle w:val="Bullet1"/>
-      </w:pPr>
-      <w:r>
-        <w:t>Hệ thống dừng ở mức giám sát, phục hồi, hiển thị và lưu log cục bộ</w:t>
-      </w:r>
-      <w:r>
-        <w:t>,</w:t>
-      </w:r>
-      <w:r>
-        <w:t xml:space="preserve"> chưa mở rộng đến truyền dữ liệu lên server hay hệ điều hành thời gian thực.</w:t>
+        <w:lastRenderedPageBreak/>
+        <w:t>Thực nghiệm và đối chiếu:</w:t>
+      </w:r>
+      <w:r>
+        <w:t xml:space="preserve"> Chạy thử trên mạch thực tế, ghi nhận kết quả hiển thị trên LCD và log UART, đo thời gian reset rồi so sánh với giá trị tính toán, từ đó đánh giá độ chính xác và rút ra nhận xét.</w:t>
       </w:r>
     </w:p>
     <w:p>
       <w:pPr>
         <w:pStyle w:val="mcmc1"/>
       </w:pPr>
-      <w:bookmarkStart w:id="11" w:name="SectionNew4"/>
-      <w:bookmarkStart w:id="12" w:name="_Toc243562688"/>
-      <w:r>
-        <w:t>Phương pháp nghiên cứu</w:t>
-      </w:r>
-      <w:bookmarkEnd w:id="11"/>
-      <w:bookmarkEnd w:id="12"/>
-    </w:p>
-    <w:p>
-      <w:r>
-        <w:t>Đề tài kết hợp các phương pháp sau:</w:t>
-      </w:r>
-    </w:p>
-    <w:p>
-      <w:pPr>
-        <w:pStyle w:val="Bullet1"/>
-      </w:pPr>
-      <w:r>
-        <w:t>Nghiên cứu lý thuyết:</w:t>
-      </w:r>
-      <w:r>
-        <w:t xml:space="preserve"> Tìm hiểu tài liệu kỹ thuật của hãng như Reference Manual</w:t>
-      </w:r>
-      <w:r>
-        <w:t>,</w:t>
-      </w:r>
-      <w:r>
-        <w:t xml:space="preserve"> Datasheet, Programming Manual của lõi Cortex-M, cùng các tài liệu liên quan đến thiết kế hệ thống nhúng tin cậy.</w:t>
-      </w:r>
-    </w:p>
-    <w:p>
-      <w:pPr>
-        <w:pStyle w:val="Bullet1"/>
-      </w:pPr>
-      <w:r>
-        <w:lastRenderedPageBreak/>
-        <w:t>Tính toán thiết kế:</w:t>
-      </w:r>
-      <w:r>
-        <w:t xml:space="preserve"> Xác định thông số prescaler, giá trị reload và thời gian timeout của IWDG, WWDG dựa trên tần số xung clock tương ứng.</w:t>
-      </w:r>
-    </w:p>
-    <w:p>
-      <w:pPr>
-        <w:pStyle w:val="Bullet1"/>
-      </w:pPr>
-      <w:r>
-        <w:t>Lập trình và mô phỏng lỗi:</w:t>
-      </w:r>
-      <w:r>
-        <w:t xml:space="preserve"> Viết chương trình điều khiển, xây dựng các kịch bản lỗi bằng nút nhấn để kiểm tra khả năng phản ứng của hệ thống.</w:t>
-      </w:r>
-    </w:p>
-    <w:p>
-      <w:pPr>
-        <w:pStyle w:val="Bullet1"/>
-      </w:pPr>
-      <w:r>
-        <w:t>Thực nghiệm và đối chiếu:</w:t>
-      </w:r>
-      <w:r>
-        <w:t xml:space="preserve"> Chạy thử trên mạch thực tế, ghi nhận kết quả hiển thị trên LCD và log UART, đo thời gian reset rồi so sánh với giá trị tính toán, từ đó đánh giá độ chính xác và rút ra nhận xét.</w:t>
+      <w:bookmarkStart w:id="14" w:name="SectionNew5"/>
+      <w:bookmarkStart w:id="15" w:name="_Toc243562689"/>
+      <w:r>
+        <w:t>Ý nghĩa của đề tài</w:t>
+      </w:r>
+      <w:bookmarkEnd w:id="14"/>
+      <w:bookmarkEnd w:id="15"/>
+    </w:p>
+    <w:p>
+      <w:r>
+        <w:t>Ý nghĩa khoa học:</w:t>
+      </w:r>
+      <w:r>
+        <w:t xml:space="preserve"> Đề tài hệ thống hóa kiến thức về cơ chế watchdog, cờ reset và xử lý lỗi trên STM32, đồng thời làm rõ sự khác nhau giữa IWDG và WWDG qua thực nghiệm. Kết quả có thể dùng làm tài liệu tham khảo cho việc học tập và nghiên cứu về hệ thống nhúng.</w:t>
+      </w:r>
+    </w:p>
+    <w:p>
+      <w:r>
+        <w:t>Ý nghĩa thực tiễn:</w:t>
+      </w:r>
+      <w:r>
+        <w:t xml:space="preserve"> Mô hình có thể áp dụng cho các thiết bị cần hoạt động liên tục, không người giám sát, như thiết bị IoT, trạm đo môi trường, bộ điều khiển công nghiệp. Cơ chế xác định nguyên nhân reset và lưu log lỗi giúp rút ngắn thời gian tìm và sửa lỗi trong quá trình phát triển cũng như bảo trì sản phẩm.</w:t>
       </w:r>
     </w:p>
     <w:p>
       <w:pPr>
         <w:pStyle w:val="mcmc1"/>
       </w:pPr>
-      <w:bookmarkStart w:id="13" w:name="SectionNew5"/>
-      <w:bookmarkStart w:id="14" w:name="_Toc243562689"/>
-      <w:r>
-        <w:t>Ý nghĩa của đề tài</w:t>
-      </w:r>
-      <w:bookmarkEnd w:id="13"/>
-      <w:bookmarkEnd w:id="14"/>
-    </w:p>
-    <w:p>
-      <w:r>
-        <w:t>Ý nghĩa khoa học:</w:t>
-      </w:r>
-      <w:r>
-        <w:t xml:space="preserve"> Đề tài hệ thống hóa kiến thức về cơ chế watchdog, cờ reset và xử lý lỗi trên STM32, đồng thời làm rõ sự khác nhau giữa IWDG và WWDG qua thực nghiệm. Kết quả có thể dùng làm tài liệu tham khảo cho việc học tập và nghiên cứu về hệ thống nhúng.</w:t>
-      </w:r>
-    </w:p>
-    <w:p>
-      <w:r>
-        <w:t>Ý nghĩa thực tiễn:</w:t>
-      </w:r>
-      <w:r>
-        <w:t xml:space="preserve"> Mô hình có thể áp dụng cho các thiết bị cần hoạt động liên tục, không người giám sát, như thiết bị IoT, trạm đo môi trường, bộ điều khiển công nghiệp. Cơ chế xác định nguyên nhân reset và lưu log lỗi giúp rút ngắn thời gian tìm và sửa lỗi trong quá trình phát triển cũng như bảo trì sản phẩm.</w:t>
-      </w:r>
-    </w:p>
-    <w:p>
-      <w:pPr>
-        <w:pStyle w:val="mcmc1"/>
-      </w:pPr>
-      <w:bookmarkStart w:id="15" w:name="SectionNew6"/>
-      <w:bookmarkStart w:id="16" w:name="_Toc243562690"/>
+      <w:bookmarkStart w:id="16" w:name="SectionNew6"/>
+      <w:bookmarkStart w:id="17" w:name="_Toc243562690"/>
       <w:r>
         <w:t>Bố cục của báo cáo</w:t>
       </w:r>
-      <w:bookmarkEnd w:id="15"/>
       <w:bookmarkEnd w:id="16"/>
+      <w:bookmarkEnd w:id="17"/>
     </w:p>
     <w:p>
       <w:r>
@@ -11041,7 +11198,7 @@
           <w:sz w:val="32"/>
         </w:rPr>
       </w:pPr>
-      <w:bookmarkStart w:id="17" w:name="SectionNew7"/>
+      <w:bookmarkStart w:id="18" w:name="SectionNew7"/>
       <w:r>
         <w:br w:type="page"/>
       </w:r>
@@ -11050,25 +11207,25 @@
       <w:pPr>
         <w:pStyle w:val="Chng"/>
       </w:pPr>
-      <w:bookmarkStart w:id="18" w:name="_Toc243562691"/>
+      <w:bookmarkStart w:id="19" w:name="_Toc243562691"/>
       <w:r>
         <w:lastRenderedPageBreak/>
         <w:t>CHƯƠNG 1: CƠ SỞ LÝ THUYẾT</w:t>
       </w:r>
-      <w:bookmarkEnd w:id="17"/>
       <w:bookmarkEnd w:id="18"/>
+      <w:bookmarkEnd w:id="19"/>
     </w:p>
     <w:p>
       <w:pPr>
         <w:pStyle w:val="mcmc1"/>
       </w:pPr>
-      <w:bookmarkStart w:id="19" w:name="SectionNew8"/>
-      <w:bookmarkStart w:id="20" w:name="_Toc243562692"/>
+      <w:bookmarkStart w:id="20" w:name="SectionNew8"/>
+      <w:bookmarkStart w:id="21" w:name="_Toc243562692"/>
       <w:r>
         <w:t>1.1. Tổng quan về vi điều khiển STM32F103C8T6</w:t>
       </w:r>
-      <w:bookmarkEnd w:id="19"/>
       <w:bookmarkEnd w:id="20"/>
+      <w:bookmarkEnd w:id="21"/>
     </w:p>
     <w:p>
       <w:pPr>
@@ -11224,13 +11381,13 @@
       <w:pPr>
         <w:pStyle w:val="mcmc1"/>
       </w:pPr>
-      <w:bookmarkStart w:id="21" w:name="SectionNew9"/>
-      <w:bookmarkStart w:id="22" w:name="_Toc243562693"/>
+      <w:bookmarkStart w:id="22" w:name="SectionNew9"/>
+      <w:bookmarkStart w:id="23" w:name="_Toc243562693"/>
       <w:r>
         <w:t>1.2. Các nguyên nhân gây treo hệ thống nhúng</w:t>
       </w:r>
-      <w:bookmarkEnd w:id="21"/>
       <w:bookmarkEnd w:id="22"/>
+      <w:bookmarkEnd w:id="23"/>
     </w:p>
     <w:p>
       <w:pPr>
@@ -11247,17 +11404,17 @@
         <w:pStyle w:val="Bullet1"/>
       </w:pPr>
       <w:r>
-        <w:t xml:space="preserve">Nhóm thứ nhất là lỗi phần mềm. Trường hợp điển hình là rơi vào vòng lặp vô hạn do sai điều kiện thoát vòng lặp; chờ cờ trạng thái của ngoại vi hoặc phản hồi của </w:t>
+        <w:t>Nhóm thứ nhất là lỗi phần mềm. Trường hợp điển hình là rơi vào vòng lặp vô hạn do sai điều kiện thoát vòng lặp; chờ cờ trạng thái của ngoại vi hoặc phản hồi của cảm biến mà không có thời gian giới hạn</w:t>
+      </w:r>
+      <w:r>
+        <w:t xml:space="preserve">, </w:t>
+      </w:r>
+      <w:r>
+        <w:t xml:space="preserve">nếu cảm biến hỏng hoặc đứt dây thì chương trình sẽ chờ không có giới hạn thời gian; truy cập con trỏ sai, </w:t>
       </w:r>
       <w:r>
         <w:lastRenderedPageBreak/>
-        <w:t>cảm biến mà không có thời gian giới hạn</w:t>
-      </w:r>
-      <w:r>
-        <w:t xml:space="preserve">, </w:t>
-      </w:r>
-      <w:r>
-        <w:t>nếu cảm biến hỏng hoặc đứt dây thì chương trình sẽ chờ không có giới hạn thời gian; truy cập con trỏ sai, ghi hoặc đọc vào địa chỉ bộ nhớ không tồn tại dẫn đến ngoại lệ HardFault; tràn ngăn xếp hoặc deadlock khi dùng hệ điều hành.</w:t>
+        <w:t>ghi hoặc đọc vào địa chỉ bộ nhớ không tồn tại dẫn đến ngoại lệ HardFault; tràn ngăn xếp hoặc deadlock khi dùng hệ điều hành.</w:t>
       </w:r>
     </w:p>
     <w:p>
@@ -11277,13 +11434,13 @@
       <w:pPr>
         <w:pStyle w:val="mcmc1"/>
       </w:pPr>
-      <w:bookmarkStart w:id="23" w:name="SectionNew10"/>
-      <w:bookmarkStart w:id="24" w:name="_Toc243562694"/>
+      <w:bookmarkStart w:id="24" w:name="SectionNew10"/>
+      <w:bookmarkStart w:id="25" w:name="_Toc243562694"/>
       <w:r>
         <w:t>1.3. Tổng quan về bộ định thời giám sát Watchdog Timer</w:t>
       </w:r>
-      <w:bookmarkEnd w:id="23"/>
       <w:bookmarkEnd w:id="24"/>
+      <w:bookmarkEnd w:id="25"/>
     </w:p>
     <w:p>
       <w:pPr>
@@ -11304,25 +11461,25 @@
       <w:pPr>
         <w:pStyle w:val="mcmc1"/>
       </w:pPr>
-      <w:bookmarkStart w:id="25" w:name="SectionNew11"/>
-      <w:bookmarkStart w:id="26" w:name="_Toc243562695"/>
+      <w:bookmarkStart w:id="26" w:name="SectionNew11"/>
+      <w:bookmarkStart w:id="27" w:name="_Toc243562695"/>
       <w:r>
         <w:t>1.4. Bộ định thời giám sát độc lập IWDG</w:t>
       </w:r>
-      <w:bookmarkEnd w:id="25"/>
       <w:bookmarkEnd w:id="26"/>
+      <w:bookmarkEnd w:id="27"/>
     </w:p>
     <w:p>
       <w:pPr>
         <w:pStyle w:val="mcmc2"/>
       </w:pPr>
-      <w:bookmarkStart w:id="27" w:name="SectionNew12"/>
-      <w:bookmarkStart w:id="28" w:name="_Toc243562696"/>
+      <w:bookmarkStart w:id="28" w:name="SectionNew12"/>
+      <w:bookmarkStart w:id="29" w:name="_Toc243562696"/>
       <w:r>
         <w:t>1.4.1. Nguyên lý hoạt động</w:t>
       </w:r>
-      <w:bookmarkEnd w:id="27"/>
       <w:bookmarkEnd w:id="28"/>
+      <w:bookmarkEnd w:id="29"/>
     </w:p>
     <w:p>
       <w:r>
@@ -11338,18 +11495,34 @@
       <w:pPr>
         <w:pStyle w:val="mcmc2"/>
       </w:pPr>
-      <w:bookmarkStart w:id="29" w:name="SectionNew13"/>
-      <w:bookmarkStart w:id="30" w:name="_Toc243562697"/>
+      <w:bookmarkStart w:id="30" w:name="SectionNew13"/>
+      <w:bookmarkStart w:id="31" w:name="_Toc243562697"/>
+      <w:r>
+        <w:t>1.4.2. Cấu tạo và nguyên lý hoạt động</w:t>
+      </w:r>
+      <w:bookmarkEnd w:id="30"/>
+      <w:bookmarkEnd w:id="31"/>
+    </w:p>
+    <w:p>
+      <w:r>
+        <w:t>Khối IWDG của STM32F103C8T6 gồm các thành phần chính sau:</w:t>
+      </w:r>
+    </w:p>
+    <w:p>
+      <w:pPr>
+        <w:pStyle w:val="Bullet1"/>
+      </w:pPr>
+      <w:r>
+        <w:t>Dao động LSI (Low Speed Internal) tần số danh định 40 kHz, là nguồn xung duy nhất của IWDG.</w:t>
+      </w:r>
+    </w:p>
+    <w:p>
+      <w:pPr>
+        <w:pStyle w:val="Bullet1"/>
+      </w:pPr>
       <w:r>
         <w:lastRenderedPageBreak/>
-        <w:t>1.4.2. Cấu tạo và nguyên lý hoạt động</w:t>
-      </w:r>
-      <w:bookmarkEnd w:id="29"/>
-      <w:bookmarkEnd w:id="30"/>
-    </w:p>
-    <w:p>
-      <w:r>
-        <w:t>Khối IWDG của STM32F103C8T6 gồm các thành phần chính sau:</w:t>
+        <w:t>Bộ chia tần (prescaler) 3 bit, cho phép chia xung LSI với các hệ số 4, 8, 16, 32, 64, 128 hoặc 256.</w:t>
       </w:r>
     </w:p>
     <w:p>
@@ -11357,7 +11530,7 @@
         <w:pStyle w:val="Bullet1"/>
       </w:pPr>
       <w:r>
-        <w:t>Dao động LSI (Low Speed Internal) tần số danh định 40 kHz, là nguồn xung duy nhất của IWDG.</w:t>
+        <w:t>Bộ đếm xuống 12 bit, đếm từ giá trị nạp (reload) về 0.</w:t>
       </w:r>
     </w:p>
     <w:p>
@@ -11365,7 +11538,13 @@
         <w:pStyle w:val="Bullet1"/>
       </w:pPr>
       <w:r>
-        <w:t>Bộ chia tần (prescaler) 3 bit, cho phép chia xung LSI với các hệ số 4, 8, 16, 32, 64, 128 hoặc 256.</w:t>
+        <w:t xml:space="preserve">Thanh ghi giá trị nạp 12 bit IWDG_RLR, chứa giá trị mà bộ đếm được nạp lại mỗi lần phần mềm </w:t>
+      </w:r>
+      <w:r>
+        <w:t>kích hoạt</w:t>
+      </w:r>
+      <w:r>
+        <w:t xml:space="preserve"> watchdog.</w:t>
       </w:r>
     </w:p>
     <w:p>
@@ -11373,28 +11552,6 @@
         <w:pStyle w:val="Bullet1"/>
       </w:pPr>
       <w:r>
-        <w:t>Bộ đếm xuống 12 bit, đếm từ giá trị nạp (reload) về 0.</w:t>
-      </w:r>
-    </w:p>
-    <w:p>
-      <w:pPr>
-        <w:pStyle w:val="Bullet1"/>
-      </w:pPr>
-      <w:r>
-        <w:t xml:space="preserve">Thanh ghi giá trị nạp 12 bit IWDG_RLR, chứa giá trị mà bộ đếm được nạp lại mỗi lần phần mềm </w:t>
-      </w:r>
-      <w:r>
-        <w:t>kích hoạt</w:t>
-      </w:r>
-      <w:r>
-        <w:t xml:space="preserve"> watchdog.</w:t>
-      </w:r>
-    </w:p>
-    <w:p>
-      <w:pPr>
-        <w:pStyle w:val="Bullet1"/>
-      </w:pPr>
-      <w:r>
         <w:t>Logic điều khiển và các thanh ghi khóa truy cập.</w:t>
       </w:r>
     </w:p>
@@ -11424,13 +11581,13 @@
       <w:pPr>
         <w:pStyle w:val="mcmc2"/>
       </w:pPr>
-      <w:bookmarkStart w:id="31" w:name="SectionNew14"/>
-      <w:bookmarkStart w:id="32" w:name="_Toc243562698"/>
+      <w:bookmarkStart w:id="32" w:name="SectionNew14"/>
+      <w:bookmarkStart w:id="33" w:name="_Toc243562698"/>
       <w:r>
         <w:t>1.4.3. Hai chế độ khởi động: phần mềm và phần cứng</w:t>
       </w:r>
-      <w:bookmarkEnd w:id="31"/>
       <w:bookmarkEnd w:id="32"/>
+      <w:bookmarkEnd w:id="33"/>
     </w:p>
     <w:p>
       <w:r>
@@ -11441,13 +11598,13 @@
       <w:pPr>
         <w:pStyle w:val="mcmc2"/>
       </w:pPr>
-      <w:bookmarkStart w:id="33" w:name="SectionNew15"/>
-      <w:bookmarkStart w:id="34" w:name="_Toc243562699"/>
+      <w:bookmarkStart w:id="34" w:name="SectionNew15"/>
+      <w:bookmarkStart w:id="35" w:name="_Toc243562699"/>
       <w:r>
         <w:t>1.4.4. Các thanh ghi điều khiển</w:t>
       </w:r>
-      <w:bookmarkEnd w:id="33"/>
       <w:bookmarkEnd w:id="34"/>
+      <w:bookmarkEnd w:id="35"/>
     </w:p>
     <w:p>
       <w:r>
@@ -11468,14 +11625,14 @@
       <w:pPr>
         <w:pStyle w:val="Bng"/>
       </w:pPr>
-      <w:bookmarkStart w:id="35" w:name="SectionNew16"/>
-      <w:bookmarkStart w:id="36" w:name="_Toc243562771"/>
+      <w:bookmarkStart w:id="36" w:name="SectionNew16"/>
+      <w:bookmarkStart w:id="37" w:name="_Toc243562771"/>
       <w:r>
         <w:lastRenderedPageBreak/>
         <w:t>Bảng 1.1: Các thanh ghi trong Independent watchdog (IWDG)</w:t>
       </w:r>
-      <w:bookmarkEnd w:id="35"/>
       <w:bookmarkEnd w:id="36"/>
+      <w:bookmarkEnd w:id="37"/>
     </w:p>
     <w:tbl>
       <w:tblPr>
@@ -11889,13 +12046,13 @@
       <w:pPr>
         <w:pStyle w:val="mcmc2"/>
       </w:pPr>
-      <w:bookmarkStart w:id="37" w:name="SectionNew17"/>
-      <w:bookmarkStart w:id="38" w:name="_Toc243562700"/>
+      <w:bookmarkStart w:id="38" w:name="SectionNew17"/>
+      <w:bookmarkStart w:id="39" w:name="_Toc243562700"/>
       <w:r>
         <w:t>1.4.5. Trình tự cấu hình IWDG</w:t>
       </w:r>
-      <w:bookmarkEnd w:id="37"/>
       <w:bookmarkEnd w:id="38"/>
+      <w:bookmarkEnd w:id="39"/>
     </w:p>
     <w:p>
       <w:r>
@@ -11938,7 +12095,6 @@
         </w:numPr>
       </w:pPr>
       <w:r>
-        <w:lastRenderedPageBreak/>
         <w:t>Ghi giá trị prescaler vào IWDG_PR.</w:t>
       </w:r>
     </w:p>
@@ -11963,6 +12119,7 @@
         </w:numPr>
       </w:pPr>
       <w:r>
+        <w:lastRenderedPageBreak/>
         <w:t>Ghi 0xAAAA vào IWDG_KR để nạp bộ đếm lần đầu và đồng thời khóa lại quyền ghi.</w:t>
       </w:r>
     </w:p>
@@ -11970,13 +12127,13 @@
       <w:pPr>
         <w:pStyle w:val="mcmc2"/>
       </w:pPr>
-      <w:bookmarkStart w:id="39" w:name="SectionNew18"/>
-      <w:bookmarkStart w:id="40" w:name="_Toc243562701"/>
+      <w:bookmarkStart w:id="40" w:name="SectionNew18"/>
+      <w:bookmarkStart w:id="41" w:name="_Toc243562701"/>
       <w:r>
         <w:t>1.4.6. Công thức tính thời gian timeout</w:t>
       </w:r>
-      <w:bookmarkEnd w:id="39"/>
       <w:bookmarkEnd w:id="40"/>
+      <w:bookmarkEnd w:id="41"/>
     </w:p>
     <w:p>
       <w:r>
@@ -13162,19 +13319,33 @@
         <w:pStyle w:val="Bng"/>
         <w:jc w:val="both"/>
       </w:pPr>
-      <w:bookmarkStart w:id="41" w:name="SectionNew19"/>
+      <w:bookmarkStart w:id="42" w:name="SectionNew19"/>
+    </w:p>
+    <w:p>
+      <w:pPr>
+        <w:spacing w:after="160" w:line="259" w:lineRule="auto"/>
+        <w:ind w:firstLine="0"/>
+        <w:jc w:val="left"/>
+        <w:rPr>
+          <w:i/>
+          <w:sz w:val="28"/>
+        </w:rPr>
+      </w:pPr>
+      <w:bookmarkStart w:id="43" w:name="_Toc243562772"/>
+      <w:r>
+        <w:br w:type="page"/>
+      </w:r>
     </w:p>
     <w:p>
       <w:pPr>
         <w:pStyle w:val="Bng"/>
       </w:pPr>
-      <w:bookmarkStart w:id="42" w:name="_Toc243562772"/>
       <w:r>
         <w:lastRenderedPageBreak/>
         <w:t>Bảng 1.2: Thời gian timeout IWDG theo hệ số chia tại LSI 40 kHz</w:t>
       </w:r>
-      <w:bookmarkEnd w:id="41"/>
       <w:bookmarkEnd w:id="42"/>
+      <w:bookmarkEnd w:id="43"/>
     </w:p>
     <w:tbl>
       <w:tblPr>
@@ -14145,13 +14316,13 @@
       <w:pPr>
         <w:pStyle w:val="mcmc2"/>
       </w:pPr>
-      <w:bookmarkStart w:id="43" w:name="SectionNew20"/>
-      <w:bookmarkStart w:id="44" w:name="_Toc243562702"/>
+      <w:bookmarkStart w:id="44" w:name="SectionNew20"/>
+      <w:bookmarkStart w:id="45" w:name="_Toc243562702"/>
       <w:r>
         <w:t>1.4.7. Sai số của dao động LSI và ảnh hưởng đến timeout</w:t>
       </w:r>
-      <w:bookmarkEnd w:id="43"/>
       <w:bookmarkEnd w:id="44"/>
+      <w:bookmarkEnd w:id="45"/>
     </w:p>
     <w:p>
       <w:r>
@@ -14225,7 +14396,14 @@
                   <w:rFonts w:ascii="Cambria Math" w:hAnsi="Cambria Math"/>
                   <w:sz w:val="24"/>
                 </w:rPr>
-                <m:t>Reload+1</m:t>
+                <m:t>Re</m:t>
+              </m:r>
+              <m:r>
+                <w:rPr>
+                  <w:rFonts w:ascii="Cambria Math" w:hAnsi="Cambria Math"/>
+                  <w:sz w:val="24"/>
+                </w:rPr>
+                <m:t>load+1</m:t>
               </m:r>
             </m:e>
           </m:d>
@@ -14446,41 +14624,38 @@
     </w:p>
     <w:p>
       <w:r>
-        <w:t xml:space="preserve">Từ đây rút ra nguyên tắc thiết kế quan trọng: chu kỳ nạp lại watchdog phải nhỏ hơn t_min (trường hợp xấu nhất), nếu không hệ thống có thể bị reset nhầm dù chương trình vẫn chạy đúng. Ngược lại, thời gian phát hiện treo thực tế có thể kéo dài đến t_max. Vì vậy IWDG phù hợp để phát hiện treo ở mức thời gian tương đối, không phù hợp cho yêu cầu định thời chính </w:t>
-      </w:r>
+        <w:t xml:space="preserve">Từ đây rút ra nguyên tắc thiết kế quan trọng: chu kỳ nạp lại watchdog phải nhỏ hơn t_min (trường hợp xấu nhất), nếu không hệ thống có thể bị reset nhầm dù chương trình vẫn chạy đúng. Ngược lại, thời gian phát hiện treo thực tế có thể kéo dài đến t_max. Vì vậy IWDG phù hợp để phát hiện treo ở mức thời gian tương đối, không phù hợp cho yêu cầu định thời chính xác. Trong phần thực nghiệm, sai khác giữa timeout tính toán và timeout đo thực tế chủ yếu bắt nguồn từ sai số này của LSI. </w:t>
+      </w:r>
+    </w:p>
+    <w:p>
+      <w:pPr>
+        <w:pStyle w:val="mcmc2"/>
+      </w:pPr>
+      <w:bookmarkStart w:id="46" w:name="SectionNew21"/>
+      <w:bookmarkStart w:id="47" w:name="_Toc243562703"/>
       <w:r>
         <w:lastRenderedPageBreak/>
-        <w:t xml:space="preserve">xác. Trong phần thực nghiệm, sai khác giữa timeout tính toán và timeout đo thực tế chủ yếu bắt nguồn từ sai số này của LSI. </w:t>
+        <w:t>1.4.8. Chế độ gỡ lỗi</w:t>
+      </w:r>
+      <w:bookmarkEnd w:id="46"/>
+      <w:bookmarkEnd w:id="47"/>
+    </w:p>
+    <w:p>
+      <w:r>
+        <w:t>Trong quá trình gỡ lỗi, khi lõi Cortex-M3 dừng tại breakpoint hoặc chạy từng bước, IWDG vẫn tiếp tục đếm và sẽ reset chip, làm phiên debug bị gián đoạn. Để tránh điều này, có thể cho IWDG dừng đếm khi lõi bị halt bằng cách đặt bit DBG_IWDG_STOP (bit 8) trong thanh ghi DBGMCU_CR. Với thư viện HAL, có thể gọi macro __HAL_DBGMCU_FREEZE_IWDG(). Chỉ nên bật chế độ này khi gỡ lỗi và phải bỏ khi nạp chương trình chạy thật. Khi thực nghiệm đo thời gian reset, cần chạy chương trình ở chế độ bình thường (không dừng ở breakpoint) để kết quả đúng.</w:t>
       </w:r>
     </w:p>
     <w:p>
       <w:pPr>
         <w:pStyle w:val="mcmc2"/>
       </w:pPr>
-      <w:bookmarkStart w:id="45" w:name="SectionNew21"/>
-      <w:bookmarkStart w:id="46" w:name="_Toc243562703"/>
-      <w:r>
-        <w:t>1.4.8. Chế độ gỡ lỗi</w:t>
-      </w:r>
-      <w:bookmarkEnd w:id="45"/>
-      <w:bookmarkEnd w:id="46"/>
-    </w:p>
-    <w:p>
-      <w:r>
-        <w:t>Trong quá trình gỡ lỗi, khi lõi Cortex-M3 dừng tại breakpoint hoặc chạy từng bước, IWDG vẫn tiếp tục đếm và sẽ reset chip, làm phiên debug bị gián đoạn. Để tránh điều này, có thể cho IWDG dừng đếm khi lõi bị halt bằng cách đặt bit DBG_IWDG_STOP (bit 8) trong thanh ghi DBGMCU_CR. Với thư viện HAL, có thể gọi macro __HAL_DBGMCU_FREEZE_IWDG(). Chỉ nên bật chế độ này khi gỡ lỗi và phải bỏ khi nạp chương trình chạy thật. Khi thực nghiệm đo thời gian reset, cần chạy chương trình ở chế độ bình thường (không dừng ở breakpoint) để kết quả đúng.</w:t>
-      </w:r>
-    </w:p>
-    <w:p>
-      <w:pPr>
-        <w:pStyle w:val="mcmc2"/>
-      </w:pPr>
-      <w:bookmarkStart w:id="47" w:name="SectionNew22"/>
-      <w:bookmarkStart w:id="48" w:name="_Toc243562704"/>
+      <w:bookmarkStart w:id="48" w:name="SectionNew22"/>
+      <w:bookmarkStart w:id="49" w:name="_Toc243562704"/>
       <w:r>
         <w:t>1.4.9. Chiến lược nạp lại IWDG và giám sát đa tác vụ (Multi-task Check-in)</w:t>
       </w:r>
-      <w:bookmarkEnd w:id="47"/>
       <w:bookmarkEnd w:id="48"/>
+      <w:bookmarkEnd w:id="49"/>
     </w:p>
     <w:p>
       <w:pPr>
@@ -14776,7 +14951,6 @@
             <w:rPr>
               <w:rFonts w:ascii="Cambria Math" w:hAnsi="Cambria Math" w:cs="Times New Roman"/>
             </w:rPr>
-            <w:lastRenderedPageBreak/>
             <m:t>⇒</m:t>
           </m:r>
           <m:r>
@@ -15093,6 +15267,7 @@
           <w:rFonts w:cs="Times New Roman"/>
           <w:szCs w:val="26"/>
         </w:rPr>
+        <w:lastRenderedPageBreak/>
         <w:t>Kiểm tra và nạp lại (</w:t>
       </w:r>
       <w:r>
@@ -15745,13 +15920,13 @@
       <w:pPr>
         <w:pStyle w:val="mcmc2"/>
       </w:pPr>
-      <w:bookmarkStart w:id="49" w:name="SectionNew23"/>
-      <w:bookmarkStart w:id="50" w:name="_Toc243562705"/>
+      <w:bookmarkStart w:id="50" w:name="SectionNew23"/>
+      <w:bookmarkStart w:id="51" w:name="_Toc243562705"/>
       <w:r>
         <w:t>1.4.10. Ưu điểm và hạn chế của IWDG</w:t>
       </w:r>
-      <w:bookmarkEnd w:id="49"/>
       <w:bookmarkEnd w:id="50"/>
+      <w:bookmarkEnd w:id="51"/>
     </w:p>
     <w:p>
       <w:pPr>
@@ -15763,33 +15938,39 @@
         <w:rPr>
           <w:rFonts w:cs="Times New Roman"/>
         </w:rPr>
+        <w:t xml:space="preserve">Ưu điểm của IWDG là có nguồn xung độc lập nên vẫn hoạt động khi clock chính hỏng, không thể bị tắt bằng phần mềm sau khi khởi động, dải timeout rộng (từ dưới 1 ms đến hơn 26 s), cấu hình đơn giản và có thể tự động bật bằng Option Bytes. Hạn chế là độ chính xác thấp do LSI sai lệch lớn, chỉ phát hiện được trường hợp nạp lại quá muộn mà không phát hiện được nạp lại quá sớm, và không có ngắt cảnh báo trước khi reset. Hạn chế thứ hai có thể dẫn đến tình huống đáng chú ý: nếu chương trình rơi vào một vòng lặp lỗi mà trong đó có lệnh nạp lại watchdog, IWDG sẽ không phát hiện được lỗi. Để khắc </w:t>
+      </w:r>
+      <w:r>
+        <w:rPr>
+          <w:rFonts w:cs="Times New Roman"/>
+        </w:rPr>
         <w:lastRenderedPageBreak/>
-        <w:t>Ưu điểm của IWDG là có nguồn xung độc lập nên vẫn hoạt động khi clock chính hỏng, không thể bị tắt bằng phần mềm sau khi khởi động, dải timeout rộng (từ dưới 1 ms đến hơn 26 s), cấu hình đơn giản và có thể tự động bật bằng Option Bytes. Hạn chế là độ chính xác thấp do LSI sai lệch lớn, chỉ phát hiện được trường hợp nạp lại quá muộn mà không phát hiện được nạp lại quá sớm, và không có ngắt cảnh báo trước khi reset. Hạn chế thứ hai có thể dẫn đến tình huống đáng chú ý: nếu chương trình rơi vào một vòng lặp lỗi mà trong đó có lệnh nạp lại watchdog, IWDG sẽ không phát hiện được lỗi. Để khắc phục, cần kết hợp chiến lược nạp lại tại vị trí đáp ứng điều kiện giám sát (mục 1.4.9) hoặc dùng WWDG như trình bày ở mục tiếp theo.</w:t>
+        <w:t>phục, cần kết hợp chiến lược nạp lại tại vị trí đáp ứng điều kiện giám sát (mục 1.4.9) hoặc dùng WWDG như trình bày ở mục tiếp theo.</w:t>
       </w:r>
     </w:p>
     <w:p>
       <w:pPr>
         <w:pStyle w:val="mcmc1"/>
       </w:pPr>
-      <w:bookmarkStart w:id="51" w:name="SectionNew24"/>
-      <w:bookmarkStart w:id="52" w:name="_Toc243562706"/>
+      <w:bookmarkStart w:id="52" w:name="SectionNew24"/>
+      <w:bookmarkStart w:id="53" w:name="_Toc243562706"/>
       <w:r>
         <w:t>1.5. Bộ định thời giám sát cửa sổ WWDG</w:t>
       </w:r>
-      <w:bookmarkEnd w:id="51"/>
       <w:bookmarkEnd w:id="52"/>
+      <w:bookmarkEnd w:id="53"/>
     </w:p>
     <w:p>
       <w:pPr>
         <w:pStyle w:val="mcmc2"/>
       </w:pPr>
-      <w:bookmarkStart w:id="53" w:name="SectionNew25"/>
-      <w:bookmarkStart w:id="54" w:name="_Toc243562707"/>
+      <w:bookmarkStart w:id="54" w:name="SectionNew25"/>
+      <w:bookmarkStart w:id="55" w:name="_Toc243562707"/>
       <w:r>
         <w:t>1.5.1. Giới thiệu chung</w:t>
       </w:r>
-      <w:bookmarkEnd w:id="53"/>
       <w:bookmarkEnd w:id="54"/>
+      <w:bookmarkEnd w:id="55"/>
     </w:p>
     <w:p>
       <w:pPr>
@@ -15822,13 +16003,13 @@
       <w:pPr>
         <w:pStyle w:val="mcmc2"/>
       </w:pPr>
-      <w:bookmarkStart w:id="55" w:name="SectionNew26"/>
-      <w:bookmarkStart w:id="56" w:name="_Toc243562708"/>
+      <w:bookmarkStart w:id="56" w:name="SectionNew26"/>
+      <w:bookmarkStart w:id="57" w:name="_Toc243562708"/>
       <w:r>
         <w:t>1.5.2. Cấu tạo và nguồn xung</w:t>
       </w:r>
-      <w:bookmarkEnd w:id="55"/>
       <w:bookmarkEnd w:id="56"/>
+      <w:bookmarkEnd w:id="57"/>
     </w:p>
     <w:p>
       <w:pPr>
@@ -15893,33 +16074,47 @@
         <w:rPr>
           <w:rFonts w:cs="Times New Roman"/>
         </w:rPr>
+        <w:t>Cần bật xung clock cho WWDG (bit WWDGEN trong thanh ghi RCC_APB1ENR) trước khi cấu hình. Một khác biệt quan trọng so với IWDG là WWDG khi được bật bởi phần mềm thì không thể tắt cho đến lần reset kế tiếp, tương tự IWDG.</w:t>
+      </w:r>
+    </w:p>
+    <w:p>
+      <w:pPr>
+        <w:spacing w:after="160" w:line="259" w:lineRule="auto"/>
+        <w:ind w:firstLine="0"/>
+        <w:jc w:val="left"/>
+        <w:rPr>
+          <w:b/>
+          <w:sz w:val="28"/>
+        </w:rPr>
+      </w:pPr>
+      <w:bookmarkStart w:id="58" w:name="SectionNew27"/>
+      <w:bookmarkStart w:id="59" w:name="_Toc243562709"/>
+      <w:r>
+        <w:br w:type="page"/>
+      </w:r>
+    </w:p>
+    <w:p>
+      <w:pPr>
+        <w:pStyle w:val="mcmc2"/>
+      </w:pPr>
+      <w:r>
         <w:lastRenderedPageBreak/>
-        <w:t>Cần bật xung clock cho WWDG (bit WWDGEN trong thanh ghi RCC_APB1ENR) trước khi cấu hình. Một khác biệt quan trọng so với IWDG là WWDG khi được bật bởi phần mềm thì không thể tắt cho đến lần reset kế tiếp, tương tự IWDG.</w:t>
-      </w:r>
-    </w:p>
-    <w:p>
-      <w:pPr>
-        <w:pStyle w:val="mcmc2"/>
-      </w:pPr>
-      <w:bookmarkStart w:id="57" w:name="SectionNew27"/>
-      <w:bookmarkStart w:id="58" w:name="_Toc243562709"/>
-      <w:r>
         <w:t>1.5.3. Các thanh ghi điều khiển</w:t>
       </w:r>
-      <w:bookmarkEnd w:id="57"/>
       <w:bookmarkEnd w:id="58"/>
+      <w:bookmarkEnd w:id="59"/>
     </w:p>
     <w:p>
       <w:pPr>
         <w:pStyle w:val="Bng"/>
       </w:pPr>
-      <w:bookmarkStart w:id="59" w:name="SectionNew28"/>
-      <w:bookmarkStart w:id="60" w:name="_Toc243562773"/>
+      <w:bookmarkStart w:id="60" w:name="SectionNew28"/>
+      <w:bookmarkStart w:id="61" w:name="_Toc243562773"/>
       <w:r>
         <w:t>Bảng 1.3: Các thanh ghi trong Window watchdog (WWDG)</w:t>
       </w:r>
-      <w:bookmarkEnd w:id="59"/>
       <w:bookmarkEnd w:id="60"/>
+      <w:bookmarkEnd w:id="61"/>
     </w:p>
     <w:tbl>
       <w:tblPr>
@@ -16306,13 +16501,13 @@
       <w:pPr>
         <w:pStyle w:val="mcmc2"/>
       </w:pPr>
-      <w:bookmarkStart w:id="61" w:name="SectionNew29"/>
-      <w:bookmarkStart w:id="62" w:name="_Toc243562710"/>
+      <w:bookmarkStart w:id="62" w:name="SectionNew29"/>
+      <w:bookmarkStart w:id="63" w:name="_Toc243562710"/>
       <w:r>
         <w:t>1.5.4. Nguyên lý hoạt động và cơ chế cửa sổ</w:t>
       </w:r>
-      <w:bookmarkEnd w:id="61"/>
       <w:bookmarkEnd w:id="62"/>
+      <w:bookmarkEnd w:id="63"/>
     </w:p>
     <w:p>
       <w:pPr>
@@ -16363,27 +16558,20 @@
         <w:rPr>
           <w:rFonts w:cs="Times New Roman"/>
         </w:rPr>
-        <w:t xml:space="preserve">Từ hai điều kiện trên, thời gian cho phép nạp lại gọi là cửa sổ, nằm giữa thời điểm bộ đếm bằng W và thời điểm bộ đếm đạt 0x40. Trong cửa sổ này, việc nạp lại hợp lệ; ngoài cửa sổ, hệ thống reset. Ngoài ra, việc ghi vào WWDG_CR một giá trị có bit T6 bằng 0 cũng gây reset </w:t>
-      </w:r>
-      <w:r>
-        <w:rPr>
-          <w:rFonts w:cs="Times New Roman"/>
-        </w:rPr>
-        <w:lastRenderedPageBreak/>
-        <w:t>tức thì, nên giá trị nạp luôn phải nằm trong khoảng từ 0x40 đến 0x7F. Giá trị cửa sổ W cũng cần nằm trong khoảng từ 0x40 đến 0x7F; W càng gần 0x40 thì cửa sổ càng hẹp.</w:t>
+        <w:t>Từ hai điều kiện trên, thời gian cho phép nạp lại gọi là cửa sổ, nằm giữa thời điểm bộ đếm bằng W và thời điểm bộ đếm đạt 0x40. Trong cửa sổ này, việc nạp lại hợp lệ; ngoài cửa sổ, hệ thống reset. Ngoài ra, việc ghi vào WWDG_CR một giá trị có bit T6 bằng 0 cũng gây reset tức thì, nên giá trị nạp luôn phải nằm trong khoảng từ 0x40 đến 0x7F. Giá trị cửa sổ W cũng cần nằm trong khoảng từ 0x40 đến 0x7F; W càng gần 0x40 thì cửa sổ càng hẹp.</w:t>
       </w:r>
     </w:p>
     <w:p>
       <w:pPr>
         <w:pStyle w:val="mcmc2"/>
       </w:pPr>
-      <w:bookmarkStart w:id="63" w:name="SectionNew30"/>
-      <w:bookmarkStart w:id="64" w:name="_Toc243562711"/>
+      <w:bookmarkStart w:id="64" w:name="SectionNew30"/>
+      <w:bookmarkStart w:id="65" w:name="_Toc243562711"/>
       <w:r>
         <w:t>1.5.5. Công thức tính thời gian của WWDG</w:t>
       </w:r>
-      <w:bookmarkEnd w:id="63"/>
       <w:bookmarkEnd w:id="64"/>
+      <w:bookmarkEnd w:id="65"/>
     </w:p>
     <w:p>
       <w:pPr>
@@ -16527,6 +16715,7 @@
         <w:rPr>
           <w:rFonts w:cs="Times New Roman"/>
         </w:rPr>
+        <w:lastRenderedPageBreak/>
         <w:t>Chu kỳ của 1 bước đếm WWDG (</w:t>
       </w:r>
       <m:oMath>
@@ -17992,13 +18181,13 @@
       <w:pPr>
         <w:pStyle w:val="Bng"/>
       </w:pPr>
-      <w:bookmarkStart w:id="65" w:name="SectionNew31"/>
-      <w:bookmarkStart w:id="66" w:name="_Toc243562774"/>
+      <w:bookmarkStart w:id="66" w:name="SectionNew31"/>
+      <w:bookmarkStart w:id="67" w:name="_Toc243562774"/>
       <w:r>
         <w:t>Bảng 1.4: Giới hạn thời gian WWDG theo hệ số chia</w:t>
       </w:r>
-      <w:bookmarkEnd w:id="65"/>
       <w:bookmarkEnd w:id="66"/>
+      <w:bookmarkEnd w:id="67"/>
     </w:p>
     <w:tbl>
       <w:tblPr>
@@ -19233,7 +19422,6 @@
         <w:rPr>
           <w:rFonts w:cs="Times New Roman"/>
         </w:rPr>
-        <w:lastRenderedPageBreak/>
         <w:t xml:space="preserve">Áp dụng tính toán thực tế trong đề tài: Cấu hình: </w:t>
       </w:r>
       <m:oMath>
@@ -20064,13 +20252,14 @@
       <w:pPr>
         <w:pStyle w:val="mcmc2"/>
       </w:pPr>
-      <w:bookmarkStart w:id="67" w:name="SectionNew32"/>
-      <w:bookmarkStart w:id="68" w:name="_Toc243562712"/>
-      <w:r>
+      <w:bookmarkStart w:id="68" w:name="SectionNew32"/>
+      <w:bookmarkStart w:id="69" w:name="_Toc243562712"/>
+      <w:r>
+        <w:lastRenderedPageBreak/>
         <w:t>1.5.6. Ngắt cảnh báo sớm EWI (Early Wakeup Interrupt)</w:t>
       </w:r>
-      <w:bookmarkEnd w:id="67"/>
       <w:bookmarkEnd w:id="68"/>
+      <w:bookmarkEnd w:id="69"/>
     </w:p>
     <w:p>
       <w:pPr>
@@ -20342,13 +20531,13 @@
       <w:pPr>
         <w:pStyle w:val="mcmc2"/>
       </w:pPr>
-      <w:bookmarkStart w:id="69" w:name="SectionNew33"/>
-      <w:bookmarkStart w:id="70" w:name="_Toc243562713"/>
+      <w:bookmarkStart w:id="70" w:name="SectionNew33"/>
+      <w:bookmarkStart w:id="71" w:name="_Toc243562713"/>
       <w:r>
         <w:t>1.5.7. Trình tự cấu hình WWDG</w:t>
       </w:r>
-      <w:bookmarkEnd w:id="69"/>
       <w:bookmarkEnd w:id="70"/>
+      <w:bookmarkEnd w:id="71"/>
     </w:p>
     <w:p>
       <w:pPr>
@@ -20392,46 +20581,51 @@
         <w:pStyle w:val="Bullet1"/>
       </w:pPr>
       <w:r>
+        <w:t>Trong vòng lặp chính, nạp lại bằng cách ghi lại giá trị T vào WWDG_CR đúng thời điểm trong cửa sổ.</w:t>
+      </w:r>
+    </w:p>
+    <w:p>
+      <w:pPr>
+        <w:pStyle w:val="mcmc2"/>
+      </w:pPr>
+      <w:bookmarkStart w:id="72" w:name="SectionNew34"/>
+      <w:bookmarkStart w:id="73" w:name="_Toc243562714"/>
+      <w:r>
+        <w:t>1.5.8. Chế độ gỡ lỗi</w:t>
+      </w:r>
+      <w:bookmarkEnd w:id="72"/>
+      <w:bookmarkEnd w:id="73"/>
+    </w:p>
+    <w:p>
+      <w:pPr>
+        <w:rPr>
+          <w:rFonts w:cs="Times New Roman"/>
+        </w:rPr>
+      </w:pPr>
+      <w:r>
+        <w:rPr>
+          <w:rFonts w:cs="Times New Roman"/>
+        </w:rPr>
+        <w:t>Tương tự IWDG, WWDG có thể tạm dừng đếm khi lõi bị halt bằng cách đặt bit DBG_WWDG_STOP (bit 9) trong thanh ghi DBGMCU_CR, hoặc dùng macro __HAL_DBGMCU_FREEZE_WWDG() của HAL. Điều này tránh việc reset ngoài ý muốn trong lúc đặt breakpoint.</w:t>
+      </w:r>
+    </w:p>
+    <w:p>
+      <w:pPr>
+        <w:pStyle w:val="mcmc2"/>
+      </w:pPr>
+      <w:bookmarkStart w:id="74" w:name="SectionNew35"/>
+      <w:bookmarkStart w:id="75" w:name="_Toc243562715"/>
+    </w:p>
+    <w:p>
+      <w:pPr>
+        <w:pStyle w:val="mcmc2"/>
+      </w:pPr>
+      <w:r>
         <w:lastRenderedPageBreak/>
-        <w:t>Trong vòng lặp chính, nạp lại bằng cách ghi lại giá trị T vào WWDG_CR đúng thời điểm trong cửa sổ.</w:t>
-      </w:r>
-    </w:p>
-    <w:p>
-      <w:pPr>
-        <w:pStyle w:val="mcmc2"/>
-      </w:pPr>
-      <w:bookmarkStart w:id="71" w:name="SectionNew34"/>
-      <w:bookmarkStart w:id="72" w:name="_Toc243562714"/>
-      <w:r>
-        <w:t>1.5.8. Chế độ gỡ lỗi</w:t>
-      </w:r>
-      <w:bookmarkEnd w:id="71"/>
-      <w:bookmarkEnd w:id="72"/>
-    </w:p>
-    <w:p>
-      <w:pPr>
-        <w:rPr>
-          <w:rFonts w:cs="Times New Roman"/>
-        </w:rPr>
-      </w:pPr>
-      <w:r>
-        <w:rPr>
-          <w:rFonts w:cs="Times New Roman"/>
-        </w:rPr>
-        <w:t>Tương tự IWDG, WWDG có thể tạm dừng đếm khi lõi bị halt bằng cách đặt bit DBG_WWDG_STOP (bit 9) trong thanh ghi DBGMCU_CR, hoặc dùng macro __HAL_DBGMCU_FREEZE_WWDG() của HAL. Điều này tránh việc reset ngoài ý muốn trong lúc đặt breakpoint.</w:t>
-      </w:r>
-    </w:p>
-    <w:p>
-      <w:pPr>
-        <w:pStyle w:val="mcmc2"/>
-      </w:pPr>
-      <w:bookmarkStart w:id="73" w:name="SectionNew35"/>
-      <w:bookmarkStart w:id="74" w:name="_Toc243562715"/>
-      <w:r>
         <w:t>1.5.9. Ưu điểm và hạn chế của WWDG</w:t>
       </w:r>
-      <w:bookmarkEnd w:id="73"/>
       <w:bookmarkEnd w:id="74"/>
+      <w:bookmarkEnd w:id="75"/>
     </w:p>
     <w:p>
       <w:pPr>
@@ -20586,53 +20780,37 @@
       <w:pPr>
         <w:pStyle w:val="mcmc1"/>
       </w:pPr>
-      <w:bookmarkStart w:id="75" w:name="SectionNew36"/>
-      <w:bookmarkStart w:id="76" w:name="_Toc243562716"/>
+      <w:bookmarkStart w:id="76" w:name="SectionNew36"/>
+      <w:bookmarkStart w:id="77" w:name="_Toc243562716"/>
       <w:r>
         <w:t>1.6. So sánh IWDG và WWDG</w:t>
       </w:r>
-      <w:bookmarkEnd w:id="75"/>
       <w:bookmarkEnd w:id="76"/>
+      <w:bookmarkEnd w:id="77"/>
     </w:p>
     <w:p>
       <w:pPr>
         <w:pStyle w:val="mcmc2"/>
       </w:pPr>
-      <w:bookmarkStart w:id="77" w:name="SectionNew37"/>
-      <w:bookmarkStart w:id="78" w:name="_Toc243562717"/>
+      <w:bookmarkStart w:id="78" w:name="SectionNew37"/>
+      <w:bookmarkStart w:id="79" w:name="_Toc243562717"/>
       <w:r>
         <w:t>1.6.1. Bảng so sánh tổng hợp giữa IWDG và WWDG</w:t>
       </w:r>
-      <w:bookmarkEnd w:id="77"/>
       <w:bookmarkEnd w:id="78"/>
+      <w:bookmarkEnd w:id="79"/>
     </w:p>
     <w:p>
       <w:pPr>
         <w:pStyle w:val="Bng"/>
       </w:pPr>
-      <w:bookmarkStart w:id="79" w:name="SectionNew38"/>
-    </w:p>
-    <w:p>
-      <w:pPr>
-        <w:pStyle w:val="Bng"/>
-      </w:pPr>
-    </w:p>
-    <w:p>
-      <w:pPr>
-        <w:pStyle w:val="Bng"/>
-      </w:pPr>
-    </w:p>
-    <w:p>
-      <w:pPr>
-        <w:pStyle w:val="Bng"/>
-      </w:pPr>
-      <w:bookmarkStart w:id="80" w:name="_Toc243562775"/>
-      <w:r>
-        <w:lastRenderedPageBreak/>
+      <w:bookmarkStart w:id="80" w:name="SectionNew38"/>
+      <w:bookmarkStart w:id="81" w:name="_Toc243562775"/>
+      <w:r>
         <w:t>Bảng 1.5: Bảng so sánh toàn diện các đặc tính kỹ thuật giữa IWDG và WWDG</w:t>
       </w:r>
-      <w:bookmarkEnd w:id="79"/>
       <w:bookmarkEnd w:id="80"/>
+      <w:bookmarkEnd w:id="81"/>
     </w:p>
     <w:tbl>
       <w:tblPr>
@@ -21105,6 +21283,7 @@
               <w:rPr>
                 <w:rFonts w:cs="Times New Roman"/>
               </w:rPr>
+              <w:lastRenderedPageBreak/>
               <w:t>Độ chính xác thời gian</w:t>
             </w:r>
           </w:p>
@@ -22407,7 +22586,6 @@
               <w:rPr>
                 <w:rFonts w:cs="Times New Roman"/>
               </w:rPr>
-              <w:lastRenderedPageBreak/>
               <w:t>Khi Clock chính bị hỏng</w:t>
             </w:r>
           </w:p>
@@ -22878,13 +23056,14 @@
       <w:pPr>
         <w:pStyle w:val="mcmc2"/>
       </w:pPr>
-      <w:bookmarkStart w:id="81" w:name="SectionNew39"/>
-      <w:bookmarkStart w:id="82" w:name="_Toc243562718"/>
-      <w:r>
+      <w:bookmarkStart w:id="82" w:name="SectionNew39"/>
+      <w:bookmarkStart w:id="83" w:name="_Toc243562718"/>
+      <w:r>
+        <w:lastRenderedPageBreak/>
         <w:t>1.6.2. Phân tích sự khác biệt cốt lõi</w:t>
       </w:r>
-      <w:bookmarkEnd w:id="81"/>
       <w:bookmarkEnd w:id="82"/>
+      <w:bookmarkEnd w:id="83"/>
     </w:p>
     <w:p>
       <w:pPr>
@@ -22969,7 +23148,6 @@
           <m:rPr>
             <m:nor/>
           </m:rPr>
-          <w:lastRenderedPageBreak/>
           <m:t xml:space="preserve">Vùng cấm (Window Closed): </m:t>
         </m:r>
         <m:r>
@@ -23401,13 +23579,13 @@
       <w:pPr>
         <w:pStyle w:val="mcmc2"/>
       </w:pPr>
-      <w:bookmarkStart w:id="83" w:name="SectionNew40"/>
-      <w:bookmarkStart w:id="84" w:name="_Toc243562719"/>
+      <w:bookmarkStart w:id="84" w:name="SectionNew40"/>
+      <w:bookmarkStart w:id="85" w:name="_Toc243562719"/>
       <w:r>
         <w:t>1.6.3. Tiêu chí lựa chọn bộ Watchdog phù hợp</w:t>
       </w:r>
-      <w:bookmarkEnd w:id="83"/>
       <w:bookmarkEnd w:id="84"/>
+      <w:bookmarkEnd w:id="85"/>
     </w:p>
     <w:p>
       <w:r>
@@ -23416,6 +23594,7 @@
     </w:p>
     <w:p>
       <w:r>
+        <w:lastRenderedPageBreak/>
         <w:t>Khi nào nên ưu tiên chọn IWDG?</w:t>
       </w:r>
     </w:p>
@@ -23453,11 +23632,7 @@
         <w:pStyle w:val="Bullet1"/>
       </w:pPr>
       <w:r>
-        <w:t xml:space="preserve">Hệ thống điều khiển thời gian thực chính xác cao (Hard Real-time): Bộ điều khiển biến tần, điều khiển động cơ bước/động cơ không chổi than (BLDC/PMSM), hệ thống lái trợ lực điện tử trên ô tô (Automotive ECU). Trong các hệ thống này, vòng </w:t>
-      </w:r>
-      <w:r>
-        <w:lastRenderedPageBreak/>
-        <w:t xml:space="preserve">lặp điều khiển PID bắt buộc phải quét cố định mỗi </w:t>
+        <w:t xml:space="preserve">Hệ thống điều khiển thời gian thực chính xác cao (Hard Real-time): Bộ điều khiển biến tần, điều khiển động cơ bước/động cơ không chổi than (BLDC/PMSM), hệ thống lái trợ lực điện tử trên ô tô (Automotive ECU). Trong các hệ thống này, vòng lặp điều khiển PID bắt buộc phải quét cố định mỗi </w:t>
       </w:r>
       <m:oMath>
         <m:r>
@@ -23506,13 +23681,13 @@
       <w:pPr>
         <w:pStyle w:val="Bng"/>
       </w:pPr>
-      <w:bookmarkStart w:id="85" w:name="SectionNew41"/>
-      <w:bookmarkStart w:id="86" w:name="_Toc243562776"/>
+      <w:bookmarkStart w:id="86" w:name="SectionNew41"/>
+      <w:bookmarkStart w:id="87" w:name="_Toc243562776"/>
       <w:r>
         <w:t>Bảng 1.6: Ma trận tiêu chí quyết định lựa chọn Watchdog</w:t>
       </w:r>
-      <w:bookmarkEnd w:id="85"/>
       <w:bookmarkEnd w:id="86"/>
+      <w:bookmarkEnd w:id="87"/>
     </w:p>
     <w:tbl>
       <w:tblPr>
@@ -24212,13 +24387,14 @@
       <w:pPr>
         <w:pStyle w:val="mcmc2"/>
       </w:pPr>
-      <w:bookmarkStart w:id="87" w:name="SectionNew42"/>
-      <w:bookmarkStart w:id="88" w:name="_Toc243562720"/>
-      <w:r>
+      <w:bookmarkStart w:id="88" w:name="SectionNew42"/>
+      <w:bookmarkStart w:id="89" w:name="_Toc243562720"/>
+      <w:r>
+        <w:lastRenderedPageBreak/>
         <w:t>1.6.4. Chiến lược sử dụng kết hợp (Dual Watchdog Architecture)</w:t>
       </w:r>
-      <w:bookmarkEnd w:id="87"/>
       <w:bookmarkEnd w:id="88"/>
+      <w:bookmarkEnd w:id="89"/>
     </w:p>
     <w:p>
       <w:pPr>
@@ -24300,7 +24476,6 @@
         <w:pStyle w:val="Bullet1"/>
       </w:pPr>
       <w:r>
-        <w:lastRenderedPageBreak/>
         <w:t>Được cấu hình dải thời gian rộng (</w:t>
       </w:r>
       <m:oMath>
@@ -24506,32 +24681,40 @@
           <w:rFonts w:cs="Times New Roman"/>
           <w:szCs w:val="26"/>
         </w:rPr>
-        <w:t>Điều kiện dùng đồng thời: WWDG chỉ được bật khi vòng phục vụ nhanh có thời gian đáp ứng xấu nhất nhỏ hơn cửa sổ đã chọn. Với T = 127, W = 80 và bộ chia 8, có thể đặt mục tiêu nạp khoảng 50 ms, sau khi kiểm tra tiến độ. Các con số 5–15 ms trong mô hình khái quát yêu cầu cấu hình khác. Không nạp vô điều kiện trong ngắt để không phản ánh lỗi của tác vụ chính.</w:t>
+        <w:t xml:space="preserve">Điều kiện dùng đồng thời: WWDG chỉ được bật khi vòng phục vụ nhanh có thời gian đáp ứng xấu nhất nhỏ hơn cửa sổ đã chọn. Với T = 127, W = 80 và bộ chia 8, có thể đặt mục tiêu nạp khoảng 50 ms, sau khi kiểm tra tiến độ. Các con số 5–15 ms trong mô hình </w:t>
+      </w:r>
+      <w:r>
+        <w:rPr>
+          <w:rFonts w:cs="Times New Roman"/>
+          <w:szCs w:val="26"/>
+        </w:rPr>
+        <w:lastRenderedPageBreak/>
+        <w:t>khái quát yêu cầu cấu hình khác. Không nạp vô điều kiện trong ngắt để không phản ánh lỗi của tác vụ chính.</w:t>
       </w:r>
     </w:p>
     <w:p>
       <w:pPr>
         <w:pStyle w:val="mcmc1"/>
       </w:pPr>
-      <w:bookmarkStart w:id="89" w:name="SectionNew43"/>
-      <w:bookmarkStart w:id="90" w:name="_Toc243562721"/>
+      <w:bookmarkStart w:id="90" w:name="SectionNew43"/>
+      <w:bookmarkStart w:id="91" w:name="_Toc243562721"/>
       <w:r>
         <w:t>1.7. Cờ reset trong khối RCC</w:t>
       </w:r>
-      <w:bookmarkEnd w:id="89"/>
       <w:bookmarkEnd w:id="90"/>
+      <w:bookmarkEnd w:id="91"/>
     </w:p>
     <w:p>
       <w:pPr>
         <w:pStyle w:val="mcmc2"/>
       </w:pPr>
-      <w:bookmarkStart w:id="91" w:name="SectionNew44"/>
-      <w:bookmarkStart w:id="92" w:name="_Toc243562722"/>
+      <w:bookmarkStart w:id="92" w:name="SectionNew44"/>
+      <w:bookmarkStart w:id="93" w:name="_Toc243562722"/>
       <w:r>
         <w:t>1.7.1. Thanh ghi RCC_CSR</w:t>
       </w:r>
-      <w:bookmarkEnd w:id="91"/>
       <w:bookmarkEnd w:id="92"/>
+      <w:bookmarkEnd w:id="93"/>
     </w:p>
     <w:p>
       <w:r>
@@ -24542,13 +24725,13 @@
       <w:pPr>
         <w:pStyle w:val="Bng"/>
       </w:pPr>
-      <w:bookmarkStart w:id="93" w:name="SectionNew45"/>
-      <w:bookmarkStart w:id="94" w:name="_Toc243562777"/>
+      <w:bookmarkStart w:id="94" w:name="SectionNew45"/>
+      <w:bookmarkStart w:id="95" w:name="_Toc243562777"/>
       <w:r>
         <w:t>Bảng 1.7: Các bit nguyên nhân reset trong RCC_CSR</w:t>
       </w:r>
-      <w:bookmarkEnd w:id="93"/>
       <w:bookmarkEnd w:id="94"/>
+      <w:bookmarkEnd w:id="95"/>
     </w:p>
     <w:tbl>
       <w:tblPr>
@@ -24743,7 +24926,6 @@
               <w:jc w:val="left"/>
             </w:pPr>
             <w:r>
-              <w:lastRenderedPageBreak/>
               <w:t>WWDGRSTF</w:t>
             </w:r>
           </w:p>
@@ -25158,13 +25340,13 @@
       <w:pPr>
         <w:pStyle w:val="mcmc2"/>
       </w:pPr>
-      <w:bookmarkStart w:id="95" w:name="SectionNew46"/>
-      <w:bookmarkStart w:id="96" w:name="_Toc243562723"/>
+      <w:bookmarkStart w:id="96" w:name="SectionNew46"/>
+      <w:bookmarkStart w:id="97" w:name="_Toc243562723"/>
       <w:r>
         <w:t>1.7.2. Thứ tự ưu tiên khi phân loại</w:t>
       </w:r>
-      <w:bookmarkEnd w:id="95"/>
       <w:bookmarkEnd w:id="96"/>
+      <w:bookmarkEnd w:id="97"/>
     </w:p>
     <w:p>
       <w:r>
@@ -25184,6 +25366,7 @@
         <w:pStyle w:val="Bullet1"/>
       </w:pPr>
       <w:r>
+        <w:lastRenderedPageBreak/>
         <w:t>SFTRSTF: reset do phần mềm.</w:t>
       </w:r>
     </w:p>
@@ -25220,130 +25403,132 @@
       <w:pPr>
         <w:pStyle w:val="mcmc1"/>
       </w:pPr>
-      <w:bookmarkStart w:id="97" w:name="SectionNew47"/>
-      <w:bookmarkStart w:id="98" w:name="_Toc243562724"/>
+      <w:bookmarkStart w:id="98" w:name="SectionNew47"/>
+      <w:bookmarkStart w:id="99" w:name="_Toc243562724"/>
       <w:r>
         <w:t>1.8. Thanh ghi dự phòng (Backup register)</w:t>
       </w:r>
-      <w:bookmarkEnd w:id="97"/>
       <w:bookmarkEnd w:id="98"/>
+      <w:bookmarkEnd w:id="99"/>
     </w:p>
     <w:p>
       <w:pPr>
         <w:pStyle w:val="mcmc2"/>
       </w:pPr>
-      <w:bookmarkStart w:id="99" w:name="SectionNew48"/>
-      <w:bookmarkStart w:id="100" w:name="_Toc243562725"/>
+      <w:bookmarkStart w:id="100" w:name="SectionNew48"/>
+      <w:bookmarkStart w:id="101" w:name="_Toc243562725"/>
       <w:r>
         <w:t>1.8.1. Đặc điểm</w:t>
       </w:r>
-      <w:bookmarkEnd w:id="99"/>
       <w:bookmarkEnd w:id="100"/>
-    </w:p>
-    <w:p>
+      <w:bookmarkEnd w:id="101"/>
+    </w:p>
+    <w:p>
+      <w:r>
+        <w:t>STM32F103C8T6 có 10 thanh ghi dự phòng BKP_DR1 đến BKP_DR10, mỗi thanh ghi rộng 16 bit, nằm trong vùng Backup domain. Nội dung các thanh ghi này không bị xóa khi hệ thống reset, bao gồm reset do watchdog, reset phần mềm và reset bằng nút NRST. Nếu có pin cấp cho chân VBAT thì dữ liệu còn được giữ cả khi mất nguồn chính. Vì vậy Backup register rất phù hợp để lưu những thông tin nhỏ cần tồn tại qua các lần khởi động lại, như bộ đếm số lần reset hay mã nguyên nhân lỗi gần nhất.</w:t>
+      </w:r>
+    </w:p>
+    <w:p>
+      <w:pPr>
+        <w:pStyle w:val="mcmc2"/>
+      </w:pPr>
+      <w:bookmarkStart w:id="102" w:name="SectionNew49"/>
+      <w:bookmarkStart w:id="103" w:name="_Toc243562726"/>
+      <w:r>
+        <w:t>1.8.2. Điều kiện truy cập</w:t>
+      </w:r>
+      <w:bookmarkEnd w:id="102"/>
+      <w:bookmarkEnd w:id="103"/>
+    </w:p>
+    <w:p>
+      <w:r>
+        <w:t>Mặc định vùng Backup domain được bảo vệ chống ghi. Để ghi vào Backup register cần thực hiện lần lượt:</w:t>
+      </w:r>
+    </w:p>
+    <w:p>
+      <w:pPr>
+        <w:pStyle w:val="Bullet1"/>
+      </w:pPr>
+      <w:r>
+        <w:t>Bật xung clock cho khối nguồn PWR (bit PWREN trong RCC_APB1ENR).</w:t>
+      </w:r>
+    </w:p>
+    <w:p>
+      <w:pPr>
+        <w:pStyle w:val="Bullet1"/>
+      </w:pPr>
+      <w:r>
+        <w:t>Bật xung clock cho khối BKP (bit BKPEN trong RCC_APB1ENR).</w:t>
+      </w:r>
+    </w:p>
+    <w:p>
+      <w:pPr>
+        <w:pStyle w:val="Bullet1"/>
+      </w:pPr>
+      <w:r>
+        <w:t>Đặt bit DBP trong thanh ghi PWR_CR để cho phép ghi vào vùng Backup domain.</w:t>
+      </w:r>
+    </w:p>
+    <w:p>
+      <w:r>
+        <w:t>Việc đọc thì không bị hạn chế bởi bit DBP nhưng vẫn cần bật xung clock cho khối BKP.</w:t>
+      </w:r>
+    </w:p>
+    <w:p>
+      <w:pPr>
+        <w:pStyle w:val="mcmc2"/>
+      </w:pPr>
+      <w:bookmarkStart w:id="104" w:name="SectionNew50"/>
+      <w:bookmarkStart w:id="105" w:name="_Toc243562727"/>
+      <w:r>
+        <w:t>1.</w:t>
+      </w:r>
+      <w:r>
+        <w:t>8</w:t>
+      </w:r>
+      <w:r>
+        <w:t>.3. Lưu ý về nguồn pin VBAT</w:t>
+      </w:r>
+      <w:bookmarkEnd w:id="104"/>
+      <w:bookmarkEnd w:id="105"/>
+    </w:p>
+    <w:p>
+      <w:r>
+        <w:t>Nếu board không có pin ngoài ở chân VBAT (trên nhiều board Blue Pill chân này được nối trực tiếp với 3,3 V), thì khi ngắt nguồn hoàn toàn Backup register sẽ mất giá trị. Trong trường hợp này dữ liệu chỉ tồn tại qua các lần reset khi nguồn vẫn còn, và nội dung ban đầu sau khi cấp nguồn là không xác định. Để xử lý, chương trình cần đặt một giá trị nhận dạng (magic number) vào một thanh ghi để biết dữ liệu đã được khởi tạo hay chưa, và khởi tạo lại bộ đếm khi phát hiện reset do cấp nguồn.</w:t>
+      </w:r>
+    </w:p>
+    <w:p/>
+    <w:p/>
+    <w:p>
+      <w:pPr>
+        <w:pStyle w:val="mcmc1"/>
+      </w:pPr>
+      <w:bookmarkStart w:id="106" w:name="SectionNew51"/>
+      <w:bookmarkStart w:id="107" w:name="_Toc243562728"/>
       <w:r>
         <w:lastRenderedPageBreak/>
-        <w:t>STM32F103C8T6 có 10 thanh ghi dự phòng BKP_DR1 đến BKP_DR10, mỗi thanh ghi rộng 16 bit, nằm trong vùng Backup domain. Nội dung các thanh ghi này không bị xóa khi hệ thống reset, bao gồm reset do watchdog, reset phần mềm và reset bằng nút NRST. Nếu có pin cấp cho chân VBAT thì dữ liệu còn được giữ cả khi mất nguồn chính. Vì vậy Backup register rất phù hợp để lưu những thông tin nhỏ cần tồn tại qua các lần khởi động lại, như bộ đếm số lần reset hay mã nguyên nhân lỗi gần nhất.</w:t>
-      </w:r>
+        <w:t>1.</w:t>
+      </w:r>
+      <w:r>
+        <w:t>9</w:t>
+      </w:r>
+      <w:r>
+        <w:t>. Bộ nhớ Flash và việc lưu log lỗi</w:t>
+      </w:r>
+      <w:bookmarkEnd w:id="106"/>
+      <w:bookmarkEnd w:id="107"/>
     </w:p>
     <w:p>
       <w:pPr>
         <w:pStyle w:val="mcmc2"/>
       </w:pPr>
-      <w:bookmarkStart w:id="101" w:name="SectionNew49"/>
-      <w:bookmarkStart w:id="102" w:name="_Toc243562726"/>
-      <w:r>
-        <w:t>1.8.2. Điều kiện truy cập</w:t>
-      </w:r>
-      <w:bookmarkEnd w:id="101"/>
-      <w:bookmarkEnd w:id="102"/>
-    </w:p>
-    <w:p>
-      <w:r>
-        <w:t>Mặc định vùng Backup domain được bảo vệ chống ghi. Để ghi vào Backup register cần thực hiện lần lượt:</w:t>
-      </w:r>
-    </w:p>
-    <w:p>
-      <w:pPr>
-        <w:pStyle w:val="Bullet1"/>
-      </w:pPr>
-      <w:r>
-        <w:t>Bật xung clock cho khối nguồn PWR (bit PWREN trong RCC_APB1ENR).</w:t>
-      </w:r>
-    </w:p>
-    <w:p>
-      <w:pPr>
-        <w:pStyle w:val="Bullet1"/>
-      </w:pPr>
-      <w:r>
-        <w:t>Bật xung clock cho khối BKP (bit BKPEN trong RCC_APB1ENR).</w:t>
-      </w:r>
-    </w:p>
-    <w:p>
-      <w:pPr>
-        <w:pStyle w:val="Bullet1"/>
-      </w:pPr>
-      <w:r>
-        <w:t>Đặt bit DBP trong thanh ghi PWR_CR để cho phép ghi vào vùng Backup domain.</w:t>
-      </w:r>
-    </w:p>
-    <w:p>
-      <w:r>
-        <w:t>Việc đọc thì không bị hạn chế bởi bit DBP nhưng vẫn cần bật xung clock cho khối BKP.</w:t>
-      </w:r>
-    </w:p>
-    <w:p>
-      <w:pPr>
-        <w:pStyle w:val="mcmc2"/>
-      </w:pPr>
-      <w:bookmarkStart w:id="103" w:name="SectionNew50"/>
-      <w:bookmarkStart w:id="104" w:name="_Toc243562727"/>
-      <w:r>
-        <w:t>1.</w:t>
-      </w:r>
-      <w:r>
-        <w:t>8</w:t>
-      </w:r>
-      <w:r>
-        <w:t>.3. Lưu ý về nguồn pin VBAT</w:t>
-      </w:r>
-      <w:bookmarkEnd w:id="103"/>
-      <w:bookmarkEnd w:id="104"/>
-    </w:p>
-    <w:p>
-      <w:r>
-        <w:t>Nếu board không có pin ngoài ở chân VBAT (trên nhiều board Blue Pill chân này được nối trực tiếp với 3,3 V), thì khi ngắt nguồn hoàn toàn Backup register sẽ mất giá trị. Trong trường hợp này dữ liệu chỉ tồn tại qua các lần reset khi nguồn vẫn còn, và nội dung ban đầu sau khi cấp nguồn là không xác định. Để xử lý, chương trình cần đặt một giá trị nhận dạng (magic number) vào một thanh ghi để biết dữ liệu đã được khởi tạo hay chưa, và khởi tạo lại bộ đếm khi phát hiện reset do cấp nguồn.</w:t>
-      </w:r>
-    </w:p>
-    <w:p>
-      <w:pPr>
-        <w:pStyle w:val="mcmc1"/>
-      </w:pPr>
-      <w:bookmarkStart w:id="105" w:name="SectionNew51"/>
-      <w:bookmarkStart w:id="106" w:name="_Toc243562728"/>
-      <w:r>
-        <w:t>1.</w:t>
-      </w:r>
-      <w:r>
-        <w:t>9</w:t>
-      </w:r>
-      <w:r>
-        <w:t>. Bộ nhớ Flash và việc lưu log lỗi</w:t>
-      </w:r>
-      <w:bookmarkEnd w:id="105"/>
-      <w:bookmarkEnd w:id="106"/>
-    </w:p>
-    <w:p>
-      <w:pPr>
-        <w:pStyle w:val="mcmc2"/>
-      </w:pPr>
-      <w:bookmarkStart w:id="107" w:name="SectionNew52"/>
-      <w:bookmarkStart w:id="108" w:name="_Toc243562729"/>
+      <w:bookmarkStart w:id="108" w:name="SectionNew52"/>
+      <w:bookmarkStart w:id="109" w:name="_Toc243562729"/>
       <w:r>
         <w:t>1.9.1. Đặc điểm cấu trúc bộ nhớ Flash của STM32F103C8T6</w:t>
       </w:r>
-      <w:bookmarkEnd w:id="107"/>
       <w:bookmarkEnd w:id="108"/>
+      <w:bookmarkEnd w:id="109"/>
     </w:p>
     <w:p>
       <w:r>
@@ -25443,7 +25628,6 @@
     </w:p>
     <w:p>
       <w:r>
-        <w:lastRenderedPageBreak/>
         <w:t>Nguyên lý ghi và xóa vật lý:</w:t>
       </w:r>
     </w:p>
@@ -25603,13 +25787,13 @@
       <w:pPr>
         <w:pStyle w:val="mcmc2"/>
       </w:pPr>
-      <w:bookmarkStart w:id="109" w:name="SectionNew53"/>
-      <w:bookmarkStart w:id="110" w:name="_Toc243562730"/>
+      <w:bookmarkStart w:id="110" w:name="SectionNew53"/>
+      <w:bookmarkStart w:id="111" w:name="_Toc243562730"/>
       <w:r>
         <w:t>1.9.2. Quy trình lập trình và xóa bộ nhớ Flash</w:t>
       </w:r>
-      <w:bookmarkEnd w:id="109"/>
       <w:bookmarkEnd w:id="110"/>
+      <w:bookmarkEnd w:id="111"/>
     </w:p>
     <w:p>
       <w:r>
@@ -25764,6 +25948,7 @@
         <w:pStyle w:val="Bullet1"/>
       </w:pPr>
       <w:r>
+        <w:lastRenderedPageBreak/>
         <w:t xml:space="preserve">Đặt bit </w:t>
       </w:r>
       <w:r>
@@ -25883,14 +26068,13 @@
       <w:pPr>
         <w:pStyle w:val="mcmc2"/>
       </w:pPr>
-      <w:bookmarkStart w:id="111" w:name="SectionNew54"/>
-      <w:bookmarkStart w:id="112" w:name="_Toc243562731"/>
-      <w:r>
-        <w:lastRenderedPageBreak/>
+      <w:bookmarkStart w:id="112" w:name="SectionNew54"/>
+      <w:bookmarkStart w:id="113" w:name="_Toc243562731"/>
+      <w:r>
         <w:t>1.9.3. Kiến trúc lưu trữ Log chẩn đoán sự cố trong hệ thống tự phục hồi</w:t>
       </w:r>
-      <w:bookmarkEnd w:id="111"/>
       <w:bookmarkEnd w:id="112"/>
+      <w:bookmarkEnd w:id="113"/>
     </w:p>
     <w:p>
       <w:pPr>
@@ -26024,13 +26208,13 @@
       <w:pPr>
         <w:pStyle w:val="Bng"/>
       </w:pPr>
-      <w:bookmarkStart w:id="113" w:name="SectionNew55"/>
-      <w:bookmarkStart w:id="114" w:name="_Toc243562778"/>
+      <w:bookmarkStart w:id="114" w:name="SectionNew55"/>
+      <w:bookmarkStart w:id="115" w:name="_Toc243562778"/>
       <w:r>
         <w:t>Bảng 1.8: So sánh lưu trữ bằng Backup register và Flash</w:t>
       </w:r>
-      <w:bookmarkEnd w:id="113"/>
       <w:bookmarkEnd w:id="114"/>
+      <w:bookmarkEnd w:id="115"/>
     </w:p>
     <w:tbl>
       <w:tblPr>
@@ -26355,6 +26539,7 @@
               <w:jc w:val="left"/>
             </w:pPr>
             <w:r>
+              <w:lastRenderedPageBreak/>
               <w:t>Tốc độ truy xuất</w:t>
             </w:r>
           </w:p>
@@ -26636,133 +26821,133 @@
     <w:p/>
     <w:p>
       <w:r>
+        <w:t>Yêu cầu triển khai log Flash: dành riêng trang 63 trong linker để mã chương trình không ghi đè vùng log. Nên lưu ngữ cảnh tối thiểu vào Backup register khi lỗi xảy ra, rồi ghi Flash sau khi khởi động lại. Phải kiểm tra cờ lỗi, đọc đối chiếu dữ liệu, ghi dấu hợp lệ cuối cùng, quản lý trang đầy và mất nguồn giữa chừng. Không xóa trang trong EWI vì thời gian còn lại chỉ khoảng một tick; chức năng lưu Flash và chụp PC/LR ở đây là thiết kế mở rộng, chưa được chứng minh bằng mã nguồn hoặc phép thử kèm theo.</w:t>
+      </w:r>
+    </w:p>
+    <w:p>
+      <w:pPr>
+        <w:pStyle w:val="mcmc1"/>
+      </w:pPr>
+      <w:bookmarkStart w:id="116" w:name="SectionNew56"/>
+      <w:bookmarkStart w:id="117" w:name="_Toc243562732"/>
+      <w:r>
+        <w:t>1.</w:t>
+      </w:r>
+      <w:r>
+        <w:t>10</w:t>
+      </w:r>
+      <w:r>
+        <w:t>. Ngoại lệ HardFault trên lõi Cortex-M3</w:t>
+      </w:r>
+      <w:bookmarkEnd w:id="116"/>
+      <w:bookmarkEnd w:id="117"/>
+    </w:p>
+    <w:p>
+      <w:pPr>
+        <w:pStyle w:val="mcmc2"/>
+      </w:pPr>
+      <w:bookmarkStart w:id="118" w:name="SectionNew57"/>
+      <w:bookmarkStart w:id="119" w:name="_Toc243562733"/>
+      <w:r>
+        <w:t>1.</w:t>
+      </w:r>
+      <w:r>
+        <w:t>10</w:t>
+      </w:r>
+      <w:r>
+        <w:t>.1. Khái niệm và mức ưu tiên</w:t>
+      </w:r>
+      <w:bookmarkEnd w:id="118"/>
+      <w:bookmarkEnd w:id="119"/>
+    </w:p>
+    <w:p>
+      <w:r>
+        <w:t>HardFault là ngoại lệ có mức ưu tiên cố định bằng -1, cao hơn mọi ngắt thông thường (trừ Reset và NMI), xảy ra khi lõi gặp lỗi nghiêm trọng mà không xử lý được theo cách khác. Ngoài HardFault, lõi Cortex-M3 còn có ba ngoại lệ lỗi chi tiết hơn là MemManage Fault, Bus Fault và Usage Fault. Nếu các ngoại lệ này chưa được cho phép riêng trong thanh ghi SHCSR thì khi xảy ra, chúng đều bị nâng cấp (escalate) thành HardFault. Với cấu hình mặc định của đề tài, mọi lỗi nghiêm trọng đều dẫn đến HardFault_Handler.</w:t>
+      </w:r>
+    </w:p>
+    <w:p>
+      <w:pPr>
+        <w:pStyle w:val="mcmc2"/>
+      </w:pPr>
+      <w:bookmarkStart w:id="120" w:name="SectionNew58"/>
+      <w:bookmarkStart w:id="121" w:name="_Toc243562734"/>
+      <w:r>
+        <w:t>1.1</w:t>
+      </w:r>
+      <w:r>
+        <w:t>0</w:t>
+      </w:r>
+      <w:r>
+        <w:t>.2. Nguyên nhân thường gặp</w:t>
+      </w:r>
+      <w:bookmarkEnd w:id="120"/>
+      <w:bookmarkEnd w:id="121"/>
+    </w:p>
+    <w:p>
+      <w:r>
+        <w:t>Các nguyên nhân phổ biến gồm:</w:t>
+      </w:r>
+    </w:p>
+    <w:p>
+      <w:pPr>
+        <w:pStyle w:val="Bullet1"/>
+      </w:pPr>
+      <w:r>
+        <w:t>Truy cập địa chỉ không tồn tại hoặc không được phép (lỗi bus), ví dụ đọc ghi vào vùng địa chỉ chưa ánh xạ.</w:t>
+      </w:r>
+    </w:p>
+    <w:p>
+      <w:pPr>
+        <w:pStyle w:val="Bullet1"/>
+      </w:pPr>
+      <w:r>
+        <w:t>Thực thi lệnh không hợp lệ hoặc nhảy đến địa chỉ không chứa mã.</w:t>
+      </w:r>
+    </w:p>
+    <w:p>
+      <w:pPr>
+        <w:pStyle w:val="Bullet1"/>
+      </w:pPr>
+      <w:r>
+        <w:t>Dùng con trỏ chưa khởi tạo hoặc con trỏ rỗng sai cách.</w:t>
+      </w:r>
+    </w:p>
+    <w:p>
+      <w:pPr>
+        <w:pStyle w:val="Bullet1"/>
+      </w:pPr>
+      <w:r>
+        <w:t>Tràn ngăn xếp (stack overflow) làm hỏng vùng nhớ lân cận.</w:t>
+      </w:r>
+    </w:p>
+    <w:p>
+      <w:pPr>
+        <w:pStyle w:val="Bullet1"/>
+      </w:pPr>
+      <w:r>
+        <w:t>Sai sót khi khởi tạo bảng vector ngắt hoặc gọi con trỏ hàm không hợp lệ.</w:t>
+      </w:r>
+    </w:p>
+    <w:p>
+      <w:pPr>
+        <w:pStyle w:val="Bullet1"/>
+      </w:pPr>
+      <w:r>
         <w:lastRenderedPageBreak/>
-        <w:t>Yêu cầu triển khai log Flash: dành riêng trang 63 trong linker để mã chương trình không ghi đè vùng log. Nên lưu ngữ cảnh tối thiểu vào Backup register khi lỗi xảy ra, rồi ghi Flash sau khi khởi động lại. Phải kiểm tra cờ lỗi, đọc đối chiếu dữ liệu, ghi dấu hợp lệ cuối cùng, quản lý trang đầy và mất nguồn giữa chừng. Không xóa trang trong EWI vì thời gian còn lại chỉ khoảng một tick; chức năng lưu Flash và chụp PC/LR ở đây là thiết kế mở rộng, chưa được chứng minh bằng mã nguồn hoặc phép thử kèm theo.</w:t>
-      </w:r>
-    </w:p>
-    <w:p>
-      <w:pPr>
-        <w:pStyle w:val="mcmc1"/>
-      </w:pPr>
-      <w:bookmarkStart w:id="115" w:name="SectionNew56"/>
-      <w:bookmarkStart w:id="116" w:name="_Toc243562732"/>
-      <w:r>
-        <w:t>1.</w:t>
-      </w:r>
-      <w:r>
-        <w:t>10</w:t>
-      </w:r>
-      <w:r>
-        <w:t>. Ngoại lệ HardFault trên lõi Cortex-M3</w:t>
-      </w:r>
-      <w:bookmarkEnd w:id="115"/>
-      <w:bookmarkEnd w:id="116"/>
+        <w:t>Chia cho 0 hoặc truy cập không căn lề, nhưng hai lỗi này mặc định không gây ngoại lệ trên Cortex-M3 trừ khi được bật trong thanh ghi CCR.</w:t>
+      </w:r>
     </w:p>
     <w:p>
       <w:pPr>
         <w:pStyle w:val="mcmc2"/>
       </w:pPr>
-      <w:bookmarkStart w:id="117" w:name="SectionNew57"/>
-      <w:bookmarkStart w:id="118" w:name="_Toc243562733"/>
-      <w:r>
-        <w:t>1.</w:t>
-      </w:r>
-      <w:r>
-        <w:t>10</w:t>
-      </w:r>
-      <w:r>
-        <w:t>.1. Khái niệm và mức ưu tiên</w:t>
-      </w:r>
-      <w:bookmarkEnd w:id="117"/>
-      <w:bookmarkEnd w:id="118"/>
-    </w:p>
-    <w:p>
-      <w:r>
-        <w:t>HardFault là ngoại lệ có mức ưu tiên cố định bằng -1, cao hơn mọi ngắt thông thường (trừ Reset và NMI), xảy ra khi lõi gặp lỗi nghiêm trọng mà không xử lý được theo cách khác. Ngoài HardFault, lõi Cortex-M3 còn có ba ngoại lệ lỗi chi tiết hơn là MemManage Fault, Bus Fault và Usage Fault. Nếu các ngoại lệ này chưa được cho phép riêng trong thanh ghi SHCSR thì khi xảy ra, chúng đều bị nâng cấp (escalate) thành HardFault. Với cấu hình mặc định của đề tài, mọi lỗi nghiêm trọng đều dẫn đến HardFault_Handler.</w:t>
-      </w:r>
-    </w:p>
-    <w:p>
-      <w:pPr>
-        <w:pStyle w:val="mcmc2"/>
-      </w:pPr>
-      <w:bookmarkStart w:id="119" w:name="SectionNew58"/>
-      <w:bookmarkStart w:id="120" w:name="_Toc243562734"/>
-      <w:r>
-        <w:t>1.1</w:t>
-      </w:r>
-      <w:r>
-        <w:t>0</w:t>
-      </w:r>
-      <w:r>
-        <w:t>.2. Nguyên nhân thường gặp</w:t>
-      </w:r>
-      <w:bookmarkEnd w:id="119"/>
-      <w:bookmarkEnd w:id="120"/>
-    </w:p>
-    <w:p>
-      <w:r>
-        <w:t>Các nguyên nhân phổ biến gồm:</w:t>
-      </w:r>
-    </w:p>
-    <w:p>
-      <w:pPr>
-        <w:pStyle w:val="Bullet1"/>
-      </w:pPr>
-      <w:r>
-        <w:t>Truy cập địa chỉ không tồn tại hoặc không được phép (lỗi bus), ví dụ đọc ghi vào vùng địa chỉ chưa ánh xạ.</w:t>
-      </w:r>
-    </w:p>
-    <w:p>
-      <w:pPr>
-        <w:pStyle w:val="Bullet1"/>
-      </w:pPr>
-      <w:r>
-        <w:t>Thực thi lệnh không hợp lệ hoặc nhảy đến địa chỉ không chứa mã.</w:t>
-      </w:r>
-    </w:p>
-    <w:p>
-      <w:pPr>
-        <w:pStyle w:val="Bullet1"/>
-      </w:pPr>
-      <w:r>
-        <w:t>Dùng con trỏ chưa khởi tạo hoặc con trỏ rỗng sai cách.</w:t>
-      </w:r>
-    </w:p>
-    <w:p>
-      <w:pPr>
-        <w:pStyle w:val="Bullet1"/>
-      </w:pPr>
-      <w:r>
-        <w:t>Tràn ngăn xếp (stack overflow) làm hỏng vùng nhớ lân cận.</w:t>
-      </w:r>
-    </w:p>
-    <w:p>
-      <w:pPr>
-        <w:pStyle w:val="Bullet1"/>
-      </w:pPr>
-      <w:r>
-        <w:t>Sai sót khi khởi tạo bảng vector ngắt hoặc gọi con trỏ hàm không hợp lệ.</w:t>
-      </w:r>
-    </w:p>
-    <w:p>
-      <w:pPr>
-        <w:pStyle w:val="Bullet1"/>
-      </w:pPr>
-      <w:r>
-        <w:t>Chia cho 0 hoặc truy cập không căn lề, nhưng hai lỗi này mặc định không gây ngoại lệ trên Cortex-M3 trừ khi được bật trong thanh ghi CCR.</w:t>
-      </w:r>
-    </w:p>
-    <w:p>
-      <w:pPr>
-        <w:pStyle w:val="mcmc2"/>
-      </w:pPr>
-      <w:bookmarkStart w:id="121" w:name="SectionNew59"/>
-      <w:bookmarkStart w:id="122" w:name="_Toc243562735"/>
+      <w:bookmarkStart w:id="122" w:name="SectionNew59"/>
+      <w:bookmarkStart w:id="123" w:name="_Toc243562735"/>
       <w:r>
         <w:t>1.10.3. Cơ chế Stack Frame ngoại lệ và cách trích xuất thanh ghi PC/LR</w:t>
       </w:r>
-      <w:bookmarkEnd w:id="121"/>
       <w:bookmarkEnd w:id="122"/>
+      <w:bookmarkEnd w:id="123"/>
     </w:p>
     <w:p>
       <w:pPr>
@@ -26795,7 +26980,6 @@
           <w:rFonts w:cs="Times New Roman"/>
           <w:szCs w:val="26"/>
         </w:rPr>
-        <w:lastRenderedPageBreak/>
         <w:t>Cấu trúc khung ngăn xếp (Exception Stack Frame)</w:t>
       </w:r>
     </w:p>
@@ -26850,18 +27034,18 @@
       <w:pPr>
         <w:pStyle w:val="Bng"/>
       </w:pPr>
-      <w:bookmarkStart w:id="123" w:name="SectionNew60"/>
+      <w:bookmarkStart w:id="124" w:name="SectionNew60"/>
     </w:p>
     <w:p>
       <w:pPr>
         <w:pStyle w:val="Bng"/>
       </w:pPr>
-      <w:bookmarkStart w:id="124" w:name="_Toc243562779"/>
+      <w:bookmarkStart w:id="125" w:name="_Toc243562779"/>
       <w:r>
         <w:t>Bảng 1.9: Khung ngăn xếp ngoại lệ Cortex-M3</w:t>
       </w:r>
-      <w:bookmarkEnd w:id="123"/>
       <w:bookmarkEnd w:id="124"/>
+      <w:bookmarkEnd w:id="125"/>
     </w:p>
     <w:tbl>
       <w:tblPr>
@@ -27507,6 +27691,7 @@
         <w:pStyle w:val="Bullet1"/>
       </w:pPr>
       <w:r>
+        <w:lastRenderedPageBreak/>
         <w:t>LR (Link Register - [SP + 20]): Lưu giữ địa chỉ trả về của hàm đã gọi đến đoạn mã bị lỗi, cung cấp thêm ngữ cảnh hàm gọi; chỉ riêng LR không đủ tái dựng toàn bộ chuỗi gọi hàm.</w:t>
       </w:r>
     </w:p>
@@ -27560,15 +27745,7 @@
           <w:rFonts w:cs="Times New Roman"/>
           <w:szCs w:val="26"/>
         </w:rPr>
-        <w:t xml:space="preserve">, hệ thống sử dụng một lớp hàm trung gian bằng Hợp ngữ (Assembly stub) để </w:t>
-      </w:r>
-      <w:r>
-        <w:rPr>
-          <w:rFonts w:cs="Times New Roman"/>
-          <w:szCs w:val="26"/>
-        </w:rPr>
-        <w:lastRenderedPageBreak/>
-        <w:t xml:space="preserve">đọc giá trị thanh ghi con trỏ </w:t>
+        <w:t xml:space="preserve">, hệ thống sử dụng một lớp hàm trung gian bằng Hợp ngữ (Assembly stub) để đọc giá trị thanh ghi con trỏ </w:t>
       </w:r>
       <w:r>
         <w:rPr>
@@ -27820,25 +27997,25 @@
       <w:pPr>
         <w:pStyle w:val="mcmc1"/>
       </w:pPr>
-      <w:bookmarkStart w:id="125" w:name="SectionNew61"/>
-      <w:bookmarkStart w:id="126" w:name="_Toc243562736"/>
+      <w:bookmarkStart w:id="126" w:name="SectionNew61"/>
+      <w:bookmarkStart w:id="127" w:name="_Toc243562736"/>
       <w:r>
         <w:t>1.11. Các thiết bị ngoại vi sử dụng trong đề tài</w:t>
       </w:r>
-      <w:bookmarkEnd w:id="125"/>
       <w:bookmarkEnd w:id="126"/>
+      <w:bookmarkEnd w:id="127"/>
     </w:p>
     <w:p>
       <w:pPr>
         <w:pStyle w:val="mcmc2"/>
       </w:pPr>
-      <w:bookmarkStart w:id="127" w:name="SectionNew62"/>
-      <w:bookmarkStart w:id="128" w:name="_Toc243562737"/>
+      <w:bookmarkStart w:id="128" w:name="SectionNew62"/>
+      <w:bookmarkStart w:id="129" w:name="_Toc243562737"/>
       <w:r>
         <w:t>1.11.1. Cảm biến nhiệt độ và độ ẩm DHT11</w:t>
       </w:r>
-      <w:bookmarkEnd w:id="127"/>
       <w:bookmarkEnd w:id="128"/>
+      <w:bookmarkEnd w:id="129"/>
     </w:p>
     <w:p>
       <w:r>
@@ -27858,7 +28035,11 @@
         <w:pStyle w:val="Bullet1"/>
       </w:pPr>
       <w:r>
-        <w:t>Cấu hình mô hình theo tài liệu nhóm: nguồn 3,3 V; chu kỳ đọc 2.000 ms; dải khảo sát nhiệt độ 0–50 °C và độ ẩm 20–90 %RH. Sai số danh định thường được mô tả là ±2 °C và ±5 %RH. Không suy ra độ phân giải 0,1 °C chỉ vì khung dữ liệu có nhiều byte; độ phân giải và cách giải mã phải theo đúng datasheet của cảm biến sử dụng.</w:t>
+        <w:t xml:space="preserve">Cấu hình mô hình theo tài liệu nhóm: nguồn 3,3 V; chu kỳ đọc 2.000 ms; dải khảo sát nhiệt độ 0–50 °C và độ ẩm 20–90 %RH. Sai số danh định thường được mô tả là ±2 °C và ±5 %RH. Không suy ra độ phân giải 0,1 °C chỉ vì </w:t>
+      </w:r>
+      <w:r>
+        <w:lastRenderedPageBreak/>
+        <w:t>khung dữ liệu có nhiều byte; độ phân giải và cách giải mã phải theo đúng datasheet của cảm biến sử dụng.</w:t>
       </w:r>
     </w:p>
     <w:p>
@@ -27874,7 +28055,6 @@
         <w:pStyle w:val="Bullet1"/>
       </w:pPr>
       <w:r>
-        <w:lastRenderedPageBreak/>
         <w:t>Đường DATA ở mức cao khi rảnh nhờ điện trở kéo lên 4,7–10 kΩ về 3,3 V. MCU kéo thấp ít nhất 18 ms (thiết kế chọn 19 ms), nhả bus và chuyển sang ngõ vào. Sau khoảng 20–40 µs, cảm biến đáp ứng bằng xung thấp khoảng 80 µs rồi cao khoảng 80 µs.</w:t>
       </w:r>
     </w:p>
@@ -27912,7 +28092,7 @@
                     <pic:cNvPicPr/>
                   </pic:nvPicPr>
                   <pic:blipFill>
-                    <a:blip r:embed="rId13"/>
+                    <a:blip r:embed="rId14"/>
                     <a:stretch>
                       <a:fillRect/>
                     </a:stretch>
@@ -27937,27 +28117,27 @@
       <w:pPr>
         <w:pStyle w:val="Hnh"/>
       </w:pPr>
-      <w:bookmarkStart w:id="129" w:name="SectionNew63"/>
-      <w:bookmarkStart w:id="130" w:name="_Toc243560304"/>
-      <w:bookmarkStart w:id="131" w:name="_Toc243562766"/>
+      <w:bookmarkStart w:id="130" w:name="SectionNew63"/>
+      <w:bookmarkStart w:id="131" w:name="_Toc243560304"/>
+      <w:bookmarkStart w:id="132" w:name="_Toc243562766"/>
       <w:r>
         <w:t>Hình 1.1: Độ rộng xung biểu diễn bit dữ liệu DHT11</w:t>
       </w:r>
-      <w:bookmarkEnd w:id="129"/>
       <w:bookmarkEnd w:id="130"/>
       <w:bookmarkEnd w:id="131"/>
+      <w:bookmarkEnd w:id="132"/>
     </w:p>
     <w:p>
       <w:pPr>
         <w:pStyle w:val="Bng"/>
       </w:pPr>
-      <w:bookmarkStart w:id="132" w:name="SectionNew64"/>
-      <w:bookmarkStart w:id="133" w:name="_Toc243562780"/>
+      <w:bookmarkStart w:id="133" w:name="SectionNew64"/>
+      <w:bookmarkStart w:id="134" w:name="_Toc243562780"/>
       <w:r>
         <w:t>Bảng 1.10: Cấu trúc dữ liệu DHT11</w:t>
       </w:r>
-      <w:bookmarkEnd w:id="132"/>
       <w:bookmarkEnd w:id="133"/>
+      <w:bookmarkEnd w:id="134"/>
     </w:p>
     <w:tbl>
       <w:tblPr>
@@ -28222,6 +28402,7 @@
           <w:rFonts w:cs="Times New Roman"/>
           <w:szCs w:val="26"/>
         </w:rPr>
+        <w:lastRenderedPageBreak/>
         <w:t>Định thời bằng DWT Cycle Counter</w:t>
       </w:r>
     </w:p>
@@ -28285,15 +28466,7 @@
           <w:rFonts w:cs="Times New Roman"/>
           <w:szCs w:val="26"/>
         </w:rPr>
-        <w:t>. Ở 72 MHz, một chu kỳ tương ứng khoảng 13,89 ns; thời gian micro-</w:t>
-      </w:r>
-      <w:r>
-        <w:rPr>
-          <w:rFonts w:cs="Times New Roman"/>
-          <w:szCs w:val="26"/>
-        </w:rPr>
-        <w:lastRenderedPageBreak/>
-        <w:t>giây được tính từ chênh lệch bộ đếm chia cho 72. Phép trừ số nguyên không dấu giúp xử lý vòng tràn nếu khoảng đo ngắn hơn một chu kỳ tràn.</w:t>
+        <w:t>. Ở 72 MHz, một chu kỳ tương ứng khoảng 13,89 ns; thời gian micro-giây được tính từ chênh lệch bộ đếm chia cho 72. Phép trừ số nguyên không dấu giúp xử lý vòng tràn nếu khoảng đo ngắn hơn một chu kỳ tràn.</w:t>
       </w:r>
     </w:p>
     <w:p>
@@ -28331,13 +28504,13 @@
       <w:pPr>
         <w:pStyle w:val="mcmc2"/>
       </w:pPr>
-      <w:bookmarkStart w:id="134" w:name="SectionNew65"/>
-      <w:bookmarkStart w:id="135" w:name="_Toc243562738"/>
+      <w:bookmarkStart w:id="135" w:name="SectionNew65"/>
+      <w:bookmarkStart w:id="136" w:name="_Toc243562738"/>
       <w:r>
         <w:t>1.11.2. Màn hình LCD</w:t>
       </w:r>
-      <w:bookmarkEnd w:id="134"/>
       <w:bookmarkEnd w:id="135"/>
+      <w:bookmarkEnd w:id="136"/>
     </w:p>
     <w:p>
       <w:r>
@@ -28348,13 +28521,13 @@
       <w:pPr>
         <w:pStyle w:val="mcmc2"/>
       </w:pPr>
-      <w:bookmarkStart w:id="136" w:name="SectionNew66"/>
-      <w:bookmarkStart w:id="137" w:name="_Toc243562739"/>
+      <w:bookmarkStart w:id="137" w:name="SectionNew66"/>
+      <w:bookmarkStart w:id="138" w:name="_Toc243562739"/>
       <w:r>
         <w:t>1.11.3. Giao tiếp UART</w:t>
       </w:r>
-      <w:bookmarkEnd w:id="136"/>
       <w:bookmarkEnd w:id="137"/>
+      <w:bookmarkEnd w:id="138"/>
     </w:p>
     <w:p>
       <w:r>
@@ -28365,8 +28538,8 @@
       <w:pPr>
         <w:pStyle w:val="mcmc2"/>
       </w:pPr>
-      <w:bookmarkStart w:id="138" w:name="SectionNew67"/>
-      <w:bookmarkStart w:id="139" w:name="_Toc243562740"/>
+      <w:bookmarkStart w:id="139" w:name="SectionNew67"/>
+      <w:bookmarkStart w:id="140" w:name="_Toc243562740"/>
       <w:r>
         <w:t>1.1</w:t>
       </w:r>
@@ -28376,8 +28549,8 @@
       <w:r>
         <w:t>.4. LED heartbeat</w:t>
       </w:r>
-      <w:bookmarkEnd w:id="138"/>
       <w:bookmarkEnd w:id="139"/>
+      <w:bookmarkEnd w:id="140"/>
     </w:p>
     <w:p>
       <w:r>
@@ -28388,21 +28561,18 @@
       <w:pPr>
         <w:pStyle w:val="mcmc2"/>
       </w:pPr>
-      <w:bookmarkStart w:id="140" w:name="SectionNew68"/>
-      <w:bookmarkStart w:id="141" w:name="_Toc243562741"/>
+      <w:bookmarkStart w:id="141" w:name="SectionNew68"/>
+      <w:bookmarkStart w:id="142" w:name="_Toc243562741"/>
       <w:r>
         <w:t>1.11.5. Các nút nhấn gây lỗi</w:t>
       </w:r>
-      <w:bookmarkEnd w:id="140"/>
       <w:bookmarkEnd w:id="141"/>
-    </w:p>
-    <w:p>
-      <w:r>
-        <w:t xml:space="preserve">Ba nút gây lỗi nối lần lượt với PA0, PA1 và PA2, cấu hình input pull-up và nhấn xuống GND. Nút NRST có sẵn trên board dùng để reset phần cứng. Nút gây lỗi cần chống dội; trình </w:t>
-      </w:r>
+      <w:bookmarkEnd w:id="142"/>
+    </w:p>
+    <w:p>
       <w:r>
         <w:lastRenderedPageBreak/>
-        <w:t>phục vụ ngắt chỉ ghi cờ, còn việc kích hoạt kịch bản được thực hiện ở luồng chương trình chính.</w:t>
+        <w:t>Ba nút gây lỗi nối lần lượt với PA0, PA1 và PA2, cấu hình input pull-up và nhấn xuống GND. Nút NRST có sẵn trên board dùng để reset phần cứng. Nút gây lỗi cần chống dội; trình phục vụ ngắt chỉ ghi cờ, còn việc kích hoạt kịch bản được thực hiện ở luồng chương trình chính.</w:t>
       </w:r>
     </w:p>
     <w:p>
@@ -28415,7 +28585,7 @@
           <w:sz w:val="32"/>
         </w:rPr>
       </w:pPr>
-      <w:bookmarkStart w:id="142" w:name="SectionNew69"/>
+      <w:bookmarkStart w:id="143" w:name="SectionNew69"/>
       <w:r>
         <w:br w:type="page"/>
       </w:r>
@@ -28424,37 +28594,37 @@
       <w:pPr>
         <w:pStyle w:val="Chng"/>
       </w:pPr>
-      <w:bookmarkStart w:id="143" w:name="_Toc243562742"/>
+      <w:bookmarkStart w:id="144" w:name="_Toc243562742"/>
       <w:r>
         <w:lastRenderedPageBreak/>
         <w:t>CHƯƠNG 2: THIẾT KẾ, THỰC NGHIỆM VÀ ĐÁNH GIÁ HỆ THỐNG</w:t>
       </w:r>
-      <w:bookmarkEnd w:id="142"/>
       <w:bookmarkEnd w:id="143"/>
+      <w:bookmarkEnd w:id="144"/>
     </w:p>
     <w:p>
       <w:pPr>
         <w:pStyle w:val="mcmc1"/>
       </w:pPr>
-      <w:bookmarkStart w:id="144" w:name="SectionNew70"/>
-      <w:bookmarkStart w:id="145" w:name="_Toc243562743"/>
+      <w:bookmarkStart w:id="145" w:name="SectionNew70"/>
+      <w:bookmarkStart w:id="146" w:name="_Toc243562743"/>
       <w:r>
         <w:t>2.1. Yêu cầu hệ thống và sơ đồ khối</w:t>
       </w:r>
-      <w:bookmarkEnd w:id="144"/>
       <w:bookmarkEnd w:id="145"/>
+      <w:bookmarkEnd w:id="146"/>
     </w:p>
     <w:p>
       <w:pPr>
         <w:pStyle w:val="mcmc2"/>
       </w:pPr>
-      <w:bookmarkStart w:id="146" w:name="SectionNew71"/>
-      <w:bookmarkStart w:id="147" w:name="_Toc243562744"/>
+      <w:bookmarkStart w:id="147" w:name="SectionNew71"/>
+      <w:bookmarkStart w:id="148" w:name="_Toc243562744"/>
       <w:r>
         <w:t>2.1.1. Yêu cầu chức năng</w:t>
       </w:r>
-      <w:bookmarkEnd w:id="146"/>
       <w:bookmarkEnd w:id="147"/>
+      <w:bookmarkEnd w:id="148"/>
     </w:p>
     <w:p>
       <w:r>
@@ -28536,13 +28706,13 @@
       <w:pPr>
         <w:pStyle w:val="mcmc2"/>
       </w:pPr>
-      <w:bookmarkStart w:id="148" w:name="SectionNew72"/>
-      <w:bookmarkStart w:id="149" w:name="_Toc243562745"/>
+      <w:bookmarkStart w:id="149" w:name="SectionNew72"/>
+      <w:bookmarkStart w:id="150" w:name="_Toc243562745"/>
       <w:r>
         <w:t>2.1.2. Sơ đồ khối hệ thống</w:t>
       </w:r>
-      <w:bookmarkEnd w:id="148"/>
       <w:bookmarkEnd w:id="149"/>
+      <w:bookmarkEnd w:id="150"/>
     </w:p>
     <w:p>
       <w:r>
@@ -28601,7 +28771,7 @@
                     <pic:cNvPicPr/>
                   </pic:nvPicPr>
                   <pic:blipFill>
-                    <a:blip r:embed="rId14"/>
+                    <a:blip r:embed="rId15"/>
                     <a:stretch>
                       <a:fillRect/>
                     </a:stretch>
@@ -28626,51 +28796,51 @@
       <w:pPr>
         <w:pStyle w:val="Hnh"/>
       </w:pPr>
-      <w:bookmarkStart w:id="150" w:name="SectionNew73"/>
-      <w:bookmarkStart w:id="151" w:name="_Toc243560305"/>
-      <w:bookmarkStart w:id="152" w:name="_Toc243562767"/>
+      <w:bookmarkStart w:id="151" w:name="SectionNew73"/>
+      <w:bookmarkStart w:id="152" w:name="_Toc243560305"/>
+      <w:bookmarkStart w:id="153" w:name="_Toc243562767"/>
       <w:r>
         <w:t>Hình 2.1: Sơ đồ khối hệ thống giám sát tự phục hồi dùng Watchdog</w:t>
       </w:r>
-      <w:bookmarkEnd w:id="150"/>
       <w:bookmarkEnd w:id="151"/>
       <w:bookmarkEnd w:id="152"/>
+      <w:bookmarkEnd w:id="153"/>
     </w:p>
     <w:p>
       <w:pPr>
         <w:pStyle w:val="mcmc1"/>
       </w:pPr>
-      <w:bookmarkStart w:id="153" w:name="SectionNew74"/>
-      <w:bookmarkStart w:id="154" w:name="_Toc243562746"/>
+      <w:bookmarkStart w:id="154" w:name="SectionNew74"/>
+      <w:bookmarkStart w:id="155" w:name="_Toc243562746"/>
       <w:r>
         <w:t>2.2. Thiết kế phần cứng</w:t>
       </w:r>
-      <w:bookmarkEnd w:id="153"/>
       <w:bookmarkEnd w:id="154"/>
+      <w:bookmarkEnd w:id="155"/>
     </w:p>
     <w:p>
       <w:pPr>
         <w:pStyle w:val="mcmc2"/>
       </w:pPr>
-      <w:bookmarkStart w:id="155" w:name="SectionNew75"/>
-      <w:bookmarkStart w:id="156" w:name="_Toc243562747"/>
+      <w:bookmarkStart w:id="156" w:name="SectionNew75"/>
+      <w:bookmarkStart w:id="157" w:name="_Toc243562747"/>
       <w:r>
         <w:t>2.2.1. Danh sách linh kiện</w:t>
       </w:r>
-      <w:bookmarkEnd w:id="155"/>
       <w:bookmarkEnd w:id="156"/>
+      <w:bookmarkEnd w:id="157"/>
     </w:p>
     <w:p>
       <w:pPr>
         <w:pStyle w:val="Bng"/>
       </w:pPr>
-      <w:bookmarkStart w:id="157" w:name="SectionNew76"/>
-      <w:bookmarkStart w:id="158" w:name="_Toc243562781"/>
+      <w:bookmarkStart w:id="158" w:name="SectionNew76"/>
+      <w:bookmarkStart w:id="159" w:name="_Toc243562781"/>
       <w:r>
         <w:t>Bảng 2.1: Danh sách linh kiện</w:t>
       </w:r>
-      <w:bookmarkEnd w:id="157"/>
       <w:bookmarkEnd w:id="158"/>
+      <w:bookmarkEnd w:id="159"/>
     </w:p>
     <w:tbl>
       <w:tblPr>
@@ -28681,8 +28851,8 @@
         <w:tblLook w:val="04A0" w:firstRow="1" w:lastRow="0" w:firstColumn="1" w:lastColumn="0" w:noHBand="0" w:noVBand="1"/>
       </w:tblPr>
       <w:tblGrid>
-        <w:gridCol w:w="2422"/>
-        <w:gridCol w:w="2422"/>
+        <w:gridCol w:w="734"/>
+        <w:gridCol w:w="3551"/>
         <w:gridCol w:w="2422"/>
         <w:gridCol w:w="2422"/>
       </w:tblGrid>
@@ -28694,6 +28864,64 @@
         </w:trPr>
         <w:tc>
           <w:tcPr>
+            <w:tcW w:w="734" w:type="dxa"/>
+            <w:tcMar>
+              <w:top w:w="85" w:type="dxa"/>
+              <w:left w:w="85" w:type="dxa"/>
+              <w:bottom w:w="85" w:type="dxa"/>
+              <w:right w:w="85" w:type="dxa"/>
+            </w:tcMar>
+            <w:vAlign w:val="center"/>
+          </w:tcPr>
+          <w:p>
+            <w:pPr>
+              <w:spacing w:before="40" w:after="60"/>
+              <w:ind w:firstLine="0"/>
+              <w:jc w:val="left"/>
+              <w:rPr>
+                <w:b/>
+              </w:rPr>
+            </w:pPr>
+            <w:r>
+              <w:rPr>
+                <w:b/>
+                <w:bCs/>
+              </w:rPr>
+              <w:t>STT</w:t>
+            </w:r>
+          </w:p>
+        </w:tc>
+        <w:tc>
+          <w:tcPr>
+            <w:tcW w:w="3551" w:type="dxa"/>
+            <w:tcMar>
+              <w:top w:w="85" w:type="dxa"/>
+              <w:left w:w="85" w:type="dxa"/>
+              <w:bottom w:w="85" w:type="dxa"/>
+              <w:right w:w="85" w:type="dxa"/>
+            </w:tcMar>
+            <w:vAlign w:val="center"/>
+          </w:tcPr>
+          <w:p>
+            <w:pPr>
+              <w:spacing w:before="40" w:after="60"/>
+              <w:ind w:firstLine="0"/>
+              <w:jc w:val="left"/>
+              <w:rPr>
+                <w:b/>
+              </w:rPr>
+            </w:pPr>
+            <w:r>
+              <w:rPr>
+                <w:b/>
+                <w:bCs/>
+              </w:rPr>
+              <w:t>Linh kiện</w:t>
+            </w:r>
+          </w:p>
+        </w:tc>
+        <w:tc>
+          <w:tcPr>
             <w:tcW w:w="2422" w:type="dxa"/>
             <w:tcMar>
               <w:top w:w="85" w:type="dxa"/>
@@ -28717,7 +28945,7 @@
                 <w:b/>
                 <w:bCs/>
               </w:rPr>
-              <w:t>STT</w:t>
+              <w:t>Số lượng</w:t>
             </w:r>
           </w:p>
         </w:tc>
@@ -28746,7 +28974,57 @@
                 <w:b/>
                 <w:bCs/>
               </w:rPr>
-              <w:t>Linh kiện</w:t>
+              <w:t>Vai trò</w:t>
+            </w:r>
+          </w:p>
+        </w:tc>
+      </w:tr>
+      <w:tr>
+        <w:trPr>
+          <w:cantSplit/>
+          <w:jc w:val="center"/>
+        </w:trPr>
+        <w:tc>
+          <w:tcPr>
+            <w:tcW w:w="734" w:type="dxa"/>
+            <w:tcMar>
+              <w:top w:w="85" w:type="dxa"/>
+              <w:left w:w="85" w:type="dxa"/>
+              <w:bottom w:w="85" w:type="dxa"/>
+              <w:right w:w="85" w:type="dxa"/>
+            </w:tcMar>
+            <w:vAlign w:val="center"/>
+          </w:tcPr>
+          <w:p>
+            <w:pPr>
+              <w:spacing w:before="40" w:after="60"/>
+              <w:ind w:firstLine="0"/>
+              <w:jc w:val="left"/>
+            </w:pPr>
+            <w:r>
+              <w:t>1</w:t>
+            </w:r>
+          </w:p>
+        </w:tc>
+        <w:tc>
+          <w:tcPr>
+            <w:tcW w:w="3551" w:type="dxa"/>
+            <w:tcMar>
+              <w:top w:w="85" w:type="dxa"/>
+              <w:left w:w="85" w:type="dxa"/>
+              <w:bottom w:w="85" w:type="dxa"/>
+              <w:right w:w="85" w:type="dxa"/>
+            </w:tcMar>
+            <w:vAlign w:val="center"/>
+          </w:tcPr>
+          <w:p>
+            <w:pPr>
+              <w:spacing w:before="40" w:after="60"/>
+              <w:ind w:firstLine="0"/>
+              <w:jc w:val="left"/>
+            </w:pPr>
+            <w:r>
+              <w:t>Board STM32F103C8T6 (Blue Pill)</w:t>
             </w:r>
           </w:p>
         </w:tc>
@@ -28766,16 +29044,9 @@
               <w:spacing w:before="40" w:after="60"/>
               <w:ind w:firstLine="0"/>
               <w:jc w:val="left"/>
-              <w:rPr>
-                <w:b/>
-              </w:rPr>
-            </w:pPr>
-            <w:r>
-              <w:rPr>
-                <w:b/>
-                <w:bCs/>
-              </w:rPr>
-              <w:t>Số lượng</w:t>
+            </w:pPr>
+            <w:r>
+              <w:t>1</w:t>
             </w:r>
           </w:p>
         </w:tc>
@@ -28795,16 +29066,9 @@
               <w:spacing w:before="40" w:after="60"/>
               <w:ind w:firstLine="0"/>
               <w:jc w:val="left"/>
-              <w:rPr>
-                <w:b/>
-              </w:rPr>
-            </w:pPr>
-            <w:r>
-              <w:rPr>
-                <w:b/>
-                <w:bCs/>
-              </w:rPr>
-              <w:t>Vai trò</w:t>
+            </w:pPr>
+            <w:r>
+              <w:t>Vi điều khiển trung tâm</w:t>
             </w:r>
           </w:p>
         </w:tc>
@@ -28814,6 +29078,54 @@
           <w:cantSplit/>
           <w:jc w:val="center"/>
         </w:trPr>
+        <w:tc>
+          <w:tcPr>
+            <w:tcW w:w="734" w:type="dxa"/>
+            <w:tcMar>
+              <w:top w:w="85" w:type="dxa"/>
+              <w:left w:w="85" w:type="dxa"/>
+              <w:bottom w:w="85" w:type="dxa"/>
+              <w:right w:w="85" w:type="dxa"/>
+            </w:tcMar>
+            <w:vAlign w:val="center"/>
+          </w:tcPr>
+          <w:p>
+            <w:pPr>
+              <w:spacing w:before="40" w:after="60"/>
+              <w:ind w:firstLine="0"/>
+              <w:jc w:val="left"/>
+            </w:pPr>
+            <w:r>
+              <w:t>2</w:t>
+            </w:r>
+          </w:p>
+        </w:tc>
+        <w:tc>
+          <w:tcPr>
+            <w:tcW w:w="3551" w:type="dxa"/>
+            <w:tcMar>
+              <w:top w:w="85" w:type="dxa"/>
+              <w:left w:w="85" w:type="dxa"/>
+              <w:bottom w:w="85" w:type="dxa"/>
+              <w:right w:w="85" w:type="dxa"/>
+            </w:tcMar>
+            <w:vAlign w:val="center"/>
+          </w:tcPr>
+          <w:p>
+            <w:pPr>
+              <w:spacing w:before="40" w:after="60"/>
+              <w:ind w:firstLine="0"/>
+              <w:jc w:val="left"/>
+            </w:pPr>
+            <w:r>
+              <w:rPr>
+                <w:rStyle w:val="Strong"/>
+                <w:bCs w:val="0"/>
+              </w:rPr>
+              <w:t>DHT11</w:t>
+            </w:r>
+          </w:p>
+        </w:tc>
         <w:tc>
           <w:tcPr>
             <w:tcW w:w="2422" w:type="dxa"/>
@@ -28854,7 +29166,61 @@
               <w:jc w:val="left"/>
             </w:pPr>
             <w:r>
-              <w:t>Board STM32F103C8T6 (Blue Pill)</w:t>
+              <w:t>Đo nhiệt độ</w:t>
+            </w:r>
+          </w:p>
+        </w:tc>
+      </w:tr>
+      <w:tr>
+        <w:trPr>
+          <w:cantSplit/>
+          <w:jc w:val="center"/>
+        </w:trPr>
+        <w:tc>
+          <w:tcPr>
+            <w:tcW w:w="734" w:type="dxa"/>
+            <w:tcMar>
+              <w:top w:w="85" w:type="dxa"/>
+              <w:left w:w="85" w:type="dxa"/>
+              <w:bottom w:w="85" w:type="dxa"/>
+              <w:right w:w="85" w:type="dxa"/>
+            </w:tcMar>
+            <w:vAlign w:val="center"/>
+          </w:tcPr>
+          <w:p>
+            <w:pPr>
+              <w:spacing w:before="40" w:after="60"/>
+              <w:ind w:firstLine="0"/>
+              <w:jc w:val="left"/>
+            </w:pPr>
+            <w:r>
+              <w:t>3</w:t>
+            </w:r>
+          </w:p>
+        </w:tc>
+        <w:tc>
+          <w:tcPr>
+            <w:tcW w:w="3551" w:type="dxa"/>
+            <w:tcMar>
+              <w:top w:w="85" w:type="dxa"/>
+              <w:left w:w="85" w:type="dxa"/>
+              <w:bottom w:w="85" w:type="dxa"/>
+              <w:right w:w="85" w:type="dxa"/>
+            </w:tcMar>
+            <w:vAlign w:val="center"/>
+          </w:tcPr>
+          <w:p>
+            <w:pPr>
+              <w:spacing w:before="40" w:after="60"/>
+              <w:ind w:firstLine="0"/>
+              <w:jc w:val="left"/>
+            </w:pPr>
+            <w:r>
+              <w:rPr>
+                <w:rStyle w:val="Strong"/>
+                <w:bCs w:val="0"/>
+              </w:rPr>
+              <w:t>LCD1602 có module I2C PCF8574</w:t>
             </w:r>
           </w:p>
         </w:tc>
@@ -28898,7 +29264,7 @@
               <w:jc w:val="left"/>
             </w:pPr>
             <w:r>
-              <w:t>Vi điều khiển trung tâm</w:t>
+              <w:t>Hiển thị nhiệt độ, nguyên nhân và số lần reset</w:t>
             </w:r>
           </w:p>
         </w:tc>
@@ -28908,6 +29274,50 @@
           <w:cantSplit/>
           <w:jc w:val="center"/>
         </w:trPr>
+        <w:tc>
+          <w:tcPr>
+            <w:tcW w:w="734" w:type="dxa"/>
+            <w:tcMar>
+              <w:top w:w="85" w:type="dxa"/>
+              <w:left w:w="85" w:type="dxa"/>
+              <w:bottom w:w="85" w:type="dxa"/>
+              <w:right w:w="85" w:type="dxa"/>
+            </w:tcMar>
+            <w:vAlign w:val="center"/>
+          </w:tcPr>
+          <w:p>
+            <w:pPr>
+              <w:spacing w:before="40" w:after="60"/>
+              <w:ind w:firstLine="0"/>
+              <w:jc w:val="left"/>
+            </w:pPr>
+            <w:r>
+              <w:t>4</w:t>
+            </w:r>
+          </w:p>
+        </w:tc>
+        <w:tc>
+          <w:tcPr>
+            <w:tcW w:w="3551" w:type="dxa"/>
+            <w:tcMar>
+              <w:top w:w="85" w:type="dxa"/>
+              <w:left w:w="85" w:type="dxa"/>
+              <w:bottom w:w="85" w:type="dxa"/>
+              <w:right w:w="85" w:type="dxa"/>
+            </w:tcMar>
+            <w:vAlign w:val="center"/>
+          </w:tcPr>
+          <w:p>
+            <w:pPr>
+              <w:spacing w:before="40" w:after="60"/>
+              <w:ind w:firstLine="0"/>
+              <w:jc w:val="left"/>
+            </w:pPr>
+            <w:r>
+              <w:t>Nút nhấn 4 chân</w:t>
+            </w:r>
+          </w:p>
+        </w:tc>
         <w:tc>
           <w:tcPr>
             <w:tcW w:w="2422" w:type="dxa"/>
@@ -28926,7 +29336,7 @@
               <w:jc w:val="left"/>
             </w:pPr>
             <w:r>
-              <w:t>2</w:t>
+              <w:t>3</w:t>
             </w:r>
           </w:p>
         </w:tc>
@@ -28948,11 +29358,57 @@
               <w:jc w:val="left"/>
             </w:pPr>
             <w:r>
-              <w:rPr>
-                <w:rStyle w:val="Strong"/>
-                <w:bCs w:val="0"/>
-              </w:rPr>
-              <w:t>DHT11</w:t>
+              <w:t>Gây lỗi mô phỏng</w:t>
+            </w:r>
+          </w:p>
+        </w:tc>
+      </w:tr>
+      <w:tr>
+        <w:trPr>
+          <w:cantSplit/>
+          <w:jc w:val="center"/>
+        </w:trPr>
+        <w:tc>
+          <w:tcPr>
+            <w:tcW w:w="734" w:type="dxa"/>
+            <w:tcMar>
+              <w:top w:w="85" w:type="dxa"/>
+              <w:left w:w="85" w:type="dxa"/>
+              <w:bottom w:w="85" w:type="dxa"/>
+              <w:right w:w="85" w:type="dxa"/>
+            </w:tcMar>
+            <w:vAlign w:val="center"/>
+          </w:tcPr>
+          <w:p>
+            <w:pPr>
+              <w:spacing w:before="40" w:after="60"/>
+              <w:ind w:firstLine="0"/>
+              <w:jc w:val="left"/>
+            </w:pPr>
+            <w:r>
+              <w:t>5</w:t>
+            </w:r>
+          </w:p>
+        </w:tc>
+        <w:tc>
+          <w:tcPr>
+            <w:tcW w:w="3551" w:type="dxa"/>
+            <w:tcMar>
+              <w:top w:w="85" w:type="dxa"/>
+              <w:left w:w="85" w:type="dxa"/>
+              <w:bottom w:w="85" w:type="dxa"/>
+              <w:right w:w="85" w:type="dxa"/>
+            </w:tcMar>
+            <w:vAlign w:val="center"/>
+          </w:tcPr>
+          <w:p>
+            <w:pPr>
+              <w:spacing w:before="40" w:after="60"/>
+              <w:ind w:firstLine="0"/>
+              <w:jc w:val="left"/>
+            </w:pPr>
+            <w:r>
+              <w:t>LED trên board (PC13)</w:t>
             </w:r>
           </w:p>
         </w:tc>
@@ -28996,7 +29452,7 @@
               <w:jc w:val="left"/>
             </w:pPr>
             <w:r>
-              <w:t>Đo nhiệt độ</w:t>
+              <w:t>Heartbeat</w:t>
             </w:r>
           </w:p>
         </w:tc>
@@ -29006,6 +29462,50 @@
           <w:cantSplit/>
           <w:jc w:val="center"/>
         </w:trPr>
+        <w:tc>
+          <w:tcPr>
+            <w:tcW w:w="734" w:type="dxa"/>
+            <w:tcMar>
+              <w:top w:w="85" w:type="dxa"/>
+              <w:left w:w="85" w:type="dxa"/>
+              <w:bottom w:w="85" w:type="dxa"/>
+              <w:right w:w="85" w:type="dxa"/>
+            </w:tcMar>
+            <w:vAlign w:val="center"/>
+          </w:tcPr>
+          <w:p>
+            <w:pPr>
+              <w:spacing w:before="40" w:after="60"/>
+              <w:ind w:firstLine="0"/>
+              <w:jc w:val="left"/>
+            </w:pPr>
+            <w:r>
+              <w:t>6</w:t>
+            </w:r>
+          </w:p>
+        </w:tc>
+        <w:tc>
+          <w:tcPr>
+            <w:tcW w:w="3551" w:type="dxa"/>
+            <w:tcMar>
+              <w:top w:w="85" w:type="dxa"/>
+              <w:left w:w="85" w:type="dxa"/>
+              <w:bottom w:w="85" w:type="dxa"/>
+              <w:right w:w="85" w:type="dxa"/>
+            </w:tcMar>
+            <w:vAlign w:val="center"/>
+          </w:tcPr>
+          <w:p>
+            <w:pPr>
+              <w:spacing w:before="40" w:after="60"/>
+              <w:ind w:firstLine="0"/>
+              <w:jc w:val="left"/>
+            </w:pPr>
+            <w:r>
+              <w:t>Mạch USB-UART</w:t>
+            </w:r>
+          </w:p>
+        </w:tc>
         <w:tc>
           <w:tcPr>
             <w:tcW w:w="2422" w:type="dxa"/>
@@ -29024,7 +29524,7 @@
               <w:jc w:val="left"/>
             </w:pPr>
             <w:r>
-              <w:t>3</w:t>
+              <w:t>1</w:t>
             </w:r>
           </w:p>
         </w:tc>
@@ -29046,11 +29546,57 @@
               <w:jc w:val="left"/>
             </w:pPr>
             <w:r>
-              <w:rPr>
-                <w:rStyle w:val="Strong"/>
-                <w:bCs w:val="0"/>
-              </w:rPr>
-              <w:t>LCD1602 có module I2C PCF8574</w:t>
+              <w:t>Truyền log lên máy tính</w:t>
+            </w:r>
+          </w:p>
+        </w:tc>
+      </w:tr>
+      <w:tr>
+        <w:trPr>
+          <w:cantSplit/>
+          <w:jc w:val="center"/>
+        </w:trPr>
+        <w:tc>
+          <w:tcPr>
+            <w:tcW w:w="734" w:type="dxa"/>
+            <w:tcMar>
+              <w:top w:w="85" w:type="dxa"/>
+              <w:left w:w="85" w:type="dxa"/>
+              <w:bottom w:w="85" w:type="dxa"/>
+              <w:right w:w="85" w:type="dxa"/>
+            </w:tcMar>
+            <w:vAlign w:val="center"/>
+          </w:tcPr>
+          <w:p>
+            <w:pPr>
+              <w:spacing w:before="40" w:after="60"/>
+              <w:ind w:firstLine="0"/>
+              <w:jc w:val="left"/>
+            </w:pPr>
+            <w:r>
+              <w:t>7</w:t>
+            </w:r>
+          </w:p>
+        </w:tc>
+        <w:tc>
+          <w:tcPr>
+            <w:tcW w:w="3551" w:type="dxa"/>
+            <w:tcMar>
+              <w:top w:w="85" w:type="dxa"/>
+              <w:left w:w="85" w:type="dxa"/>
+              <w:bottom w:w="85" w:type="dxa"/>
+              <w:right w:w="85" w:type="dxa"/>
+            </w:tcMar>
+            <w:vAlign w:val="center"/>
+          </w:tcPr>
+          <w:p>
+            <w:pPr>
+              <w:spacing w:before="40" w:after="60"/>
+              <w:ind w:firstLine="0"/>
+              <w:jc w:val="left"/>
+            </w:pPr>
+            <w:r>
+              <w:t>Mạch nạp ST-Link V2</w:t>
             </w:r>
           </w:p>
         </w:tc>
@@ -29094,7 +29640,7 @@
               <w:jc w:val="left"/>
             </w:pPr>
             <w:r>
-              <w:t>Hiển thị nhiệt độ, nguyên nhân và số lần reset</w:t>
+              <w:t>Nạp chương trình, gỡ lỗi</w:t>
             </w:r>
           </w:p>
         </w:tc>
@@ -29104,6 +29650,50 @@
           <w:cantSplit/>
           <w:jc w:val="center"/>
         </w:trPr>
+        <w:tc>
+          <w:tcPr>
+            <w:tcW w:w="734" w:type="dxa"/>
+            <w:tcMar>
+              <w:top w:w="85" w:type="dxa"/>
+              <w:left w:w="85" w:type="dxa"/>
+              <w:bottom w:w="85" w:type="dxa"/>
+              <w:right w:w="85" w:type="dxa"/>
+            </w:tcMar>
+            <w:vAlign w:val="center"/>
+          </w:tcPr>
+          <w:p>
+            <w:pPr>
+              <w:spacing w:before="40" w:after="60"/>
+              <w:ind w:firstLine="0"/>
+              <w:jc w:val="left"/>
+            </w:pPr>
+            <w:r>
+              <w:t>8</w:t>
+            </w:r>
+          </w:p>
+        </w:tc>
+        <w:tc>
+          <w:tcPr>
+            <w:tcW w:w="3551" w:type="dxa"/>
+            <w:tcMar>
+              <w:top w:w="85" w:type="dxa"/>
+              <w:left w:w="85" w:type="dxa"/>
+              <w:bottom w:w="85" w:type="dxa"/>
+              <w:right w:w="85" w:type="dxa"/>
+            </w:tcMar>
+            <w:vAlign w:val="center"/>
+          </w:tcPr>
+          <w:p>
+            <w:pPr>
+              <w:spacing w:before="40" w:after="60"/>
+              <w:ind w:firstLine="0"/>
+              <w:jc w:val="left"/>
+            </w:pPr>
+            <w:r>
+              <w:t>Breadboard và dây nối</w:t>
+            </w:r>
+          </w:p>
+        </w:tc>
         <w:tc>
           <w:tcPr>
             <w:tcW w:w="2422" w:type="dxa"/>
@@ -29122,7 +29712,7 @@
               <w:jc w:val="left"/>
             </w:pPr>
             <w:r>
-              <w:t>4</w:t>
+              <w:t>1 bộ</w:t>
             </w:r>
           </w:p>
         </w:tc>
@@ -29144,427 +29734,6 @@
               <w:jc w:val="left"/>
             </w:pPr>
             <w:r>
-              <w:t>Nút nhấn 4 chân</w:t>
-            </w:r>
-          </w:p>
-        </w:tc>
-        <w:tc>
-          <w:tcPr>
-            <w:tcW w:w="2422" w:type="dxa"/>
-            <w:tcMar>
-              <w:top w:w="85" w:type="dxa"/>
-              <w:left w:w="85" w:type="dxa"/>
-              <w:bottom w:w="85" w:type="dxa"/>
-              <w:right w:w="85" w:type="dxa"/>
-            </w:tcMar>
-            <w:vAlign w:val="center"/>
-          </w:tcPr>
-          <w:p>
-            <w:pPr>
-              <w:spacing w:before="40" w:after="60"/>
-              <w:ind w:firstLine="0"/>
-              <w:jc w:val="left"/>
-            </w:pPr>
-            <w:r>
-              <w:t>3</w:t>
-            </w:r>
-          </w:p>
-        </w:tc>
-        <w:tc>
-          <w:tcPr>
-            <w:tcW w:w="2422" w:type="dxa"/>
-            <w:tcMar>
-              <w:top w:w="85" w:type="dxa"/>
-              <w:left w:w="85" w:type="dxa"/>
-              <w:bottom w:w="85" w:type="dxa"/>
-              <w:right w:w="85" w:type="dxa"/>
-            </w:tcMar>
-            <w:vAlign w:val="center"/>
-          </w:tcPr>
-          <w:p>
-            <w:pPr>
-              <w:spacing w:before="40" w:after="60"/>
-              <w:ind w:firstLine="0"/>
-              <w:jc w:val="left"/>
-            </w:pPr>
-            <w:r>
-              <w:t>Gây lỗi mô phỏng</w:t>
-            </w:r>
-          </w:p>
-        </w:tc>
-      </w:tr>
-      <w:tr>
-        <w:trPr>
-          <w:cantSplit/>
-          <w:jc w:val="center"/>
-        </w:trPr>
-        <w:tc>
-          <w:tcPr>
-            <w:tcW w:w="2422" w:type="dxa"/>
-            <w:tcMar>
-              <w:top w:w="85" w:type="dxa"/>
-              <w:left w:w="85" w:type="dxa"/>
-              <w:bottom w:w="85" w:type="dxa"/>
-              <w:right w:w="85" w:type="dxa"/>
-            </w:tcMar>
-            <w:vAlign w:val="center"/>
-          </w:tcPr>
-          <w:p>
-            <w:pPr>
-              <w:spacing w:before="40" w:after="60"/>
-              <w:ind w:firstLine="0"/>
-              <w:jc w:val="left"/>
-            </w:pPr>
-            <w:r>
-              <w:t>5</w:t>
-            </w:r>
-          </w:p>
-        </w:tc>
-        <w:tc>
-          <w:tcPr>
-            <w:tcW w:w="2422" w:type="dxa"/>
-            <w:tcMar>
-              <w:top w:w="85" w:type="dxa"/>
-              <w:left w:w="85" w:type="dxa"/>
-              <w:bottom w:w="85" w:type="dxa"/>
-              <w:right w:w="85" w:type="dxa"/>
-            </w:tcMar>
-            <w:vAlign w:val="center"/>
-          </w:tcPr>
-          <w:p>
-            <w:pPr>
-              <w:spacing w:before="40" w:after="60"/>
-              <w:ind w:firstLine="0"/>
-              <w:jc w:val="left"/>
-            </w:pPr>
-            <w:r>
-              <w:t>LED trên board (PC13)</w:t>
-            </w:r>
-          </w:p>
-        </w:tc>
-        <w:tc>
-          <w:tcPr>
-            <w:tcW w:w="2422" w:type="dxa"/>
-            <w:tcMar>
-              <w:top w:w="85" w:type="dxa"/>
-              <w:left w:w="85" w:type="dxa"/>
-              <w:bottom w:w="85" w:type="dxa"/>
-              <w:right w:w="85" w:type="dxa"/>
-            </w:tcMar>
-            <w:vAlign w:val="center"/>
-          </w:tcPr>
-          <w:p>
-            <w:pPr>
-              <w:spacing w:before="40" w:after="60"/>
-              <w:ind w:firstLine="0"/>
-              <w:jc w:val="left"/>
-            </w:pPr>
-            <w:r>
-              <w:t>1</w:t>
-            </w:r>
-          </w:p>
-        </w:tc>
-        <w:tc>
-          <w:tcPr>
-            <w:tcW w:w="2422" w:type="dxa"/>
-            <w:tcMar>
-              <w:top w:w="85" w:type="dxa"/>
-              <w:left w:w="85" w:type="dxa"/>
-              <w:bottom w:w="85" w:type="dxa"/>
-              <w:right w:w="85" w:type="dxa"/>
-            </w:tcMar>
-            <w:vAlign w:val="center"/>
-          </w:tcPr>
-          <w:p>
-            <w:pPr>
-              <w:spacing w:before="40" w:after="60"/>
-              <w:ind w:firstLine="0"/>
-              <w:jc w:val="left"/>
-            </w:pPr>
-            <w:r>
-              <w:t>Heartbeat</w:t>
-            </w:r>
-          </w:p>
-        </w:tc>
-      </w:tr>
-      <w:tr>
-        <w:trPr>
-          <w:cantSplit/>
-          <w:jc w:val="center"/>
-        </w:trPr>
-        <w:tc>
-          <w:tcPr>
-            <w:tcW w:w="2422" w:type="dxa"/>
-            <w:tcMar>
-              <w:top w:w="85" w:type="dxa"/>
-              <w:left w:w="85" w:type="dxa"/>
-              <w:bottom w:w="85" w:type="dxa"/>
-              <w:right w:w="85" w:type="dxa"/>
-            </w:tcMar>
-            <w:vAlign w:val="center"/>
-          </w:tcPr>
-          <w:p>
-            <w:pPr>
-              <w:spacing w:before="40" w:after="60"/>
-              <w:ind w:firstLine="0"/>
-              <w:jc w:val="left"/>
-            </w:pPr>
-            <w:r>
-              <w:lastRenderedPageBreak/>
-              <w:t>6</w:t>
-            </w:r>
-          </w:p>
-        </w:tc>
-        <w:tc>
-          <w:tcPr>
-            <w:tcW w:w="2422" w:type="dxa"/>
-            <w:tcMar>
-              <w:top w:w="85" w:type="dxa"/>
-              <w:left w:w="85" w:type="dxa"/>
-              <w:bottom w:w="85" w:type="dxa"/>
-              <w:right w:w="85" w:type="dxa"/>
-            </w:tcMar>
-            <w:vAlign w:val="center"/>
-          </w:tcPr>
-          <w:p>
-            <w:pPr>
-              <w:spacing w:before="40" w:after="60"/>
-              <w:ind w:firstLine="0"/>
-              <w:jc w:val="left"/>
-            </w:pPr>
-            <w:r>
-              <w:t>Mạch USB-UART</w:t>
-            </w:r>
-          </w:p>
-        </w:tc>
-        <w:tc>
-          <w:tcPr>
-            <w:tcW w:w="2422" w:type="dxa"/>
-            <w:tcMar>
-              <w:top w:w="85" w:type="dxa"/>
-              <w:left w:w="85" w:type="dxa"/>
-              <w:bottom w:w="85" w:type="dxa"/>
-              <w:right w:w="85" w:type="dxa"/>
-            </w:tcMar>
-            <w:vAlign w:val="center"/>
-          </w:tcPr>
-          <w:p>
-            <w:pPr>
-              <w:spacing w:before="40" w:after="60"/>
-              <w:ind w:firstLine="0"/>
-              <w:jc w:val="left"/>
-            </w:pPr>
-            <w:r>
-              <w:t>1</w:t>
-            </w:r>
-          </w:p>
-        </w:tc>
-        <w:tc>
-          <w:tcPr>
-            <w:tcW w:w="2422" w:type="dxa"/>
-            <w:tcMar>
-              <w:top w:w="85" w:type="dxa"/>
-              <w:left w:w="85" w:type="dxa"/>
-              <w:bottom w:w="85" w:type="dxa"/>
-              <w:right w:w="85" w:type="dxa"/>
-            </w:tcMar>
-            <w:vAlign w:val="center"/>
-          </w:tcPr>
-          <w:p>
-            <w:pPr>
-              <w:spacing w:before="40" w:after="60"/>
-              <w:ind w:firstLine="0"/>
-              <w:jc w:val="left"/>
-            </w:pPr>
-            <w:r>
-              <w:t>Truyền log lên máy tính</w:t>
-            </w:r>
-          </w:p>
-        </w:tc>
-      </w:tr>
-      <w:tr>
-        <w:trPr>
-          <w:cantSplit/>
-          <w:jc w:val="center"/>
-        </w:trPr>
-        <w:tc>
-          <w:tcPr>
-            <w:tcW w:w="2422" w:type="dxa"/>
-            <w:tcMar>
-              <w:top w:w="85" w:type="dxa"/>
-              <w:left w:w="85" w:type="dxa"/>
-              <w:bottom w:w="85" w:type="dxa"/>
-              <w:right w:w="85" w:type="dxa"/>
-            </w:tcMar>
-            <w:vAlign w:val="center"/>
-          </w:tcPr>
-          <w:p>
-            <w:pPr>
-              <w:spacing w:before="40" w:after="60"/>
-              <w:ind w:firstLine="0"/>
-              <w:jc w:val="left"/>
-            </w:pPr>
-            <w:r>
-              <w:t>7</w:t>
-            </w:r>
-          </w:p>
-        </w:tc>
-        <w:tc>
-          <w:tcPr>
-            <w:tcW w:w="2422" w:type="dxa"/>
-            <w:tcMar>
-              <w:top w:w="85" w:type="dxa"/>
-              <w:left w:w="85" w:type="dxa"/>
-              <w:bottom w:w="85" w:type="dxa"/>
-              <w:right w:w="85" w:type="dxa"/>
-            </w:tcMar>
-            <w:vAlign w:val="center"/>
-          </w:tcPr>
-          <w:p>
-            <w:pPr>
-              <w:spacing w:before="40" w:after="60"/>
-              <w:ind w:firstLine="0"/>
-              <w:jc w:val="left"/>
-            </w:pPr>
-            <w:r>
-              <w:t>Mạch nạp ST-Link V2</w:t>
-            </w:r>
-          </w:p>
-        </w:tc>
-        <w:tc>
-          <w:tcPr>
-            <w:tcW w:w="2422" w:type="dxa"/>
-            <w:tcMar>
-              <w:top w:w="85" w:type="dxa"/>
-              <w:left w:w="85" w:type="dxa"/>
-              <w:bottom w:w="85" w:type="dxa"/>
-              <w:right w:w="85" w:type="dxa"/>
-            </w:tcMar>
-            <w:vAlign w:val="center"/>
-          </w:tcPr>
-          <w:p>
-            <w:pPr>
-              <w:spacing w:before="40" w:after="60"/>
-              <w:ind w:firstLine="0"/>
-              <w:jc w:val="left"/>
-            </w:pPr>
-            <w:r>
-              <w:t>1</w:t>
-            </w:r>
-          </w:p>
-        </w:tc>
-        <w:tc>
-          <w:tcPr>
-            <w:tcW w:w="2422" w:type="dxa"/>
-            <w:tcMar>
-              <w:top w:w="85" w:type="dxa"/>
-              <w:left w:w="85" w:type="dxa"/>
-              <w:bottom w:w="85" w:type="dxa"/>
-              <w:right w:w="85" w:type="dxa"/>
-            </w:tcMar>
-            <w:vAlign w:val="center"/>
-          </w:tcPr>
-          <w:p>
-            <w:pPr>
-              <w:spacing w:before="40" w:after="60"/>
-              <w:ind w:firstLine="0"/>
-              <w:jc w:val="left"/>
-            </w:pPr>
-            <w:r>
-              <w:t>Nạp chương trình, gỡ lỗi</w:t>
-            </w:r>
-          </w:p>
-        </w:tc>
-      </w:tr>
-      <w:tr>
-        <w:trPr>
-          <w:cantSplit/>
-          <w:jc w:val="center"/>
-        </w:trPr>
-        <w:tc>
-          <w:tcPr>
-            <w:tcW w:w="2422" w:type="dxa"/>
-            <w:tcMar>
-              <w:top w:w="85" w:type="dxa"/>
-              <w:left w:w="85" w:type="dxa"/>
-              <w:bottom w:w="85" w:type="dxa"/>
-              <w:right w:w="85" w:type="dxa"/>
-            </w:tcMar>
-            <w:vAlign w:val="center"/>
-          </w:tcPr>
-          <w:p>
-            <w:pPr>
-              <w:spacing w:before="40" w:after="60"/>
-              <w:ind w:firstLine="0"/>
-              <w:jc w:val="left"/>
-            </w:pPr>
-            <w:r>
-              <w:t>8</w:t>
-            </w:r>
-          </w:p>
-        </w:tc>
-        <w:tc>
-          <w:tcPr>
-            <w:tcW w:w="2422" w:type="dxa"/>
-            <w:tcMar>
-              <w:top w:w="85" w:type="dxa"/>
-              <w:left w:w="85" w:type="dxa"/>
-              <w:bottom w:w="85" w:type="dxa"/>
-              <w:right w:w="85" w:type="dxa"/>
-            </w:tcMar>
-            <w:vAlign w:val="center"/>
-          </w:tcPr>
-          <w:p>
-            <w:pPr>
-              <w:spacing w:before="40" w:after="60"/>
-              <w:ind w:firstLine="0"/>
-              <w:jc w:val="left"/>
-            </w:pPr>
-            <w:r>
-              <w:t>Breadboard và dây nối</w:t>
-            </w:r>
-          </w:p>
-        </w:tc>
-        <w:tc>
-          <w:tcPr>
-            <w:tcW w:w="2422" w:type="dxa"/>
-            <w:tcMar>
-              <w:top w:w="85" w:type="dxa"/>
-              <w:left w:w="85" w:type="dxa"/>
-              <w:bottom w:w="85" w:type="dxa"/>
-              <w:right w:w="85" w:type="dxa"/>
-            </w:tcMar>
-            <w:vAlign w:val="center"/>
-          </w:tcPr>
-          <w:p>
-            <w:pPr>
-              <w:spacing w:before="40" w:after="60"/>
-              <w:ind w:firstLine="0"/>
-              <w:jc w:val="left"/>
-            </w:pPr>
-            <w:r>
-              <w:t>1 bộ</w:t>
-            </w:r>
-          </w:p>
-        </w:tc>
-        <w:tc>
-          <w:tcPr>
-            <w:tcW w:w="2422" w:type="dxa"/>
-            <w:tcMar>
-              <w:top w:w="85" w:type="dxa"/>
-              <w:left w:w="85" w:type="dxa"/>
-              <w:bottom w:w="85" w:type="dxa"/>
-              <w:right w:w="85" w:type="dxa"/>
-            </w:tcMar>
-            <w:vAlign w:val="center"/>
-          </w:tcPr>
-          <w:p>
-            <w:pPr>
-              <w:spacing w:before="40" w:after="60"/>
-              <w:ind w:firstLine="0"/>
-              <w:jc w:val="left"/>
-            </w:pPr>
-            <w:r>
               <w:t>Lắp mạch</w:t>
             </w:r>
           </w:p>
@@ -29575,13 +29744,14 @@
       <w:pPr>
         <w:pStyle w:val="mcmc2"/>
       </w:pPr>
-      <w:bookmarkStart w:id="159" w:name="SectionNew77"/>
-      <w:bookmarkStart w:id="160" w:name="_Toc243562748"/>
-      <w:r>
+      <w:bookmarkStart w:id="160" w:name="SectionNew77"/>
+      <w:bookmarkStart w:id="161" w:name="_Toc243562748"/>
+      <w:r>
+        <w:lastRenderedPageBreak/>
         <w:t>2.2.2. Bảng gán chân ngoại vi hệ thống</w:t>
       </w:r>
-      <w:bookmarkEnd w:id="159"/>
       <w:bookmarkEnd w:id="160"/>
+      <w:bookmarkEnd w:id="161"/>
     </w:p>
     <w:p>
       <w:pPr>
@@ -29595,13 +29765,13 @@
       <w:pPr>
         <w:pStyle w:val="Bng"/>
       </w:pPr>
-      <w:bookmarkStart w:id="161" w:name="SectionNew78"/>
-      <w:bookmarkStart w:id="162" w:name="_Toc243562782"/>
+      <w:bookmarkStart w:id="162" w:name="SectionNew78"/>
+      <w:bookmarkStart w:id="163" w:name="_Toc243562782"/>
       <w:r>
         <w:t>Bảng 2.2: Bảng gán chân chi tiết phần cứng hệ thống</w:t>
       </w:r>
-      <w:bookmarkEnd w:id="161"/>
       <w:bookmarkEnd w:id="162"/>
+      <w:bookmarkEnd w:id="163"/>
     </w:p>
     <w:tbl>
       <w:tblPr>
@@ -30398,7 +30568,6 @@
               <w:jc w:val="left"/>
             </w:pPr>
             <w:r>
-              <w:lastRenderedPageBreak/>
               <w:t>PA2</w:t>
             </w:r>
           </w:p>
@@ -30584,30 +30753,34 @@
       <w:pPr>
         <w:pStyle w:val="mcmc2"/>
       </w:pPr>
-      <w:bookmarkStart w:id="163" w:name="SectionNew79"/>
-      <w:bookmarkStart w:id="164" w:name="_Toc243562749"/>
+      <w:bookmarkStart w:id="164" w:name="SectionNew79"/>
+      <w:bookmarkStart w:id="165" w:name="_Toc243562749"/>
       <w:r>
         <w:t>2.2.3. Nguồn cấp và nạp chương trình</w:t>
       </w:r>
-      <w:bookmarkEnd w:id="163"/>
       <w:bookmarkEnd w:id="164"/>
-    </w:p>
-    <w:p>
-      <w:r>
-        <w:t>Vi điều khiển và cảm biến dùng nguồn 3,3 V ổn định; LCD1602 dùng nguồn 5 V phù hợp với module. ST-Link V2 dùng để nạp và gỡ lỗi qua SWDIO, SWCLK, GND và chân tham chiếu nguồn theo loại mạch nạp. Các khối dùng chung GND; không giả định chân 5 V trên board có nguồn khi chỉ cấp 3,3 V. Cần kiểm tra điện áp kéo lên của module I2C để bảo đảm tương thích mức logic STM32.</w:t>
+      <w:bookmarkEnd w:id="165"/>
+    </w:p>
+    <w:p>
+      <w:r>
+        <w:t xml:space="preserve">Vi điều khiển và cảm biến dùng nguồn 3,3 V ổn định; LCD1602 dùng nguồn 5 V phù hợp với module. ST-Link V2 dùng để nạp và gỡ lỗi qua SWDIO, SWCLK, GND và chân tham chiếu nguồn theo loại mạch nạp. Các khối dùng chung GND; không giả định chân 5 </w:t>
+      </w:r>
+      <w:r>
+        <w:lastRenderedPageBreak/>
+        <w:t>V trên board có nguồn khi chỉ cấp 3,3 V. Cần kiểm tra điện áp kéo lên của module I2C để bảo đảm tương thích mức logic STM32.</w:t>
       </w:r>
     </w:p>
     <w:p>
       <w:pPr>
         <w:pStyle w:val="mcmc2"/>
       </w:pPr>
-      <w:bookmarkStart w:id="165" w:name="SectionNew80"/>
-      <w:bookmarkStart w:id="166" w:name="_Toc243562750"/>
+      <w:bookmarkStart w:id="166" w:name="SectionNew80"/>
+      <w:bookmarkStart w:id="167" w:name="_Toc243562750"/>
       <w:r>
         <w:t>2.2.4. Sơ đồ kết nối phần cứng chi tiết</w:t>
       </w:r>
-      <w:bookmarkEnd w:id="165"/>
       <w:bookmarkEnd w:id="166"/>
+      <w:bookmarkEnd w:id="167"/>
     </w:p>
     <w:p>
       <w:r>
@@ -30650,48 +30823,62 @@
       <w:pPr>
         <w:pStyle w:val="mcmc1"/>
       </w:pPr>
-      <w:bookmarkStart w:id="167" w:name="SectionNew81"/>
-      <w:bookmarkStart w:id="168" w:name="_Toc243562751"/>
+      <w:bookmarkStart w:id="168" w:name="SectionNew81"/>
+      <w:bookmarkStart w:id="169" w:name="_Toc243562751"/>
       <w:r>
         <w:t>2.3. Thiết kế phần mềm</w:t>
       </w:r>
-      <w:bookmarkEnd w:id="167"/>
       <w:bookmarkEnd w:id="168"/>
+      <w:bookmarkEnd w:id="169"/>
     </w:p>
     <w:p>
       <w:pPr>
         <w:pStyle w:val="mcmc2"/>
       </w:pPr>
-      <w:bookmarkStart w:id="169" w:name="_Toc243562752"/>
+      <w:bookmarkStart w:id="170" w:name="_Toc243562752"/>
+      <w:r>
+        <w:t>2.3.1. Môi trường phát triển và tổ chức các module phần mềm</w:t>
+      </w:r>
+      <w:bookmarkStart w:id="171" w:name="SectionNew82"/>
+      <w:bookmarkEnd w:id="170"/>
+      <w:bookmarkEnd w:id="171"/>
+    </w:p>
+    <w:p>
+      <w:r>
+        <w:t>Chương trình được phát triển bằng ngôn ngữ C trong Keil µVision, sử dụng thư viện STM32 HAL và mạch ST-Link V2 để nạp, gỡ lỗi qua SWD. Phần mềm được tổ chức thành các module chức năng để tách nhiệm vụ giám sát, mô phỏng lỗi, chẩn đoán reset, hiển thị và đọc cảm biến.</w:t>
+      </w:r>
+    </w:p>
+    <w:p>
+      <w:r>
+        <w:t>Các module dùng chung kiểu dữ liệu và giao diện được khai báo trong shared_types.h. Phân công giữa bốn thành viên, các thành phần dùng chung và phần mở rộng được tổng hợp trong bảng dưới đây; phần tiếp theo trình bày nhiệm vụ, API và cơ chế hoạt động của từng nhóm module.</w:t>
+      </w:r>
+    </w:p>
+    <w:p>
+      <w:pPr>
+        <w:spacing w:after="160" w:line="259" w:lineRule="auto"/>
+        <w:ind w:firstLine="0"/>
+        <w:jc w:val="left"/>
+        <w:rPr>
+          <w:i/>
+          <w:sz w:val="28"/>
+        </w:rPr>
+      </w:pPr>
+      <w:bookmarkStart w:id="172" w:name="_Toc243562783"/>
+      <w:r>
+        <w:br w:type="page"/>
+      </w:r>
+    </w:p>
+    <w:p>
+      <w:pPr>
+        <w:pStyle w:val="Bng"/>
+      </w:pPr>
       <w:r>
         <w:lastRenderedPageBreak/>
-        <w:t>2.3.1. Môi trường phát triển và tổ chức các module phần mềm</w:t>
-      </w:r>
-      <w:bookmarkStart w:id="170" w:name="SectionNew82"/>
-      <w:bookmarkEnd w:id="169"/>
-      <w:bookmarkEnd w:id="170"/>
-    </w:p>
-    <w:p>
-      <w:r>
-        <w:t>Chương trình được phát triển bằng ngôn ngữ C trong Keil µVision, sử dụng thư viện STM32 HAL và mạch ST-Link V2 để nạp, gỡ lỗi qua SWD. Phần mềm được tổ chức thành các module chức năng để tách nhiệm vụ giám sát, mô phỏng lỗi, chẩn đoán reset, hiển thị và đọc cảm biến.</w:t>
-      </w:r>
-    </w:p>
-    <w:p>
-      <w:r>
-        <w:t>Các module dùng chung kiểu dữ liệu và giao diện được khai báo trong shared_types.h. Phân công giữa bốn thành viên, các thành phần dùng chung và phần mở rộng được tổng hợp trong bảng dưới đây; phần tiếp theo trình bày nhiệm vụ, API và cơ chế hoạt động của từng nhóm module.</w:t>
-      </w:r>
-    </w:p>
-    <w:p>
-      <w:pPr>
-        <w:pStyle w:val="Bng"/>
-      </w:pPr>
-      <w:bookmarkStart w:id="171" w:name="_Toc243562783"/>
-      <w:r>
         <w:t>Bảng 2.3: Danh mục và nhiệm vụ phân công các module phần mềm</w:t>
       </w:r>
-      <w:bookmarkStart w:id="172" w:name="SectionNew85"/>
-      <w:bookmarkEnd w:id="171"/>
+      <w:bookmarkStart w:id="173" w:name="SectionNew85"/>
       <w:bookmarkEnd w:id="172"/>
+      <w:bookmarkEnd w:id="173"/>
     </w:p>
     <w:tbl>
       <w:tblPr>
@@ -31105,7 +31292,6 @@
               <w:jc w:val="left"/>
             </w:pPr>
             <w:r>
-              <w:lastRenderedPageBreak/>
               <w:t>5</w:t>
             </w:r>
           </w:p>
@@ -31246,6 +31432,7 @@
               <w:jc w:val="left"/>
             </w:pPr>
             <w:r>
+              <w:lastRenderedPageBreak/>
               <w:t>7</w:t>
             </w:r>
           </w:p>
@@ -31558,7 +31745,6 @@
           <w:rFonts w:cs="Times New Roman"/>
           <w:szCs w:val="26"/>
         </w:rPr>
-        <w:lastRenderedPageBreak/>
         <w:t>Các vai trò và API dưới đây được tổng hợp theo tài liệu thiết kế của nhóm; chưa có mã nguồn đi kèm để xác nhận triển khai. Các chức năng Flash và PC/LR cần được đối chiếu với firmware và log đo.</w:t>
       </w:r>
     </w:p>
@@ -31645,6 +31831,7 @@
           <w:sz w:val="26"/>
           <w:szCs w:val="26"/>
         </w:rPr>
+        <w:lastRenderedPageBreak/>
         <w:t>void IWDG_Monitor_Checkin(uint8_t task_id)</w:t>
       </w:r>
       <w:r>
@@ -31988,7 +32175,6 @@
         <w:pStyle w:val="Bullet1"/>
       </w:pPr>
       <w:r>
-        <w:lastRenderedPageBreak/>
         <w:t xml:space="preserve">Bấm PA2: In cảnh báo UART </w:t>
       </w:r>
       <m:oMath>
@@ -32334,6 +32520,7 @@
     </w:p>
     <w:p>
       <w:r>
+        <w:lastRenderedPageBreak/>
         <w:t xml:space="preserve">4) </w:t>
       </w:r>
       <w:r>
@@ -32486,7 +32673,6 @@
     </w:p>
     <w:p>
       <w:r>
-        <w:lastRenderedPageBreak/>
         <w:t>Nhiệm vụ: Lưu nhật ký lỗi duy trì qua mất nguồn trong Page 63 Flash ROM (</w:t>
       </w:r>
       <m:oMath>
@@ -32576,13 +32762,13 @@
       <w:pPr>
         <w:pStyle w:val="mcmc2"/>
       </w:pPr>
-      <w:bookmarkStart w:id="173" w:name="_Toc243562753"/>
+      <w:bookmarkStart w:id="174" w:name="_Toc243562753"/>
       <w:r>
         <w:t>2.3.2. Lưu đồ thuật toán hệ thống</w:t>
       </w:r>
-      <w:bookmarkStart w:id="174" w:name="SectionNew86"/>
-      <w:bookmarkEnd w:id="173"/>
+      <w:bookmarkStart w:id="175" w:name="SectionNew86"/>
       <w:bookmarkEnd w:id="174"/>
+      <w:bookmarkEnd w:id="175"/>
     </w:p>
     <w:p>
       <w:r>
@@ -32596,7 +32782,11 @@
     </w:p>
     <w:p>
       <w:r>
-        <w:t>Chụp cờ reset trước khi xóa, đọc Backup register, khởi tạo ngoại vi và ghi nhật ký trước khi bật IWDG ở chế độ khởi động bằng phần mềm. Nếu IWDG đã chạy do cấu hình phần cứng, đường khởi động phải đáp ứng timeout và có cơ chế nạp được kiểm soát. LCD hiển thị thông tin reset trong 5 giây bằng máy trạng thái; vòng lặp dịch vụ vẫn chạy trong khoảng này.</w:t>
+        <w:t xml:space="preserve">Chụp cờ reset trước khi xóa, đọc Backup register, khởi tạo ngoại vi và ghi nhật ký trước khi bật IWDG ở chế độ khởi động bằng phần mềm. Nếu IWDG đã chạy do cấu hình phần cứng, đường khởi động phải đáp ứng timeout và có cơ chế nạp được kiểm soát. </w:t>
+      </w:r>
+      <w:r>
+        <w:lastRenderedPageBreak/>
+        <w:t>LCD hiển thị thông tin reset trong 5 giây bằng máy trạng thái; vòng lặp dịch vụ vẫn chạy trong khoảng này.</w:t>
       </w:r>
     </w:p>
     <w:p>
@@ -32609,7 +32799,6 @@
         <w:rPr>
           <w:noProof/>
         </w:rPr>
-        <w:lastRenderedPageBreak/>
         <w:drawing>
           <wp:inline distT="0" distB="0" distL="0" distR="0" wp14:anchorId="749AE042" wp14:editId="749A2C93">
             <wp:extent cx="5760000" cy="5649655"/>
@@ -32623,86 +32812,6 @@
                 <pic:pic xmlns:pic="http://schemas.openxmlformats.org/drawingml/2006/picture">
                   <pic:nvPicPr>
                     <pic:cNvPr id="0" name="main_flow.png"/>
-                    <pic:cNvPicPr/>
-                  </pic:nvPicPr>
-                  <pic:blipFill>
-                    <a:blip r:embed="rId15"/>
-                    <a:stretch>
-                      <a:fillRect/>
-                    </a:stretch>
-                  </pic:blipFill>
-                  <pic:spPr>
-                    <a:xfrm>
-                      <a:off x="0" y="0"/>
-                      <a:ext cx="5760000" cy="5649655"/>
-                    </a:xfrm>
-                    <a:prstGeom prst="rect">
-                      <a:avLst/>
-                    </a:prstGeom>
-                  </pic:spPr>
-                </pic:pic>
-              </a:graphicData>
-            </a:graphic>
-          </wp:inline>
-        </w:drawing>
-      </w:r>
-    </w:p>
-    <w:p>
-      <w:pPr>
-        <w:pStyle w:val="Hnh"/>
-      </w:pPr>
-      <w:bookmarkStart w:id="175" w:name="SectionNew87"/>
-      <w:bookmarkStart w:id="176" w:name="_Toc243560306"/>
-      <w:bookmarkStart w:id="177" w:name="_Toc243562768"/>
-      <w:r>
-        <w:t>Hình 2.2: Lưu đồ khởi động và giám sát tác vụ</w:t>
-      </w:r>
-      <w:bookmarkEnd w:id="175"/>
-      <w:bookmarkEnd w:id="176"/>
-      <w:bookmarkEnd w:id="177"/>
-    </w:p>
-    <w:p>
-      <w:r>
-        <w:t>Khi các tác vụ đã đăng ký hoàn thành lượt phục vụ đúng hạn, supervisor nạp IWDG rồi xóa mặt nạ. Khi vòng lặp bị chặn, supervisor cũng không chạy; IWDG tự hết hạn. Chế độ WWDG được thử với lịch nạp riêng trong cửa sổ hợp lệ.</w:t>
-      </w:r>
-    </w:p>
-    <w:p/>
-    <w:p/>
-    <w:p/>
-    <w:p/>
-    <w:p/>
-    <w:p/>
-    <w:p>
-      <w:r>
-        <w:t>Đọc DHT11 bằng DWT</w:t>
-      </w:r>
-      <w:r>
-        <w:t>:</w:t>
-      </w:r>
-    </w:p>
-    <w:p>
-      <w:pPr>
-        <w:keepNext/>
-        <w:ind w:firstLine="0"/>
-        <w:jc w:val="center"/>
-      </w:pPr>
-      <w:r>
-        <w:rPr>
-          <w:noProof/>
-        </w:rPr>
-        <w:drawing>
-          <wp:inline distT="0" distB="0" distL="0" distR="0" wp14:anchorId="59ACF31F" wp14:editId="5AF7BF81">
-            <wp:extent cx="5760000" cy="5649655"/>
-            <wp:effectExtent l="0" t="0" r="0" b="0"/>
-            <wp:docPr id="3" name="Picture 3"/>
-            <wp:cNvGraphicFramePr>
-              <a:graphicFrameLocks xmlns:a="http://schemas.openxmlformats.org/drawingml/2006/main" noChangeAspect="1"/>
-            </wp:cNvGraphicFramePr>
-            <a:graphic xmlns:a="http://schemas.openxmlformats.org/drawingml/2006/main">
-              <a:graphicData uri="http://schemas.openxmlformats.org/drawingml/2006/picture">
-                <pic:pic xmlns:pic="http://schemas.openxmlformats.org/drawingml/2006/picture">
-                  <pic:nvPicPr>
-                    <pic:cNvPr id="0" name="dht_flow.png"/>
                     <pic:cNvPicPr/>
                   </pic:nvPicPr>
                   <pic:blipFill>
@@ -32731,19 +32840,19 @@
       <w:pPr>
         <w:pStyle w:val="Hnh"/>
       </w:pPr>
-      <w:bookmarkStart w:id="178" w:name="SectionNew88"/>
-      <w:bookmarkStart w:id="179" w:name="_Toc243560307"/>
-      <w:bookmarkStart w:id="180" w:name="_Toc243562769"/>
-      <w:r>
-        <w:t>Hình 2.3: Lưu đồ đọc DHT11 có kiểm soát timeout</w:t>
-      </w:r>
+      <w:bookmarkStart w:id="176" w:name="SectionNew87"/>
+      <w:bookmarkStart w:id="177" w:name="_Toc243560306"/>
+      <w:bookmarkStart w:id="178" w:name="_Toc243562768"/>
+      <w:r>
+        <w:t>Hình 2.2: Lưu đồ khởi động và giám sát tác vụ</w:t>
+      </w:r>
+      <w:bookmarkEnd w:id="176"/>
+      <w:bookmarkEnd w:id="177"/>
       <w:bookmarkEnd w:id="178"/>
-      <w:bookmarkEnd w:id="179"/>
-      <w:bookmarkEnd w:id="180"/>
-    </w:p>
-    <w:p>
-      <w:r>
-        <w:t>Mọi chờ cạnh đều có giới hạn. Checksum chỉ kiểm tra lỗi truyền cơ bản; dữ liệu hợp lệ còn cần kiểm tra miền giá trị và hạn cập nhật. Mẫu lỗi được báo về tầng dịch vụ, không dùng check-in vô điều kiện để bỏ qua tình trạng cảm biến quá hạn.</w:t>
+    </w:p>
+    <w:p>
+      <w:r>
+        <w:t>Khi các tác vụ đã đăng ký hoàn thành lượt phục vụ đúng hạn, supervisor nạp IWDG rồi xóa mặt nạ. Khi vòng lặp bị chặn, supervisor cũng không chạy; IWDG tự hết hạn. Chế độ WWDG được thử với lịch nạp riêng trong cửa sổ hợp lệ.</w:t>
       </w:r>
     </w:p>
     <w:p/>
@@ -32751,9 +32860,10 @@
     <w:p/>
     <w:p/>
     <w:p/>
-    <w:p>
-      <w:r>
-        <w:t>Xử lý HardFault và lưu ngữ cảnh</w:t>
+    <w:p/>
+    <w:p>
+      <w:r>
+        <w:t>Đọc DHT11 bằng DWT</w:t>
       </w:r>
       <w:r>
         <w:t>:</w:t>
@@ -32770,10 +32880,10 @@
           <w:noProof/>
         </w:rPr>
         <w:drawing>
-          <wp:inline distT="0" distB="0" distL="0" distR="0" wp14:anchorId="6D7AB07F" wp14:editId="16D1E2EA">
+          <wp:inline distT="0" distB="0" distL="0" distR="0" wp14:anchorId="59ACF31F" wp14:editId="5AF7BF81">
             <wp:extent cx="5760000" cy="5649655"/>
             <wp:effectExtent l="0" t="0" r="0" b="0"/>
-            <wp:docPr id="4" name="Picture 4"/>
+            <wp:docPr id="3" name="Picture 3"/>
             <wp:cNvGraphicFramePr>
               <a:graphicFrameLocks xmlns:a="http://schemas.openxmlformats.org/drawingml/2006/main" noChangeAspect="1"/>
             </wp:cNvGraphicFramePr>
@@ -32781,7 +32891,7 @@
               <a:graphicData uri="http://schemas.openxmlformats.org/drawingml/2006/picture">
                 <pic:pic xmlns:pic="http://schemas.openxmlformats.org/drawingml/2006/picture">
                   <pic:nvPicPr>
-                    <pic:cNvPr id="0" name="fault_flow.png"/>
+                    <pic:cNvPr id="0" name="dht_flow.png"/>
                     <pic:cNvPicPr/>
                   </pic:nvPicPr>
                   <pic:blipFill>
@@ -32810,15 +32920,95 @@
       <w:pPr>
         <w:pStyle w:val="Hnh"/>
       </w:pPr>
-      <w:bookmarkStart w:id="181" w:name="SectionNew89"/>
-      <w:bookmarkStart w:id="182" w:name="_Toc243560308"/>
-      <w:bookmarkStart w:id="183" w:name="_Toc243562770"/>
+      <w:bookmarkStart w:id="179" w:name="SectionNew88"/>
+      <w:bookmarkStart w:id="180" w:name="_Toc243560307"/>
+      <w:bookmarkStart w:id="181" w:name="_Toc243562769"/>
+      <w:r>
+        <w:t>Hình 2.3: Lưu đồ đọc DHT11 có kiểm soát timeout</w:t>
+      </w:r>
+      <w:bookmarkEnd w:id="179"/>
+      <w:bookmarkEnd w:id="180"/>
+      <w:bookmarkEnd w:id="181"/>
+    </w:p>
+    <w:p>
+      <w:r>
+        <w:t>Mọi chờ cạnh đều có giới hạn. Checksum chỉ kiểm tra lỗi truyền cơ bản; dữ liệu hợp lệ còn cần kiểm tra miền giá trị và hạn cập nhật. Mẫu lỗi được báo về tầng dịch vụ, không dùng check-in vô điều kiện để bỏ qua tình trạng cảm biến quá hạn.</w:t>
+      </w:r>
+    </w:p>
+    <w:p/>
+    <w:p/>
+    <w:p/>
+    <w:p/>
+    <w:p/>
+    <w:p>
+      <w:r>
+        <w:lastRenderedPageBreak/>
+        <w:t>Xử lý HardFault và lưu ngữ cảnh</w:t>
+      </w:r>
+      <w:r>
+        <w:t>:</w:t>
+      </w:r>
+    </w:p>
+    <w:p>
+      <w:pPr>
+        <w:keepNext/>
+        <w:ind w:firstLine="0"/>
+        <w:jc w:val="center"/>
+      </w:pPr>
+      <w:r>
+        <w:rPr>
+          <w:noProof/>
+        </w:rPr>
+        <w:drawing>
+          <wp:inline distT="0" distB="0" distL="0" distR="0" wp14:anchorId="6D7AB07F" wp14:editId="16D1E2EA">
+            <wp:extent cx="5760000" cy="5649655"/>
+            <wp:effectExtent l="0" t="0" r="0" b="0"/>
+            <wp:docPr id="4" name="Picture 4"/>
+            <wp:cNvGraphicFramePr>
+              <a:graphicFrameLocks xmlns:a="http://schemas.openxmlformats.org/drawingml/2006/main" noChangeAspect="1"/>
+            </wp:cNvGraphicFramePr>
+            <a:graphic xmlns:a="http://schemas.openxmlformats.org/drawingml/2006/main">
+              <a:graphicData uri="http://schemas.openxmlformats.org/drawingml/2006/picture">
+                <pic:pic xmlns:pic="http://schemas.openxmlformats.org/drawingml/2006/picture">
+                  <pic:nvPicPr>
+                    <pic:cNvPr id="0" name="fault_flow.png"/>
+                    <pic:cNvPicPr/>
+                  </pic:nvPicPr>
+                  <pic:blipFill>
+                    <a:blip r:embed="rId18"/>
+                    <a:stretch>
+                      <a:fillRect/>
+                    </a:stretch>
+                  </pic:blipFill>
+                  <pic:spPr>
+                    <a:xfrm>
+                      <a:off x="0" y="0"/>
+                      <a:ext cx="5760000" cy="5649655"/>
+                    </a:xfrm>
+                    <a:prstGeom prst="rect">
+                      <a:avLst/>
+                    </a:prstGeom>
+                  </pic:spPr>
+                </pic:pic>
+              </a:graphicData>
+            </a:graphic>
+          </wp:inline>
+        </w:drawing>
+      </w:r>
+    </w:p>
+    <w:p>
+      <w:pPr>
+        <w:pStyle w:val="Hnh"/>
+      </w:pPr>
+      <w:bookmarkStart w:id="182" w:name="SectionNew89"/>
+      <w:bookmarkStart w:id="183" w:name="_Toc243560308"/>
+      <w:bookmarkStart w:id="184" w:name="_Toc243562770"/>
       <w:r>
         <w:t>Hình 2.4: Lưu đồ lưu ngữ cảnh HardFault và tự phục hồi</w:t>
       </w:r>
-      <w:bookmarkEnd w:id="181"/>
       <w:bookmarkEnd w:id="182"/>
       <w:bookmarkEnd w:id="183"/>
+      <w:bookmarkEnd w:id="184"/>
     </w:p>
     <w:p>
       <w:r>
@@ -32829,31 +33019,32 @@
       <w:pPr>
         <w:pStyle w:val="mcmc1"/>
       </w:pPr>
-      <w:bookmarkStart w:id="184" w:name="SectionNew90"/>
-      <w:bookmarkStart w:id="185" w:name="_Toc243562754"/>
+      <w:bookmarkStart w:id="185" w:name="SectionNew90"/>
+      <w:bookmarkStart w:id="186" w:name="_Toc243562754"/>
       <w:r>
         <w:t>2.4. Thực nghiệm và đánh giá</w:t>
       </w:r>
-      <w:bookmarkEnd w:id="184"/>
       <w:bookmarkEnd w:id="185"/>
-    </w:p>
-    <w:p>
+      <w:bookmarkEnd w:id="186"/>
+    </w:p>
+    <w:p>
+      <w:r>
+        <w:t>Các kết quả và log trong mục 2.4 được tổng hợp từ file nội dung bổ sung do nhóm cung cấp. Chưa có tệp đo gốc hoặc ảnh kiểm chứng đi kèm để xác nhận độc lập các số liệu. Các đoạn terminal là trích minh họa của tài liệu; cần đối chiếu dữ liệu thực nghiệm trước khi nghiệm thu.</w:t>
+      </w:r>
+    </w:p>
+    <w:p/>
+    <w:p>
+      <w:pPr>
+        <w:pStyle w:val="mcmc2"/>
+      </w:pPr>
+      <w:bookmarkStart w:id="187" w:name="SectionNew91"/>
+      <w:bookmarkStart w:id="188" w:name="_Toc243562755"/>
       <w:r>
         <w:lastRenderedPageBreak/>
-        <w:t>Các kết quả và log trong mục 2.4 được tổng hợp từ file nội dung bổ sung do nhóm cung cấp. Chưa có tệp đo gốc hoặc ảnh kiểm chứng đi kèm để xác nhận độc lập các số liệu. Các đoạn terminal là trích minh họa của tài liệu; cần đối chiếu dữ liệu thực nghiệm trước khi nghiệm thu.</w:t>
-      </w:r>
-    </w:p>
-    <w:p>
-      <w:pPr>
-        <w:pStyle w:val="mcmc2"/>
-      </w:pPr>
-      <w:bookmarkStart w:id="186" w:name="SectionNew91"/>
-      <w:bookmarkStart w:id="187" w:name="_Toc243562755"/>
-      <w:r>
         <w:t>2.4.1. Thiết lập môi trường thử nghiệm và kịch bản đo kiểm</w:t>
       </w:r>
-      <w:bookmarkEnd w:id="186"/>
       <w:bookmarkEnd w:id="187"/>
+      <w:bookmarkEnd w:id="188"/>
     </w:p>
     <w:p>
       <w:r>
@@ -32991,13 +33182,13 @@
       <w:pPr>
         <w:pStyle w:val="mcmc2"/>
       </w:pPr>
-      <w:bookmarkStart w:id="188" w:name="SectionNew92"/>
-      <w:bookmarkStart w:id="189" w:name="_Toc243562756"/>
+      <w:bookmarkStart w:id="189" w:name="SectionNew92"/>
+      <w:bookmarkStart w:id="190" w:name="_Toc243562756"/>
       <w:r>
         <w:t>2.4.2. Kết quả đo kiểm chi tiết theo từng kịch bản</w:t>
       </w:r>
-      <w:bookmarkEnd w:id="188"/>
       <w:bookmarkEnd w:id="189"/>
+      <w:bookmarkEnd w:id="190"/>
     </w:p>
     <w:p>
       <w:r>
@@ -33102,7 +33293,6 @@
           <w:rStyle w:val="VerbatimChar"/>
           <w:sz w:val="18"/>
         </w:rPr>
-        <w:lastRenderedPageBreak/>
         <w:t>Dòng 1: Nhiet do: 31 C</w:t>
       </w:r>
       <w:r>
@@ -33204,6 +33394,7 @@
           <w:rStyle w:val="VerbatimChar"/>
           <w:sz w:val="18"/>
         </w:rPr>
+        <w:lastRenderedPageBreak/>
         <w:t>==================================================</w:t>
       </w:r>
       <w:r>
@@ -33547,7 +33738,6 @@
         <w:pStyle w:val="Bullet1"/>
       </w:pPr>
       <w:r>
-        <w:lastRenderedPageBreak/>
         <w:t>Vòng lặp chính bị chặn nên các hàm IWDG_Monitor_Checkin và IWDG_Monitor_Feed không được gọi; bộ đếm IWDG không được nạp lại.</w:t>
       </w:r>
     </w:p>
@@ -33597,6 +33787,7 @@
         <w:pStyle w:val="Bullet1"/>
       </w:pPr>
       <w:r>
+        <w:lastRenderedPageBreak/>
         <w:t xml:space="preserve">Hệ thống tự khởi động lại thành công. Khối </w:t>
       </w:r>
       <w:r>
@@ -34026,7 +34217,6 @@
         <w:pStyle w:val="Bullet1"/>
       </w:pPr>
       <w:r>
-        <w:lastRenderedPageBreak/>
         <w:t>Nếu bộ giám sát vẫn còn được thực thi, mặt nạ thiếu sẽ chỉ ra tác vụ chưa xác nhận hoàn thành. Trong mô hình vòng lặp chính bị chặn hoàn toàn, hàm giám sát cũng không chạy; IWDG phục hồi nhờ bộ đếm phần cứng không còn được nạp.</w:t>
       </w:r>
     </w:p>
@@ -34119,6 +34309,7 @@
           <w:rStyle w:val="VerbatimChar"/>
           <w:sz w:val="18"/>
         </w:rPr>
+        <w:lastRenderedPageBreak/>
         <w:t>[FAULT] PA1: Mo phong cho cam bien DHT11 phan hoi vo han...</w:t>
       </w:r>
       <w:r>
@@ -34327,7 +34518,6 @@
           <w:rFonts w:cs="Times New Roman"/>
           <w:szCs w:val="26"/>
         </w:rPr>
-        <w:lastRenderedPageBreak/>
         <w:t xml:space="preserve">Kết quả: Vi điều khiển được kéo chân Reset phần cứng. Khối </w:t>
       </w:r>
       <w:r>
@@ -34791,6 +34981,7 @@
         <w:pStyle w:val="Bullet1"/>
       </w:pPr>
       <w:r>
+        <w:lastRenderedPageBreak/>
         <w:t xml:space="preserve">Kết quả: Vi điều khiển bị Reset tức thì ngay tại thời điểm gọi lệnh nạp lại. Đọc thanh ghi </w:t>
       </w:r>
       <w:r>
@@ -34922,13 +35113,13 @@
       <w:pPr>
         <w:pStyle w:val="mcmc2"/>
       </w:pPr>
-      <w:bookmarkStart w:id="190" w:name="SectionNew93"/>
-      <w:bookmarkStart w:id="191" w:name="_Toc243562757"/>
+      <w:bookmarkStart w:id="191" w:name="SectionNew93"/>
+      <w:bookmarkStart w:id="192" w:name="_Toc243562757"/>
       <w:r>
         <w:t>2.4.3. Bảng tổng hợp đối chiếu kết quả đo kiểm thực tế và tính toán lý thuyết</w:t>
       </w:r>
-      <w:bookmarkEnd w:id="190"/>
       <w:bookmarkEnd w:id="191"/>
+      <w:bookmarkEnd w:id="192"/>
     </w:p>
     <w:p>
       <w:pPr>
@@ -34942,13 +35133,13 @@
       <w:pPr>
         <w:pStyle w:val="Bng"/>
       </w:pPr>
-      <w:bookmarkStart w:id="192" w:name="_Toc243562784"/>
+      <w:bookmarkStart w:id="193" w:name="_Toc243562784"/>
       <w:r>
         <w:t>Bảng 2.4: Bảng đối chiếu thông số định thời tính toán và thực nghiệm</w:t>
       </w:r>
-      <w:bookmarkStart w:id="193" w:name="SectionNew94"/>
-      <w:bookmarkEnd w:id="192"/>
+      <w:bookmarkStart w:id="194" w:name="SectionNew94"/>
       <w:bookmarkEnd w:id="193"/>
+      <w:bookmarkEnd w:id="194"/>
     </w:p>
     <w:tbl>
       <w:tblPr>
@@ -35313,7 +35504,6 @@
               <w:jc w:val="left"/>
             </w:pPr>
             <w:r>
-              <w:lastRenderedPageBreak/>
               <w:t>IWDG Timeout (</w:t>
             </w:r>
             <m:oMath>
@@ -35949,6 +36139,7 @@
               <w:jc w:val="left"/>
             </w:pPr>
             <w:r>
+              <w:lastRenderedPageBreak/>
               <w:t>WWDG Tổng Timeout (</w:t>
             </w:r>
             <m:oMath>
@@ -36491,13 +36682,13 @@
       <w:pPr>
         <w:pStyle w:val="mcmc2"/>
       </w:pPr>
-      <w:bookmarkStart w:id="194" w:name="SectionNew95"/>
-      <w:bookmarkStart w:id="195" w:name="_Toc243562758"/>
+      <w:bookmarkStart w:id="195" w:name="SectionNew95"/>
+      <w:bookmarkStart w:id="196" w:name="_Toc243562758"/>
       <w:r>
         <w:t>2.4.4. Đánh giá ưu điểm, hạn chế và kết luận</w:t>
       </w:r>
-      <w:bookmarkEnd w:id="194"/>
       <w:bookmarkEnd w:id="195"/>
+      <w:bookmarkEnd w:id="196"/>
     </w:p>
     <w:p>
       <w:r>
@@ -36512,7 +36703,6 @@
         <w:pStyle w:val="Bullet1"/>
       </w:pPr>
       <w:r>
-        <w:lastRenderedPageBreak/>
         <w:t>Khả năng tự khởi động lại: Các kịch bản được mô tả cho thấy hệ thống được thiết kế để phục hồi sau lỗi vòng lặp vô hạn, chờ cảm biến vô hạn và HardFault thông qua reset do IWDG. Kết quả cần được đối chiếu với dữ liệu đo gốc để xác nhận.</w:t>
       </w:r>
     </w:p>
@@ -36590,6 +36780,7 @@
         <w:pStyle w:val="Bullet1"/>
       </w:pPr>
       <w:r>
+        <w:lastRenderedPageBreak/>
         <w:t>Bộ nhớ Backup Register phụ thuộc nguồn: Nếu board mạch bị ngắt nguồn hoàn toàn và không hàn pin dự phòng vào chân VBAT, số đếm lần reset tích lũy sẽ bị xóa về giá trị ban đầu.</w:t>
       </w:r>
     </w:p>
@@ -36685,7 +36876,7 @@
           <w:sz w:val="32"/>
         </w:rPr>
       </w:pPr>
-      <w:bookmarkStart w:id="196" w:name="SectionNew96"/>
+      <w:bookmarkStart w:id="197" w:name="SectionNew96"/>
       <w:r>
         <w:br w:type="page"/>
       </w:r>
@@ -36694,25 +36885,25 @@
       <w:pPr>
         <w:pStyle w:val="Chng"/>
       </w:pPr>
-      <w:bookmarkStart w:id="197" w:name="_Toc243562759"/>
+      <w:bookmarkStart w:id="198" w:name="_Toc243562759"/>
       <w:r>
         <w:lastRenderedPageBreak/>
         <w:t>KẾT LUẬN VÀ HƯỚNG PHÁT TRIỂN</w:t>
       </w:r>
-      <w:bookmarkEnd w:id="196"/>
       <w:bookmarkEnd w:id="197"/>
+      <w:bookmarkEnd w:id="198"/>
     </w:p>
     <w:p>
       <w:pPr>
         <w:pStyle w:val="mcmc1"/>
       </w:pPr>
-      <w:bookmarkStart w:id="198" w:name="SectionNew97"/>
-      <w:bookmarkStart w:id="199" w:name="_Toc243562760"/>
+      <w:bookmarkStart w:id="199" w:name="SectionNew97"/>
+      <w:bookmarkStart w:id="200" w:name="_Toc243562760"/>
       <w:r>
         <w:t>Kết luận</w:t>
       </w:r>
-      <w:bookmarkEnd w:id="198"/>
       <w:bookmarkEnd w:id="199"/>
+      <w:bookmarkEnd w:id="200"/>
     </w:p>
     <w:p>
       <w:r>
@@ -36738,13 +36929,13 @@
       <w:pPr>
         <w:pStyle w:val="mcmc1"/>
       </w:pPr>
-      <w:bookmarkStart w:id="200" w:name="SectionNew98"/>
-      <w:bookmarkStart w:id="201" w:name="_Toc243562761"/>
+      <w:bookmarkStart w:id="201" w:name="SectionNew98"/>
+      <w:bookmarkStart w:id="202" w:name="_Toc243562761"/>
       <w:r>
         <w:t>Hướng phát triển</w:t>
       </w:r>
-      <w:bookmarkEnd w:id="200"/>
       <w:bookmarkEnd w:id="201"/>
+      <w:bookmarkEnd w:id="202"/>
     </w:p>
     <w:p>
       <w:r>
@@ -36770,7 +36961,7 @@
       <w:pPr>
         <w:pStyle w:val="Chng"/>
       </w:pPr>
-      <w:bookmarkStart w:id="202" w:name="SectionNew99"/>
+      <w:bookmarkStart w:id="203" w:name="SectionNew99"/>
       <w:r>
         <w:br/>
       </w:r>
@@ -36779,13 +36970,13 @@
       <w:pPr>
         <w:pStyle w:val="Chng"/>
       </w:pPr>
-      <w:bookmarkStart w:id="203" w:name="_Toc243562762"/>
+      <w:bookmarkStart w:id="204" w:name="_Toc243562762"/>
       <w:r>
         <w:lastRenderedPageBreak/>
         <w:t>TÀI LIỆU THAM KHẢO</w:t>
       </w:r>
-      <w:bookmarkEnd w:id="202"/>
       <w:bookmarkEnd w:id="203"/>
+      <w:bookmarkEnd w:id="204"/>
     </w:p>
     <w:p>
       <w:pPr>
@@ -36796,7 +36987,7 @@
       <w:r>
         <w:t xml:space="preserve">[1] </w:t>
       </w:r>
-      <w:hyperlink r:id="rId18">
+      <w:hyperlink r:id="rId19">
         <w:r>
           <w:t>https://www.st.com/en/microcontrollers-microprocessors/stm32f103/documentation.html</w:t>
         </w:r>
@@ -36811,7 +37002,7 @@
       <w:r>
         <w:t xml:space="preserve">[2] </w:t>
       </w:r>
-      <w:hyperlink r:id="rId19">
+      <w:hyperlink r:id="rId20">
         <w:r>
           <w:t>https://www.st.com/resource/en/datasheet/stm32f103c8.pdf</w:t>
         </w:r>
@@ -36826,7 +37017,7 @@
       <w:r>
         <w:t xml:space="preserve">[3] </w:t>
       </w:r>
-      <w:hyperlink r:id="rId20">
+      <w:hyperlink r:id="rId21">
         <w:r>
           <w:t>https://www.st.com.cn/resource/en/programming_manual/pm0075-stm32f10xxx-flash-memory-microcontrollers-stmicroelectronics.pdf</w:t>
         </w:r>
@@ -36841,7 +37032,7 @@
       <w:r>
         <w:t xml:space="preserve">[4] </w:t>
       </w:r>
-      <w:hyperlink r:id="rId21">
+      <w:hyperlink r:id="rId22">
         <w:r>
           <w:t>https://www.st.com/resource/en/programming_manual/pm0056-stm32f10xxx20xxx21xxxl1xxxx-cortexm3-programming-manual-stmicroelectronics.pdf</w:t>
         </w:r>
@@ -36856,7 +37047,7 @@
       <w:r>
         <w:t xml:space="preserve">[5] </w:t>
       </w:r>
-      <w:hyperlink r:id="rId22">
+      <w:hyperlink r:id="rId23">
         <w:r>
           <w:t>https://www.st.com/en/embedded-software/stm32cubef1.html</w:t>
         </w:r>
@@ -36876,37 +37067,37 @@
       <w:pPr>
         <w:pStyle w:val="Chng"/>
       </w:pPr>
-      <w:bookmarkStart w:id="204" w:name="_Toc243562763"/>
+      <w:bookmarkStart w:id="205" w:name="_Toc243562763"/>
       <w:r>
         <w:lastRenderedPageBreak/>
         <w:t>PHÂN CÔNG CÔNG VIỆC VÀ MINH CHỨNG ĐÓNG GÓP</w:t>
       </w:r>
-      <w:bookmarkEnd w:id="204"/>
+      <w:bookmarkEnd w:id="205"/>
     </w:p>
     <w:p>
       <w:pPr>
         <w:pStyle w:val="mcmc1"/>
       </w:pPr>
-      <w:bookmarkStart w:id="205" w:name="_Toc243562764"/>
+      <w:bookmarkStart w:id="206" w:name="_Toc243562764"/>
       <w:r>
         <w:t>1.1. Phân công công việc</w:t>
       </w:r>
-      <w:bookmarkEnd w:id="205"/>
+      <w:bookmarkEnd w:id="206"/>
     </w:p>
     <w:p>
       <w:pPr>
         <w:pStyle w:val="Bng"/>
       </w:pPr>
-      <w:bookmarkStart w:id="206" w:name="_Toc243562785"/>
+      <w:bookmarkStart w:id="207" w:name="_Toc243562785"/>
       <w:r>
         <w:t>Bảng phân công công việc</w:t>
       </w:r>
-      <w:bookmarkEnd w:id="206"/>
+      <w:bookmarkEnd w:id="207"/>
     </w:p>
     <w:tbl>
       <w:tblPr>
-        <w:tblStyle w:val="TableGridLight"/>
-        <w:tblW w:w="10435" w:type="dxa"/>
+        <w:tblStyle w:val="GridTableLight"/>
+        <w:tblW w:w="9978" w:type="dxa"/>
         <w:tblBorders>
           <w:top w:val="single" w:sz="4" w:space="0" w:color="auto"/>
           <w:left w:val="single" w:sz="4" w:space="0" w:color="auto"/>
@@ -36918,7 +37109,7 @@
         <w:tblLook w:val="04A0" w:firstRow="1" w:lastRow="0" w:firstColumn="1" w:lastColumn="0" w:noHBand="0" w:noVBand="1"/>
       </w:tblPr>
       <w:tblGrid>
-        <w:gridCol w:w="1165"/>
+        <w:gridCol w:w="708"/>
         <w:gridCol w:w="2706"/>
         <w:gridCol w:w="1936"/>
         <w:gridCol w:w="4628"/>
@@ -36926,7 +37117,7 @@
       <w:tr>
         <w:tc>
           <w:tcPr>
-            <w:tcW w:w="1165" w:type="dxa"/>
+            <w:tcW w:w="708" w:type="dxa"/>
           </w:tcPr>
           <w:p>
             <w:pPr>
@@ -37016,7 +37207,8 @@
       <w:tr>
         <w:tc>
           <w:tcPr>
-            <w:tcW w:w="1165" w:type="dxa"/>
+            <w:tcW w:w="708" w:type="dxa"/>
+            <w:vAlign w:val="center"/>
           </w:tcPr>
           <w:p>
             <w:pPr>
@@ -37031,10 +37223,12 @@
         <w:tc>
           <w:tcPr>
             <w:tcW w:w="2706" w:type="dxa"/>
+            <w:vAlign w:val="center"/>
           </w:tcPr>
           <w:p>
             <w:pPr>
               <w:pStyle w:val="NoSpacing"/>
+              <w:jc w:val="center"/>
             </w:pPr>
             <w:r>
               <w:t>Nguyễn Mạnh Hưng</w:t>
@@ -37044,6 +37238,7 @@
         <w:tc>
           <w:tcPr>
             <w:tcW w:w="1936" w:type="dxa"/>
+            <w:vAlign w:val="center"/>
           </w:tcPr>
           <w:p>
             <w:pPr>
@@ -37080,7 +37275,8 @@
       <w:tr>
         <w:tc>
           <w:tcPr>
-            <w:tcW w:w="1165" w:type="dxa"/>
+            <w:tcW w:w="708" w:type="dxa"/>
+            <w:vAlign w:val="center"/>
           </w:tcPr>
           <w:p>
             <w:pPr>
@@ -37095,10 +37291,12 @@
         <w:tc>
           <w:tcPr>
             <w:tcW w:w="2706" w:type="dxa"/>
+            <w:vAlign w:val="center"/>
           </w:tcPr>
           <w:p>
             <w:pPr>
               <w:pStyle w:val="NoSpacing"/>
+              <w:jc w:val="center"/>
             </w:pPr>
             <w:r>
               <w:t>Phạm Văn Toán</w:t>
@@ -37108,6 +37306,7 @@
         <w:tc>
           <w:tcPr>
             <w:tcW w:w="1936" w:type="dxa"/>
+            <w:vAlign w:val="center"/>
           </w:tcPr>
           <w:p>
             <w:pPr>
@@ -37152,7 +37351,8 @@
       <w:tr>
         <w:tc>
           <w:tcPr>
-            <w:tcW w:w="1165" w:type="dxa"/>
+            <w:tcW w:w="708" w:type="dxa"/>
+            <w:vAlign w:val="center"/>
           </w:tcPr>
           <w:p>
             <w:pPr>
@@ -37173,10 +37373,12 @@
         <w:tc>
           <w:tcPr>
             <w:tcW w:w="2706" w:type="dxa"/>
+            <w:vAlign w:val="center"/>
           </w:tcPr>
           <w:p>
             <w:pPr>
               <w:pStyle w:val="NoSpacing"/>
+              <w:jc w:val="center"/>
               <w:rPr>
                 <w:bCs w:val="0"/>
               </w:rPr>
@@ -37192,6 +37394,7 @@
         <w:tc>
           <w:tcPr>
             <w:tcW w:w="1936" w:type="dxa"/>
+            <w:vAlign w:val="center"/>
           </w:tcPr>
           <w:p>
             <w:pPr>
@@ -37241,7 +37444,8 @@
       <w:tr>
         <w:tc>
           <w:tcPr>
-            <w:tcW w:w="1165" w:type="dxa"/>
+            <w:tcW w:w="708" w:type="dxa"/>
+            <w:vAlign w:val="center"/>
           </w:tcPr>
           <w:p>
             <w:pPr>
@@ -37256,10 +37460,12 @@
         <w:tc>
           <w:tcPr>
             <w:tcW w:w="2706" w:type="dxa"/>
+            <w:vAlign w:val="center"/>
           </w:tcPr>
           <w:p>
             <w:pPr>
               <w:pStyle w:val="NoSpacing"/>
+              <w:jc w:val="center"/>
             </w:pPr>
             <w:r>
               <w:t>Giang Đức Quyết</w:t>
@@ -37269,6 +37475,7 @@
         <w:tc>
           <w:tcPr>
             <w:tcW w:w="1936" w:type="dxa"/>
+            <w:vAlign w:val="center"/>
           </w:tcPr>
           <w:p>
             <w:pPr>
@@ -37339,11 +37546,11 @@
       <w:pPr>
         <w:pStyle w:val="mcmc1"/>
       </w:pPr>
-      <w:bookmarkStart w:id="207" w:name="_Toc243562765"/>
+      <w:bookmarkStart w:id="208" w:name="_Toc243562765"/>
       <w:r>
         <w:t>1.2. Thông tin repository của dự án</w:t>
       </w:r>
-      <w:bookmarkEnd w:id="207"/>
+      <w:bookmarkEnd w:id="208"/>
     </w:p>
     <w:p>
       <w:pPr>
@@ -37356,7 +37563,7 @@
           <w:szCs w:val="26"/>
         </w:rPr>
       </w:pPr>
-      <w:hyperlink r:id="rId23" w:history="1">
+      <w:hyperlink r:id="rId24" w:history="1">
         <w:r>
           <w:rPr>
             <w:rStyle w:val="Hyperlink"/>
@@ -37365,27 +37572,7 @@
             <w:sz w:val="26"/>
             <w:szCs w:val="26"/>
           </w:rPr>
-          <w:t>https://github.com/quytmoiz146/watchdog-re</w:t>
-        </w:r>
-        <w:r>
-          <w:rPr>
-            <w:rStyle w:val="Hyperlink"/>
-            <w:b w:val="0"/>
-            <w:bCs/>
-            <w:sz w:val="26"/>
-            <w:szCs w:val="26"/>
-          </w:rPr>
-          <w:t>c</w:t>
-        </w:r>
-        <w:r>
-          <w:rPr>
-            <w:rStyle w:val="Hyperlink"/>
-            <w:b w:val="0"/>
-            <w:bCs/>
-            <w:sz w:val="26"/>
-            <w:szCs w:val="26"/>
-          </w:rPr>
-          <w:t>overy-system</w:t>
+          <w:t>https://github.com/quytmoiz146/watchdog-recovery-system</w:t>
         </w:r>
       </w:hyperlink>
     </w:p>
@@ -37403,10 +37590,9 @@
       </w:pPr>
     </w:p>
     <w:sectPr>
-      <w:footerReference w:type="default" r:id="rId24"/>
-      <w:type w:val="continuous"/>
-      <w:pgSz w:w="12240" w:h="15840" w:code="1"/>
-      <w:pgMar w:top="1134" w:right="1134" w:bottom="1134" w:left="1417" w:header="709" w:footer="709" w:gutter="0"/>
+      <w:footerReference w:type="default" r:id="rId25"/>
+      <w:pgSz w:w="11907" w:h="16840" w:code="9"/>
+      <w:pgMar w:top="1134" w:right="1134" w:bottom="1134" w:left="1418" w:header="709" w:footer="709" w:gutter="0"/>
       <w:pgNumType w:start="1"/>
       <w:cols w:space="720"/>
       <w:docGrid w:linePitch="360"/>
@@ -37416,7 +37602,7 @@
 </file>
 
 <file path=word/endnotes.xml><?xml version="1.0" encoding="utf-8"?>
-<w:endnotes xmlns:wpc="http://schemas.microsoft.com/office/word/2010/wordprocessingCanvas" xmlns:cx="http://schemas.microsoft.com/office/drawing/2014/chartex" xmlns:cx1="http://schemas.microsoft.com/office/drawing/2015/9/8/chartex" xmlns:cx2="http://schemas.microsoft.com/office/drawing/2015/10/21/chartex" xmlns:cx3="http://schemas.microsoft.com/office/drawing/2016/5/9/chartex" xmlns:cx4="http://schemas.microsoft.com/office/drawing/2016/5/10/chartex" xmlns:cx5="http://schemas.microsoft.com/office/drawing/2016/5/11/chartex" xmlns:cx6="http://schemas.microsoft.com/office/drawing/2016/5/12/chartex" xmlns:cx7="http://schemas.microsoft.com/office/drawing/2016/5/13/chartex" xmlns:cx8="http://schemas.microsoft.com/office/drawing/2016/5/14/chartex" xmlns:mc="http://schemas.openxmlformats.org/markup-compatibility/2006" xmlns:aink="http://schemas.microsoft.com/office/drawing/2016/ink" xmlns:am3d="http://schemas.microsoft.com/office/drawing/2017/model3d" xmlns:o="urn:schemas-microsoft-com:office:office" xmlns:oel="http://schemas.microsoft.com/office/2019/extlst" xmlns:r="http://schemas.openxmlformats.org/officeDocument/2006/relationships" xmlns:m="http://schemas.openxmlformats.org/officeDocument/2006/math" xmlns:v="urn:schemas-microsoft-com:vml" xmlns:wp14="http://schemas.microsoft.com/office/word/2010/wordprocessingDrawing" xmlns:wp="http://schemas.openxmlformats.org/drawingml/2006/wordprocessingDrawing" xmlns:w10="urn:schemas-microsoft-com:office:word" xmlns:w="http://schemas.openxmlformats.org/wordprocessingml/2006/main" xmlns:w14="http://schemas.microsoft.com/office/word/2010/wordml" xmlns:w15="http://schemas.microsoft.com/office/word/2012/wordml" xmlns:w16cex="http://schemas.microsoft.com/office/word/2018/wordml/cex" xmlns:w16cid="http://schemas.microsoft.com/office/word/2016/wordml/cid" xmlns:w16="http://schemas.microsoft.com/office/word/2018/wordml" xmlns:w16du="http://schemas.microsoft.com/office/word/2023/wordml/word16du" xmlns:w16sdtdh="http://schemas.microsoft.com/office/word/2020/wordml/sdtdatahash" xmlns:w16sdtfl="http://schemas.microsoft.com/office/word/2024/wordml/sdtformatlock" xmlns:w16se="http://schemas.microsoft.com/office/word/2015/wordml/symex" xmlns:wpg="http://schemas.microsoft.com/office/word/2010/wordprocessingGroup" xmlns:wpi="http://schemas.microsoft.com/office/word/2010/wordprocessingInk" xmlns:wne="http://schemas.microsoft.com/office/word/2006/wordml" xmlns:wps="http://schemas.microsoft.com/office/word/2010/wordprocessingShape" mc:Ignorable="w14 w15 w16se w16cid w16 w16cex w16sdtdh w16sdtfl w16du wp14">
+<w:endnotes xmlns:wpc="http://schemas.microsoft.com/office/word/2010/wordprocessingCanvas" xmlns:mc="http://schemas.openxmlformats.org/markup-compatibility/2006" xmlns:o="urn:schemas-microsoft-com:office:office" xmlns:r="http://schemas.openxmlformats.org/officeDocument/2006/relationships" xmlns:m="http://schemas.openxmlformats.org/officeDocument/2006/math" xmlns:v="urn:schemas-microsoft-com:vml" xmlns:wp14="http://schemas.microsoft.com/office/word/2010/wordprocessingDrawing" xmlns:wp="http://schemas.openxmlformats.org/drawingml/2006/wordprocessingDrawing" xmlns:w10="urn:schemas-microsoft-com:office:word" xmlns:w="http://schemas.openxmlformats.org/wordprocessingml/2006/main" xmlns:w14="http://schemas.microsoft.com/office/word/2010/wordml" xmlns:wpg="http://schemas.microsoft.com/office/word/2010/wordprocessingGroup" xmlns:wpi="http://schemas.microsoft.com/office/word/2010/wordprocessingInk" xmlns:wne="http://schemas.microsoft.com/office/word/2006/wordml" xmlns:wps="http://schemas.microsoft.com/office/word/2010/wordprocessingShape" mc:Ignorable="w14 wp14">
   <w:endnote w:type="separator" w:id="-1">
     <w:p>
       <w:pPr>
@@ -37441,7 +37627,7 @@
 </file>
 
 <file path=word/footer1.xml><?xml version="1.0" encoding="utf-8"?>
-<w:ftr xmlns:wpc="http://schemas.microsoft.com/office/word/2010/wordprocessingCanvas" xmlns:cx="http://schemas.microsoft.com/office/drawing/2014/chartex" xmlns:cx1="http://schemas.microsoft.com/office/drawing/2015/9/8/chartex" xmlns:cx2="http://schemas.microsoft.com/office/drawing/2015/10/21/chartex" xmlns:cx3="http://schemas.microsoft.com/office/drawing/2016/5/9/chartex" xmlns:cx4="http://schemas.microsoft.com/office/drawing/2016/5/10/chartex" xmlns:cx5="http://schemas.microsoft.com/office/drawing/2016/5/11/chartex" xmlns:cx6="http://schemas.microsoft.com/office/drawing/2016/5/12/chartex" xmlns:cx7="http://schemas.microsoft.com/office/drawing/2016/5/13/chartex" xmlns:cx8="http://schemas.microsoft.com/office/drawing/2016/5/14/chartex" xmlns:mc="http://schemas.openxmlformats.org/markup-compatibility/2006" xmlns:aink="http://schemas.microsoft.com/office/drawing/2016/ink" xmlns:am3d="http://schemas.microsoft.com/office/drawing/2017/model3d" xmlns:o="urn:schemas-microsoft-com:office:office" xmlns:oel="http://schemas.microsoft.com/office/2019/extlst" xmlns:r="http://schemas.openxmlformats.org/officeDocument/2006/relationships" xmlns:m="http://schemas.openxmlformats.org/officeDocument/2006/math" xmlns:v="urn:schemas-microsoft-com:vml" xmlns:wp14="http://schemas.microsoft.com/office/word/2010/wordprocessingDrawing" xmlns:wp="http://schemas.openxmlformats.org/drawingml/2006/wordprocessingDrawing" xmlns:w10="urn:schemas-microsoft-com:office:word" xmlns:w="http://schemas.openxmlformats.org/wordprocessingml/2006/main" xmlns:w14="http://schemas.microsoft.com/office/word/2010/wordml" xmlns:w15="http://schemas.microsoft.com/office/word/2012/wordml" xmlns:w16cex="http://schemas.microsoft.com/office/word/2018/wordml/cex" xmlns:w16cid="http://schemas.microsoft.com/office/word/2016/wordml/cid" xmlns:w16="http://schemas.microsoft.com/office/word/2018/wordml" xmlns:w16du="http://schemas.microsoft.com/office/word/2023/wordml/word16du" xmlns:w16sdtdh="http://schemas.microsoft.com/office/word/2020/wordml/sdtdatahash" xmlns:w16sdtfl="http://schemas.microsoft.com/office/word/2024/wordml/sdtformatlock" xmlns:w16se="http://schemas.microsoft.com/office/word/2015/wordml/symex" xmlns:wpg="http://schemas.microsoft.com/office/word/2010/wordprocessingGroup" xmlns:wpi="http://schemas.microsoft.com/office/word/2010/wordprocessingInk" xmlns:wne="http://schemas.microsoft.com/office/word/2006/wordml" xmlns:wps="http://schemas.microsoft.com/office/word/2010/wordprocessingShape" mc:Ignorable="w14 w15 w16se w16cid w16 w16cex w16sdtdh w16sdtfl w16du wp14">
+<w:ftr xmlns:wpc="http://schemas.microsoft.com/office/word/2010/wordprocessingCanvas" xmlns:mc="http://schemas.openxmlformats.org/markup-compatibility/2006" xmlns:o="urn:schemas-microsoft-com:office:office" xmlns:r="http://schemas.openxmlformats.org/officeDocument/2006/relationships" xmlns:m="http://schemas.openxmlformats.org/officeDocument/2006/math" xmlns:v="urn:schemas-microsoft-com:vml" xmlns:wp14="http://schemas.microsoft.com/office/word/2010/wordprocessingDrawing" xmlns:wp="http://schemas.openxmlformats.org/drawingml/2006/wordprocessingDrawing" xmlns:w10="urn:schemas-microsoft-com:office:word" xmlns:w="http://schemas.openxmlformats.org/wordprocessingml/2006/main" xmlns:w14="http://schemas.microsoft.com/office/word/2010/wordml" xmlns:wpg="http://schemas.microsoft.com/office/word/2010/wordprocessingGroup" xmlns:wpi="http://schemas.microsoft.com/office/word/2010/wordprocessingInk" xmlns:wne="http://schemas.microsoft.com/office/word/2006/wordml" xmlns:wps="http://schemas.microsoft.com/office/word/2010/wordprocessingShape" mc:Ignorable="w14 wp14">
   <w:p>
     <w:pPr>
       <w:jc w:val="center"/>
@@ -37451,7 +37637,7 @@
 </file>
 
 <file path=word/footer2.xml><?xml version="1.0" encoding="utf-8"?>
-<w:ftr xmlns:wpc="http://schemas.microsoft.com/office/word/2010/wordprocessingCanvas" xmlns:cx="http://schemas.microsoft.com/office/drawing/2014/chartex" xmlns:cx1="http://schemas.microsoft.com/office/drawing/2015/9/8/chartex" xmlns:cx2="http://schemas.microsoft.com/office/drawing/2015/10/21/chartex" xmlns:cx3="http://schemas.microsoft.com/office/drawing/2016/5/9/chartex" xmlns:cx4="http://schemas.microsoft.com/office/drawing/2016/5/10/chartex" xmlns:cx5="http://schemas.microsoft.com/office/drawing/2016/5/11/chartex" xmlns:cx6="http://schemas.microsoft.com/office/drawing/2016/5/12/chartex" xmlns:cx7="http://schemas.microsoft.com/office/drawing/2016/5/13/chartex" xmlns:cx8="http://schemas.microsoft.com/office/drawing/2016/5/14/chartex" xmlns:mc="http://schemas.openxmlformats.org/markup-compatibility/2006" xmlns:aink="http://schemas.microsoft.com/office/drawing/2016/ink" xmlns:am3d="http://schemas.microsoft.com/office/drawing/2017/model3d" xmlns:o="urn:schemas-microsoft-com:office:office" xmlns:oel="http://schemas.microsoft.com/office/2019/extlst" xmlns:r="http://schemas.openxmlformats.org/officeDocument/2006/relationships" xmlns:m="http://schemas.openxmlformats.org/officeDocument/2006/math" xmlns:v="urn:schemas-microsoft-com:vml" xmlns:wp14="http://schemas.microsoft.com/office/word/2010/wordprocessingDrawing" xmlns:wp="http://schemas.openxmlformats.org/drawingml/2006/wordprocessingDrawing" xmlns:w10="urn:schemas-microsoft-com:office:word" xmlns:w="http://schemas.openxmlformats.org/wordprocessingml/2006/main" xmlns:w14="http://schemas.microsoft.com/office/word/2010/wordml" xmlns:w15="http://schemas.microsoft.com/office/word/2012/wordml" xmlns:w16cex="http://schemas.microsoft.com/office/word/2018/wordml/cex" xmlns:w16cid="http://schemas.microsoft.com/office/word/2016/wordml/cid" xmlns:w16="http://schemas.microsoft.com/office/word/2018/wordml" xmlns:w16du="http://schemas.microsoft.com/office/word/2023/wordml/word16du" xmlns:w16sdtdh="http://schemas.microsoft.com/office/word/2020/wordml/sdtdatahash" xmlns:w16sdtfl="http://schemas.microsoft.com/office/word/2024/wordml/sdtformatlock" xmlns:w16se="http://schemas.microsoft.com/office/word/2015/wordml/symex" xmlns:wpg="http://schemas.microsoft.com/office/word/2010/wordprocessingGroup" xmlns:wpi="http://schemas.microsoft.com/office/word/2010/wordprocessingInk" xmlns:wne="http://schemas.microsoft.com/office/word/2006/wordml" xmlns:wps="http://schemas.microsoft.com/office/word/2010/wordprocessingShape" mc:Ignorable="w14 w15 w16se w16cid w16 w16cex w16sdtdh w16sdtfl w16du wp14">
+<w:ftr xmlns:wpc="http://schemas.microsoft.com/office/word/2010/wordprocessingCanvas" xmlns:mc="http://schemas.openxmlformats.org/markup-compatibility/2006" xmlns:o="urn:schemas-microsoft-com:office:office" xmlns:r="http://schemas.openxmlformats.org/officeDocument/2006/relationships" xmlns:m="http://schemas.openxmlformats.org/officeDocument/2006/math" xmlns:v="urn:schemas-microsoft-com:vml" xmlns:wp14="http://schemas.microsoft.com/office/word/2010/wordprocessingDrawing" xmlns:wp="http://schemas.openxmlformats.org/drawingml/2006/wordprocessingDrawing" xmlns:w10="urn:schemas-microsoft-com:office:word" xmlns:w="http://schemas.openxmlformats.org/wordprocessingml/2006/main" xmlns:w14="http://schemas.microsoft.com/office/word/2010/wordml" xmlns:wpg="http://schemas.microsoft.com/office/word/2010/wordprocessingGroup" xmlns:wpi="http://schemas.microsoft.com/office/word/2010/wordprocessingInk" xmlns:wne="http://schemas.microsoft.com/office/word/2006/wordml" xmlns:wps="http://schemas.microsoft.com/office/word/2010/wordprocessingShape" mc:Ignorable="w14 wp14">
   <w:sdt>
     <w:sdtPr>
       <w:id w:val="778217593"/>
@@ -37484,7 +37670,7 @@
           <w:rPr>
             <w:noProof/>
           </w:rPr>
-          <w:t>2</w:t>
+          <w:t>8</w:t>
         </w:r>
         <w:r>
           <w:rPr>
@@ -37504,7 +37690,7 @@
 </file>
 
 <file path=word/footnotes.xml><?xml version="1.0" encoding="utf-8"?>
-<w:footnotes xmlns:wpc="http://schemas.microsoft.com/office/word/2010/wordprocessingCanvas" xmlns:cx="http://schemas.microsoft.com/office/drawing/2014/chartex" xmlns:cx1="http://schemas.microsoft.com/office/drawing/2015/9/8/chartex" xmlns:cx2="http://schemas.microsoft.com/office/drawing/2015/10/21/chartex" xmlns:cx3="http://schemas.microsoft.com/office/drawing/2016/5/9/chartex" xmlns:cx4="http://schemas.microsoft.com/office/drawing/2016/5/10/chartex" xmlns:cx5="http://schemas.microsoft.com/office/drawing/2016/5/11/chartex" xmlns:cx6="http://schemas.microsoft.com/office/drawing/2016/5/12/chartex" xmlns:cx7="http://schemas.microsoft.com/office/drawing/2016/5/13/chartex" xmlns:cx8="http://schemas.microsoft.com/office/drawing/2016/5/14/chartex" xmlns:mc="http://schemas.openxmlformats.org/markup-compatibility/2006" xmlns:aink="http://schemas.microsoft.com/office/drawing/2016/ink" xmlns:am3d="http://schemas.microsoft.com/office/drawing/2017/model3d" xmlns:o="urn:schemas-microsoft-com:office:office" xmlns:oel="http://schemas.microsoft.com/office/2019/extlst" xmlns:r="http://schemas.openxmlformats.org/officeDocument/2006/relationships" xmlns:m="http://schemas.openxmlformats.org/officeDocument/2006/math" xmlns:v="urn:schemas-microsoft-com:vml" xmlns:wp14="http://schemas.microsoft.com/office/word/2010/wordprocessingDrawing" xmlns:wp="http://schemas.openxmlformats.org/drawingml/2006/wordprocessingDrawing" xmlns:w10="urn:schemas-microsoft-com:office:word" xmlns:w="http://schemas.openxmlformats.org/wordprocessingml/2006/main" xmlns:w14="http://schemas.microsoft.com/office/word/2010/wordml" xmlns:w15="http://schemas.microsoft.com/office/word/2012/wordml" xmlns:w16cex="http://schemas.microsoft.com/office/word/2018/wordml/cex" xmlns:w16cid="http://schemas.microsoft.com/office/word/2016/wordml/cid" xmlns:w16="http://schemas.microsoft.com/office/word/2018/wordml" xmlns:w16du="http://schemas.microsoft.com/office/word/2023/wordml/word16du" xmlns:w16sdtdh="http://schemas.microsoft.com/office/word/2020/wordml/sdtdatahash" xmlns:w16sdtfl="http://schemas.microsoft.com/office/word/2024/wordml/sdtformatlock" xmlns:w16se="http://schemas.microsoft.com/office/word/2015/wordml/symex" xmlns:wpg="http://schemas.microsoft.com/office/word/2010/wordprocessingGroup" xmlns:wpi="http://schemas.microsoft.com/office/word/2010/wordprocessingInk" xmlns:wne="http://schemas.microsoft.com/office/word/2006/wordml" xmlns:wps="http://schemas.microsoft.com/office/word/2010/wordprocessingShape" mc:Ignorable="w14 w15 w16se w16cid w16 w16cex w16sdtdh w16sdtfl w16du wp14">
+<w:footnotes xmlns:wpc="http://schemas.microsoft.com/office/word/2010/wordprocessingCanvas" xmlns:mc="http://schemas.openxmlformats.org/markup-compatibility/2006" xmlns:o="urn:schemas-microsoft-com:office:office" xmlns:r="http://schemas.openxmlformats.org/officeDocument/2006/relationships" xmlns:m="http://schemas.openxmlformats.org/officeDocument/2006/math" xmlns:v="urn:schemas-microsoft-com:vml" xmlns:wp14="http://schemas.microsoft.com/office/word/2010/wordprocessingDrawing" xmlns:wp="http://schemas.openxmlformats.org/drawingml/2006/wordprocessingDrawing" xmlns:w10="urn:schemas-microsoft-com:office:word" xmlns:w="http://schemas.openxmlformats.org/wordprocessingml/2006/main" xmlns:w14="http://schemas.microsoft.com/office/word/2010/wordml" xmlns:wpg="http://schemas.microsoft.com/office/word/2010/wordprocessingGroup" xmlns:wpi="http://schemas.microsoft.com/office/word/2010/wordprocessingInk" xmlns:wne="http://schemas.microsoft.com/office/word/2006/wordml" xmlns:wps="http://schemas.microsoft.com/office/word/2010/wordprocessingShape" mc:Ignorable="w14 wp14">
   <w:footnote w:type="separator" w:id="-1">
     <w:p>
       <w:pPr>
@@ -37529,8 +37715,8 @@
 </file>
 
 <file path=word/numbering.xml><?xml version="1.0" encoding="utf-8"?>
-<w:numbering xmlns:wpc="http://schemas.microsoft.com/office/word/2010/wordprocessingCanvas" xmlns:cx="http://schemas.microsoft.com/office/drawing/2014/chartex" xmlns:cx1="http://schemas.microsoft.com/office/drawing/2015/9/8/chartex" xmlns:cx2="http://schemas.microsoft.com/office/drawing/2015/10/21/chartex" xmlns:cx3="http://schemas.microsoft.com/office/drawing/2016/5/9/chartex" xmlns:cx4="http://schemas.microsoft.com/office/drawing/2016/5/10/chartex" xmlns:cx5="http://schemas.microsoft.com/office/drawing/2016/5/11/chartex" xmlns:cx6="http://schemas.microsoft.com/office/drawing/2016/5/12/chartex" xmlns:cx7="http://schemas.microsoft.com/office/drawing/2016/5/13/chartex" xmlns:cx8="http://schemas.microsoft.com/office/drawing/2016/5/14/chartex" xmlns:mc="http://schemas.openxmlformats.org/markup-compatibility/2006" xmlns:aink="http://schemas.microsoft.com/office/drawing/2016/ink" xmlns:am3d="http://schemas.microsoft.com/office/drawing/2017/model3d" xmlns:o="urn:schemas-microsoft-com:office:office" xmlns:oel="http://schemas.microsoft.com/office/2019/extlst" xmlns:r="http://schemas.openxmlformats.org/officeDocument/2006/relationships" xmlns:m="http://schemas.openxmlformats.org/officeDocument/2006/math" xmlns:v="urn:schemas-microsoft-com:vml" xmlns:wp14="http://schemas.microsoft.com/office/word/2010/wordprocessingDrawing" xmlns:wp="http://schemas.openxmlformats.org/drawingml/2006/wordprocessingDrawing" xmlns:w10="urn:schemas-microsoft-com:office:word" xmlns:w="http://schemas.openxmlformats.org/wordprocessingml/2006/main" xmlns:w14="http://schemas.microsoft.com/office/word/2010/wordml" xmlns:w15="http://schemas.microsoft.com/office/word/2012/wordml" xmlns:w16cex="http://schemas.microsoft.com/office/word/2018/wordml/cex" xmlns:w16cid="http://schemas.microsoft.com/office/word/2016/wordml/cid" xmlns:w16="http://schemas.microsoft.com/office/word/2018/wordml" xmlns:w16du="http://schemas.microsoft.com/office/word/2023/wordml/word16du" xmlns:w16sdtdh="http://schemas.microsoft.com/office/word/2020/wordml/sdtdatahash" xmlns:w16sdtfl="http://schemas.microsoft.com/office/word/2024/wordml/sdtformatlock" xmlns:w16se="http://schemas.microsoft.com/office/word/2015/wordml/symex" xmlns:wpg="http://schemas.microsoft.com/office/word/2010/wordprocessingGroup" xmlns:wpi="http://schemas.microsoft.com/office/word/2010/wordprocessingInk" xmlns:wne="http://schemas.microsoft.com/office/word/2006/wordml" xmlns:wps="http://schemas.microsoft.com/office/word/2010/wordprocessingShape" mc:Ignorable="w14 w15 w16se w16cid w16 w16cex w16sdtdh w16sdtfl w16du wp14">
-  <w:abstractNum w:abstractNumId="0" w15:restartNumberingAfterBreak="0">
+<w:numbering xmlns:wpc="http://schemas.microsoft.com/office/word/2010/wordprocessingCanvas" xmlns:mc="http://schemas.openxmlformats.org/markup-compatibility/2006" xmlns:o="urn:schemas-microsoft-com:office:office" xmlns:r="http://schemas.openxmlformats.org/officeDocument/2006/relationships" xmlns:m="http://schemas.openxmlformats.org/officeDocument/2006/math" xmlns:v="urn:schemas-microsoft-com:vml" xmlns:wp14="http://schemas.microsoft.com/office/word/2010/wordprocessingDrawing" xmlns:wp="http://schemas.openxmlformats.org/drawingml/2006/wordprocessingDrawing" xmlns:w10="urn:schemas-microsoft-com:office:word" xmlns:w="http://schemas.openxmlformats.org/wordprocessingml/2006/main" xmlns:w14="http://schemas.microsoft.com/office/word/2010/wordml" xmlns:wpg="http://schemas.microsoft.com/office/word/2010/wordprocessingGroup" xmlns:wpi="http://schemas.microsoft.com/office/word/2010/wordprocessingInk" xmlns:wne="http://schemas.microsoft.com/office/word/2006/wordml" xmlns:wps="http://schemas.microsoft.com/office/word/2010/wordprocessingShape" mc:Ignorable="w14 wp14">
+  <w:abstractNum w:abstractNumId="0">
     <w:nsid w:val="0A8E1DFF"/>
     <w:multiLevelType w:val="hybridMultilevel"/>
     <w:tmpl w:val="C7720D04"/>
@@ -37644,7 +37830,7 @@
       </w:rPr>
     </w:lvl>
   </w:abstractNum>
-  <w:abstractNum w:abstractNumId="1" w15:restartNumberingAfterBreak="0">
+  <w:abstractNum w:abstractNumId="1">
     <w:nsid w:val="2B0C3261"/>
     <w:multiLevelType w:val="hybridMultilevel"/>
     <w:tmpl w:val="886AEBF4"/>
@@ -37759,7 +37945,7 @@
       </w:rPr>
     </w:lvl>
   </w:abstractNum>
-  <w:abstractNum w:abstractNumId="2" w15:restartNumberingAfterBreak="0">
+  <w:abstractNum w:abstractNumId="2">
     <w:nsid w:val="706C27B9"/>
     <w:multiLevelType w:val="hybridMultilevel"/>
     <w:tmpl w:val="42A2A164"/>
@@ -37845,20 +38031,20 @@
       </w:pPr>
     </w:lvl>
   </w:abstractNum>
-  <w:num w:numId="1" w16cid:durableId="1240208894">
+  <w:num w:numId="1">
     <w:abstractNumId w:val="2"/>
   </w:num>
-  <w:num w:numId="2" w16cid:durableId="1129516139">
+  <w:num w:numId="2">
     <w:abstractNumId w:val="1"/>
   </w:num>
-  <w:num w:numId="3" w16cid:durableId="561017030">
+  <w:num w:numId="3">
     <w:abstractNumId w:val="0"/>
   </w:num>
 </w:numbering>
 </file>
 
 <file path=word/styles.xml><?xml version="1.0" encoding="utf-8"?>
-<w:styles xmlns:mc="http://schemas.openxmlformats.org/markup-compatibility/2006" xmlns:r="http://schemas.openxmlformats.org/officeDocument/2006/relationships" xmlns:w="http://schemas.openxmlformats.org/wordprocessingml/2006/main" xmlns:w14="http://schemas.microsoft.com/office/word/2010/wordml" xmlns:w15="http://schemas.microsoft.com/office/word/2012/wordml" xmlns:w16cex="http://schemas.microsoft.com/office/word/2018/wordml/cex" xmlns:w16cid="http://schemas.microsoft.com/office/word/2016/wordml/cid" xmlns:w16="http://schemas.microsoft.com/office/word/2018/wordml" xmlns:w16du="http://schemas.microsoft.com/office/word/2023/wordml/word16du" xmlns:w16sdtdh="http://schemas.microsoft.com/office/word/2020/wordml/sdtdatahash" xmlns:w16sdtfl="http://schemas.microsoft.com/office/word/2024/wordml/sdtformatlock" xmlns:w16se="http://schemas.microsoft.com/office/word/2015/wordml/symex" mc:Ignorable="w14 w15 w16se w16cid w16 w16cex w16sdtdh w16sdtfl w16du">
+<w:styles xmlns:mc="http://schemas.openxmlformats.org/markup-compatibility/2006" xmlns:r="http://schemas.openxmlformats.org/officeDocument/2006/relationships" xmlns:w="http://schemas.openxmlformats.org/wordprocessingml/2006/main" xmlns:w14="http://schemas.microsoft.com/office/word/2010/wordml" mc:Ignorable="w14">
   <w:docDefaults>
     <w:rPrDefault>
       <w:rPr>
@@ -37874,383 +38060,144 @@
       </w:pPr>
     </w:pPrDefault>
   </w:docDefaults>
-  <w:latentStyles w:defLockedState="0" w:defUIPriority="99" w:defSemiHidden="0" w:defUnhideWhenUsed="0" w:defQFormat="0" w:count="376">
-    <w:lsdException w:name="Normal" w:uiPriority="0" w:qFormat="1"/>
-    <w:lsdException w:name="heading 1" w:uiPriority="9" w:qFormat="1"/>
-    <w:lsdException w:name="heading 2" w:semiHidden="1" w:uiPriority="9" w:unhideWhenUsed="1" w:qFormat="1"/>
-    <w:lsdException w:name="heading 3" w:semiHidden="1" w:uiPriority="9" w:unhideWhenUsed="1" w:qFormat="1"/>
-    <w:lsdException w:name="heading 4" w:semiHidden="1" w:uiPriority="9" w:unhideWhenUsed="1" w:qFormat="1"/>
-    <w:lsdException w:name="heading 5" w:semiHidden="1" w:uiPriority="9" w:unhideWhenUsed="1" w:qFormat="1"/>
-    <w:lsdException w:name="heading 6" w:semiHidden="1" w:uiPriority="9" w:unhideWhenUsed="1" w:qFormat="1"/>
-    <w:lsdException w:name="heading 7" w:semiHidden="1" w:uiPriority="9" w:unhideWhenUsed="1" w:qFormat="1"/>
-    <w:lsdException w:name="heading 8" w:semiHidden="1" w:uiPriority="9" w:unhideWhenUsed="1" w:qFormat="1"/>
-    <w:lsdException w:name="heading 9" w:semiHidden="1" w:uiPriority="9" w:unhideWhenUsed="1" w:qFormat="1"/>
-    <w:lsdException w:name="index 1" w:semiHidden="1" w:unhideWhenUsed="1"/>
-    <w:lsdException w:name="index 2" w:semiHidden="1" w:unhideWhenUsed="1"/>
-    <w:lsdException w:name="index 3" w:semiHidden="1" w:unhideWhenUsed="1"/>
-    <w:lsdException w:name="index 4" w:semiHidden="1" w:unhideWhenUsed="1"/>
-    <w:lsdException w:name="index 5" w:semiHidden="1" w:unhideWhenUsed="1"/>
-    <w:lsdException w:name="index 6" w:semiHidden="1" w:unhideWhenUsed="1"/>
-    <w:lsdException w:name="index 7" w:semiHidden="1" w:unhideWhenUsed="1"/>
-    <w:lsdException w:name="index 8" w:semiHidden="1" w:unhideWhenUsed="1"/>
-    <w:lsdException w:name="index 9" w:semiHidden="1" w:unhideWhenUsed="1"/>
-    <w:lsdException w:name="toc 1" w:semiHidden="1" w:uiPriority="39" w:unhideWhenUsed="1"/>
-    <w:lsdException w:name="toc 2" w:semiHidden="1" w:uiPriority="39" w:unhideWhenUsed="1"/>
-    <w:lsdException w:name="toc 3" w:semiHidden="1" w:uiPriority="39" w:unhideWhenUsed="1"/>
-    <w:lsdException w:name="toc 4" w:semiHidden="1" w:uiPriority="39" w:unhideWhenUsed="1"/>
-    <w:lsdException w:name="toc 5" w:semiHidden="1" w:uiPriority="39" w:unhideWhenUsed="1"/>
-    <w:lsdException w:name="toc 6" w:semiHidden="1" w:uiPriority="39" w:unhideWhenUsed="1"/>
-    <w:lsdException w:name="toc 7" w:semiHidden="1" w:uiPriority="39" w:unhideWhenUsed="1"/>
-    <w:lsdException w:name="toc 8" w:semiHidden="1" w:uiPriority="39" w:unhideWhenUsed="1"/>
-    <w:lsdException w:name="toc 9" w:semiHidden="1" w:uiPriority="39" w:unhideWhenUsed="1"/>
-    <w:lsdException w:name="Normal Indent" w:semiHidden="1" w:unhideWhenUsed="1"/>
-    <w:lsdException w:name="footnote text" w:semiHidden="1" w:unhideWhenUsed="1"/>
-    <w:lsdException w:name="annotation text" w:semiHidden="1" w:unhideWhenUsed="1"/>
-    <w:lsdException w:name="header" w:semiHidden="1" w:unhideWhenUsed="1"/>
-    <w:lsdException w:name="footer" w:semiHidden="1" w:unhideWhenUsed="1"/>
-    <w:lsdException w:name="index heading" w:semiHidden="1" w:unhideWhenUsed="1"/>
-    <w:lsdException w:name="caption" w:semiHidden="1" w:uiPriority="35" w:unhideWhenUsed="1" w:qFormat="1"/>
-    <w:lsdException w:name="table of figures" w:semiHidden="1" w:unhideWhenUsed="1"/>
-    <w:lsdException w:name="envelope address" w:semiHidden="1" w:unhideWhenUsed="1"/>
-    <w:lsdException w:name="envelope return" w:semiHidden="1" w:unhideWhenUsed="1"/>
-    <w:lsdException w:name="footnote reference" w:semiHidden="1" w:unhideWhenUsed="1"/>
-    <w:lsdException w:name="annotation reference" w:semiHidden="1" w:unhideWhenUsed="1"/>
-    <w:lsdException w:name="line number" w:semiHidden="1" w:unhideWhenUsed="1"/>
-    <w:lsdException w:name="page number" w:semiHidden="1" w:unhideWhenUsed="1"/>
-    <w:lsdException w:name="endnote reference" w:semiHidden="1" w:unhideWhenUsed="1"/>
-    <w:lsdException w:name="endnote text" w:semiHidden="1" w:unhideWhenUsed="1"/>
-    <w:lsdException w:name="table of authorities" w:semiHidden="1" w:unhideWhenUsed="1"/>
-    <w:lsdException w:name="macro" w:semiHidden="1" w:unhideWhenUsed="1"/>
-    <w:lsdException w:name="toa heading" w:semiHidden="1" w:unhideWhenUsed="1"/>
-    <w:lsdException w:name="List" w:semiHidden="1" w:unhideWhenUsed="1"/>
-    <w:lsdException w:name="List Bullet" w:semiHidden="1" w:unhideWhenUsed="1"/>
-    <w:lsdException w:name="List Number" w:semiHidden="1" w:unhideWhenUsed="1"/>
-    <w:lsdException w:name="List 2" w:semiHidden="1" w:unhideWhenUsed="1"/>
-    <w:lsdException w:name="List 3" w:semiHidden="1" w:unhideWhenUsed="1"/>
-    <w:lsdException w:name="List 4" w:semiHidden="1" w:unhideWhenUsed="1"/>
-    <w:lsdException w:name="List 5" w:semiHidden="1" w:unhideWhenUsed="1"/>
-    <w:lsdException w:name="List Bullet 2" w:semiHidden="1" w:unhideWhenUsed="1"/>
-    <w:lsdException w:name="List Bullet 3" w:semiHidden="1" w:unhideWhenUsed="1"/>
-    <w:lsdException w:name="List Bullet 4" w:semiHidden="1" w:unhideWhenUsed="1"/>
-    <w:lsdException w:name="List Bullet 5" w:semiHidden="1" w:unhideWhenUsed="1"/>
-    <w:lsdException w:name="List Number 2" w:semiHidden="1" w:unhideWhenUsed="1"/>
-    <w:lsdException w:name="List Number 3" w:semiHidden="1" w:unhideWhenUsed="1"/>
-    <w:lsdException w:name="List Number 4" w:semiHidden="1" w:unhideWhenUsed="1"/>
-    <w:lsdException w:name="List Number 5" w:semiHidden="1" w:unhideWhenUsed="1"/>
-    <w:lsdException w:name="Title" w:uiPriority="10" w:qFormat="1"/>
-    <w:lsdException w:name="Closing" w:semiHidden="1" w:unhideWhenUsed="1"/>
-    <w:lsdException w:name="Signature" w:semiHidden="1" w:unhideWhenUsed="1"/>
-    <w:lsdException w:name="Default Paragraph Font" w:semiHidden="1" w:uiPriority="1" w:unhideWhenUsed="1"/>
-    <w:lsdException w:name="Body Text" w:semiHidden="1" w:unhideWhenUsed="1"/>
-    <w:lsdException w:name="Body Text Indent" w:semiHidden="1" w:unhideWhenUsed="1"/>
-    <w:lsdException w:name="List Continue" w:semiHidden="1" w:unhideWhenUsed="1"/>
-    <w:lsdException w:name="List Continue 2" w:semiHidden="1" w:unhideWhenUsed="1"/>
-    <w:lsdException w:name="List Continue 3" w:semiHidden="1" w:unhideWhenUsed="1"/>
-    <w:lsdException w:name="List Continue 4" w:semiHidden="1" w:unhideWhenUsed="1"/>
-    <w:lsdException w:name="List Continue 5" w:semiHidden="1" w:unhideWhenUsed="1"/>
-    <w:lsdException w:name="Message Header" w:semiHidden="1" w:unhideWhenUsed="1"/>
-    <w:lsdException w:name="Subtitle" w:uiPriority="11" w:qFormat="1"/>
-    <w:lsdException w:name="Salutation" w:semiHidden="1" w:unhideWhenUsed="1"/>
-    <w:lsdException w:name="Date" w:semiHidden="1" w:unhideWhenUsed="1"/>
-    <w:lsdException w:name="Body Text First Indent" w:semiHidden="1" w:unhideWhenUsed="1"/>
-    <w:lsdException w:name="Body Text First Indent 2" w:semiHidden="1" w:unhideWhenUsed="1"/>
-    <w:lsdException w:name="Note Heading" w:semiHidden="1" w:unhideWhenUsed="1"/>
-    <w:lsdException w:name="Body Text 2" w:semiHidden="1" w:unhideWhenUsed="1"/>
-    <w:lsdException w:name="Body Text 3" w:semiHidden="1" w:unhideWhenUsed="1"/>
-    <w:lsdException w:name="Body Text Indent 2" w:semiHidden="1" w:unhideWhenUsed="1"/>
-    <w:lsdException w:name="Body Text Indent 3" w:semiHidden="1" w:unhideWhenUsed="1"/>
-    <w:lsdException w:name="Block Text" w:semiHidden="1" w:unhideWhenUsed="1"/>
-    <w:lsdException w:name="Hyperlink" w:semiHidden="1" w:unhideWhenUsed="1"/>
-    <w:lsdException w:name="FollowedHyperlink" w:semiHidden="1" w:unhideWhenUsed="1"/>
-    <w:lsdException w:name="Strong" w:uiPriority="22" w:qFormat="1"/>
-    <w:lsdException w:name="Emphasis" w:uiPriority="20" w:qFormat="1"/>
-    <w:lsdException w:name="Document Map" w:semiHidden="1" w:unhideWhenUsed="1"/>
-    <w:lsdException w:name="Plain Text" w:semiHidden="1" w:unhideWhenUsed="1"/>
-    <w:lsdException w:name="E-mail Signature" w:semiHidden="1" w:unhideWhenUsed="1"/>
-    <w:lsdException w:name="HTML Top of Form" w:semiHidden="1" w:unhideWhenUsed="1"/>
-    <w:lsdException w:name="HTML Bottom of Form" w:semiHidden="1" w:unhideWhenUsed="1"/>
-    <w:lsdException w:name="Normal (Web)" w:semiHidden="1" w:unhideWhenUsed="1"/>
-    <w:lsdException w:name="HTML Acronym" w:semiHidden="1" w:unhideWhenUsed="1"/>
-    <w:lsdException w:name="HTML Address" w:semiHidden="1" w:unhideWhenUsed="1"/>
-    <w:lsdException w:name="HTML Cite" w:semiHidden="1" w:unhideWhenUsed="1"/>
-    <w:lsdException w:name="HTML Code" w:semiHidden="1" w:unhideWhenUsed="1"/>
-    <w:lsdException w:name="HTML Definition" w:semiHidden="1" w:unhideWhenUsed="1"/>
-    <w:lsdException w:name="HTML Keyboard" w:semiHidden="1" w:unhideWhenUsed="1"/>
-    <w:lsdException w:name="HTML Preformatted" w:semiHidden="1" w:unhideWhenUsed="1"/>
-    <w:lsdException w:name="HTML Sample" w:semiHidden="1" w:unhideWhenUsed="1"/>
-    <w:lsdException w:name="HTML Typewriter" w:semiHidden="1" w:unhideWhenUsed="1"/>
-    <w:lsdException w:name="HTML Variable" w:semiHidden="1" w:unhideWhenUsed="1"/>
-    <w:lsdException w:name="Normal Table" w:semiHidden="1" w:unhideWhenUsed="1"/>
-    <w:lsdException w:name="annotation subject" w:semiHidden="1" w:unhideWhenUsed="1"/>
-    <w:lsdException w:name="No List" w:semiHidden="1" w:unhideWhenUsed="1"/>
-    <w:lsdException w:name="Outline List 1" w:semiHidden="1" w:unhideWhenUsed="1"/>
-    <w:lsdException w:name="Outline List 2" w:semiHidden="1" w:unhideWhenUsed="1"/>
-    <w:lsdException w:name="Outline List 3" w:semiHidden="1" w:unhideWhenUsed="1"/>
-    <w:lsdException w:name="Table Simple 1" w:semiHidden="1" w:unhideWhenUsed="1"/>
-    <w:lsdException w:name="Table Simple 2" w:semiHidden="1" w:unhideWhenUsed="1"/>
-    <w:lsdException w:name="Table Simple 3" w:semiHidden="1" w:unhideWhenUsed="1"/>
-    <w:lsdException w:name="Table Classic 1" w:semiHidden="1" w:unhideWhenUsed="1"/>
-    <w:lsdException w:name="Table Classic 2" w:semiHidden="1" w:unhideWhenUsed="1"/>
-    <w:lsdException w:name="Table Classic 3" w:semiHidden="1" w:unhideWhenUsed="1"/>
-    <w:lsdException w:name="Table Classic 4" w:semiHidden="1" w:unhideWhenUsed="1"/>
-    <w:lsdException w:name="Table Colorful 1" w:semiHidden="1" w:unhideWhenUsed="1"/>
-    <w:lsdException w:name="Table Colorful 2" w:semiHidden="1" w:unhideWhenUsed="1"/>
-    <w:lsdException w:name="Table Colorful 3" w:semiHidden="1" w:unhideWhenUsed="1"/>
-    <w:lsdException w:name="Table Columns 1" w:semiHidden="1" w:unhideWhenUsed="1"/>
-    <w:lsdException w:name="Table Columns 2" w:semiHidden="1" w:unhideWhenUsed="1"/>
-    <w:lsdException w:name="Table Columns 3" w:semiHidden="1" w:unhideWhenUsed="1"/>
-    <w:lsdException w:name="Table Columns 4" w:semiHidden="1" w:unhideWhenUsed="1"/>
-    <w:lsdException w:name="Table Columns 5" w:semiHidden="1" w:unhideWhenUsed="1"/>
-    <w:lsdException w:name="Table Grid 1" w:semiHidden="1" w:unhideWhenUsed="1"/>
-    <w:lsdException w:name="Table Grid 2" w:semiHidden="1" w:unhideWhenUsed="1"/>
-    <w:lsdException w:name="Table Grid 3" w:semiHidden="1" w:unhideWhenUsed="1"/>
-    <w:lsdException w:name="Table Grid 4" w:semiHidden="1" w:unhideWhenUsed="1"/>
-    <w:lsdException w:name="Table Grid 5" w:semiHidden="1" w:unhideWhenUsed="1"/>
-    <w:lsdException w:name="Table Grid 6" w:semiHidden="1" w:unhideWhenUsed="1"/>
-    <w:lsdException w:name="Table Grid 7" w:semiHidden="1" w:unhideWhenUsed="1"/>
-    <w:lsdException w:name="Table Grid 8" w:semiHidden="1" w:unhideWhenUsed="1"/>
-    <w:lsdException w:name="Table List 1" w:semiHidden="1" w:unhideWhenUsed="1"/>
-    <w:lsdException w:name="Table List 2" w:semiHidden="1" w:unhideWhenUsed="1"/>
-    <w:lsdException w:name="Table List 3" w:semiHidden="1" w:unhideWhenUsed="1"/>
-    <w:lsdException w:name="Table List 4" w:semiHidden="1" w:unhideWhenUsed="1"/>
-    <w:lsdException w:name="Table List 5" w:semiHidden="1" w:unhideWhenUsed="1"/>
-    <w:lsdException w:name="Table List 6" w:semiHidden="1" w:unhideWhenUsed="1"/>
-    <w:lsdException w:name="Table List 7" w:semiHidden="1" w:unhideWhenUsed="1"/>
-    <w:lsdException w:name="Table List 8" w:semiHidden="1" w:unhideWhenUsed="1"/>
-    <w:lsdException w:name="Table 3D effects 1" w:semiHidden="1" w:unhideWhenUsed="1"/>
-    <w:lsdException w:name="Table 3D effects 2" w:semiHidden="1" w:unhideWhenUsed="1"/>
-    <w:lsdException w:name="Table 3D effects 3" w:semiHidden="1" w:unhideWhenUsed="1"/>
-    <w:lsdException w:name="Table Contemporary" w:semiHidden="1" w:unhideWhenUsed="1"/>
-    <w:lsdException w:name="Table Elegant" w:semiHidden="1" w:unhideWhenUsed="1"/>
-    <w:lsdException w:name="Table Professional" w:semiHidden="1" w:unhideWhenUsed="1"/>
-    <w:lsdException w:name="Table Subtle 1" w:semiHidden="1" w:unhideWhenUsed="1"/>
-    <w:lsdException w:name="Table Subtle 2" w:semiHidden="1" w:unhideWhenUsed="1"/>
-    <w:lsdException w:name="Table Web 1" w:semiHidden="1" w:unhideWhenUsed="1"/>
-    <w:lsdException w:name="Table Web 2" w:semiHidden="1" w:unhideWhenUsed="1"/>
-    <w:lsdException w:name="Table Web 3" w:semiHidden="1" w:unhideWhenUsed="1"/>
-    <w:lsdException w:name="Balloon Text" w:semiHidden="1" w:unhideWhenUsed="1"/>
-    <w:lsdException w:name="Table Grid" w:uiPriority="39"/>
-    <w:lsdException w:name="Table Theme" w:semiHidden="1" w:unhideWhenUsed="1"/>
-    <w:lsdException w:name="Placeholder Text" w:semiHidden="1"/>
-    <w:lsdException w:name="No Spacing" w:uiPriority="1" w:qFormat="1"/>
-    <w:lsdException w:name="Light Shading" w:uiPriority="60"/>
-    <w:lsdException w:name="Light List" w:uiPriority="61"/>
-    <w:lsdException w:name="Light Grid" w:uiPriority="62"/>
-    <w:lsdException w:name="Medium Shading 1" w:uiPriority="63"/>
-    <w:lsdException w:name="Medium Shading 2" w:uiPriority="64"/>
-    <w:lsdException w:name="Medium List 1" w:uiPriority="65"/>
-    <w:lsdException w:name="Medium List 2" w:uiPriority="66"/>
-    <w:lsdException w:name="Medium Grid 1" w:uiPriority="67"/>
-    <w:lsdException w:name="Medium Grid 2" w:uiPriority="68"/>
-    <w:lsdException w:name="Medium Grid 3" w:uiPriority="69"/>
-    <w:lsdException w:name="Dark List" w:uiPriority="70"/>
-    <w:lsdException w:name="Colorful Shading" w:uiPriority="71"/>
-    <w:lsdException w:name="Colorful List" w:uiPriority="72"/>
-    <w:lsdException w:name="Colorful Grid" w:uiPriority="73"/>
-    <w:lsdException w:name="Light Shading Accent 1" w:uiPriority="60"/>
-    <w:lsdException w:name="Light List Accent 1" w:uiPriority="61"/>
-    <w:lsdException w:name="Light Grid Accent 1" w:uiPriority="62"/>
-    <w:lsdException w:name="Medium Shading 1 Accent 1" w:uiPriority="63"/>
-    <w:lsdException w:name="Medium Shading 2 Accent 1" w:uiPriority="64"/>
-    <w:lsdException w:name="Medium List 1 Accent 1" w:uiPriority="65"/>
-    <w:lsdException w:name="Revision" w:semiHidden="1"/>
-    <w:lsdException w:name="List Paragraph" w:uiPriority="34" w:qFormat="1"/>
-    <w:lsdException w:name="Quote" w:uiPriority="29" w:qFormat="1"/>
-    <w:lsdException w:name="Intense Quote" w:uiPriority="30" w:qFormat="1"/>
-    <w:lsdException w:name="Medium List 2 Accent 1" w:uiPriority="66"/>
-    <w:lsdException w:name="Medium Grid 1 Accent 1" w:uiPriority="67"/>
-    <w:lsdException w:name="Medium Grid 2 Accent 1" w:uiPriority="68"/>
-    <w:lsdException w:name="Medium Grid 3 Accent 1" w:uiPriority="69"/>
-    <w:lsdException w:name="Dark List Accent 1" w:uiPriority="70"/>
-    <w:lsdException w:name="Colorful Shading Accent 1" w:uiPriority="71"/>
-    <w:lsdException w:name="Colorful List Accent 1" w:uiPriority="72"/>
-    <w:lsdException w:name="Colorful Grid Accent 1" w:uiPriority="73"/>
-    <w:lsdException w:name="Light Shading Accent 2" w:uiPriority="60"/>
-    <w:lsdException w:name="Light List Accent 2" w:uiPriority="61"/>
-    <w:lsdException w:name="Light Grid Accent 2" w:uiPriority="62"/>
-    <w:lsdException w:name="Medium Shading 1 Accent 2" w:uiPriority="63"/>
-    <w:lsdException w:name="Medium Shading 2 Accent 2" w:uiPriority="64"/>
-    <w:lsdException w:name="Medium List 1 Accent 2" w:uiPriority="65"/>
-    <w:lsdException w:name="Medium List 2 Accent 2" w:uiPriority="66"/>
-    <w:lsdException w:name="Medium Grid 1 Accent 2" w:uiPriority="67"/>
-    <w:lsdException w:name="Medium Grid 2 Accent 2" w:uiPriority="68"/>
-    <w:lsdException w:name="Medium Grid 3 Accent 2" w:uiPriority="69"/>
-    <w:lsdException w:name="Dark List Accent 2" w:uiPriority="70"/>
-    <w:lsdException w:name="Colorful Shading Accent 2" w:uiPriority="71"/>
-    <w:lsdException w:name="Colorful List Accent 2" w:uiPriority="72"/>
-    <w:lsdException w:name="Colorful Grid Accent 2" w:uiPriority="73"/>
-    <w:lsdException w:name="Light Shading Accent 3" w:uiPriority="60"/>
-    <w:lsdException w:name="Light List Accent 3" w:uiPriority="61"/>
-    <w:lsdException w:name="Light Grid Accent 3" w:uiPriority="62"/>
-    <w:lsdException w:name="Medium Shading 1 Accent 3" w:uiPriority="63"/>
-    <w:lsdException w:name="Medium Shading 2 Accent 3" w:uiPriority="64"/>
-    <w:lsdException w:name="Medium List 1 Accent 3" w:uiPriority="65"/>
-    <w:lsdException w:name="Medium List 2 Accent 3" w:uiPriority="66"/>
-    <w:lsdException w:name="Medium Grid 1 Accent 3" w:uiPriority="67"/>
-    <w:lsdException w:name="Medium Grid 2 Accent 3" w:uiPriority="68"/>
-    <w:lsdException w:name="Medium Grid 3 Accent 3" w:uiPriority="69"/>
-    <w:lsdException w:name="Dark List Accent 3" w:uiPriority="70"/>
-    <w:lsdException w:name="Colorful Shading Accent 3" w:uiPriority="71"/>
-    <w:lsdException w:name="Colorful List Accent 3" w:uiPriority="72"/>
-    <w:lsdException w:name="Colorful Grid Accent 3" w:uiPriority="73"/>
-    <w:lsdException w:name="Light Shading Accent 4" w:uiPriority="60"/>
-    <w:lsdException w:name="Light List Accent 4" w:uiPriority="61"/>
-    <w:lsdException w:name="Light Grid Accent 4" w:uiPriority="62"/>
-    <w:lsdException w:name="Medium Shading 1 Accent 4" w:uiPriority="63"/>
-    <w:lsdException w:name="Medium Shading 2 Accent 4" w:uiPriority="64"/>
-    <w:lsdException w:name="Medium List 1 Accent 4" w:uiPriority="65"/>
-    <w:lsdException w:name="Medium List 2 Accent 4" w:uiPriority="66"/>
-    <w:lsdException w:name="Medium Grid 1 Accent 4" w:uiPriority="67"/>
-    <w:lsdException w:name="Medium Grid 2 Accent 4" w:uiPriority="68"/>
-    <w:lsdException w:name="Medium Grid 3 Accent 4" w:uiPriority="69"/>
-    <w:lsdException w:name="Dark List Accent 4" w:uiPriority="70"/>
-    <w:lsdException w:name="Colorful Shading Accent 4" w:uiPriority="71"/>
-    <w:lsdException w:name="Colorful List Accent 4" w:uiPriority="72"/>
-    <w:lsdException w:name="Colorful Grid Accent 4" w:uiPriority="73"/>
-    <w:lsdException w:name="Light Shading Accent 5" w:uiPriority="60"/>
-    <w:lsdException w:name="Light List Accent 5" w:uiPriority="61"/>
-    <w:lsdException w:name="Light Grid Accent 5" w:uiPriority="62"/>
-    <w:lsdException w:name="Medium Shading 1 Accent 5" w:uiPriority="63"/>
-    <w:lsdException w:name="Medium Shading 2 Accent 5" w:uiPriority="64"/>
-    <w:lsdException w:name="Medium List 1 Accent 5" w:uiPriority="65"/>
-    <w:lsdException w:name="Medium List 2 Accent 5" w:uiPriority="66"/>
-    <w:lsdException w:name="Medium Grid 1 Accent 5" w:uiPriority="67"/>
-    <w:lsdException w:name="Medium Grid 2 Accent 5" w:uiPriority="68"/>
-    <w:lsdException w:name="Medium Grid 3 Accent 5" w:uiPriority="69"/>
-    <w:lsdException w:name="Dark List Accent 5" w:uiPriority="70"/>
-    <w:lsdException w:name="Colorful Shading Accent 5" w:uiPriority="71"/>
-    <w:lsdException w:name="Colorful List Accent 5" w:uiPriority="72"/>
-    <w:lsdException w:name="Colorful Grid Accent 5" w:uiPriority="73"/>
-    <w:lsdException w:name="Light Shading Accent 6" w:uiPriority="60"/>
-    <w:lsdException w:name="Light List Accent 6" w:uiPriority="61"/>
-    <w:lsdException w:name="Light Grid Accent 6" w:uiPriority="62"/>
-    <w:lsdException w:name="Medium Shading 1 Accent 6" w:uiPriority="63"/>
-    <w:lsdException w:name="Medium Shading 2 Accent 6" w:uiPriority="64"/>
-    <w:lsdException w:name="Medium List 1 Accent 6" w:uiPriority="65"/>
-    <w:lsdException w:name="Medium List 2 Accent 6" w:uiPriority="66"/>
-    <w:lsdException w:name="Medium Grid 1 Accent 6" w:uiPriority="67"/>
-    <w:lsdException w:name="Medium Grid 2 Accent 6" w:uiPriority="68"/>
-    <w:lsdException w:name="Medium Grid 3 Accent 6" w:uiPriority="69"/>
-    <w:lsdException w:name="Dark List Accent 6" w:uiPriority="70"/>
-    <w:lsdException w:name="Colorful Shading Accent 6" w:uiPriority="71"/>
-    <w:lsdException w:name="Colorful List Accent 6" w:uiPriority="72"/>
-    <w:lsdException w:name="Colorful Grid Accent 6" w:uiPriority="73"/>
-    <w:lsdException w:name="Subtle Emphasis" w:uiPriority="19" w:qFormat="1"/>
-    <w:lsdException w:name="Intense Emphasis" w:uiPriority="21" w:qFormat="1"/>
-    <w:lsdException w:name="Subtle Reference" w:uiPriority="31" w:qFormat="1"/>
-    <w:lsdException w:name="Intense Reference" w:uiPriority="32" w:qFormat="1"/>
-    <w:lsdException w:name="Book Title" w:uiPriority="33" w:qFormat="1"/>
-    <w:lsdException w:name="Bibliography" w:semiHidden="1" w:uiPriority="37" w:unhideWhenUsed="1"/>
-    <w:lsdException w:name="TOC Heading" w:semiHidden="1" w:uiPriority="39" w:unhideWhenUsed="1" w:qFormat="1"/>
-    <w:lsdException w:name="Plain Table 1" w:uiPriority="41"/>
-    <w:lsdException w:name="Plain Table 2" w:uiPriority="42"/>
-    <w:lsdException w:name="Plain Table 3" w:uiPriority="43"/>
-    <w:lsdException w:name="Plain Table 4" w:uiPriority="44"/>
-    <w:lsdException w:name="Plain Table 5" w:uiPriority="45"/>
-    <w:lsdException w:name="Grid Table Light" w:uiPriority="40"/>
-    <w:lsdException w:name="Grid Table 1 Light" w:uiPriority="46"/>
-    <w:lsdException w:name="Grid Table 2" w:uiPriority="47"/>
-    <w:lsdException w:name="Grid Table 3" w:uiPriority="48"/>
-    <w:lsdException w:name="Grid Table 4" w:uiPriority="49"/>
-    <w:lsdException w:name="Grid Table 5 Dark" w:uiPriority="50"/>
-    <w:lsdException w:name="Grid Table 6 Colorful" w:uiPriority="51"/>
-    <w:lsdException w:name="Grid Table 7 Colorful" w:uiPriority="52"/>
-    <w:lsdException w:name="Grid Table 1 Light Accent 1" w:uiPriority="46"/>
-    <w:lsdException w:name="Grid Table 2 Accent 1" w:uiPriority="47"/>
-    <w:lsdException w:name="Grid Table 3 Accent 1" w:uiPriority="48"/>
-    <w:lsdException w:name="Grid Table 4 Accent 1" w:uiPriority="49"/>
-    <w:lsdException w:name="Grid Table 5 Dark Accent 1" w:uiPriority="50"/>
-    <w:lsdException w:name="Grid Table 6 Colorful Accent 1" w:uiPriority="51"/>
-    <w:lsdException w:name="Grid Table 7 Colorful Accent 1" w:uiPriority="52"/>
-    <w:lsdException w:name="Grid Table 1 Light Accent 2" w:uiPriority="46"/>
-    <w:lsdException w:name="Grid Table 2 Accent 2" w:uiPriority="47"/>
-    <w:lsdException w:name="Grid Table 3 Accent 2" w:uiPriority="48"/>
-    <w:lsdException w:name="Grid Table 4 Accent 2" w:uiPriority="49"/>
-    <w:lsdException w:name="Grid Table 5 Dark Accent 2" w:uiPriority="50"/>
-    <w:lsdException w:name="Grid Table 6 Colorful Accent 2" w:uiPriority="51"/>
-    <w:lsdException w:name="Grid Table 7 Colorful Accent 2" w:uiPriority="52"/>
-    <w:lsdException w:name="Grid Table 1 Light Accent 3" w:uiPriority="46"/>
-    <w:lsdException w:name="Grid Table 2 Accent 3" w:uiPriority="47"/>
-    <w:lsdException w:name="Grid Table 3 Accent 3" w:uiPriority="48"/>
-    <w:lsdException w:name="Grid Table 4 Accent 3" w:uiPriority="49"/>
-    <w:lsdException w:name="Grid Table 5 Dark Accent 3" w:uiPriority="50"/>
-    <w:lsdException w:name="Grid Table 6 Colorful Accent 3" w:uiPriority="51"/>
-    <w:lsdException w:name="Grid Table 7 Colorful Accent 3" w:uiPriority="52"/>
-    <w:lsdException w:name="Grid Table 1 Light Accent 4" w:uiPriority="46"/>
-    <w:lsdException w:name="Grid Table 2 Accent 4" w:uiPriority="47"/>
-    <w:lsdException w:name="Grid Table 3 Accent 4" w:uiPriority="48"/>
-    <w:lsdException w:name="Grid Table 4 Accent 4" w:uiPriority="49"/>
-    <w:lsdException w:name="Grid Table 5 Dark Accent 4" w:uiPriority="50"/>
-    <w:lsdException w:name="Grid Table 6 Colorful Accent 4" w:uiPriority="51"/>
-    <w:lsdException w:name="Grid Table 7 Colorful Accent 4" w:uiPriority="52"/>
-    <w:lsdException w:name="Grid Table 1 Light Accent 5" w:uiPriority="46"/>
-    <w:lsdException w:name="Grid Table 2 Accent 5" w:uiPriority="47"/>
-    <w:lsdException w:name="Grid Table 3 Accent 5" w:uiPriority="48"/>
-    <w:lsdException w:name="Grid Table 4 Accent 5" w:uiPriority="49"/>
-    <w:lsdException w:name="Grid Table 5 Dark Accent 5" w:uiPriority="50"/>
-    <w:lsdException w:name="Grid Table 6 Colorful Accent 5" w:uiPriority="51"/>
-    <w:lsdException w:name="Grid Table 7 Colorful Accent 5" w:uiPriority="52"/>
-    <w:lsdException w:name="Grid Table 1 Light Accent 6" w:uiPriority="46"/>
-    <w:lsdException w:name="Grid Table 2 Accent 6" w:uiPriority="47"/>
-    <w:lsdException w:name="Grid Table 3 Accent 6" w:uiPriority="48"/>
-    <w:lsdException w:name="Grid Table 4 Accent 6" w:uiPriority="49"/>
-    <w:lsdException w:name="Grid Table 5 Dark Accent 6" w:uiPriority="50"/>
-    <w:lsdException w:name="Grid Table 6 Colorful Accent 6" w:uiPriority="51"/>
-    <w:lsdException w:name="Grid Table 7 Colorful Accent 6" w:uiPriority="52"/>
-    <w:lsdException w:name="List Table 1 Light" w:uiPriority="46"/>
-    <w:lsdException w:name="List Table 2" w:uiPriority="47"/>
-    <w:lsdException w:name="List Table 3" w:uiPriority="48"/>
-    <w:lsdException w:name="List Table 4" w:uiPriority="49"/>
-    <w:lsdException w:name="List Table 5 Dark" w:uiPriority="50"/>
-    <w:lsdException w:name="List Table 6 Colorful" w:uiPriority="51"/>
-    <w:lsdException w:name="List Table 7 Colorful" w:uiPriority="52"/>
-    <w:lsdException w:name="List Table 1 Light Accent 1" w:uiPriority="46"/>
-    <w:lsdException w:name="List Table 2 Accent 1" w:uiPriority="47"/>
-    <w:lsdException w:name="List Table 3 Accent 1" w:uiPriority="48"/>
-    <w:lsdException w:name="List Table 4 Accent 1" w:uiPriority="49"/>
-    <w:lsdException w:name="List Table 5 Dark Accent 1" w:uiPriority="50"/>
-    <w:lsdException w:name="List Table 6 Colorful Accent 1" w:uiPriority="51"/>
-    <w:lsdException w:name="List Table 7 Colorful Accent 1" w:uiPriority="52"/>
-    <w:lsdException w:name="List Table 1 Light Accent 2" w:uiPriority="46"/>
-    <w:lsdException w:name="List Table 2 Accent 2" w:uiPriority="47"/>
-    <w:lsdException w:name="List Table 3 Accent 2" w:uiPriority="48"/>
-    <w:lsdException w:name="List Table 4 Accent 2" w:uiPriority="49"/>
-    <w:lsdException w:name="List Table 5 Dark Accent 2" w:uiPriority="50"/>
-    <w:lsdException w:name="List Table 6 Colorful Accent 2" w:uiPriority="51"/>
-    <w:lsdException w:name="List Table 7 Colorful Accent 2" w:uiPriority="52"/>
-    <w:lsdException w:name="List Table 1 Light Accent 3" w:uiPriority="46"/>
-    <w:lsdException w:name="List Table 2 Accent 3" w:uiPriority="47"/>
-    <w:lsdException w:name="List Table 3 Accent 3" w:uiPriority="48"/>
-    <w:lsdException w:name="List Table 4 Accent 3" w:uiPriority="49"/>
-    <w:lsdException w:name="List Table 5 Dark Accent 3" w:uiPriority="50"/>
-    <w:lsdException w:name="List Table 6 Colorful Accent 3" w:uiPriority="51"/>
-    <w:lsdException w:name="List Table 7 Colorful Accent 3" w:uiPriority="52"/>
-    <w:lsdException w:name="List Table 1 Light Accent 4" w:uiPriority="46"/>
-    <w:lsdException w:name="List Table 2 Accent 4" w:uiPriority="47"/>
-    <w:lsdException w:name="List Table 3 Accent 4" w:uiPriority="48"/>
-    <w:lsdException w:name="List Table 4 Accent 4" w:uiPriority="49"/>
-    <w:lsdException w:name="List Table 5 Dark Accent 4" w:uiPriority="50"/>
-    <w:lsdException w:name="List Table 6 Colorful Accent 4" w:uiPriority="51"/>
-    <w:lsdException w:name="List Table 7 Colorful Accent 4" w:uiPriority="52"/>
-    <w:lsdException w:name="List Table 1 Light Accent 5" w:uiPriority="46"/>
-    <w:lsdException w:name="List Table 2 Accent 5" w:uiPriority="47"/>
-    <w:lsdException w:name="List Table 3 Accent 5" w:uiPriority="48"/>
-    <w:lsdException w:name="List Table 4 Accent 5" w:uiPriority="49"/>
-    <w:lsdException w:name="List Table 5 Dark Accent 5" w:uiPriority="50"/>
-    <w:lsdException w:name="List Table 6 Colorful Accent 5" w:uiPriority="51"/>
-    <w:lsdException w:name="List Table 7 Colorful Accent 5" w:uiPriority="52"/>
-    <w:lsdException w:name="List Table 1 Light Accent 6" w:uiPriority="46"/>
-    <w:lsdException w:name="List Table 2 Accent 6" w:uiPriority="47"/>
-    <w:lsdException w:name="List Table 3 Accent 6" w:uiPriority="48"/>
-    <w:lsdException w:name="List Table 4 Accent 6" w:uiPriority="49"/>
-    <w:lsdException w:name="List Table 5 Dark Accent 6" w:uiPriority="50"/>
-    <w:lsdException w:name="List Table 6 Colorful Accent 6" w:uiPriority="51"/>
-    <w:lsdException w:name="List Table 7 Colorful Accent 6" w:uiPriority="52"/>
-    <w:lsdException w:name="Mention" w:semiHidden="1" w:unhideWhenUsed="1"/>
-    <w:lsdException w:name="Smart Hyperlink" w:semiHidden="1" w:unhideWhenUsed="1"/>
-    <w:lsdException w:name="Hashtag" w:semiHidden="1" w:unhideWhenUsed="1"/>
-    <w:lsdException w:name="Unresolved Mention" w:semiHidden="1" w:unhideWhenUsed="1"/>
-    <w:lsdException w:name="Smart Link" w:semiHidden="1" w:unhideWhenUsed="1"/>
+  <w:latentStyles w:defLockedState="0" w:defUIPriority="99" w:defSemiHidden="1" w:defUnhideWhenUsed="1" w:defQFormat="0" w:count="267">
+    <w:lsdException w:name="Normal" w:semiHidden="0" w:uiPriority="0" w:unhideWhenUsed="0" w:qFormat="1"/>
+    <w:lsdException w:name="heading 1" w:semiHidden="0" w:uiPriority="9" w:unhideWhenUsed="0" w:qFormat="1"/>
+    <w:lsdException w:name="heading 2" w:uiPriority="9" w:qFormat="1"/>
+    <w:lsdException w:name="heading 3" w:uiPriority="9" w:qFormat="1"/>
+    <w:lsdException w:name="heading 4" w:uiPriority="9" w:qFormat="1"/>
+    <w:lsdException w:name="heading 5" w:uiPriority="9" w:qFormat="1"/>
+    <w:lsdException w:name="heading 6" w:uiPriority="9" w:qFormat="1"/>
+    <w:lsdException w:name="heading 7" w:uiPriority="9" w:qFormat="1"/>
+    <w:lsdException w:name="heading 8" w:uiPriority="9" w:qFormat="1"/>
+    <w:lsdException w:name="heading 9" w:uiPriority="9" w:qFormat="1"/>
+    <w:lsdException w:name="toc 1" w:uiPriority="39"/>
+    <w:lsdException w:name="toc 2" w:uiPriority="39"/>
+    <w:lsdException w:name="toc 3" w:uiPriority="39"/>
+    <w:lsdException w:name="toc 4" w:uiPriority="39"/>
+    <w:lsdException w:name="toc 5" w:uiPriority="39"/>
+    <w:lsdException w:name="toc 6" w:uiPriority="39"/>
+    <w:lsdException w:name="toc 7" w:uiPriority="39"/>
+    <w:lsdException w:name="toc 8" w:uiPriority="39"/>
+    <w:lsdException w:name="toc 9" w:uiPriority="39"/>
+    <w:lsdException w:name="caption" w:uiPriority="35" w:qFormat="1"/>
+    <w:lsdException w:name="Title" w:semiHidden="0" w:uiPriority="10" w:unhideWhenUsed="0" w:qFormat="1"/>
+    <w:lsdException w:name="Default Paragraph Font" w:uiPriority="1"/>
+    <w:lsdException w:name="Subtitle" w:semiHidden="0" w:uiPriority="11" w:unhideWhenUsed="0" w:qFormat="1"/>
+    <w:lsdException w:name="Strong" w:semiHidden="0" w:uiPriority="22" w:unhideWhenUsed="0" w:qFormat="1"/>
+    <w:lsdException w:name="Emphasis" w:semiHidden="0" w:uiPriority="20" w:unhideWhenUsed="0" w:qFormat="1"/>
+    <w:lsdException w:name="Table Grid" w:semiHidden="0" w:uiPriority="39" w:unhideWhenUsed="0"/>
+    <w:lsdException w:name="Placeholder Text" w:unhideWhenUsed="0"/>
+    <w:lsdException w:name="No Spacing" w:semiHidden="0" w:uiPriority="1" w:unhideWhenUsed="0" w:qFormat="1"/>
+    <w:lsdException w:name="Light Shading" w:semiHidden="0" w:uiPriority="60" w:unhideWhenUsed="0"/>
+    <w:lsdException w:name="Light List" w:semiHidden="0" w:uiPriority="61" w:unhideWhenUsed="0"/>
+    <w:lsdException w:name="Light Grid" w:semiHidden="0" w:uiPriority="62" w:unhideWhenUsed="0"/>
+    <w:lsdException w:name="Medium Shading 1" w:semiHidden="0" w:uiPriority="63" w:unhideWhenUsed="0"/>
+    <w:lsdException w:name="Medium Shading 2" w:semiHidden="0" w:uiPriority="64" w:unhideWhenUsed="0"/>
+    <w:lsdException w:name="Medium List 1" w:semiHidden="0" w:uiPriority="65" w:unhideWhenUsed="0"/>
+    <w:lsdException w:name="Medium List 2" w:semiHidden="0" w:uiPriority="66" w:unhideWhenUsed="0"/>
+    <w:lsdException w:name="Medium Grid 1" w:semiHidden="0" w:uiPriority="67" w:unhideWhenUsed="0"/>
+    <w:lsdException w:name="Medium Grid 2" w:semiHidden="0" w:uiPriority="68" w:unhideWhenUsed="0"/>
+    <w:lsdException w:name="Medium Grid 3" w:semiHidden="0" w:uiPriority="69" w:unhideWhenUsed="0"/>
+    <w:lsdException w:name="Dark List" w:semiHidden="0" w:uiPriority="70" w:unhideWhenUsed="0"/>
+    <w:lsdException w:name="Colorful Shading" w:semiHidden="0" w:uiPriority="71" w:unhideWhenUsed="0"/>
+    <w:lsdException w:name="Colorful List" w:semiHidden="0" w:uiPriority="72" w:unhideWhenUsed="0"/>
+    <w:lsdException w:name="Colorful Grid" w:semiHidden="0" w:uiPriority="73" w:unhideWhenUsed="0"/>
+    <w:lsdException w:name="Light Shading Accent 1" w:semiHidden="0" w:uiPriority="60" w:unhideWhenUsed="0"/>
+    <w:lsdException w:name="Light List Accent 1" w:semiHidden="0" w:uiPriority="61" w:unhideWhenUsed="0"/>
+    <w:lsdException w:name="Light Grid Accent 1" w:semiHidden="0" w:uiPriority="62" w:unhideWhenUsed="0"/>
+    <w:lsdException w:name="Medium Shading 1 Accent 1" w:semiHidden="0" w:uiPriority="63" w:unhideWhenUsed="0"/>
+    <w:lsdException w:name="Medium Shading 2 Accent 1" w:semiHidden="0" w:uiPriority="64" w:unhideWhenUsed="0"/>
+    <w:lsdException w:name="Medium List 1 Accent 1" w:semiHidden="0" w:uiPriority="65" w:unhideWhenUsed="0"/>
+    <w:lsdException w:name="Revision" w:unhideWhenUsed="0"/>
+    <w:lsdException w:name="List Paragraph" w:semiHidden="0" w:uiPriority="34" w:unhideWhenUsed="0" w:qFormat="1"/>
+    <w:lsdException w:name="Quote" w:semiHidden="0" w:uiPriority="29" w:unhideWhenUsed="0" w:qFormat="1"/>
+    <w:lsdException w:name="Intense Quote" w:semiHidden="0" w:uiPriority="30" w:unhideWhenUsed="0" w:qFormat="1"/>
+    <w:lsdException w:name="Medium List 2 Accent 1" w:semiHidden="0" w:uiPriority="66" w:unhideWhenUsed="0"/>
+    <w:lsdException w:name="Medium Grid 1 Accent 1" w:semiHidden="0" w:uiPriority="67" w:unhideWhenUsed="0"/>
+    <w:lsdException w:name="Medium Grid 2 Accent 1" w:semiHidden="0" w:uiPriority="68" w:unhideWhenUsed="0"/>
+    <w:lsdException w:name="Medium Grid 3 Accent 1" w:semiHidden="0" w:uiPriority="69" w:unhideWhenUsed="0"/>
+    <w:lsdException w:name="Dark List Accent 1" w:semiHidden="0" w:uiPriority="70" w:unhideWhenUsed="0"/>
+    <w:lsdException w:name="Colorful Shading Accent 1" w:semiHidden="0" w:uiPriority="71" w:unhideWhenUsed="0"/>
+    <w:lsdException w:name="Colorful List Accent 1" w:semiHidden="0" w:uiPriority="72" w:unhideWhenUsed="0"/>
+    <w:lsdException w:name="Colorful Grid Accent 1" w:semiHidden="0" w:uiPriority="73" w:unhideWhenUsed="0"/>
+    <w:lsdException w:name="Light Shading Accent 2" w:semiHidden="0" w:uiPriority="60" w:unhideWhenUsed="0"/>
+    <w:lsdException w:name="Light List Accent 2" w:semiHidden="0" w:uiPriority="61" w:unhideWhenUsed="0"/>
+    <w:lsdException w:name="Light Grid Accent 2" w:semiHidden="0" w:uiPriority="62" w:unhideWhenUsed="0"/>
+    <w:lsdException w:name="Medium Shading 1 Accent 2" w:semiHidden="0" w:uiPriority="63" w:unhideWhenUsed="0"/>
+    <w:lsdException w:name="Medium Shading 2 Accent 2" w:semiHidden="0" w:uiPriority="64" w:unhideWhenUsed="0"/>
+    <w:lsdException w:name="Medium List 1 Accent 2" w:semiHidden="0" w:uiPriority="65" w:unhideWhenUsed="0"/>
+    <w:lsdException w:name="Medium List 2 Accent 2" w:semiHidden="0" w:uiPriority="66" w:unhideWhenUsed="0"/>
+    <w:lsdException w:name="Medium Grid 1 Accent 2" w:semiHidden="0" w:uiPriority="67" w:unhideWhenUsed="0"/>
+    <w:lsdException w:name="Medium Grid 2 Accent 2" w:semiHidden="0" w:uiPriority="68" w:unhideWhenUsed="0"/>
+    <w:lsdException w:name="Medium Grid 3 Accent 2" w:semiHidden="0" w:uiPriority="69" w:unhideWhenUsed="0"/>
+    <w:lsdException w:name="Dark List Accent 2" w:semiHidden="0" w:uiPriority="70" w:unhideWhenUsed="0"/>
+    <w:lsdException w:name="Colorful Shading Accent 2" w:semiHidden="0" w:uiPriority="71" w:unhideWhenUsed="0"/>
+    <w:lsdException w:name="Colorful List Accent 2" w:semiHidden="0" w:uiPriority="72" w:unhideWhenUsed="0"/>
+    <w:lsdException w:name="Colorful Grid Accent 2" w:semiHidden="0" w:uiPriority="73" w:unhideWhenUsed="0"/>
+    <w:lsdException w:name="Light Shading Accent 3" w:semiHidden="0" w:uiPriority="60" w:unhideWhenUsed="0"/>
+    <w:lsdException w:name="Light List Accent 3" w:semiHidden="0" w:uiPriority="61" w:unhideWhenUsed="0"/>
+    <w:lsdException w:name="Light Grid Accent 3" w:semiHidden="0" w:uiPriority="62" w:unhideWhenUsed="0"/>
+    <w:lsdException w:name="Medium Shading 1 Accent 3" w:semiHidden="0" w:uiPriority="63" w:unhideWhenUsed="0"/>
+    <w:lsdException w:name="Medium Shading 2 Accent 3" w:semiHidden="0" w:uiPriority="64" w:unhideWhenUsed="0"/>
+    <w:lsdException w:name="Medium List 1 Accent 3" w:semiHidden="0" w:uiPriority="65" w:unhideWhenUsed="0"/>
+    <w:lsdException w:name="Medium List 2 Accent 3" w:semiHidden="0" w:uiPriority="66" w:unhideWhenUsed="0"/>
+    <w:lsdException w:name="Medium Grid 1 Accent 3" w:semiHidden="0" w:uiPriority="67" w:unhideWhenUsed="0"/>
+    <w:lsdException w:name="Medium Grid 2 Accent 3" w:semiHidden="0" w:uiPriority="68" w:unhideWhenUsed="0"/>
+    <w:lsdException w:name="Medium Grid 3 Accent 3" w:semiHidden="0" w:uiPriority="69" w:unhideWhenUsed="0"/>
+    <w:lsdException w:name="Dark List Accent 3" w:semiHidden="0" w:uiPriority="70" w:unhideWhenUsed="0"/>
+    <w:lsdException w:name="Colorful Shading Accent 3" w:semiHidden="0" w:uiPriority="71" w:unhideWhenUsed="0"/>
+    <w:lsdException w:name="Colorful List Accent 3" w:semiHidden="0" w:uiPriority="72" w:unhideWhenUsed="0"/>
+    <w:lsdException w:name="Colorful Grid Accent 3" w:semiHidden="0" w:uiPriority="73" w:unhideWhenUsed="0"/>
+    <w:lsdException w:name="Light Shading Accent 4" w:semiHidden="0" w:uiPriority="60" w:unhideWhenUsed="0"/>
+    <w:lsdException w:name="Light List Accent 4" w:semiHidden="0" w:uiPriority="61" w:unhideWhenUsed="0"/>
+    <w:lsdException w:name="Light Grid Accent 4" w:semiHidden="0" w:uiPriority="62" w:unhideWhenUsed="0"/>
+    <w:lsdException w:name="Medium Shading 1 Accent 4" w:semiHidden="0" w:uiPriority="63" w:unhideWhenUsed="0"/>
+    <w:lsdException w:name="Medium Shading 2 Accent 4" w:semiHidden="0" w:uiPriority="64" w:unhideWhenUsed="0"/>
+    <w:lsdException w:name="Medium List 1 Accent 4" w:semiHidden="0" w:uiPriority="65" w:unhideWhenUsed="0"/>
+    <w:lsdException w:name="Medium List 2 Accent 4" w:semiHidden="0" w:uiPriority="66" w:unhideWhenUsed="0"/>
+    <w:lsdException w:name="Medium Grid 1 Accent 4" w:semiHidden="0" w:uiPriority="67" w:unhideWhenUsed="0"/>
+    <w:lsdException w:name="Medium Grid 2 Accent 4" w:semiHidden="0" w:uiPriority="68" w:unhideWhenUsed="0"/>
+    <w:lsdException w:name="Medium Grid 3 Accent 4" w:semiHidden="0" w:uiPriority="69" w:unhideWhenUsed="0"/>
+    <w:lsdException w:name="Dark List Accent 4" w:semiHidden="0" w:uiPriority="70" w:unhideWhenUsed="0"/>
+    <w:lsdException w:name="Colorful Shading Accent 4" w:semiHidden="0" w:uiPriority="71" w:unhideWhenUsed="0"/>
+    <w:lsdException w:name="Colorful List Accent 4" w:semiHidden="0" w:uiPriority="72" w:unhideWhenUsed="0"/>
+    <w:lsdException w:name="Colorful Grid Accent 4" w:semiHidden="0" w:uiPriority="73" w:unhideWhenUsed="0"/>
+    <w:lsdException w:name="Light Shading Accent 5" w:semiHidden="0" w:uiPriority="60" w:unhideWhenUsed="0"/>
+    <w:lsdException w:name="Light List Accent 5" w:semiHidden="0" w:uiPriority="61" w:unhideWhenUsed="0"/>
+    <w:lsdException w:name="Light Grid Accent 5" w:semiHidden="0" w:uiPriority="62" w:unhideWhenUsed="0"/>
+    <w:lsdException w:name="Medium Shading 1 Accent 5" w:semiHidden="0" w:uiPriority="63" w:unhideWhenUsed="0"/>
+    <w:lsdException w:name="Medium Shading 2 Accent 5" w:semiHidden="0" w:uiPriority="64" w:unhideWhenUsed="0"/>
+    <w:lsdException w:name="Medium List 1 Accent 5" w:semiHidden="0" w:uiPriority="65" w:unhideWhenUsed="0"/>
+    <w:lsdException w:name="Medium List 2 Accent 5" w:semiHidden="0" w:uiPriority="66" w:unhideWhenUsed="0"/>
+    <w:lsdException w:name="Medium Grid 1 Accent 5" w:semiHidden="0" w:uiPriority="67" w:unhideWhenUsed="0"/>
+    <w:lsdException w:name="Medium Grid 2 Accent 5" w:semiHidden="0" w:uiPriority="68" w:unhideWhenUsed="0"/>
+    <w:lsdException w:name="Medium Grid 3 Accent 5" w:semiHidden="0" w:uiPriority="69" w:unhideWhenUsed="0"/>
+    <w:lsdException w:name="Dark List Accent 5" w:semiHidden="0" w:uiPriority="70" w:unhideWhenUsed="0"/>
+    <w:lsdException w:name="Colorful Shading Accent 5" w:semiHidden="0" w:uiPriority="71" w:unhideWhenUsed="0"/>
+    <w:lsdException w:name="Colorful List Accent 5" w:semiHidden="0" w:uiPriority="72" w:unhideWhenUsed="0"/>
+    <w:lsdException w:name="Colorful Grid Accent 5" w:semiHidden="0" w:uiPriority="73" w:unhideWhenUsed="0"/>
+    <w:lsdException w:name="Light Shading Accent 6" w:semiHidden="0" w:uiPriority="60" w:unhideWhenUsed="0"/>
+    <w:lsdException w:name="Light List Accent 6" w:semiHidden="0" w:uiPriority="61" w:unhideWhenUsed="0"/>
+    <w:lsdException w:name="Light Grid Accent 6" w:semiHidden="0" w:uiPriority="62" w:unhideWhenUsed="0"/>
+    <w:lsdException w:name="Medium Shading 1 Accent 6" w:semiHidden="0" w:uiPriority="63" w:unhideWhenUsed="0"/>
+    <w:lsdException w:name="Medium Shading 2 Accent 6" w:semiHidden="0" w:uiPriority="64" w:unhideWhenUsed="0"/>
+    <w:lsdException w:name="Medium List 1 Accent 6" w:semiHidden="0" w:uiPriority="65" w:unhideWhenUsed="0"/>
+    <w:lsdException w:name="Medium List 2 Accent 6" w:semiHidden="0" w:uiPriority="66" w:unhideWhenUsed="0"/>
+    <w:lsdException w:name="Medium Grid 1 Accent 6" w:semiHidden="0" w:uiPriority="67" w:unhideWhenUsed="0"/>
+    <w:lsdException w:name="Medium Grid 2 Accent 6" w:semiHidden="0" w:uiPriority="68" w:unhideWhenUsed="0"/>
+    <w:lsdException w:name="Medium Grid 3 Accent 6" w:semiHidden="0" w:uiPriority="69" w:unhideWhenUsed="0"/>
+    <w:lsdException w:name="Dark List Accent 6" w:semiHidden="0" w:uiPriority="70" w:unhideWhenUsed="0"/>
+    <w:lsdException w:name="Colorful Shading Accent 6" w:semiHidden="0" w:uiPriority="71" w:unhideWhenUsed="0"/>
+    <w:lsdException w:name="Colorful List Accent 6" w:semiHidden="0" w:uiPriority="72" w:unhideWhenUsed="0"/>
+    <w:lsdException w:name="Colorful Grid Accent 6" w:semiHidden="0" w:uiPriority="73" w:unhideWhenUsed="0"/>
+    <w:lsdException w:name="Subtle Emphasis" w:semiHidden="0" w:uiPriority="19" w:unhideWhenUsed="0" w:qFormat="1"/>
+    <w:lsdException w:name="Intense Emphasis" w:semiHidden="0" w:uiPriority="21" w:unhideWhenUsed="0" w:qFormat="1"/>
+    <w:lsdException w:name="Subtle Reference" w:semiHidden="0" w:uiPriority="31" w:unhideWhenUsed="0" w:qFormat="1"/>
+    <w:lsdException w:name="Intense Reference" w:semiHidden="0" w:uiPriority="32" w:unhideWhenUsed="0" w:qFormat="1"/>
+    <w:lsdException w:name="Book Title" w:semiHidden="0" w:uiPriority="33" w:unhideWhenUsed="0" w:qFormat="1"/>
+    <w:lsdException w:name="Bibliography" w:uiPriority="37"/>
+    <w:lsdException w:name="TOC Heading" w:uiPriority="39" w:qFormat="1"/>
   </w:latentStyles>
   <w:style w:type="paragraph" w:default="1" w:styleId="Normal">
     <w:name w:val="Normal"/>
@@ -38552,6 +38499,7 @@
       <w:spacing w:after="0" w:line="240" w:lineRule="auto"/>
     </w:pPr>
     <w:tblPr>
+      <w:tblInd w:w="0" w:type="dxa"/>
       <w:tblBorders>
         <w:top w:val="single" w:sz="4" w:space="0" w:color="auto"/>
         <w:left w:val="single" w:sz="4" w:space="0" w:color="auto"/>
@@ -38560,6 +38508,12 @@
         <w:insideH w:val="single" w:sz="4" w:space="0" w:color="auto"/>
         <w:insideV w:val="single" w:sz="4" w:space="0" w:color="auto"/>
       </w:tblBorders>
+      <w:tblCellMar>
+        <w:top w:w="0" w:type="dxa"/>
+        <w:left w:w="108" w:type="dxa"/>
+        <w:bottom w:w="0" w:type="dxa"/>
+        <w:right w:w="108" w:type="dxa"/>
+      </w:tblCellMar>
     </w:tblPr>
   </w:style>
   <w:style w:type="paragraph" w:customStyle="1" w:styleId="Bng">
@@ -38898,7 +38852,7 @@
       <w:sz w:val="26"/>
     </w:rPr>
   </w:style>
-  <w:style w:type="table" w:styleId="TableGridLight">
+  <w:style w:type="table" w:customStyle="1" w:styleId="GridTableLight">
     <w:name w:val="Grid Table Light"/>
     <w:basedOn w:val="TableNormal"/>
     <w:uiPriority w:val="40"/>
@@ -38907,6 +38861,7 @@
       <w:spacing w:after="0" w:line="240" w:lineRule="auto"/>
     </w:pPr>
     <w:tblPr>
+      <w:tblInd w:w="0" w:type="dxa"/>
       <w:tblBorders>
         <w:top w:val="single" w:sz="4" w:space="0" w:color="BFBFBF" w:themeColor="background1" w:themeShade="BF"/>
         <w:left w:val="single" w:sz="4" w:space="0" w:color="BFBFBF" w:themeColor="background1" w:themeShade="BF"/>
@@ -38915,9 +38870,15 @@
         <w:insideH w:val="single" w:sz="4" w:space="0" w:color="BFBFBF" w:themeColor="background1" w:themeShade="BF"/>
         <w:insideV w:val="single" w:sz="4" w:space="0" w:color="BFBFBF" w:themeColor="background1" w:themeShade="BF"/>
       </w:tblBorders>
+      <w:tblCellMar>
+        <w:top w:w="0" w:type="dxa"/>
+        <w:left w:w="108" w:type="dxa"/>
+        <w:bottom w:w="0" w:type="dxa"/>
+        <w:right w:w="108" w:type="dxa"/>
+      </w:tblCellMar>
     </w:tblPr>
   </w:style>
-  <w:style w:type="character" w:styleId="UnresolvedMention">
+  <w:style w:type="character" w:customStyle="1" w:styleId="UnresolvedMention">
     <w:name w:val="Unresolved Mention"/>
     <w:basedOn w:val="DefaultParagraphFont"/>
     <w:uiPriority w:val="99"/>
@@ -38939,6 +38900,930 @@
     <w:rPr>
       <w:color w:val="954F72" w:themeColor="followedHyperlink"/>
       <w:u w:val="single"/>
+    </w:rPr>
+  </w:style>
+  <w:style w:type="paragraph" w:styleId="BalloonText">
+    <w:name w:val="Balloon Text"/>
+    <w:basedOn w:val="Normal"/>
+    <w:link w:val="BalloonTextChar"/>
+    <w:uiPriority w:val="99"/>
+    <w:semiHidden/>
+    <w:unhideWhenUsed/>
+    <w:rsid w:val="00D85561"/>
+    <w:pPr>
+      <w:spacing w:after="0" w:line="240" w:lineRule="auto"/>
+    </w:pPr>
+    <w:rPr>
+      <w:rFonts w:ascii="Tahoma" w:hAnsi="Tahoma" w:cs="Tahoma"/>
+      <w:sz w:val="16"/>
+      <w:szCs w:val="16"/>
+    </w:rPr>
+  </w:style>
+  <w:style w:type="character" w:customStyle="1" w:styleId="BalloonTextChar">
+    <w:name w:val="Balloon Text Char"/>
+    <w:basedOn w:val="DefaultParagraphFont"/>
+    <w:link w:val="BalloonText"/>
+    <w:uiPriority w:val="99"/>
+    <w:semiHidden/>
+    <w:rsid w:val="00D85561"/>
+    <w:rPr>
+      <w:rFonts w:ascii="Tahoma" w:eastAsia="Times New Roman" w:hAnsi="Tahoma" w:cs="Tahoma"/>
+      <w:color w:val="000000"/>
+      <w:sz w:val="16"/>
+      <w:szCs w:val="16"/>
+    </w:rPr>
+  </w:style>
+</w:styles>
+</file>
+
+<file path=word/stylesWithEffects.xml><?xml version="1.0" encoding="utf-8"?>
+<w:styles xmlns:wpc="http://schemas.microsoft.com/office/word/2010/wordprocessingCanvas" xmlns:mc="http://schemas.openxmlformats.org/markup-compatibility/2006" xmlns:o="urn:schemas-microsoft-com:office:office" xmlns:r="http://schemas.openxmlformats.org/officeDocument/2006/relationships" xmlns:m="http://schemas.openxmlformats.org/officeDocument/2006/math" xmlns:v="urn:schemas-microsoft-com:vml" xmlns:wp14="http://schemas.microsoft.com/office/word/2010/wordprocessingDrawing" xmlns:wp="http://schemas.openxmlformats.org/drawingml/2006/wordprocessingDrawing" xmlns:w10="urn:schemas-microsoft-com:office:word" xmlns:w="http://schemas.openxmlformats.org/wordprocessingml/2006/main" xmlns:w14="http://schemas.microsoft.com/office/word/2010/wordml" xmlns:wpg="http://schemas.microsoft.com/office/word/2010/wordprocessingGroup" xmlns:wpi="http://schemas.microsoft.com/office/word/2010/wordprocessingInk" xmlns:wne="http://schemas.microsoft.com/office/word/2006/wordml" xmlns:wps="http://schemas.microsoft.com/office/word/2010/wordprocessingShape" mc:Ignorable="w14 wp14">
+  <w:docDefaults>
+    <w:rPrDefault>
+      <w:rPr>
+        <w:rFonts w:asciiTheme="minorHAnsi" w:eastAsiaTheme="minorHAnsi" w:hAnsiTheme="minorHAnsi" w:cstheme="minorBidi"/>
+        <w:sz w:val="22"/>
+        <w:szCs w:val="22"/>
+        <w:lang w:val="en-US" w:eastAsia="en-US" w:bidi="ar-SA"/>
+      </w:rPr>
+    </w:rPrDefault>
+    <w:pPrDefault>
+      <w:pPr>
+        <w:spacing w:after="160" w:line="259" w:lineRule="auto"/>
+      </w:pPr>
+    </w:pPrDefault>
+  </w:docDefaults>
+  <w:latentStyles w:defLockedState="0" w:defUIPriority="99" w:defSemiHidden="1" w:defUnhideWhenUsed="1" w:defQFormat="0" w:count="267">
+    <w:lsdException w:name="Normal" w:semiHidden="0" w:uiPriority="0" w:unhideWhenUsed="0" w:qFormat="1"/>
+    <w:lsdException w:name="heading 1" w:semiHidden="0" w:uiPriority="9" w:unhideWhenUsed="0" w:qFormat="1"/>
+    <w:lsdException w:name="heading 2" w:uiPriority="9" w:qFormat="1"/>
+    <w:lsdException w:name="heading 3" w:uiPriority="9" w:qFormat="1"/>
+    <w:lsdException w:name="heading 4" w:uiPriority="9" w:qFormat="1"/>
+    <w:lsdException w:name="heading 5" w:uiPriority="9" w:qFormat="1"/>
+    <w:lsdException w:name="heading 6" w:uiPriority="9" w:qFormat="1"/>
+    <w:lsdException w:name="heading 7" w:uiPriority="9" w:qFormat="1"/>
+    <w:lsdException w:name="heading 8" w:uiPriority="9" w:qFormat="1"/>
+    <w:lsdException w:name="heading 9" w:uiPriority="9" w:qFormat="1"/>
+    <w:lsdException w:name="toc 1" w:uiPriority="39"/>
+    <w:lsdException w:name="toc 2" w:uiPriority="39"/>
+    <w:lsdException w:name="toc 3" w:uiPriority="39"/>
+    <w:lsdException w:name="toc 4" w:uiPriority="39"/>
+    <w:lsdException w:name="toc 5" w:uiPriority="39"/>
+    <w:lsdException w:name="toc 6" w:uiPriority="39"/>
+    <w:lsdException w:name="toc 7" w:uiPriority="39"/>
+    <w:lsdException w:name="toc 8" w:uiPriority="39"/>
+    <w:lsdException w:name="toc 9" w:uiPriority="39"/>
+    <w:lsdException w:name="caption" w:uiPriority="35" w:qFormat="1"/>
+    <w:lsdException w:name="Title" w:semiHidden="0" w:uiPriority="10" w:unhideWhenUsed="0" w:qFormat="1"/>
+    <w:lsdException w:name="Default Paragraph Font" w:uiPriority="1"/>
+    <w:lsdException w:name="Subtitle" w:semiHidden="0" w:uiPriority="11" w:unhideWhenUsed="0" w:qFormat="1"/>
+    <w:lsdException w:name="Strong" w:semiHidden="0" w:uiPriority="22" w:unhideWhenUsed="0" w:qFormat="1"/>
+    <w:lsdException w:name="Emphasis" w:semiHidden="0" w:uiPriority="20" w:unhideWhenUsed="0" w:qFormat="1"/>
+    <w:lsdException w:name="Table Grid" w:semiHidden="0" w:uiPriority="39" w:unhideWhenUsed="0"/>
+    <w:lsdException w:name="Placeholder Text" w:unhideWhenUsed="0"/>
+    <w:lsdException w:name="No Spacing" w:semiHidden="0" w:uiPriority="1" w:unhideWhenUsed="0" w:qFormat="1"/>
+    <w:lsdException w:name="Light Shading" w:semiHidden="0" w:uiPriority="60" w:unhideWhenUsed="0"/>
+    <w:lsdException w:name="Light List" w:semiHidden="0" w:uiPriority="61" w:unhideWhenUsed="0"/>
+    <w:lsdException w:name="Light Grid" w:semiHidden="0" w:uiPriority="62" w:unhideWhenUsed="0"/>
+    <w:lsdException w:name="Medium Shading 1" w:semiHidden="0" w:uiPriority="63" w:unhideWhenUsed="0"/>
+    <w:lsdException w:name="Medium Shading 2" w:semiHidden="0" w:uiPriority="64" w:unhideWhenUsed="0"/>
+    <w:lsdException w:name="Medium List 1" w:semiHidden="0" w:uiPriority="65" w:unhideWhenUsed="0"/>
+    <w:lsdException w:name="Medium List 2" w:semiHidden="0" w:uiPriority="66" w:unhideWhenUsed="0"/>
+    <w:lsdException w:name="Medium Grid 1" w:semiHidden="0" w:uiPriority="67" w:unhideWhenUsed="0"/>
+    <w:lsdException w:name="Medium Grid 2" w:semiHidden="0" w:uiPriority="68" w:unhideWhenUsed="0"/>
+    <w:lsdException w:name="Medium Grid 3" w:semiHidden="0" w:uiPriority="69" w:unhideWhenUsed="0"/>
+    <w:lsdException w:name="Dark List" w:semiHidden="0" w:uiPriority="70" w:unhideWhenUsed="0"/>
+    <w:lsdException w:name="Colorful Shading" w:semiHidden="0" w:uiPriority="71" w:unhideWhenUsed="0"/>
+    <w:lsdException w:name="Colorful List" w:semiHidden="0" w:uiPriority="72" w:unhideWhenUsed="0"/>
+    <w:lsdException w:name="Colorful Grid" w:semiHidden="0" w:uiPriority="73" w:unhideWhenUsed="0"/>
+    <w:lsdException w:name="Light Shading Accent 1" w:semiHidden="0" w:uiPriority="60" w:unhideWhenUsed="0"/>
+    <w:lsdException w:name="Light List Accent 1" w:semiHidden="0" w:uiPriority="61" w:unhideWhenUsed="0"/>
+    <w:lsdException w:name="Light Grid Accent 1" w:semiHidden="0" w:uiPriority="62" w:unhideWhenUsed="0"/>
+    <w:lsdException w:name="Medium Shading 1 Accent 1" w:semiHidden="0" w:uiPriority="63" w:unhideWhenUsed="0"/>
+    <w:lsdException w:name="Medium Shading 2 Accent 1" w:semiHidden="0" w:uiPriority="64" w:unhideWhenUsed="0"/>
+    <w:lsdException w:name="Medium List 1 Accent 1" w:semiHidden="0" w:uiPriority="65" w:unhideWhenUsed="0"/>
+    <w:lsdException w:name="Revision" w:unhideWhenUsed="0"/>
+    <w:lsdException w:name="List Paragraph" w:semiHidden="0" w:uiPriority="34" w:unhideWhenUsed="0" w:qFormat="1"/>
+    <w:lsdException w:name="Quote" w:semiHidden="0" w:uiPriority="29" w:unhideWhenUsed="0" w:qFormat="1"/>
+    <w:lsdException w:name="Intense Quote" w:semiHidden="0" w:uiPriority="30" w:unhideWhenUsed="0" w:qFormat="1"/>
+    <w:lsdException w:name="Medium List 2 Accent 1" w:semiHidden="0" w:uiPriority="66" w:unhideWhenUsed="0"/>
+    <w:lsdException w:name="Medium Grid 1 Accent 1" w:semiHidden="0" w:uiPriority="67" w:unhideWhenUsed="0"/>
+    <w:lsdException w:name="Medium Grid 2 Accent 1" w:semiHidden="0" w:uiPriority="68" w:unhideWhenUsed="0"/>
+    <w:lsdException w:name="Medium Grid 3 Accent 1" w:semiHidden="0" w:uiPriority="69" w:unhideWhenUsed="0"/>
+    <w:lsdException w:name="Dark List Accent 1" w:semiHidden="0" w:uiPriority="70" w:unhideWhenUsed="0"/>
+    <w:lsdException w:name="Colorful Shading Accent 1" w:semiHidden="0" w:uiPriority="71" w:unhideWhenUsed="0"/>
+    <w:lsdException w:name="Colorful List Accent 1" w:semiHidden="0" w:uiPriority="72" w:unhideWhenUsed="0"/>
+    <w:lsdException w:name="Colorful Grid Accent 1" w:semiHidden="0" w:uiPriority="73" w:unhideWhenUsed="0"/>
+    <w:lsdException w:name="Light Shading Accent 2" w:semiHidden="0" w:uiPriority="60" w:unhideWhenUsed="0"/>
+    <w:lsdException w:name="Light List Accent 2" w:semiHidden="0" w:uiPriority="61" w:unhideWhenUsed="0"/>
+    <w:lsdException w:name="Light Grid Accent 2" w:semiHidden="0" w:uiPriority="62" w:unhideWhenUsed="0"/>
+    <w:lsdException w:name="Medium Shading 1 Accent 2" w:semiHidden="0" w:uiPriority="63" w:unhideWhenUsed="0"/>
+    <w:lsdException w:name="Medium Shading 2 Accent 2" w:semiHidden="0" w:uiPriority="64" w:unhideWhenUsed="0"/>
+    <w:lsdException w:name="Medium List 1 Accent 2" w:semiHidden="0" w:uiPriority="65" w:unhideWhenUsed="0"/>
+    <w:lsdException w:name="Medium List 2 Accent 2" w:semiHidden="0" w:uiPriority="66" w:unhideWhenUsed="0"/>
+    <w:lsdException w:name="Medium Grid 1 Accent 2" w:semiHidden="0" w:uiPriority="67" w:unhideWhenUsed="0"/>
+    <w:lsdException w:name="Medium Grid 2 Accent 2" w:semiHidden="0" w:uiPriority="68" w:unhideWhenUsed="0"/>
+    <w:lsdException w:name="Medium Grid 3 Accent 2" w:semiHidden="0" w:uiPriority="69" w:unhideWhenUsed="0"/>
+    <w:lsdException w:name="Dark List Accent 2" w:semiHidden="0" w:uiPriority="70" w:unhideWhenUsed="0"/>
+    <w:lsdException w:name="Colorful Shading Accent 2" w:semiHidden="0" w:uiPriority="71" w:unhideWhenUsed="0"/>
+    <w:lsdException w:name="Colorful List Accent 2" w:semiHidden="0" w:uiPriority="72" w:unhideWhenUsed="0"/>
+    <w:lsdException w:name="Colorful Grid Accent 2" w:semiHidden="0" w:uiPriority="73" w:unhideWhenUsed="0"/>
+    <w:lsdException w:name="Light Shading Accent 3" w:semiHidden="0" w:uiPriority="60" w:unhideWhenUsed="0"/>
+    <w:lsdException w:name="Light List Accent 3" w:semiHidden="0" w:uiPriority="61" w:unhideWhenUsed="0"/>
+    <w:lsdException w:name="Light Grid Accent 3" w:semiHidden="0" w:uiPriority="62" w:unhideWhenUsed="0"/>
+    <w:lsdException w:name="Medium Shading 1 Accent 3" w:semiHidden="0" w:uiPriority="63" w:unhideWhenUsed="0"/>
+    <w:lsdException w:name="Medium Shading 2 Accent 3" w:semiHidden="0" w:uiPriority="64" w:unhideWhenUsed="0"/>
+    <w:lsdException w:name="Medium List 1 Accent 3" w:semiHidden="0" w:uiPriority="65" w:unhideWhenUsed="0"/>
+    <w:lsdException w:name="Medium List 2 Accent 3" w:semiHidden="0" w:uiPriority="66" w:unhideWhenUsed="0"/>
+    <w:lsdException w:name="Medium Grid 1 Accent 3" w:semiHidden="0" w:uiPriority="67" w:unhideWhenUsed="0"/>
+    <w:lsdException w:name="Medium Grid 2 Accent 3" w:semiHidden="0" w:uiPriority="68" w:unhideWhenUsed="0"/>
+    <w:lsdException w:name="Medium Grid 3 Accent 3" w:semiHidden="0" w:uiPriority="69" w:unhideWhenUsed="0"/>
+    <w:lsdException w:name="Dark List Accent 3" w:semiHidden="0" w:uiPriority="70" w:unhideWhenUsed="0"/>
+    <w:lsdException w:name="Colorful Shading Accent 3" w:semiHidden="0" w:uiPriority="71" w:unhideWhenUsed="0"/>
+    <w:lsdException w:name="Colorful List Accent 3" w:semiHidden="0" w:uiPriority="72" w:unhideWhenUsed="0"/>
+    <w:lsdException w:name="Colorful Grid Accent 3" w:semiHidden="0" w:uiPriority="73" w:unhideWhenUsed="0"/>
+    <w:lsdException w:name="Light Shading Accent 4" w:semiHidden="0" w:uiPriority="60" w:unhideWhenUsed="0"/>
+    <w:lsdException w:name="Light List Accent 4" w:semiHidden="0" w:uiPriority="61" w:unhideWhenUsed="0"/>
+    <w:lsdException w:name="Light Grid Accent 4" w:semiHidden="0" w:uiPriority="62" w:unhideWhenUsed="0"/>
+    <w:lsdException w:name="Medium Shading 1 Accent 4" w:semiHidden="0" w:uiPriority="63" w:unhideWhenUsed="0"/>
+    <w:lsdException w:name="Medium Shading 2 Accent 4" w:semiHidden="0" w:uiPriority="64" w:unhideWhenUsed="0"/>
+    <w:lsdException w:name="Medium List 1 Accent 4" w:semiHidden="0" w:uiPriority="65" w:unhideWhenUsed="0"/>
+    <w:lsdException w:name="Medium List 2 Accent 4" w:semiHidden="0" w:uiPriority="66" w:unhideWhenUsed="0"/>
+    <w:lsdException w:name="Medium Grid 1 Accent 4" w:semiHidden="0" w:uiPriority="67" w:unhideWhenUsed="0"/>
+    <w:lsdException w:name="Medium Grid 2 Accent 4" w:semiHidden="0" w:uiPriority="68" w:unhideWhenUsed="0"/>
+    <w:lsdException w:name="Medium Grid 3 Accent 4" w:semiHidden="0" w:uiPriority="69" w:unhideWhenUsed="0"/>
+    <w:lsdException w:name="Dark List Accent 4" w:semiHidden="0" w:uiPriority="70" w:unhideWhenUsed="0"/>
+    <w:lsdException w:name="Colorful Shading Accent 4" w:semiHidden="0" w:uiPriority="71" w:unhideWhenUsed="0"/>
+    <w:lsdException w:name="Colorful List Accent 4" w:semiHidden="0" w:uiPriority="72" w:unhideWhenUsed="0"/>
+    <w:lsdException w:name="Colorful Grid Accent 4" w:semiHidden="0" w:uiPriority="73" w:unhideWhenUsed="0"/>
+    <w:lsdException w:name="Light Shading Accent 5" w:semiHidden="0" w:uiPriority="60" w:unhideWhenUsed="0"/>
+    <w:lsdException w:name="Light List Accent 5" w:semiHidden="0" w:uiPriority="61" w:unhideWhenUsed="0"/>
+    <w:lsdException w:name="Light Grid Accent 5" w:semiHidden="0" w:uiPriority="62" w:unhideWhenUsed="0"/>
+    <w:lsdException w:name="Medium Shading 1 Accent 5" w:semiHidden="0" w:uiPriority="63" w:unhideWhenUsed="0"/>
+    <w:lsdException w:name="Medium Shading 2 Accent 5" w:semiHidden="0" w:uiPriority="64" w:unhideWhenUsed="0"/>
+    <w:lsdException w:name="Medium List 1 Accent 5" w:semiHidden="0" w:uiPriority="65" w:unhideWhenUsed="0"/>
+    <w:lsdException w:name="Medium List 2 Accent 5" w:semiHidden="0" w:uiPriority="66" w:unhideWhenUsed="0"/>
+    <w:lsdException w:name="Medium Grid 1 Accent 5" w:semiHidden="0" w:uiPriority="67" w:unhideWhenUsed="0"/>
+    <w:lsdException w:name="Medium Grid 2 Accent 5" w:semiHidden="0" w:uiPriority="68" w:unhideWhenUsed="0"/>
+    <w:lsdException w:name="Medium Grid 3 Accent 5" w:semiHidden="0" w:uiPriority="69" w:unhideWhenUsed="0"/>
+    <w:lsdException w:name="Dark List Accent 5" w:semiHidden="0" w:uiPriority="70" w:unhideWhenUsed="0"/>
+    <w:lsdException w:name="Colorful Shading Accent 5" w:semiHidden="0" w:uiPriority="71" w:unhideWhenUsed="0"/>
+    <w:lsdException w:name="Colorful List Accent 5" w:semiHidden="0" w:uiPriority="72" w:unhideWhenUsed="0"/>
+    <w:lsdException w:name="Colorful Grid Accent 5" w:semiHidden="0" w:uiPriority="73" w:unhideWhenUsed="0"/>
+    <w:lsdException w:name="Light Shading Accent 6" w:semiHidden="0" w:uiPriority="60" w:unhideWhenUsed="0"/>
+    <w:lsdException w:name="Light List Accent 6" w:semiHidden="0" w:uiPriority="61" w:unhideWhenUsed="0"/>
+    <w:lsdException w:name="Light Grid Accent 6" w:semiHidden="0" w:uiPriority="62" w:unhideWhenUsed="0"/>
+    <w:lsdException w:name="Medium Shading 1 Accent 6" w:semiHidden="0" w:uiPriority="63" w:unhideWhenUsed="0"/>
+    <w:lsdException w:name="Medium Shading 2 Accent 6" w:semiHidden="0" w:uiPriority="64" w:unhideWhenUsed="0"/>
+    <w:lsdException w:name="Medium List 1 Accent 6" w:semiHidden="0" w:uiPriority="65" w:unhideWhenUsed="0"/>
+    <w:lsdException w:name="Medium List 2 Accent 6" w:semiHidden="0" w:uiPriority="66" w:unhideWhenUsed="0"/>
+    <w:lsdException w:name="Medium Grid 1 Accent 6" w:semiHidden="0" w:uiPriority="67" w:unhideWhenUsed="0"/>
+    <w:lsdException w:name="Medium Grid 2 Accent 6" w:semiHidden="0" w:uiPriority="68" w:unhideWhenUsed="0"/>
+    <w:lsdException w:name="Medium Grid 3 Accent 6" w:semiHidden="0" w:uiPriority="69" w:unhideWhenUsed="0"/>
+    <w:lsdException w:name="Dark List Accent 6" w:semiHidden="0" w:uiPriority="70" w:unhideWhenUsed="0"/>
+    <w:lsdException w:name="Colorful Shading Accent 6" w:semiHidden="0" w:uiPriority="71" w:unhideWhenUsed="0"/>
+    <w:lsdException w:name="Colorful List Accent 6" w:semiHidden="0" w:uiPriority="72" w:unhideWhenUsed="0"/>
+    <w:lsdException w:name="Colorful Grid Accent 6" w:semiHidden="0" w:uiPriority="73" w:unhideWhenUsed="0"/>
+    <w:lsdException w:name="Subtle Emphasis" w:semiHidden="0" w:uiPriority="19" w:unhideWhenUsed="0" w:qFormat="1"/>
+    <w:lsdException w:name="Intense Emphasis" w:semiHidden="0" w:uiPriority="21" w:unhideWhenUsed="0" w:qFormat="1"/>
+    <w:lsdException w:name="Subtle Reference" w:semiHidden="0" w:uiPriority="31" w:unhideWhenUsed="0" w:qFormat="1"/>
+    <w:lsdException w:name="Intense Reference" w:semiHidden="0" w:uiPriority="32" w:unhideWhenUsed="0" w:qFormat="1"/>
+    <w:lsdException w:name="Book Title" w:semiHidden="0" w:uiPriority="33" w:unhideWhenUsed="0" w:qFormat="1"/>
+    <w:lsdException w:name="Bibliography" w:uiPriority="37"/>
+    <w:lsdException w:name="TOC Heading" w:uiPriority="39" w:qFormat="1"/>
+  </w:latentStyles>
+  <w:style w:type="paragraph" w:default="1" w:styleId="Normal">
+    <w:name w:val="Normal"/>
+    <w:qFormat/>
+    <w:rsid w:val="007C1538"/>
+    <w:pPr>
+      <w:spacing w:after="120" w:line="288" w:lineRule="auto"/>
+      <w:ind w:firstLine="397"/>
+      <w:jc w:val="both"/>
+    </w:pPr>
+    <w:rPr>
+      <w:rFonts w:ascii="Times New Roman" w:eastAsia="Times New Roman" w:hAnsi="Times New Roman"/>
+      <w:color w:val="000000"/>
+      <w:sz w:val="26"/>
+    </w:rPr>
+  </w:style>
+  <w:style w:type="paragraph" w:styleId="Heading1">
+    <w:name w:val="heading 1"/>
+    <w:basedOn w:val="Normal"/>
+    <w:next w:val="Normal"/>
+    <w:link w:val="Heading1Char"/>
+    <w:uiPriority w:val="9"/>
+    <w:qFormat/>
+    <w:rsid w:val="005355B2"/>
+    <w:pPr>
+      <w:keepNext/>
+      <w:keepLines/>
+      <w:spacing w:before="240" w:after="0"/>
+      <w:outlineLvl w:val="0"/>
+    </w:pPr>
+    <w:rPr>
+      <w:rFonts w:asciiTheme="majorHAnsi" w:eastAsiaTheme="majorEastAsia" w:hAnsiTheme="majorHAnsi" w:cstheme="majorBidi"/>
+      <w:color w:val="2F5496" w:themeColor="accent1" w:themeShade="BF"/>
+      <w:sz w:val="32"/>
+      <w:szCs w:val="32"/>
+    </w:rPr>
+  </w:style>
+  <w:style w:type="paragraph" w:styleId="Heading2">
+    <w:name w:val="heading 2"/>
+    <w:basedOn w:val="Normal"/>
+    <w:next w:val="Normal"/>
+    <w:link w:val="Heading2Char"/>
+    <w:uiPriority w:val="9"/>
+    <w:semiHidden/>
+    <w:unhideWhenUsed/>
+    <w:qFormat/>
+    <w:rsid w:val="005355B2"/>
+    <w:pPr>
+      <w:keepNext/>
+      <w:keepLines/>
+      <w:spacing w:before="40" w:after="0"/>
+      <w:outlineLvl w:val="1"/>
+    </w:pPr>
+    <w:rPr>
+      <w:rFonts w:asciiTheme="majorHAnsi" w:eastAsiaTheme="majorEastAsia" w:hAnsiTheme="majorHAnsi" w:cstheme="majorBidi"/>
+      <w:color w:val="2F5496" w:themeColor="accent1" w:themeShade="BF"/>
+      <w:szCs w:val="26"/>
+    </w:rPr>
+  </w:style>
+  <w:style w:type="paragraph" w:styleId="Heading3">
+    <w:name w:val="heading 3"/>
+    <w:basedOn w:val="Normal"/>
+    <w:link w:val="Heading3Char"/>
+    <w:uiPriority w:val="9"/>
+    <w:qFormat/>
+    <w:rsid w:val="007C1538"/>
+    <w:pPr>
+      <w:keepNext/>
+      <w:spacing w:before="240" w:beforeAutospacing="1" w:afterAutospacing="1"/>
+      <w:ind w:firstLine="0"/>
+      <w:jc w:val="left"/>
+      <w:outlineLvl w:val="2"/>
+    </w:pPr>
+    <w:rPr>
+      <w:rFonts w:cs="Times New Roman"/>
+      <w:b/>
+      <w:bCs/>
+      <w:sz w:val="28"/>
+      <w:szCs w:val="27"/>
+    </w:rPr>
+  </w:style>
+  <w:style w:type="character" w:default="1" w:styleId="DefaultParagraphFont">
+    <w:name w:val="Default Paragraph Font"/>
+    <w:uiPriority w:val="1"/>
+    <w:semiHidden/>
+    <w:unhideWhenUsed/>
+  </w:style>
+  <w:style w:type="table" w:default="1" w:styleId="TableNormal">
+    <w:name w:val="Normal Table"/>
+    <w:uiPriority w:val="99"/>
+    <w:semiHidden/>
+    <w:unhideWhenUsed/>
+    <w:tblPr>
+      <w:tblInd w:w="0" w:type="dxa"/>
+      <w:tblCellMar>
+        <w:top w:w="0" w:type="dxa"/>
+        <w:left w:w="108" w:type="dxa"/>
+        <w:bottom w:w="0" w:type="dxa"/>
+        <w:right w:w="108" w:type="dxa"/>
+      </w:tblCellMar>
+    </w:tblPr>
+  </w:style>
+  <w:style w:type="numbering" w:default="1" w:styleId="NoList">
+    <w:name w:val="No List"/>
+    <w:uiPriority w:val="99"/>
+    <w:semiHidden/>
+    <w:unhideWhenUsed/>
+  </w:style>
+  <w:style w:type="paragraph" w:customStyle="1" w:styleId="Chng">
+    <w:name w:val="Chương"/>
+    <w:basedOn w:val="Normal"/>
+    <w:link w:val="ChngChar"/>
+    <w:autoRedefine/>
+    <w:qFormat/>
+    <w:rsid w:val="002F7E40"/>
+    <w:pPr>
+      <w:spacing w:before="240"/>
+      <w:ind w:firstLine="0"/>
+      <w:jc w:val="center"/>
+    </w:pPr>
+    <w:rPr>
+      <w:b/>
+      <w:sz w:val="32"/>
+    </w:rPr>
+  </w:style>
+  <w:style w:type="paragraph" w:customStyle="1" w:styleId="mcmc1">
+    <w:name w:val="Đề mục mức 1"/>
+    <w:basedOn w:val="Chng"/>
+    <w:link w:val="mcmc1Char"/>
+    <w:autoRedefine/>
+    <w:qFormat/>
+    <w:rsid w:val="00A24221"/>
+    <w:pPr>
+      <w:jc w:val="left"/>
+    </w:pPr>
+    <w:rPr>
+      <w:sz w:val="28"/>
+    </w:rPr>
+  </w:style>
+  <w:style w:type="character" w:customStyle="1" w:styleId="ChngChar">
+    <w:name w:val="Chương Char"/>
+    <w:basedOn w:val="DefaultParagraphFont"/>
+    <w:link w:val="Chng"/>
+    <w:rsid w:val="002F7E40"/>
+    <w:rPr>
+      <w:rFonts w:ascii="Times New Roman" w:eastAsia="Times New Roman" w:hAnsi="Times New Roman"/>
+      <w:b/>
+      <w:color w:val="000000"/>
+      <w:sz w:val="32"/>
+    </w:rPr>
+  </w:style>
+  <w:style w:type="paragraph" w:customStyle="1" w:styleId="mcmc2">
+    <w:name w:val="Đề mục mức 2"/>
+    <w:basedOn w:val="mcmc1"/>
+    <w:link w:val="mcmc2Char"/>
+    <w:autoRedefine/>
+    <w:qFormat/>
+    <w:rsid w:val="00674935"/>
+  </w:style>
+  <w:style w:type="character" w:customStyle="1" w:styleId="mcmc1Char">
+    <w:name w:val="Đề mục mức 1 Char"/>
+    <w:basedOn w:val="ChngChar"/>
+    <w:link w:val="mcmc1"/>
+    <w:rsid w:val="00A24221"/>
+    <w:rPr>
+      <w:rFonts w:ascii="Times New Roman" w:eastAsia="Times New Roman" w:hAnsi="Times New Roman"/>
+      <w:b/>
+      <w:color w:val="000000"/>
+      <w:sz w:val="28"/>
+    </w:rPr>
+  </w:style>
+  <w:style w:type="character" w:customStyle="1" w:styleId="Heading3Char">
+    <w:name w:val="Heading 3 Char"/>
+    <w:basedOn w:val="DefaultParagraphFont"/>
+    <w:link w:val="Heading3"/>
+    <w:uiPriority w:val="9"/>
+    <w:rsid w:val="007C1538"/>
+    <w:rPr>
+      <w:rFonts w:ascii="Times New Roman" w:eastAsia="Times New Roman" w:hAnsi="Times New Roman" w:cs="Times New Roman"/>
+      <w:b w:val="0"/>
+      <w:bCs/>
+      <w:sz w:val="27"/>
+      <w:szCs w:val="27"/>
+    </w:rPr>
+  </w:style>
+  <w:style w:type="character" w:customStyle="1" w:styleId="mcmc2Char">
+    <w:name w:val="Đề mục mức 2 Char"/>
+    <w:basedOn w:val="mcmc1Char"/>
+    <w:link w:val="mcmc2"/>
+    <w:rsid w:val="00674935"/>
+    <w:rPr>
+      <w:rFonts w:ascii="Times New Roman" w:eastAsia="Times New Roman" w:hAnsi="Times New Roman"/>
+      <w:b/>
+      <w:color w:val="000000"/>
+      <w:sz w:val="28"/>
+    </w:rPr>
+  </w:style>
+  <w:style w:type="paragraph" w:styleId="NormalWeb">
+    <w:name w:val="Normal (Web)"/>
+    <w:basedOn w:val="Normal"/>
+    <w:uiPriority w:val="99"/>
+    <w:semiHidden/>
+    <w:unhideWhenUsed/>
+    <w:rsid w:val="007C1538"/>
+    <w:pPr>
+      <w:spacing w:before="100" w:beforeAutospacing="1" w:after="100" w:afterAutospacing="1" w:line="240" w:lineRule="auto"/>
+      <w:ind w:firstLine="0"/>
+      <w:jc w:val="left"/>
+    </w:pPr>
+    <w:rPr>
+      <w:rFonts w:cs="Times New Roman"/>
+      <w:sz w:val="24"/>
+      <w:szCs w:val="24"/>
+    </w:rPr>
+  </w:style>
+  <w:style w:type="character" w:styleId="Strong">
+    <w:name w:val="Strong"/>
+    <w:basedOn w:val="DefaultParagraphFont"/>
+    <w:uiPriority w:val="22"/>
+    <w:qFormat/>
+    <w:rsid w:val="007C1538"/>
+    <w:rPr>
+      <w:b w:val="0"/>
+      <w:bCs/>
+    </w:rPr>
+  </w:style>
+  <w:style w:type="paragraph" w:styleId="ListParagraph">
+    <w:name w:val="List Paragraph"/>
+    <w:basedOn w:val="Normal"/>
+    <w:link w:val="ListParagraphChar"/>
+    <w:uiPriority w:val="34"/>
+    <w:qFormat/>
+    <w:rsid w:val="007C1538"/>
+    <w:pPr>
+      <w:spacing w:after="60"/>
+      <w:ind w:left="851" w:hanging="284"/>
+      <w:jc w:val="left"/>
+    </w:pPr>
+  </w:style>
+  <w:style w:type="paragraph" w:customStyle="1" w:styleId="Bullet1">
+    <w:name w:val="Bullet 1"/>
+    <w:basedOn w:val="ListParagraph"/>
+    <w:next w:val="ListBullet"/>
+    <w:link w:val="Bullet1Char"/>
+    <w:autoRedefine/>
+    <w:qFormat/>
+    <w:rsid w:val="003D5E31"/>
+    <w:pPr>
+      <w:numPr>
+        <w:numId w:val="2"/>
+      </w:numPr>
+      <w:spacing w:line="312" w:lineRule="auto"/>
+      <w:ind w:left="1080"/>
+      <w:jc w:val="both"/>
+    </w:pPr>
+  </w:style>
+  <w:style w:type="paragraph" w:styleId="ListBullet">
+    <w:name w:val="List Bullet"/>
+    <w:basedOn w:val="Normal"/>
+    <w:link w:val="ListBulletChar"/>
+    <w:uiPriority w:val="99"/>
+    <w:semiHidden/>
+    <w:unhideWhenUsed/>
+    <w:rsid w:val="00D76EFF"/>
+    <w:pPr>
+      <w:contextualSpacing/>
+    </w:pPr>
+  </w:style>
+  <w:style w:type="character" w:customStyle="1" w:styleId="ListParagraphChar">
+    <w:name w:val="List Paragraph Char"/>
+    <w:basedOn w:val="DefaultParagraphFont"/>
+    <w:link w:val="ListParagraph"/>
+    <w:uiPriority w:val="34"/>
+    <w:rsid w:val="00D76EFF"/>
+    <w:rPr>
+      <w:rFonts w:ascii="Times New Roman" w:hAnsi="Times New Roman"/>
+      <w:b w:val="0"/>
+      <w:sz w:val="26"/>
+    </w:rPr>
+  </w:style>
+  <w:style w:type="character" w:customStyle="1" w:styleId="Bullet1Char">
+    <w:name w:val="Bullet 1 Char"/>
+    <w:basedOn w:val="ListParagraphChar"/>
+    <w:link w:val="Bullet1"/>
+    <w:rsid w:val="003D5E31"/>
+    <w:rPr>
+      <w:rFonts w:ascii="Times New Roman" w:eastAsia="Times New Roman" w:hAnsi="Times New Roman"/>
+      <w:b w:val="0"/>
+      <w:color w:val="000000"/>
+      <w:sz w:val="26"/>
+    </w:rPr>
+  </w:style>
+  <w:style w:type="table" w:styleId="TableGrid">
+    <w:name w:val="Table Grid"/>
+    <w:basedOn w:val="TableNormal"/>
+    <w:uiPriority w:val="39"/>
+    <w:rsid w:val="00523C1F"/>
+    <w:pPr>
+      <w:spacing w:after="0" w:line="240" w:lineRule="auto"/>
+    </w:pPr>
+    <w:tblPr>
+      <w:tblInd w:w="0" w:type="dxa"/>
+      <w:tblBorders>
+        <w:top w:val="single" w:sz="4" w:space="0" w:color="auto"/>
+        <w:left w:val="single" w:sz="4" w:space="0" w:color="auto"/>
+        <w:bottom w:val="single" w:sz="4" w:space="0" w:color="auto"/>
+        <w:right w:val="single" w:sz="4" w:space="0" w:color="auto"/>
+        <w:insideH w:val="single" w:sz="4" w:space="0" w:color="auto"/>
+        <w:insideV w:val="single" w:sz="4" w:space="0" w:color="auto"/>
+      </w:tblBorders>
+      <w:tblCellMar>
+        <w:top w:w="0" w:type="dxa"/>
+        <w:left w:w="108" w:type="dxa"/>
+        <w:bottom w:w="0" w:type="dxa"/>
+        <w:right w:w="108" w:type="dxa"/>
+      </w:tblCellMar>
+    </w:tblPr>
+  </w:style>
+  <w:style w:type="paragraph" w:customStyle="1" w:styleId="Bng">
+    <w:name w:val="Bảng"/>
+    <w:basedOn w:val="Normal"/>
+    <w:link w:val="BngChar"/>
+    <w:autoRedefine/>
+    <w:qFormat/>
+    <w:rsid w:val="00186151"/>
+    <w:pPr>
+      <w:ind w:firstLine="0"/>
+      <w:jc w:val="center"/>
+    </w:pPr>
+    <w:rPr>
+      <w:i/>
+      <w:sz w:val="28"/>
+    </w:rPr>
+  </w:style>
+  <w:style w:type="character" w:styleId="PlaceholderText">
+    <w:name w:val="Placeholder Text"/>
+    <w:basedOn w:val="DefaultParagraphFont"/>
+    <w:uiPriority w:val="99"/>
+    <w:semiHidden/>
+    <w:rsid w:val="001B2833"/>
+    <w:rPr>
+      <w:b w:val="0"/>
+      <w:color w:val="808080"/>
+    </w:rPr>
+  </w:style>
+  <w:style w:type="character" w:customStyle="1" w:styleId="BngChar">
+    <w:name w:val="Bảng Char"/>
+    <w:basedOn w:val="DefaultParagraphFont"/>
+    <w:link w:val="Bng"/>
+    <w:rsid w:val="00186151"/>
+    <w:rPr>
+      <w:rFonts w:ascii="Times New Roman" w:eastAsia="Times New Roman" w:hAnsi="Times New Roman"/>
+      <w:i/>
+      <w:color w:val="000000"/>
+      <w:sz w:val="28"/>
+    </w:rPr>
+  </w:style>
+  <w:style w:type="paragraph" w:styleId="NoSpacing">
+    <w:name w:val="No Spacing"/>
+    <w:uiPriority w:val="1"/>
+    <w:qFormat/>
+    <w:rsid w:val="00640429"/>
+    <w:pPr>
+      <w:spacing w:after="120" w:line="312" w:lineRule="auto"/>
+    </w:pPr>
+    <w:rPr>
+      <w:rFonts w:ascii="Times New Roman" w:hAnsi="Times New Roman" w:cs="Times New Roman"/>
+      <w:bCs/>
+      <w:sz w:val="26"/>
+      <w:szCs w:val="26"/>
+    </w:rPr>
+  </w:style>
+  <w:style w:type="paragraph" w:customStyle="1" w:styleId="Hnh">
+    <w:name w:val="Hình"/>
+    <w:basedOn w:val="ListBullet"/>
+    <w:link w:val="HnhChar"/>
+    <w:qFormat/>
+    <w:rsid w:val="00D379A8"/>
+    <w:pPr>
+      <w:ind w:left="360" w:hanging="360"/>
+      <w:jc w:val="center"/>
+    </w:pPr>
+    <w:rPr>
+      <w:i/>
+    </w:rPr>
+  </w:style>
+  <w:style w:type="character" w:customStyle="1" w:styleId="ListBulletChar">
+    <w:name w:val="List Bullet Char"/>
+    <w:basedOn w:val="DefaultParagraphFont"/>
+    <w:link w:val="ListBullet"/>
+    <w:uiPriority w:val="99"/>
+    <w:semiHidden/>
+    <w:rsid w:val="00D379A8"/>
+    <w:rPr>
+      <w:rFonts w:ascii="Times New Roman" w:hAnsi="Times New Roman"/>
+      <w:b w:val="0"/>
+      <w:sz w:val="26"/>
+    </w:rPr>
+  </w:style>
+  <w:style w:type="character" w:customStyle="1" w:styleId="HnhChar">
+    <w:name w:val="Hình Char"/>
+    <w:basedOn w:val="ListBulletChar"/>
+    <w:link w:val="Hnh"/>
+    <w:rsid w:val="00D379A8"/>
+    <w:rPr>
+      <w:rFonts w:ascii="Times New Roman" w:hAnsi="Times New Roman"/>
+      <w:b w:val="0"/>
+      <w:i/>
+      <w:sz w:val="26"/>
+    </w:rPr>
+  </w:style>
+  <w:style w:type="character" w:styleId="Hyperlink">
+    <w:name w:val="Hyperlink"/>
+    <w:basedOn w:val="DefaultParagraphFont"/>
+    <w:uiPriority w:val="99"/>
+    <w:unhideWhenUsed/>
+    <w:rsid w:val="00290BED"/>
+    <w:rPr>
+      <w:b w:val="0"/>
+      <w:color w:val="0000FF"/>
+      <w:u w:val="single"/>
+    </w:rPr>
+  </w:style>
+  <w:style w:type="paragraph" w:customStyle="1" w:styleId="SourceCode">
+    <w:name w:val="Source Code"/>
+    <w:basedOn w:val="Normal"/>
+    <w:link w:val="VerbatimChar"/>
+    <w:pPr>
+      <w:wordWrap w:val="0"/>
+      <w:spacing w:line="240" w:lineRule="auto"/>
+      <w:ind w:firstLine="0"/>
+    </w:pPr>
+    <w:rPr>
+      <w:rFonts w:ascii="Consolas" w:eastAsia="Consolas" w:hAnsi="Consolas"/>
+      <w:sz w:val="18"/>
+    </w:rPr>
+  </w:style>
+  <w:style w:type="character" w:customStyle="1" w:styleId="VerbatimChar">
+    <w:name w:val="Verbatim Char"/>
+    <w:link w:val="SourceCode"/>
+    <w:rPr>
+      <w:rFonts w:ascii="Consolas" w:hAnsi="Consolas"/>
+      <w:b w:val="0"/>
+      <w:sz w:val="22"/>
+    </w:rPr>
+  </w:style>
+  <w:style w:type="paragraph" w:customStyle="1" w:styleId="Heading41">
+    <w:name w:val="Heading 41"/>
+    <w:rPr>
+      <w:rFonts w:ascii="Times New Roman" w:hAnsi="Times New Roman"/>
+      <w:color w:val="000000"/>
+      <w:sz w:val="26"/>
+    </w:rPr>
+  </w:style>
+  <w:style w:type="paragraph" w:customStyle="1" w:styleId="Heading11">
+    <w:name w:val="Heading 11"/>
+    <w:basedOn w:val="Normal"/>
+    <w:pPr>
+      <w:keepNext/>
+      <w:spacing w:before="240"/>
+      <w:ind w:firstLine="0"/>
+      <w:outlineLvl w:val="0"/>
+    </w:pPr>
+    <w:rPr>
+      <w:b/>
+      <w:sz w:val="32"/>
+    </w:rPr>
+  </w:style>
+  <w:style w:type="paragraph" w:customStyle="1" w:styleId="Heading21">
+    <w:name w:val="Heading 21"/>
+    <w:basedOn w:val="Normal"/>
+    <w:pPr>
+      <w:keepNext/>
+      <w:spacing w:before="240"/>
+      <w:ind w:firstLine="0"/>
+      <w:outlineLvl w:val="1"/>
+    </w:pPr>
+    <w:rPr>
+      <w:b/>
+      <w:sz w:val="28"/>
+    </w:rPr>
+  </w:style>
+  <w:style w:type="paragraph" w:customStyle="1" w:styleId="Reportlabel">
+    <w:name w:val="Report label"/>
+    <w:basedOn w:val="Normal"/>
+    <w:pPr>
+      <w:ind w:firstLine="0"/>
+    </w:pPr>
+  </w:style>
+  <w:style w:type="paragraph" w:customStyle="1" w:styleId="Reportcaption">
+    <w:name w:val="Report caption"/>
+    <w:basedOn w:val="Normal"/>
+    <w:pPr>
+      <w:ind w:firstLine="0"/>
+    </w:pPr>
+  </w:style>
+  <w:style w:type="paragraph" w:customStyle="1" w:styleId="TOCHeading1">
+    <w:name w:val="TOC Heading1"/>
+    <w:basedOn w:val="Normal"/>
+    <w:pPr>
+      <w:ind w:firstLine="0"/>
+    </w:pPr>
+    <w:rPr>
+      <w:b/>
+      <w:sz w:val="32"/>
+    </w:rPr>
+  </w:style>
+  <w:style w:type="paragraph" w:customStyle="1" w:styleId="TOC11">
+    <w:name w:val="TOC 11"/>
+    <w:basedOn w:val="Normal"/>
+    <w:pPr>
+      <w:ind w:firstLine="0"/>
+    </w:pPr>
+  </w:style>
+  <w:style w:type="paragraph" w:customStyle="1" w:styleId="TOC21">
+    <w:name w:val="TOC 21"/>
+    <w:basedOn w:val="Normal"/>
+    <w:pPr>
+      <w:ind w:firstLine="0"/>
+    </w:pPr>
+  </w:style>
+  <w:style w:type="paragraph" w:customStyle="1" w:styleId="TOC31">
+    <w:name w:val="TOC 31"/>
+    <w:basedOn w:val="Normal"/>
+    <w:pPr>
+      <w:ind w:firstLine="0"/>
+    </w:pPr>
+  </w:style>
+  <w:style w:type="paragraph" w:customStyle="1" w:styleId="Reference">
+    <w:name w:val="Reference"/>
+    <w:basedOn w:val="Normal"/>
+    <w:pPr>
+      <w:ind w:firstLine="0"/>
+    </w:pPr>
+  </w:style>
+  <w:style w:type="character" w:customStyle="1" w:styleId="Heading1Char">
+    <w:name w:val="Heading 1 Char"/>
+    <w:basedOn w:val="DefaultParagraphFont"/>
+    <w:link w:val="Heading1"/>
+    <w:uiPriority w:val="9"/>
+    <w:rsid w:val="005355B2"/>
+    <w:rPr>
+      <w:rFonts w:asciiTheme="majorHAnsi" w:eastAsiaTheme="majorEastAsia" w:hAnsiTheme="majorHAnsi" w:cstheme="majorBidi"/>
+      <w:color w:val="2F5496" w:themeColor="accent1" w:themeShade="BF"/>
+      <w:sz w:val="32"/>
+      <w:szCs w:val="32"/>
+    </w:rPr>
+  </w:style>
+  <w:style w:type="character" w:customStyle="1" w:styleId="Heading2Char">
+    <w:name w:val="Heading 2 Char"/>
+    <w:basedOn w:val="DefaultParagraphFont"/>
+    <w:link w:val="Heading2"/>
+    <w:uiPriority w:val="9"/>
+    <w:semiHidden/>
+    <w:rsid w:val="005355B2"/>
+    <w:rPr>
+      <w:rFonts w:asciiTheme="majorHAnsi" w:eastAsiaTheme="majorEastAsia" w:hAnsiTheme="majorHAnsi" w:cstheme="majorBidi"/>
+      <w:color w:val="2F5496" w:themeColor="accent1" w:themeShade="BF"/>
+      <w:sz w:val="26"/>
+      <w:szCs w:val="26"/>
+    </w:rPr>
+  </w:style>
+  <w:style w:type="paragraph" w:styleId="TOC1">
+    <w:name w:val="toc 1"/>
+    <w:basedOn w:val="Normal"/>
+    <w:next w:val="Normal"/>
+    <w:autoRedefine/>
+    <w:uiPriority w:val="39"/>
+    <w:unhideWhenUsed/>
+    <w:rsid w:val="005355B2"/>
+    <w:pPr>
+      <w:spacing w:after="100"/>
+    </w:pPr>
+  </w:style>
+  <w:style w:type="paragraph" w:styleId="TOC2">
+    <w:name w:val="toc 2"/>
+    <w:basedOn w:val="Normal"/>
+    <w:next w:val="Normal"/>
+    <w:autoRedefine/>
+    <w:uiPriority w:val="39"/>
+    <w:unhideWhenUsed/>
+    <w:rsid w:val="005355B2"/>
+    <w:pPr>
+      <w:spacing w:after="100"/>
+      <w:ind w:left="260"/>
+    </w:pPr>
+  </w:style>
+  <w:style w:type="paragraph" w:styleId="TOC3">
+    <w:name w:val="toc 3"/>
+    <w:basedOn w:val="Normal"/>
+    <w:next w:val="Normal"/>
+    <w:autoRedefine/>
+    <w:uiPriority w:val="39"/>
+    <w:unhideWhenUsed/>
+    <w:rsid w:val="005355B2"/>
+    <w:pPr>
+      <w:spacing w:after="100"/>
+      <w:ind w:left="520"/>
+    </w:pPr>
+  </w:style>
+  <w:style w:type="paragraph" w:styleId="Header">
+    <w:name w:val="header"/>
+    <w:basedOn w:val="Normal"/>
+    <w:link w:val="HeaderChar"/>
+    <w:uiPriority w:val="99"/>
+    <w:unhideWhenUsed/>
+    <w:rsid w:val="00C01664"/>
+    <w:pPr>
+      <w:tabs>
+        <w:tab w:val="center" w:pos="4680"/>
+        <w:tab w:val="right" w:pos="9360"/>
+      </w:tabs>
+      <w:spacing w:after="0" w:line="240" w:lineRule="auto"/>
+    </w:pPr>
+  </w:style>
+  <w:style w:type="character" w:customStyle="1" w:styleId="HeaderChar">
+    <w:name w:val="Header Char"/>
+    <w:basedOn w:val="DefaultParagraphFont"/>
+    <w:link w:val="Header"/>
+    <w:uiPriority w:val="99"/>
+    <w:rsid w:val="00C01664"/>
+    <w:rPr>
+      <w:rFonts w:ascii="Times New Roman" w:eastAsia="Times New Roman" w:hAnsi="Times New Roman"/>
+      <w:color w:val="000000"/>
+      <w:sz w:val="26"/>
+    </w:rPr>
+  </w:style>
+  <w:style w:type="paragraph" w:styleId="Footer">
+    <w:name w:val="footer"/>
+    <w:basedOn w:val="Normal"/>
+    <w:link w:val="FooterChar"/>
+    <w:uiPriority w:val="99"/>
+    <w:unhideWhenUsed/>
+    <w:rsid w:val="00C01664"/>
+    <w:pPr>
+      <w:tabs>
+        <w:tab w:val="center" w:pos="4680"/>
+        <w:tab w:val="right" w:pos="9360"/>
+      </w:tabs>
+      <w:spacing w:after="0" w:line="240" w:lineRule="auto"/>
+    </w:pPr>
+  </w:style>
+  <w:style w:type="character" w:customStyle="1" w:styleId="FooterChar">
+    <w:name w:val="Footer Char"/>
+    <w:basedOn w:val="DefaultParagraphFont"/>
+    <w:link w:val="Footer"/>
+    <w:uiPriority w:val="99"/>
+    <w:rsid w:val="00C01664"/>
+    <w:rPr>
+      <w:rFonts w:ascii="Times New Roman" w:eastAsia="Times New Roman" w:hAnsi="Times New Roman"/>
+      <w:color w:val="000000"/>
+      <w:sz w:val="26"/>
+    </w:rPr>
+  </w:style>
+  <w:style w:type="table" w:customStyle="1" w:styleId="GridTableLight">
+    <w:name w:val="Grid Table Light"/>
+    <w:basedOn w:val="TableNormal"/>
+    <w:uiPriority w:val="40"/>
+    <w:rsid w:val="00640429"/>
+    <w:pPr>
+      <w:spacing w:after="0" w:line="240" w:lineRule="auto"/>
+    </w:pPr>
+    <w:tblPr>
+      <w:tblInd w:w="0" w:type="dxa"/>
+      <w:tblBorders>
+        <w:top w:val="single" w:sz="4" w:space="0" w:color="BFBFBF" w:themeColor="background1" w:themeShade="BF"/>
+        <w:left w:val="single" w:sz="4" w:space="0" w:color="BFBFBF" w:themeColor="background1" w:themeShade="BF"/>
+        <w:bottom w:val="single" w:sz="4" w:space="0" w:color="BFBFBF" w:themeColor="background1" w:themeShade="BF"/>
+        <w:right w:val="single" w:sz="4" w:space="0" w:color="BFBFBF" w:themeColor="background1" w:themeShade="BF"/>
+        <w:insideH w:val="single" w:sz="4" w:space="0" w:color="BFBFBF" w:themeColor="background1" w:themeShade="BF"/>
+        <w:insideV w:val="single" w:sz="4" w:space="0" w:color="BFBFBF" w:themeColor="background1" w:themeShade="BF"/>
+      </w:tblBorders>
+      <w:tblCellMar>
+        <w:top w:w="0" w:type="dxa"/>
+        <w:left w:w="108" w:type="dxa"/>
+        <w:bottom w:w="0" w:type="dxa"/>
+        <w:right w:w="108" w:type="dxa"/>
+      </w:tblCellMar>
+    </w:tblPr>
+  </w:style>
+  <w:style w:type="character" w:customStyle="1" w:styleId="UnresolvedMention">
+    <w:name w:val="Unresolved Mention"/>
+    <w:basedOn w:val="DefaultParagraphFont"/>
+    <w:uiPriority w:val="99"/>
+    <w:semiHidden/>
+    <w:unhideWhenUsed/>
+    <w:rsid w:val="00BA0040"/>
+    <w:rPr>
+      <w:color w:val="605E5C"/>
+      <w:shd w:val="clear" w:color="auto" w:fill="E1DFDD"/>
+    </w:rPr>
+  </w:style>
+  <w:style w:type="character" w:styleId="FollowedHyperlink">
+    <w:name w:val="FollowedHyperlink"/>
+    <w:basedOn w:val="DefaultParagraphFont"/>
+    <w:uiPriority w:val="99"/>
+    <w:semiHidden/>
+    <w:unhideWhenUsed/>
+    <w:rsid w:val="00BA0040"/>
+    <w:rPr>
+      <w:color w:val="954F72" w:themeColor="followedHyperlink"/>
+      <w:u w:val="single"/>
+    </w:rPr>
+  </w:style>
+  <w:style w:type="paragraph" w:styleId="BalloonText">
+    <w:name w:val="Balloon Text"/>
+    <w:basedOn w:val="Normal"/>
+    <w:link w:val="BalloonTextChar"/>
+    <w:uiPriority w:val="99"/>
+    <w:semiHidden/>
+    <w:unhideWhenUsed/>
+    <w:rsid w:val="00D85561"/>
+    <w:pPr>
+      <w:spacing w:after="0" w:line="240" w:lineRule="auto"/>
+    </w:pPr>
+    <w:rPr>
+      <w:rFonts w:ascii="Tahoma" w:hAnsi="Tahoma" w:cs="Tahoma"/>
+      <w:sz w:val="16"/>
+      <w:szCs w:val="16"/>
+    </w:rPr>
+  </w:style>
+  <w:style w:type="character" w:customStyle="1" w:styleId="BalloonTextChar">
+    <w:name w:val="Balloon Text Char"/>
+    <w:basedOn w:val="DefaultParagraphFont"/>
+    <w:link w:val="BalloonText"/>
+    <w:uiPriority w:val="99"/>
+    <w:semiHidden/>
+    <w:rsid w:val="00D85561"/>
+    <w:rPr>
+      <w:rFonts w:ascii="Tahoma" w:eastAsia="Times New Roman" w:hAnsi="Tahoma" w:cs="Tahoma"/>
+      <w:color w:val="000000"/>
+      <w:sz w:val="16"/>
+      <w:szCs w:val="16"/>
     </w:rPr>
   </w:style>
 </w:styles>
@@ -38987,7 +39872,7 @@
     </a:clrScheme>
     <a:fontScheme name="Office">
       <a:majorFont>
-        <a:latin typeface="Calibri Light" panose="020F0302020204030204"/>
+        <a:latin typeface="Calibri Light"/>
         <a:ea typeface=""/>
         <a:cs typeface=""/>
         <a:font script="Jpan" typeface="游ゴシック Light"/>
@@ -39039,7 +39924,7 @@
         <a:font script="Tfng" typeface="Ebrima"/>
       </a:majorFont>
       <a:minorFont>
-        <a:latin typeface="Calibri" panose="020F0502020204030204"/>
+        <a:latin typeface="Calibri"/>
         <a:ea typeface=""/>
         <a:cs typeface=""/>
         <a:font script="Jpan" typeface="游明朝"/>
@@ -39233,7 +40118,7 @@
   <a:extraClrSchemeLst/>
   <a:extLst>
     <a:ext uri="{05A4C25C-085E-4340-85A3-A5531E510DB2}">
-      <thm15:themeFamily xmlns:thm15="http://schemas.microsoft.com/office/thememl/2012/main" name="Office Theme" id="{62F939B6-93AF-4DB8-9C6B-D6C7DFDC589F}" vid="{4A3C46E8-61CC-4603-A589-7422A47A8E4A}"/>
+      <thm15:themeFamily xmlns:thm15="http://schemas.microsoft.com/office/thememl/2012/main" xmlns="" name="Office Theme" id="{62F939B6-93AF-4DB8-9C6B-D6C7DFDC589F}" vid="{4A3C46E8-61CC-4603-A589-7422A47A8E4A}"/>
     </a:ext>
   </a:extLst>
 </a:theme>
@@ -39244,7 +40129,7 @@
 </file>
 
 <file path=customXml/itemProps1.xml><?xml version="1.0" encoding="utf-8"?>
-<ds:datastoreItem xmlns:ds="http://schemas.openxmlformats.org/officeDocument/2006/customXml" ds:itemID="{A3C751B0-1ABF-4AAA-938F-253A5EE69A24}">
+<ds:datastoreItem xmlns:ds="http://schemas.openxmlformats.org/officeDocument/2006/customXml" ds:itemID="{7DE196A7-B347-4107-BC59-234E583C33B4}">
   <ds:schemaRefs>
     <ds:schemaRef ds:uri="http://schemas.openxmlformats.org/officeDocument/2006/bibliography"/>
   </ds:schemaRefs>
